--- a/список литературы.docx
+++ b/список литературы.docx
@@ -6,356 +6,6844 @@
     <w:p>
       <w:pPr>
         <w:pStyle w:val="a3"/>
+        <w:numPr>
+          <w:ilvl w:val="0"/>
+          <w:numId w:val="2"/>
+        </w:numPr>
+        <w:rPr>
+          <w:rFonts w:ascii="Times New Roman" w:hAnsi="Times New Roman" w:cs="Times New Roman"/>
+          <w:sz w:val="24"/>
+          <w:szCs w:val="24"/>
+        </w:rPr>
+      </w:pPr>
+      <w:r>
+        <w:rPr>
+          <w:rFonts w:ascii="Times New Roman" w:hAnsi="Times New Roman" w:cs="Times New Roman"/>
+          <w:sz w:val="24"/>
+          <w:szCs w:val="24"/>
+          <w:lang w:val="en-US"/>
+        </w:rPr>
+        <w:t>Downgrade</w:t>
+      </w:r>
+      <w:r>
+        <w:rPr>
+          <w:rFonts w:ascii="Times New Roman" w:hAnsi="Times New Roman" w:cs="Times New Roman"/>
+          <w:sz w:val="24"/>
+          <w:szCs w:val="24"/>
+        </w:rPr>
+        <w:t xml:space="preserve">-атака (атака понижения версии протокола) // </w:t>
+      </w:r>
+      <w:r>
+        <w:rPr>
+          <w:rFonts w:ascii="Times New Roman" w:hAnsi="Times New Roman" w:cs="Times New Roman"/>
+          <w:sz w:val="24"/>
+          <w:szCs w:val="24"/>
+          <w:lang w:val="en-US"/>
+        </w:rPr>
+        <w:t>Kaspersky</w:t>
+      </w:r>
+      <w:r>
+        <w:rPr>
+          <w:rFonts w:ascii="Times New Roman" w:hAnsi="Times New Roman" w:cs="Times New Roman"/>
+          <w:sz w:val="24"/>
+          <w:szCs w:val="24"/>
+        </w:rPr>
+        <w:t xml:space="preserve"> </w:t>
+      </w:r>
+      <w:proofErr w:type="gramStart"/>
+      <w:r>
+        <w:rPr>
+          <w:rFonts w:ascii="Times New Roman" w:hAnsi="Times New Roman" w:cs="Times New Roman"/>
+          <w:sz w:val="24"/>
+          <w:szCs w:val="24"/>
+          <w:lang w:val="en-US"/>
+        </w:rPr>
+        <w:t>Encyclopedia</w:t>
+      </w:r>
+      <w:r>
+        <w:rPr>
+          <w:rFonts w:ascii="Times New Roman" w:hAnsi="Times New Roman" w:cs="Times New Roman"/>
+          <w:sz w:val="24"/>
+          <w:szCs w:val="24"/>
+        </w:rPr>
+        <w:t xml:space="preserve"> :</w:t>
+      </w:r>
+      <w:proofErr w:type="gramEnd"/>
+      <w:r>
+        <w:rPr>
+          <w:rFonts w:ascii="Times New Roman" w:hAnsi="Times New Roman" w:cs="Times New Roman"/>
+          <w:sz w:val="24"/>
+          <w:szCs w:val="24"/>
+        </w:rPr>
+        <w:t xml:space="preserve"> [сайт]. – </w:t>
+      </w:r>
+      <w:r>
+        <w:rPr>
+          <w:rFonts w:ascii="Times New Roman" w:hAnsi="Times New Roman" w:cs="Times New Roman"/>
+          <w:sz w:val="24"/>
+          <w:szCs w:val="24"/>
+          <w:lang w:val="en-US"/>
+        </w:rPr>
+        <w:t>URL</w:t>
+      </w:r>
+      <w:r>
+        <w:rPr>
+          <w:rFonts w:ascii="Times New Roman" w:hAnsi="Times New Roman" w:cs="Times New Roman"/>
+          <w:sz w:val="24"/>
+          <w:szCs w:val="24"/>
+        </w:rPr>
+        <w:t xml:space="preserve">: </w:t>
+      </w:r>
+      <w:r>
+        <w:rPr>
+          <w:rFonts w:ascii="Times New Roman" w:hAnsi="Times New Roman" w:cs="Times New Roman"/>
+          <w:sz w:val="24"/>
+          <w:szCs w:val="24"/>
+          <w:lang w:val="en-US"/>
+        </w:rPr>
+        <w:t>https</w:t>
+      </w:r>
+      <w:r>
+        <w:rPr>
+          <w:rFonts w:ascii="Times New Roman" w:hAnsi="Times New Roman" w:cs="Times New Roman"/>
+          <w:sz w:val="24"/>
+          <w:szCs w:val="24"/>
+        </w:rPr>
+        <w:t>://</w:t>
+      </w:r>
+      <w:r>
+        <w:rPr>
+          <w:rFonts w:ascii="Times New Roman" w:hAnsi="Times New Roman" w:cs="Times New Roman"/>
+          <w:sz w:val="24"/>
+          <w:szCs w:val="24"/>
+          <w:lang w:val="en-US"/>
+        </w:rPr>
+        <w:t>encyclopedia</w:t>
+      </w:r>
+      <w:r>
+        <w:rPr>
+          <w:rFonts w:ascii="Times New Roman" w:hAnsi="Times New Roman" w:cs="Times New Roman"/>
+          <w:sz w:val="24"/>
+          <w:szCs w:val="24"/>
+        </w:rPr>
+        <w:t>.</w:t>
+      </w:r>
+      <w:proofErr w:type="spellStart"/>
+      <w:r>
+        <w:rPr>
+          <w:rFonts w:ascii="Times New Roman" w:hAnsi="Times New Roman" w:cs="Times New Roman"/>
+          <w:sz w:val="24"/>
+          <w:szCs w:val="24"/>
+          <w:lang w:val="en-US"/>
+        </w:rPr>
+        <w:t>kaspersky</w:t>
+      </w:r>
+      <w:proofErr w:type="spellEnd"/>
+      <w:r>
+        <w:rPr>
+          <w:rFonts w:ascii="Times New Roman" w:hAnsi="Times New Roman" w:cs="Times New Roman"/>
+          <w:sz w:val="24"/>
+          <w:szCs w:val="24"/>
+        </w:rPr>
+        <w:t>.</w:t>
+      </w:r>
+      <w:proofErr w:type="spellStart"/>
+      <w:r>
+        <w:rPr>
+          <w:rFonts w:ascii="Times New Roman" w:hAnsi="Times New Roman" w:cs="Times New Roman"/>
+          <w:sz w:val="24"/>
+          <w:szCs w:val="24"/>
+          <w:lang w:val="en-US"/>
+        </w:rPr>
+        <w:t>ru</w:t>
+      </w:r>
+      <w:proofErr w:type="spellEnd"/>
+      <w:r>
+        <w:rPr>
+          <w:rFonts w:ascii="Times New Roman" w:hAnsi="Times New Roman" w:cs="Times New Roman"/>
+          <w:sz w:val="24"/>
+          <w:szCs w:val="24"/>
+        </w:rPr>
+        <w:t>/</w:t>
+      </w:r>
+      <w:r>
+        <w:rPr>
+          <w:rFonts w:ascii="Times New Roman" w:hAnsi="Times New Roman" w:cs="Times New Roman"/>
+          <w:sz w:val="24"/>
+          <w:szCs w:val="24"/>
+          <w:lang w:val="en-US"/>
+        </w:rPr>
+        <w:t>glossary</w:t>
+      </w:r>
+      <w:r>
+        <w:rPr>
+          <w:rFonts w:ascii="Times New Roman" w:hAnsi="Times New Roman" w:cs="Times New Roman"/>
+          <w:sz w:val="24"/>
+          <w:szCs w:val="24"/>
+        </w:rPr>
+        <w:t>/</w:t>
+      </w:r>
+      <w:r>
+        <w:rPr>
+          <w:rFonts w:ascii="Times New Roman" w:hAnsi="Times New Roman" w:cs="Times New Roman"/>
+          <w:sz w:val="24"/>
+          <w:szCs w:val="24"/>
+          <w:lang w:val="en-US"/>
+        </w:rPr>
+        <w:t>downgrade</w:t>
+      </w:r>
+      <w:r>
+        <w:rPr>
+          <w:rFonts w:ascii="Times New Roman" w:hAnsi="Times New Roman" w:cs="Times New Roman"/>
+          <w:sz w:val="24"/>
+          <w:szCs w:val="24"/>
+        </w:rPr>
+        <w:t>-</w:t>
+      </w:r>
+      <w:r>
+        <w:rPr>
+          <w:rFonts w:ascii="Times New Roman" w:hAnsi="Times New Roman" w:cs="Times New Roman"/>
+          <w:sz w:val="24"/>
+          <w:szCs w:val="24"/>
+          <w:lang w:val="en-US"/>
+        </w:rPr>
+        <w:t>attack</w:t>
+      </w:r>
+      <w:r>
+        <w:rPr>
+          <w:rFonts w:ascii="Times New Roman" w:hAnsi="Times New Roman" w:cs="Times New Roman"/>
+          <w:sz w:val="24"/>
+          <w:szCs w:val="24"/>
+        </w:rPr>
+        <w:t xml:space="preserve">/ (дата обращения: 13.05.2026). – </w:t>
+      </w:r>
+      <w:proofErr w:type="gramStart"/>
+      <w:r>
+        <w:rPr>
+          <w:rFonts w:ascii="Times New Roman" w:hAnsi="Times New Roman" w:cs="Times New Roman"/>
+          <w:sz w:val="24"/>
+          <w:szCs w:val="24"/>
+        </w:rPr>
+        <w:t>Текст :</w:t>
+      </w:r>
+      <w:proofErr w:type="gramEnd"/>
+      <w:r>
+        <w:rPr>
+          <w:rFonts w:ascii="Times New Roman" w:hAnsi="Times New Roman" w:cs="Times New Roman"/>
+          <w:sz w:val="24"/>
+          <w:szCs w:val="24"/>
+        </w:rPr>
+        <w:t xml:space="preserve"> электронный.</w:t>
+      </w:r>
+    </w:p>
+    <w:p>
+      <w:pPr>
+        <w:pStyle w:val="a8"/>
+        <w:numPr>
+          <w:ilvl w:val="0"/>
+          <w:numId w:val="2"/>
+        </w:numPr>
+        <w:rPr>
+          <w:rFonts w:ascii="Times New Roman" w:hAnsi="Times New Roman" w:cs="Times New Roman"/>
+          <w:sz w:val="24"/>
+          <w:szCs w:val="24"/>
+        </w:rPr>
+      </w:pPr>
+      <w:r>
+        <w:rPr>
+          <w:rFonts w:ascii="Times New Roman" w:hAnsi="Times New Roman" w:cs="Times New Roman"/>
+          <w:sz w:val="24"/>
+          <w:szCs w:val="24"/>
+        </w:rPr>
+        <w:t xml:space="preserve">XXE-атака // Kaspersky </w:t>
+      </w:r>
+      <w:proofErr w:type="spellStart"/>
+      <w:proofErr w:type="gramStart"/>
+      <w:r>
+        <w:rPr>
+          <w:rFonts w:ascii="Times New Roman" w:hAnsi="Times New Roman" w:cs="Times New Roman"/>
+          <w:sz w:val="24"/>
+          <w:szCs w:val="24"/>
+        </w:rPr>
+        <w:t>Encyclopedia</w:t>
+      </w:r>
+      <w:proofErr w:type="spellEnd"/>
+      <w:r>
+        <w:rPr>
+          <w:rFonts w:ascii="Times New Roman" w:hAnsi="Times New Roman" w:cs="Times New Roman"/>
+          <w:sz w:val="24"/>
+          <w:szCs w:val="24"/>
+        </w:rPr>
+        <w:t xml:space="preserve"> :</w:t>
+      </w:r>
+      <w:proofErr w:type="gramEnd"/>
+      <w:r>
+        <w:rPr>
+          <w:rFonts w:ascii="Times New Roman" w:hAnsi="Times New Roman" w:cs="Times New Roman"/>
+          <w:sz w:val="24"/>
+          <w:szCs w:val="24"/>
+        </w:rPr>
+        <w:t xml:space="preserve"> [сайт]. – URL: https://encyclopedia.kaspersky.ru/glossary/xxe-xml-external-entity/ (дата обращения: 13.05.2026). – </w:t>
+      </w:r>
+      <w:proofErr w:type="gramStart"/>
+      <w:r>
+        <w:rPr>
+          <w:rFonts w:ascii="Times New Roman" w:hAnsi="Times New Roman" w:cs="Times New Roman"/>
+          <w:sz w:val="24"/>
+          <w:szCs w:val="24"/>
+        </w:rPr>
+        <w:t>Текст :</w:t>
+      </w:r>
+      <w:proofErr w:type="gramEnd"/>
+      <w:r>
+        <w:rPr>
+          <w:rFonts w:ascii="Times New Roman" w:hAnsi="Times New Roman" w:cs="Times New Roman"/>
+          <w:sz w:val="24"/>
+          <w:szCs w:val="24"/>
+        </w:rPr>
+        <w:t xml:space="preserve"> электронный.</w:t>
+      </w:r>
+    </w:p>
+    <w:p>
+      <w:pPr>
+        <w:pStyle w:val="a8"/>
+        <w:numPr>
+          <w:ilvl w:val="0"/>
+          <w:numId w:val="2"/>
+        </w:numPr>
+        <w:rPr>
+          <w:rFonts w:ascii="Times New Roman" w:hAnsi="Times New Roman" w:cs="Times New Roman"/>
+          <w:sz w:val="24"/>
+          <w:szCs w:val="24"/>
+        </w:rPr>
+      </w:pPr>
+      <w:r>
+        <w:rPr>
+          <w:rFonts w:ascii="Times New Roman" w:hAnsi="Times New Roman" w:cs="Times New Roman"/>
+          <w:sz w:val="24"/>
+          <w:szCs w:val="24"/>
+        </w:rPr>
+        <w:t xml:space="preserve">Алексашина, У. А. Кто такие </w:t>
+      </w:r>
+      <w:proofErr w:type="spellStart"/>
+      <w:r>
+        <w:rPr>
+          <w:rFonts w:ascii="Times New Roman" w:hAnsi="Times New Roman" w:cs="Times New Roman"/>
+          <w:sz w:val="24"/>
+          <w:szCs w:val="24"/>
+        </w:rPr>
+        <w:t>фронтенд</w:t>
+      </w:r>
+      <w:proofErr w:type="spellEnd"/>
+      <w:r>
+        <w:rPr>
+          <w:rFonts w:ascii="Times New Roman" w:hAnsi="Times New Roman" w:cs="Times New Roman"/>
+          <w:sz w:val="24"/>
+          <w:szCs w:val="24"/>
+        </w:rPr>
+        <w:t xml:space="preserve"> - разработчики и почему они так востребованы? / У. А. Алексашина // Студенческая научная </w:t>
+      </w:r>
+      <w:proofErr w:type="gramStart"/>
+      <w:r>
+        <w:rPr>
+          <w:rFonts w:ascii="Times New Roman" w:hAnsi="Times New Roman" w:cs="Times New Roman"/>
+          <w:sz w:val="24"/>
+          <w:szCs w:val="24"/>
+        </w:rPr>
+        <w:t>весна :</w:t>
+      </w:r>
+      <w:proofErr w:type="gramEnd"/>
+      <w:r>
+        <w:rPr>
+          <w:rFonts w:ascii="Times New Roman" w:hAnsi="Times New Roman" w:cs="Times New Roman"/>
+          <w:sz w:val="24"/>
+          <w:szCs w:val="24"/>
+        </w:rPr>
+        <w:t xml:space="preserve"> Тезисы докладов Всероссийской студенческой конференции, посвященной 175-летию Н.Е. Жуковского, Москва, 01–30 апреля 2022 года. – Москва: Издательский дом "Научная библиотека", 2022. – С. 431-434. – EDN BGGGRM.</w:t>
+      </w:r>
+    </w:p>
+    <w:p>
+      <w:pPr>
+        <w:pStyle w:val="a8"/>
+        <w:numPr>
+          <w:ilvl w:val="0"/>
+          <w:numId w:val="2"/>
+        </w:numPr>
+        <w:rPr>
+          <w:rFonts w:ascii="Times New Roman" w:hAnsi="Times New Roman" w:cs="Times New Roman"/>
+          <w:sz w:val="24"/>
+          <w:szCs w:val="24"/>
+        </w:rPr>
+      </w:pPr>
+      <w:proofErr w:type="spellStart"/>
+      <w:r>
+        <w:rPr>
+          <w:rFonts w:ascii="Times New Roman" w:hAnsi="Times New Roman" w:cs="Times New Roman"/>
+          <w:sz w:val="24"/>
+          <w:szCs w:val="24"/>
+        </w:rPr>
+        <w:t>Аменицкий</w:t>
+      </w:r>
+      <w:proofErr w:type="spellEnd"/>
+      <w:r>
+        <w:rPr>
+          <w:rFonts w:ascii="Times New Roman" w:hAnsi="Times New Roman" w:cs="Times New Roman"/>
+          <w:sz w:val="24"/>
+          <w:szCs w:val="24"/>
+        </w:rPr>
+        <w:t xml:space="preserve">, А. В. Актуальные тенденции кибербезопасности / А. В. </w:t>
+      </w:r>
+      <w:proofErr w:type="spellStart"/>
+      <w:r>
+        <w:rPr>
+          <w:rFonts w:ascii="Times New Roman" w:hAnsi="Times New Roman" w:cs="Times New Roman"/>
+          <w:sz w:val="24"/>
+          <w:szCs w:val="24"/>
+        </w:rPr>
+        <w:t>Аменицкий</w:t>
+      </w:r>
+      <w:proofErr w:type="spellEnd"/>
+      <w:r>
+        <w:rPr>
+          <w:rFonts w:ascii="Times New Roman" w:hAnsi="Times New Roman" w:cs="Times New Roman"/>
+          <w:sz w:val="24"/>
+          <w:szCs w:val="24"/>
+        </w:rPr>
+        <w:t xml:space="preserve"> // Актуальные вопросы науки, технологий и </w:t>
+      </w:r>
+      <w:proofErr w:type="gramStart"/>
+      <w:r>
+        <w:rPr>
+          <w:rFonts w:ascii="Times New Roman" w:hAnsi="Times New Roman" w:cs="Times New Roman"/>
+          <w:sz w:val="24"/>
+          <w:szCs w:val="24"/>
+        </w:rPr>
+        <w:t>общества :</w:t>
+      </w:r>
+      <w:proofErr w:type="gramEnd"/>
+      <w:r>
+        <w:rPr>
+          <w:rFonts w:ascii="Times New Roman" w:hAnsi="Times New Roman" w:cs="Times New Roman"/>
+          <w:sz w:val="24"/>
+          <w:szCs w:val="24"/>
+        </w:rPr>
+        <w:t xml:space="preserve"> Монография. – </w:t>
+      </w:r>
+      <w:proofErr w:type="gramStart"/>
+      <w:r>
+        <w:rPr>
+          <w:rFonts w:ascii="Times New Roman" w:hAnsi="Times New Roman" w:cs="Times New Roman"/>
+          <w:sz w:val="24"/>
+          <w:szCs w:val="24"/>
+        </w:rPr>
+        <w:t>Пенза :</w:t>
+      </w:r>
+      <w:proofErr w:type="gramEnd"/>
+      <w:r>
+        <w:rPr>
+          <w:rFonts w:ascii="Times New Roman" w:hAnsi="Times New Roman" w:cs="Times New Roman"/>
+          <w:sz w:val="24"/>
+          <w:szCs w:val="24"/>
+        </w:rPr>
+        <w:t xml:space="preserve"> Наука и Просвещение (ИП Гуляев Г.Ю.), 2025. – С. 92-120. – EDN BVTRQM.</w:t>
+      </w:r>
+    </w:p>
+    <w:p>
+      <w:pPr>
+        <w:pStyle w:val="a8"/>
+        <w:numPr>
+          <w:ilvl w:val="0"/>
+          <w:numId w:val="2"/>
+        </w:numPr>
+        <w:rPr>
+          <w:rFonts w:ascii="Times New Roman" w:hAnsi="Times New Roman" w:cs="Times New Roman"/>
+          <w:sz w:val="24"/>
+          <w:szCs w:val="24"/>
+        </w:rPr>
+      </w:pPr>
+      <w:r>
+        <w:rPr>
+          <w:rFonts w:ascii="Times New Roman" w:hAnsi="Times New Roman" w:cs="Times New Roman"/>
+          <w:sz w:val="24"/>
+          <w:szCs w:val="24"/>
+        </w:rPr>
+        <w:t xml:space="preserve">Архипов, К. А. Сравнительный анализ хранения данных на клиентской и серверной частях в клиент-серверном приложении / К. А. Архипов, А. Я. Скляр // Развитие науки и практики в глобально меняющемся мире в условиях </w:t>
+      </w:r>
+      <w:proofErr w:type="gramStart"/>
+      <w:r>
+        <w:rPr>
+          <w:rFonts w:ascii="Times New Roman" w:hAnsi="Times New Roman" w:cs="Times New Roman"/>
+          <w:sz w:val="24"/>
+          <w:szCs w:val="24"/>
+        </w:rPr>
+        <w:t>рисков :</w:t>
+      </w:r>
+      <w:proofErr w:type="gramEnd"/>
+      <w:r>
+        <w:rPr>
+          <w:rFonts w:ascii="Times New Roman" w:hAnsi="Times New Roman" w:cs="Times New Roman"/>
+          <w:sz w:val="24"/>
+          <w:szCs w:val="24"/>
+        </w:rPr>
+        <w:t xml:space="preserve"> сборник материалов XVIII Международной научно-практической конференции, Москва, 30 апреля 2023 года. – Москва: АЛЕФ, 2023. – С. 264-271. – DOI 10.34755/IROK.2023.59.47.090. – EDN YLAPSQ.</w:t>
+      </w:r>
+    </w:p>
+    <w:p>
+      <w:pPr>
+        <w:pStyle w:val="a8"/>
+        <w:numPr>
+          <w:ilvl w:val="0"/>
+          <w:numId w:val="2"/>
+        </w:numPr>
+        <w:rPr>
+          <w:rFonts w:ascii="Times New Roman" w:hAnsi="Times New Roman" w:cs="Times New Roman"/>
+          <w:sz w:val="24"/>
+          <w:szCs w:val="24"/>
+        </w:rPr>
+      </w:pPr>
+      <w:r>
+        <w:rPr>
+          <w:rFonts w:ascii="Times New Roman" w:hAnsi="Times New Roman" w:cs="Times New Roman"/>
+          <w:sz w:val="24"/>
+          <w:szCs w:val="24"/>
+        </w:rPr>
+        <w:t>Атака обхода каталога (</w:t>
+      </w:r>
+      <w:r>
+        <w:rPr>
+          <w:rFonts w:ascii="Times New Roman" w:hAnsi="Times New Roman" w:cs="Times New Roman"/>
+          <w:sz w:val="24"/>
+          <w:szCs w:val="24"/>
+          <w:lang w:val="en-US"/>
+        </w:rPr>
+        <w:t>directory</w:t>
+      </w:r>
+      <w:r>
+        <w:rPr>
+          <w:rFonts w:ascii="Times New Roman" w:hAnsi="Times New Roman" w:cs="Times New Roman"/>
+          <w:sz w:val="24"/>
+          <w:szCs w:val="24"/>
+        </w:rPr>
+        <w:t xml:space="preserve"> </w:t>
+      </w:r>
+      <w:r>
+        <w:rPr>
+          <w:rFonts w:ascii="Times New Roman" w:hAnsi="Times New Roman" w:cs="Times New Roman"/>
+          <w:sz w:val="24"/>
+          <w:szCs w:val="24"/>
+          <w:lang w:val="en-US"/>
+        </w:rPr>
+        <w:t>traversal</w:t>
+      </w:r>
+      <w:r>
+        <w:rPr>
+          <w:rFonts w:ascii="Times New Roman" w:hAnsi="Times New Roman" w:cs="Times New Roman"/>
+          <w:sz w:val="24"/>
+          <w:szCs w:val="24"/>
+        </w:rPr>
+        <w:t xml:space="preserve"> </w:t>
+      </w:r>
+      <w:r>
+        <w:rPr>
+          <w:rFonts w:ascii="Times New Roman" w:hAnsi="Times New Roman" w:cs="Times New Roman"/>
+          <w:sz w:val="24"/>
+          <w:szCs w:val="24"/>
+          <w:lang w:val="en-US"/>
+        </w:rPr>
+        <w:t>attack</w:t>
+      </w:r>
+      <w:r>
+        <w:rPr>
+          <w:rFonts w:ascii="Times New Roman" w:hAnsi="Times New Roman" w:cs="Times New Roman"/>
+          <w:sz w:val="24"/>
+          <w:szCs w:val="24"/>
+        </w:rPr>
+        <w:t xml:space="preserve">) // </w:t>
+      </w:r>
+      <w:proofErr w:type="spellStart"/>
+      <w:proofErr w:type="gramStart"/>
+      <w:r>
+        <w:rPr>
+          <w:rFonts w:ascii="Times New Roman" w:hAnsi="Times New Roman" w:cs="Times New Roman"/>
+          <w:sz w:val="24"/>
+          <w:szCs w:val="24"/>
+          <w:lang w:val="en-US"/>
+        </w:rPr>
+        <w:t>SecurityLab</w:t>
+      </w:r>
+      <w:proofErr w:type="spellEnd"/>
+      <w:r>
+        <w:rPr>
+          <w:rFonts w:ascii="Times New Roman" w:hAnsi="Times New Roman" w:cs="Times New Roman"/>
+          <w:sz w:val="24"/>
+          <w:szCs w:val="24"/>
+        </w:rPr>
+        <w:t xml:space="preserve"> :</w:t>
+      </w:r>
+      <w:proofErr w:type="gramEnd"/>
+      <w:r>
+        <w:rPr>
+          <w:rFonts w:ascii="Times New Roman" w:hAnsi="Times New Roman" w:cs="Times New Roman"/>
+          <w:sz w:val="24"/>
+          <w:szCs w:val="24"/>
+        </w:rPr>
+        <w:t xml:space="preserve"> Глоссарий : [сайт]. – </w:t>
+      </w:r>
+      <w:r>
+        <w:rPr>
+          <w:rFonts w:ascii="Times New Roman" w:hAnsi="Times New Roman" w:cs="Times New Roman"/>
+          <w:sz w:val="24"/>
+          <w:szCs w:val="24"/>
+          <w:lang w:val="en-US"/>
+        </w:rPr>
+        <w:t>URL</w:t>
+      </w:r>
+      <w:r>
+        <w:rPr>
+          <w:rFonts w:ascii="Times New Roman" w:hAnsi="Times New Roman" w:cs="Times New Roman"/>
+          <w:sz w:val="24"/>
+          <w:szCs w:val="24"/>
+        </w:rPr>
+        <w:t xml:space="preserve">: </w:t>
+      </w:r>
+      <w:r>
+        <w:rPr>
+          <w:rFonts w:ascii="Times New Roman" w:hAnsi="Times New Roman" w:cs="Times New Roman"/>
+          <w:sz w:val="24"/>
+          <w:szCs w:val="24"/>
+          <w:lang w:val="en-US"/>
+        </w:rPr>
+        <w:t>https</w:t>
+      </w:r>
+      <w:r>
+        <w:rPr>
+          <w:rFonts w:ascii="Times New Roman" w:hAnsi="Times New Roman" w:cs="Times New Roman"/>
+          <w:sz w:val="24"/>
+          <w:szCs w:val="24"/>
+        </w:rPr>
+        <w:t>://</w:t>
+      </w:r>
+      <w:r>
+        <w:rPr>
+          <w:rFonts w:ascii="Times New Roman" w:hAnsi="Times New Roman" w:cs="Times New Roman"/>
+          <w:sz w:val="24"/>
+          <w:szCs w:val="24"/>
+          <w:lang w:val="en-US"/>
+        </w:rPr>
+        <w:t>www</w:t>
+      </w:r>
+      <w:r>
+        <w:rPr>
+          <w:rFonts w:ascii="Times New Roman" w:hAnsi="Times New Roman" w:cs="Times New Roman"/>
+          <w:sz w:val="24"/>
+          <w:szCs w:val="24"/>
+        </w:rPr>
+        <w:t>.</w:t>
+      </w:r>
+      <w:proofErr w:type="spellStart"/>
+      <w:r>
+        <w:rPr>
+          <w:rFonts w:ascii="Times New Roman" w:hAnsi="Times New Roman" w:cs="Times New Roman"/>
+          <w:sz w:val="24"/>
+          <w:szCs w:val="24"/>
+          <w:lang w:val="en-US"/>
+        </w:rPr>
+        <w:t>securitylab</w:t>
+      </w:r>
+      <w:proofErr w:type="spellEnd"/>
+      <w:r>
+        <w:rPr>
+          <w:rFonts w:ascii="Times New Roman" w:hAnsi="Times New Roman" w:cs="Times New Roman"/>
+          <w:sz w:val="24"/>
+          <w:szCs w:val="24"/>
+        </w:rPr>
+        <w:t>.</w:t>
+      </w:r>
+      <w:proofErr w:type="spellStart"/>
+      <w:r>
+        <w:rPr>
+          <w:rFonts w:ascii="Times New Roman" w:hAnsi="Times New Roman" w:cs="Times New Roman"/>
+          <w:sz w:val="24"/>
+          <w:szCs w:val="24"/>
+          <w:lang w:val="en-US"/>
+        </w:rPr>
+        <w:t>ru</w:t>
+      </w:r>
+      <w:proofErr w:type="spellEnd"/>
+      <w:r>
+        <w:rPr>
+          <w:rFonts w:ascii="Times New Roman" w:hAnsi="Times New Roman" w:cs="Times New Roman"/>
+          <w:sz w:val="24"/>
+          <w:szCs w:val="24"/>
+        </w:rPr>
+        <w:t>/</w:t>
+      </w:r>
+      <w:r>
+        <w:rPr>
+          <w:rFonts w:ascii="Times New Roman" w:hAnsi="Times New Roman" w:cs="Times New Roman"/>
+          <w:sz w:val="24"/>
+          <w:szCs w:val="24"/>
+          <w:lang w:val="en-US"/>
+        </w:rPr>
+        <w:t>glossary</w:t>
+      </w:r>
+      <w:r>
+        <w:rPr>
+          <w:rFonts w:ascii="Times New Roman" w:hAnsi="Times New Roman" w:cs="Times New Roman"/>
+          <w:sz w:val="24"/>
+          <w:szCs w:val="24"/>
+        </w:rPr>
+        <w:t>/</w:t>
+      </w:r>
+      <w:proofErr w:type="spellStart"/>
+      <w:r>
+        <w:rPr>
+          <w:rFonts w:ascii="Times New Roman" w:hAnsi="Times New Roman" w:cs="Times New Roman"/>
+          <w:sz w:val="24"/>
+          <w:szCs w:val="24"/>
+          <w:lang w:val="en-US"/>
+        </w:rPr>
+        <w:t>ataka</w:t>
+      </w:r>
+      <w:proofErr w:type="spellEnd"/>
+      <w:r>
+        <w:rPr>
+          <w:rFonts w:ascii="Times New Roman" w:hAnsi="Times New Roman" w:cs="Times New Roman"/>
+          <w:sz w:val="24"/>
+          <w:szCs w:val="24"/>
+        </w:rPr>
+        <w:t>_</w:t>
+      </w:r>
+      <w:proofErr w:type="spellStart"/>
+      <w:r>
+        <w:rPr>
+          <w:rFonts w:ascii="Times New Roman" w:hAnsi="Times New Roman" w:cs="Times New Roman"/>
+          <w:sz w:val="24"/>
+          <w:szCs w:val="24"/>
+          <w:lang w:val="en-US"/>
+        </w:rPr>
+        <w:t>obkhoda</w:t>
+      </w:r>
+      <w:proofErr w:type="spellEnd"/>
+      <w:r>
+        <w:rPr>
+          <w:rFonts w:ascii="Times New Roman" w:hAnsi="Times New Roman" w:cs="Times New Roman"/>
+          <w:sz w:val="24"/>
+          <w:szCs w:val="24"/>
+        </w:rPr>
+        <w:t>_</w:t>
+      </w:r>
+      <w:proofErr w:type="spellStart"/>
+      <w:r>
+        <w:rPr>
+          <w:rFonts w:ascii="Times New Roman" w:hAnsi="Times New Roman" w:cs="Times New Roman"/>
+          <w:sz w:val="24"/>
+          <w:szCs w:val="24"/>
+          <w:lang w:val="en-US"/>
+        </w:rPr>
+        <w:t>kataloga</w:t>
+      </w:r>
+      <w:proofErr w:type="spellEnd"/>
+      <w:r>
+        <w:rPr>
+          <w:rFonts w:ascii="Times New Roman" w:hAnsi="Times New Roman" w:cs="Times New Roman"/>
+          <w:sz w:val="24"/>
+          <w:szCs w:val="24"/>
+        </w:rPr>
+        <w:t>_</w:t>
+      </w:r>
+      <w:r>
+        <w:rPr>
+          <w:rFonts w:ascii="Times New Roman" w:hAnsi="Times New Roman" w:cs="Times New Roman"/>
+          <w:sz w:val="24"/>
+          <w:szCs w:val="24"/>
+          <w:lang w:val="en-US"/>
+        </w:rPr>
+        <w:t>directory</w:t>
+      </w:r>
+      <w:r>
+        <w:rPr>
+          <w:rFonts w:ascii="Times New Roman" w:hAnsi="Times New Roman" w:cs="Times New Roman"/>
+          <w:sz w:val="24"/>
+          <w:szCs w:val="24"/>
+        </w:rPr>
+        <w:t>_</w:t>
+      </w:r>
+      <w:r>
+        <w:rPr>
+          <w:rFonts w:ascii="Times New Roman" w:hAnsi="Times New Roman" w:cs="Times New Roman"/>
+          <w:sz w:val="24"/>
+          <w:szCs w:val="24"/>
+          <w:lang w:val="en-US"/>
+        </w:rPr>
+        <w:t>traversal</w:t>
+      </w:r>
+      <w:r>
+        <w:rPr>
+          <w:rFonts w:ascii="Times New Roman" w:hAnsi="Times New Roman" w:cs="Times New Roman"/>
+          <w:sz w:val="24"/>
+          <w:szCs w:val="24"/>
+        </w:rPr>
+        <w:t>_</w:t>
+      </w:r>
+      <w:r>
+        <w:rPr>
+          <w:rFonts w:ascii="Times New Roman" w:hAnsi="Times New Roman" w:cs="Times New Roman"/>
+          <w:sz w:val="24"/>
+          <w:szCs w:val="24"/>
+          <w:lang w:val="en-US"/>
+        </w:rPr>
+        <w:t>attack</w:t>
+      </w:r>
+      <w:r>
+        <w:rPr>
+          <w:rFonts w:ascii="Times New Roman" w:hAnsi="Times New Roman" w:cs="Times New Roman"/>
+          <w:sz w:val="24"/>
+          <w:szCs w:val="24"/>
+        </w:rPr>
+        <w:t xml:space="preserve">/ (дата обращения: 13.05.2026). – </w:t>
+      </w:r>
+      <w:proofErr w:type="gramStart"/>
+      <w:r>
+        <w:rPr>
+          <w:rFonts w:ascii="Times New Roman" w:hAnsi="Times New Roman" w:cs="Times New Roman"/>
+          <w:sz w:val="24"/>
+          <w:szCs w:val="24"/>
+        </w:rPr>
+        <w:t>Текст :</w:t>
+      </w:r>
+      <w:proofErr w:type="gramEnd"/>
+      <w:r>
+        <w:rPr>
+          <w:rFonts w:ascii="Times New Roman" w:hAnsi="Times New Roman" w:cs="Times New Roman"/>
+          <w:sz w:val="24"/>
+          <w:szCs w:val="24"/>
+        </w:rPr>
+        <w:t xml:space="preserve"> электронный.</w:t>
+      </w:r>
+    </w:p>
+    <w:p>
+      <w:pPr>
+        <w:pStyle w:val="a8"/>
+        <w:numPr>
+          <w:ilvl w:val="0"/>
+          <w:numId w:val="2"/>
+        </w:numPr>
+        <w:rPr>
+          <w:rFonts w:ascii="Times New Roman" w:hAnsi="Times New Roman" w:cs="Times New Roman"/>
+          <w:sz w:val="24"/>
+          <w:szCs w:val="24"/>
+        </w:rPr>
+      </w:pPr>
+      <w:r>
+        <w:rPr>
+          <w:rFonts w:ascii="Times New Roman" w:hAnsi="Times New Roman" w:cs="Times New Roman"/>
+          <w:sz w:val="24"/>
+          <w:szCs w:val="24"/>
+        </w:rPr>
+        <w:t xml:space="preserve">База данных // </w:t>
+      </w:r>
+      <w:proofErr w:type="spellStart"/>
+      <w:r>
+        <w:rPr>
+          <w:rFonts w:ascii="Times New Roman" w:hAnsi="Times New Roman" w:cs="Times New Roman"/>
+          <w:sz w:val="24"/>
+          <w:szCs w:val="24"/>
+        </w:rPr>
+        <w:t>СберБанк</w:t>
+      </w:r>
+      <w:proofErr w:type="spellEnd"/>
+      <w:r>
+        <w:rPr>
+          <w:rFonts w:ascii="Times New Roman" w:hAnsi="Times New Roman" w:cs="Times New Roman"/>
+          <w:sz w:val="24"/>
+          <w:szCs w:val="24"/>
+        </w:rPr>
+        <w:t xml:space="preserve"> </w:t>
+      </w:r>
+      <w:proofErr w:type="gramStart"/>
+      <w:r>
+        <w:rPr>
+          <w:rFonts w:ascii="Times New Roman" w:hAnsi="Times New Roman" w:cs="Times New Roman"/>
+          <w:sz w:val="24"/>
+          <w:szCs w:val="24"/>
+        </w:rPr>
+        <w:t>Онлайн :</w:t>
+      </w:r>
+      <w:proofErr w:type="gramEnd"/>
+      <w:r>
+        <w:rPr>
+          <w:rFonts w:ascii="Times New Roman" w:hAnsi="Times New Roman" w:cs="Times New Roman"/>
+          <w:sz w:val="24"/>
+          <w:szCs w:val="24"/>
+        </w:rPr>
+        <w:t xml:space="preserve"> Интерактивный словарь : [сайт]. – </w:t>
+      </w:r>
+      <w:r>
+        <w:rPr>
+          <w:rFonts w:ascii="Times New Roman" w:hAnsi="Times New Roman" w:cs="Times New Roman"/>
+          <w:sz w:val="24"/>
+          <w:szCs w:val="24"/>
+          <w:lang w:val="en-US"/>
+        </w:rPr>
+        <w:t>URL</w:t>
+      </w:r>
+      <w:r>
+        <w:rPr>
+          <w:rFonts w:ascii="Times New Roman" w:hAnsi="Times New Roman" w:cs="Times New Roman"/>
+          <w:sz w:val="24"/>
+          <w:szCs w:val="24"/>
+        </w:rPr>
+        <w:t xml:space="preserve">: </w:t>
+      </w:r>
+      <w:r>
+        <w:rPr>
+          <w:rFonts w:ascii="Times New Roman" w:hAnsi="Times New Roman" w:cs="Times New Roman"/>
+          <w:sz w:val="24"/>
+          <w:szCs w:val="24"/>
+          <w:lang w:val="en-US"/>
+        </w:rPr>
+        <w:t>https</w:t>
+      </w:r>
+      <w:r>
+        <w:rPr>
+          <w:rFonts w:ascii="Times New Roman" w:hAnsi="Times New Roman" w:cs="Times New Roman"/>
+          <w:sz w:val="24"/>
+          <w:szCs w:val="24"/>
+        </w:rPr>
+        <w:t>://</w:t>
+      </w:r>
+      <w:r>
+        <w:rPr>
+          <w:rFonts w:ascii="Times New Roman" w:hAnsi="Times New Roman" w:cs="Times New Roman"/>
+          <w:sz w:val="24"/>
+          <w:szCs w:val="24"/>
+          <w:lang w:val="en-US"/>
+        </w:rPr>
+        <w:t>www</w:t>
+      </w:r>
+      <w:r>
+        <w:rPr>
+          <w:rFonts w:ascii="Times New Roman" w:hAnsi="Times New Roman" w:cs="Times New Roman"/>
+          <w:sz w:val="24"/>
+          <w:szCs w:val="24"/>
+        </w:rPr>
+        <w:t>.</w:t>
+      </w:r>
+      <w:proofErr w:type="spellStart"/>
+      <w:r>
+        <w:rPr>
+          <w:rFonts w:ascii="Times New Roman" w:hAnsi="Times New Roman" w:cs="Times New Roman"/>
+          <w:sz w:val="24"/>
+          <w:szCs w:val="24"/>
+          <w:lang w:val="en-US"/>
+        </w:rPr>
+        <w:t>sberbank</w:t>
+      </w:r>
+      <w:proofErr w:type="spellEnd"/>
+      <w:r>
+        <w:rPr>
+          <w:rFonts w:ascii="Times New Roman" w:hAnsi="Times New Roman" w:cs="Times New Roman"/>
+          <w:sz w:val="24"/>
+          <w:szCs w:val="24"/>
+        </w:rPr>
+        <w:t>.</w:t>
+      </w:r>
+      <w:proofErr w:type="spellStart"/>
+      <w:r>
+        <w:rPr>
+          <w:rFonts w:ascii="Times New Roman" w:hAnsi="Times New Roman" w:cs="Times New Roman"/>
+          <w:sz w:val="24"/>
+          <w:szCs w:val="24"/>
+          <w:lang w:val="en-US"/>
+        </w:rPr>
+        <w:t>ru</w:t>
+      </w:r>
+      <w:proofErr w:type="spellEnd"/>
+      <w:r>
+        <w:rPr>
+          <w:rFonts w:ascii="Times New Roman" w:hAnsi="Times New Roman" w:cs="Times New Roman"/>
+          <w:sz w:val="24"/>
+          <w:szCs w:val="24"/>
+        </w:rPr>
+        <w:t>/</w:t>
+      </w:r>
+      <w:proofErr w:type="spellStart"/>
+      <w:r>
+        <w:rPr>
+          <w:rFonts w:ascii="Times New Roman" w:hAnsi="Times New Roman" w:cs="Times New Roman"/>
+          <w:sz w:val="24"/>
+          <w:szCs w:val="24"/>
+          <w:lang w:val="en-US"/>
+        </w:rPr>
+        <w:t>ru</w:t>
+      </w:r>
+      <w:proofErr w:type="spellEnd"/>
+      <w:r>
+        <w:rPr>
+          <w:rFonts w:ascii="Times New Roman" w:hAnsi="Times New Roman" w:cs="Times New Roman"/>
+          <w:sz w:val="24"/>
+          <w:szCs w:val="24"/>
+        </w:rPr>
+        <w:t>/</w:t>
+      </w:r>
+      <w:r>
+        <w:rPr>
+          <w:rFonts w:ascii="Times New Roman" w:hAnsi="Times New Roman" w:cs="Times New Roman"/>
+          <w:sz w:val="24"/>
+          <w:szCs w:val="24"/>
+          <w:lang w:val="en-US"/>
+        </w:rPr>
+        <w:t>person</w:t>
+      </w:r>
+      <w:r>
+        <w:rPr>
+          <w:rFonts w:ascii="Times New Roman" w:hAnsi="Times New Roman" w:cs="Times New Roman"/>
+          <w:sz w:val="24"/>
+          <w:szCs w:val="24"/>
+        </w:rPr>
+        <w:t>/</w:t>
+      </w:r>
+      <w:proofErr w:type="spellStart"/>
+      <w:r>
+        <w:rPr>
+          <w:rFonts w:ascii="Times New Roman" w:hAnsi="Times New Roman" w:cs="Times New Roman"/>
+          <w:sz w:val="24"/>
+          <w:szCs w:val="24"/>
+          <w:lang w:val="en-US"/>
+        </w:rPr>
+        <w:t>kibrary</w:t>
+      </w:r>
+      <w:proofErr w:type="spellEnd"/>
+      <w:r>
+        <w:rPr>
+          <w:rFonts w:ascii="Times New Roman" w:hAnsi="Times New Roman" w:cs="Times New Roman"/>
+          <w:sz w:val="24"/>
+          <w:szCs w:val="24"/>
+        </w:rPr>
+        <w:t>/</w:t>
+      </w:r>
+      <w:r>
+        <w:rPr>
+          <w:rFonts w:ascii="Times New Roman" w:hAnsi="Times New Roman" w:cs="Times New Roman"/>
+          <w:sz w:val="24"/>
+          <w:szCs w:val="24"/>
+          <w:lang w:val="en-US"/>
+        </w:rPr>
+        <w:t>vocabulary</w:t>
+      </w:r>
+      <w:r>
+        <w:rPr>
+          <w:rFonts w:ascii="Times New Roman" w:hAnsi="Times New Roman" w:cs="Times New Roman"/>
+          <w:sz w:val="24"/>
+          <w:szCs w:val="24"/>
+        </w:rPr>
+        <w:t>/</w:t>
+      </w:r>
+      <w:proofErr w:type="spellStart"/>
+      <w:r>
+        <w:rPr>
+          <w:rFonts w:ascii="Times New Roman" w:hAnsi="Times New Roman" w:cs="Times New Roman"/>
+          <w:sz w:val="24"/>
+          <w:szCs w:val="24"/>
+          <w:lang w:val="en-US"/>
+        </w:rPr>
+        <w:t>baza</w:t>
+      </w:r>
+      <w:proofErr w:type="spellEnd"/>
+      <w:r>
+        <w:rPr>
+          <w:rFonts w:ascii="Times New Roman" w:hAnsi="Times New Roman" w:cs="Times New Roman"/>
+          <w:sz w:val="24"/>
+          <w:szCs w:val="24"/>
+        </w:rPr>
+        <w:t>_</w:t>
+      </w:r>
+      <w:proofErr w:type="spellStart"/>
+      <w:r>
+        <w:rPr>
+          <w:rFonts w:ascii="Times New Roman" w:hAnsi="Times New Roman" w:cs="Times New Roman"/>
+          <w:sz w:val="24"/>
+          <w:szCs w:val="24"/>
+          <w:lang w:val="en-US"/>
+        </w:rPr>
+        <w:t>dannyh</w:t>
+      </w:r>
+      <w:proofErr w:type="spellEnd"/>
+      <w:r>
+        <w:rPr>
+          <w:rFonts w:ascii="Times New Roman" w:hAnsi="Times New Roman" w:cs="Times New Roman"/>
+          <w:sz w:val="24"/>
+          <w:szCs w:val="24"/>
+        </w:rPr>
+        <w:t xml:space="preserve"> (дата обращения: 13.05.2026). – </w:t>
+      </w:r>
+      <w:proofErr w:type="gramStart"/>
+      <w:r>
+        <w:rPr>
+          <w:rFonts w:ascii="Times New Roman" w:hAnsi="Times New Roman" w:cs="Times New Roman"/>
+          <w:sz w:val="24"/>
+          <w:szCs w:val="24"/>
+        </w:rPr>
+        <w:t>Текст :</w:t>
+      </w:r>
+      <w:proofErr w:type="gramEnd"/>
+      <w:r>
+        <w:rPr>
+          <w:rFonts w:ascii="Times New Roman" w:hAnsi="Times New Roman" w:cs="Times New Roman"/>
+          <w:sz w:val="24"/>
+          <w:szCs w:val="24"/>
+        </w:rPr>
+        <w:t xml:space="preserve"> электронный.</w:t>
+      </w:r>
+    </w:p>
+    <w:p>
+      <w:pPr>
+        <w:pStyle w:val="a8"/>
+        <w:numPr>
+          <w:ilvl w:val="0"/>
+          <w:numId w:val="2"/>
+        </w:numPr>
+        <w:rPr>
+          <w:rFonts w:ascii="Times New Roman" w:hAnsi="Times New Roman" w:cs="Times New Roman"/>
+          <w:sz w:val="24"/>
+          <w:szCs w:val="24"/>
+        </w:rPr>
+      </w:pPr>
+      <w:r>
+        <w:rPr>
+          <w:rFonts w:ascii="Times New Roman" w:hAnsi="Times New Roman" w:cs="Times New Roman"/>
+          <w:sz w:val="24"/>
+          <w:szCs w:val="24"/>
+        </w:rPr>
+        <w:t xml:space="preserve">Банк данных угроз безопасности </w:t>
+      </w:r>
+      <w:proofErr w:type="gramStart"/>
+      <w:r>
+        <w:rPr>
+          <w:rFonts w:ascii="Times New Roman" w:hAnsi="Times New Roman" w:cs="Times New Roman"/>
+          <w:sz w:val="24"/>
+          <w:szCs w:val="24"/>
+        </w:rPr>
+        <w:t>информации :</w:t>
+      </w:r>
+      <w:proofErr w:type="gramEnd"/>
+      <w:r>
+        <w:rPr>
+          <w:rFonts w:ascii="Times New Roman" w:hAnsi="Times New Roman" w:cs="Times New Roman"/>
+          <w:sz w:val="24"/>
+          <w:szCs w:val="24"/>
+        </w:rPr>
+        <w:t xml:space="preserve"> перечень угроз безопасности информации / ФСТЭК России. – URL: https://bdu.fstec.ru/threat-section/threats (дата обращения: 13.05.2026). – </w:t>
+      </w:r>
+      <w:proofErr w:type="gramStart"/>
+      <w:r>
+        <w:rPr>
+          <w:rFonts w:ascii="Times New Roman" w:hAnsi="Times New Roman" w:cs="Times New Roman"/>
+          <w:sz w:val="24"/>
+          <w:szCs w:val="24"/>
+        </w:rPr>
+        <w:t>Текст :</w:t>
+      </w:r>
+      <w:proofErr w:type="gramEnd"/>
+      <w:r>
+        <w:rPr>
+          <w:rFonts w:ascii="Times New Roman" w:hAnsi="Times New Roman" w:cs="Times New Roman"/>
+          <w:sz w:val="24"/>
+          <w:szCs w:val="24"/>
+        </w:rPr>
+        <w:t xml:space="preserve"> электронный.</w:t>
+      </w:r>
+    </w:p>
+    <w:p>
+      <w:pPr>
+        <w:pStyle w:val="a8"/>
+        <w:numPr>
+          <w:ilvl w:val="0"/>
+          <w:numId w:val="2"/>
+        </w:numPr>
+        <w:rPr>
+          <w:rFonts w:ascii="Times New Roman" w:hAnsi="Times New Roman" w:cs="Times New Roman"/>
+          <w:sz w:val="24"/>
+          <w:szCs w:val="24"/>
+          <w:lang w:val="en-US"/>
+        </w:rPr>
+      </w:pPr>
+      <w:r>
+        <w:rPr>
+          <w:rFonts w:ascii="Times New Roman" w:hAnsi="Times New Roman" w:cs="Times New Roman"/>
+          <w:sz w:val="24"/>
+          <w:szCs w:val="24"/>
+        </w:rPr>
+        <w:t xml:space="preserve">Баранова Е. М. и др. Современные тенденции защиты баз данных веб-приложений от </w:t>
+      </w:r>
+      <w:r>
+        <w:rPr>
+          <w:rFonts w:ascii="Times New Roman" w:hAnsi="Times New Roman" w:cs="Times New Roman"/>
+          <w:sz w:val="24"/>
+          <w:szCs w:val="24"/>
+          <w:lang w:val="en-US"/>
+        </w:rPr>
+        <w:t>SQL</w:t>
+      </w:r>
+      <w:r>
+        <w:rPr>
+          <w:rFonts w:ascii="Times New Roman" w:hAnsi="Times New Roman" w:cs="Times New Roman"/>
+          <w:sz w:val="24"/>
+          <w:szCs w:val="24"/>
+        </w:rPr>
+        <w:t xml:space="preserve"> инъекций //Известия Тульского государственного университета. </w:t>
+      </w:r>
+      <w:proofErr w:type="spellStart"/>
+      <w:r>
+        <w:rPr>
+          <w:rFonts w:ascii="Times New Roman" w:hAnsi="Times New Roman" w:cs="Times New Roman"/>
+          <w:sz w:val="24"/>
+          <w:szCs w:val="24"/>
+          <w:lang w:val="en-US"/>
+        </w:rPr>
+        <w:t>Технические</w:t>
+      </w:r>
+      <w:proofErr w:type="spellEnd"/>
+      <w:r>
+        <w:rPr>
+          <w:rFonts w:ascii="Times New Roman" w:hAnsi="Times New Roman" w:cs="Times New Roman"/>
+          <w:sz w:val="24"/>
+          <w:szCs w:val="24"/>
+          <w:lang w:val="en-US"/>
+        </w:rPr>
+        <w:t xml:space="preserve"> </w:t>
+      </w:r>
+      <w:proofErr w:type="spellStart"/>
+      <w:r>
+        <w:rPr>
+          <w:rFonts w:ascii="Times New Roman" w:hAnsi="Times New Roman" w:cs="Times New Roman"/>
+          <w:sz w:val="24"/>
+          <w:szCs w:val="24"/>
+          <w:lang w:val="en-US"/>
+        </w:rPr>
+        <w:t>науки</w:t>
+      </w:r>
+      <w:proofErr w:type="spellEnd"/>
+      <w:r>
+        <w:rPr>
+          <w:rFonts w:ascii="Times New Roman" w:hAnsi="Times New Roman" w:cs="Times New Roman"/>
+          <w:sz w:val="24"/>
+          <w:szCs w:val="24"/>
+          <w:lang w:val="en-US"/>
+        </w:rPr>
+        <w:t>. – 2023. – №. 12. – С. 492-494.</w:t>
+      </w:r>
+    </w:p>
+    <w:p>
+      <w:pPr>
+        <w:pStyle w:val="a3"/>
+        <w:numPr>
+          <w:ilvl w:val="0"/>
+          <w:numId w:val="2"/>
+        </w:numPr>
+        <w:rPr>
+          <w:rFonts w:ascii="Times New Roman" w:hAnsi="Times New Roman" w:cs="Times New Roman"/>
+          <w:sz w:val="24"/>
+          <w:szCs w:val="24"/>
+        </w:rPr>
+      </w:pPr>
+      <w:r>
+        <w:rPr>
+          <w:rFonts w:ascii="Times New Roman" w:hAnsi="Times New Roman" w:cs="Times New Roman"/>
+          <w:sz w:val="24"/>
+          <w:szCs w:val="24"/>
+          <w:shd w:val="clear" w:color="auto" w:fill="FFFFFF"/>
+        </w:rPr>
+        <w:t>Бондаренко В. В., Чернышова А. В. Обзор протоколов передачи данных, использующих криптографическую защиту //Председатель оргкомитета конференции. – 2021. – С. 282.</w:t>
+      </w:r>
+    </w:p>
+    <w:p>
+      <w:pPr>
+        <w:pStyle w:val="a3"/>
+        <w:numPr>
+          <w:ilvl w:val="0"/>
+          <w:numId w:val="2"/>
+        </w:numPr>
+        <w:rPr>
+          <w:rFonts w:ascii="Times New Roman" w:hAnsi="Times New Roman" w:cs="Times New Roman"/>
+          <w:sz w:val="24"/>
+          <w:szCs w:val="24"/>
+        </w:rPr>
+      </w:pPr>
+      <w:r>
+        <w:rPr>
+          <w:rFonts w:ascii="Times New Roman" w:hAnsi="Times New Roman" w:cs="Times New Roman"/>
+          <w:sz w:val="24"/>
+          <w:szCs w:val="24"/>
+          <w:shd w:val="clear" w:color="auto" w:fill="FFFFFF"/>
+        </w:rPr>
+        <w:t>Борисов П. Е. HTTP-протокол прикладного уровня (обзор) //Научный аспект. – 2024. – Т. 22. – №. 5. – С. 2937-2943.</w:t>
+      </w:r>
+    </w:p>
+    <w:p>
+      <w:pPr>
+        <w:pStyle w:val="a8"/>
+        <w:numPr>
+          <w:ilvl w:val="0"/>
+          <w:numId w:val="2"/>
+        </w:numPr>
+        <w:rPr>
+          <w:rFonts w:ascii="Times New Roman" w:hAnsi="Times New Roman" w:cs="Times New Roman"/>
+          <w:sz w:val="24"/>
+          <w:szCs w:val="24"/>
+        </w:rPr>
+      </w:pPr>
+      <w:r>
+        <w:rPr>
+          <w:rFonts w:ascii="Times New Roman" w:hAnsi="Times New Roman" w:cs="Times New Roman"/>
+          <w:sz w:val="24"/>
+          <w:szCs w:val="24"/>
+        </w:rPr>
+        <w:t>Борисов, В. В. Анализ и исследование современных технологий веб- разработки для проектирования и автоматизации современной станции технического обслуживания автомобилей / В. В. Борисов, В. Н. Тарасов // Современные научно-исследовательские и технологические аспекты программной инженерии : Материалы Всероссийской научно-технической конференции, Оренбург, 14–15 сентября 2023 года. – Оренбург: Оренбургский государственный университет, 2023. – С. 230-236. – EDN DRELZO.</w:t>
+      </w:r>
+    </w:p>
+    <w:p>
+      <w:pPr>
+        <w:pStyle w:val="a3"/>
+        <w:numPr>
+          <w:ilvl w:val="0"/>
+          <w:numId w:val="2"/>
+        </w:numPr>
+        <w:rPr>
+          <w:rFonts w:ascii="Times New Roman" w:hAnsi="Times New Roman" w:cs="Times New Roman"/>
+          <w:sz w:val="24"/>
+          <w:szCs w:val="24"/>
+          <w:shd w:val="clear" w:color="auto" w:fill="FFFFFF"/>
+        </w:rPr>
+      </w:pPr>
+      <w:r>
+        <w:rPr>
+          <w:rFonts w:ascii="Times New Roman" w:hAnsi="Times New Roman" w:cs="Times New Roman"/>
+          <w:sz w:val="24"/>
+          <w:szCs w:val="24"/>
+          <w:shd w:val="clear" w:color="auto" w:fill="FFFFFF"/>
+        </w:rPr>
+        <w:lastRenderedPageBreak/>
+        <w:t xml:space="preserve">Бороздин Н. М. Исследование и анализ практических преимуществ </w:t>
+      </w:r>
+      <w:proofErr w:type="spellStart"/>
+      <w:r>
+        <w:rPr>
+          <w:rFonts w:ascii="Times New Roman" w:hAnsi="Times New Roman" w:cs="Times New Roman"/>
+          <w:sz w:val="24"/>
+          <w:szCs w:val="24"/>
+          <w:shd w:val="clear" w:color="auto" w:fill="FFFFFF"/>
+        </w:rPr>
+        <w:t>микросервисной</w:t>
+      </w:r>
+      <w:proofErr w:type="spellEnd"/>
+      <w:r>
+        <w:rPr>
+          <w:rFonts w:ascii="Times New Roman" w:hAnsi="Times New Roman" w:cs="Times New Roman"/>
+          <w:sz w:val="24"/>
+          <w:szCs w:val="24"/>
+          <w:shd w:val="clear" w:color="auto" w:fill="FFFFFF"/>
+        </w:rPr>
+        <w:t xml:space="preserve"> архитектуры для современных веб-приложений //Инновационные научные исследования в современном мире. – 2023. – С. 279-284.</w:t>
+      </w:r>
+    </w:p>
+    <w:p>
+      <w:pPr>
+        <w:pStyle w:val="a8"/>
+        <w:numPr>
+          <w:ilvl w:val="0"/>
+          <w:numId w:val="2"/>
+        </w:numPr>
+        <w:rPr>
+          <w:rFonts w:ascii="Times New Roman" w:hAnsi="Times New Roman" w:cs="Times New Roman"/>
+          <w:sz w:val="24"/>
+          <w:szCs w:val="24"/>
+        </w:rPr>
+      </w:pPr>
+      <w:r>
+        <w:rPr>
+          <w:rFonts w:ascii="Times New Roman" w:hAnsi="Times New Roman" w:cs="Times New Roman"/>
+          <w:sz w:val="24"/>
+          <w:szCs w:val="24"/>
+        </w:rPr>
+        <w:t xml:space="preserve">Васильев Г. В. Эффективное хранение больших данных о погоде в формате </w:t>
+      </w:r>
+      <w:r>
+        <w:rPr>
+          <w:rFonts w:ascii="Times New Roman" w:hAnsi="Times New Roman" w:cs="Times New Roman"/>
+          <w:sz w:val="24"/>
+          <w:szCs w:val="24"/>
+          <w:lang w:val="en-US"/>
+        </w:rPr>
+        <w:t>JSON</w:t>
+      </w:r>
+      <w:r>
+        <w:rPr>
+          <w:rFonts w:ascii="Times New Roman" w:hAnsi="Times New Roman" w:cs="Times New Roman"/>
+          <w:sz w:val="24"/>
+          <w:szCs w:val="24"/>
+        </w:rPr>
+        <w:t xml:space="preserve"> </w:t>
+      </w:r>
+      <w:r>
+        <w:rPr>
+          <w:rFonts w:ascii="Times New Roman" w:hAnsi="Times New Roman" w:cs="Times New Roman"/>
+          <w:sz w:val="24"/>
+          <w:szCs w:val="24"/>
+          <w:lang w:val="en-US"/>
+        </w:rPr>
+        <w:t>c</w:t>
+      </w:r>
+      <w:r>
+        <w:rPr>
+          <w:rFonts w:ascii="Times New Roman" w:hAnsi="Times New Roman" w:cs="Times New Roman"/>
+          <w:sz w:val="24"/>
+          <w:szCs w:val="24"/>
+        </w:rPr>
+        <w:t xml:space="preserve"> помощью </w:t>
+      </w:r>
+      <w:proofErr w:type="spellStart"/>
+      <w:r>
+        <w:rPr>
+          <w:rFonts w:ascii="Times New Roman" w:hAnsi="Times New Roman" w:cs="Times New Roman"/>
+          <w:sz w:val="24"/>
+          <w:szCs w:val="24"/>
+          <w:lang w:val="en-US"/>
+        </w:rPr>
+        <w:t>nosql</w:t>
+      </w:r>
+      <w:proofErr w:type="spellEnd"/>
+      <w:r>
+        <w:rPr>
+          <w:rFonts w:ascii="Times New Roman" w:hAnsi="Times New Roman" w:cs="Times New Roman"/>
+          <w:sz w:val="24"/>
+          <w:szCs w:val="24"/>
+        </w:rPr>
+        <w:t xml:space="preserve"> базы данных </w:t>
+      </w:r>
+      <w:proofErr w:type="spellStart"/>
+      <w:r>
+        <w:rPr>
+          <w:rFonts w:ascii="Times New Roman" w:hAnsi="Times New Roman" w:cs="Times New Roman"/>
+          <w:sz w:val="24"/>
+          <w:szCs w:val="24"/>
+          <w:lang w:val="en-US"/>
+        </w:rPr>
+        <w:t>mongodb</w:t>
+      </w:r>
+      <w:proofErr w:type="spellEnd"/>
+      <w:r>
+        <w:rPr>
+          <w:rFonts w:ascii="Times New Roman" w:hAnsi="Times New Roman" w:cs="Times New Roman"/>
+          <w:sz w:val="24"/>
+          <w:szCs w:val="24"/>
+        </w:rPr>
+        <w:t xml:space="preserve"> //МОЛОДЕЖЬ И НАУКА: АКТУАЛЬНЫЕ ПРОБЛЕМЫ ФУНДАМЕНТАЛЬНЫХ И ПРИКЛАДНЫХ ИССЛЕДОВАНИЙ. – 2023. – С. 255-258.</w:t>
+      </w:r>
+    </w:p>
+    <w:p>
+      <w:pPr>
+        <w:pStyle w:val="a3"/>
+        <w:numPr>
+          <w:ilvl w:val="0"/>
+          <w:numId w:val="2"/>
+        </w:numPr>
+        <w:rPr>
+          <w:rFonts w:ascii="Times New Roman" w:hAnsi="Times New Roman" w:cs="Times New Roman"/>
+          <w:sz w:val="24"/>
+          <w:szCs w:val="24"/>
+        </w:rPr>
+      </w:pPr>
+      <w:proofErr w:type="spellStart"/>
+      <w:r>
+        <w:rPr>
+          <w:rFonts w:ascii="Times New Roman" w:hAnsi="Times New Roman" w:cs="Times New Roman"/>
+          <w:sz w:val="24"/>
+          <w:szCs w:val="24"/>
+        </w:rPr>
+        <w:t>Вафин</w:t>
+      </w:r>
+      <w:proofErr w:type="spellEnd"/>
+      <w:r>
+        <w:rPr>
+          <w:rFonts w:ascii="Times New Roman" w:hAnsi="Times New Roman" w:cs="Times New Roman"/>
+          <w:sz w:val="24"/>
+          <w:szCs w:val="24"/>
+        </w:rPr>
+        <w:t xml:space="preserve">, И. И. Защита веб-сайтов с помощью HTTPS, SSL и TLS / И. И. </w:t>
+      </w:r>
+      <w:proofErr w:type="spellStart"/>
+      <w:r>
+        <w:rPr>
+          <w:rFonts w:ascii="Times New Roman" w:hAnsi="Times New Roman" w:cs="Times New Roman"/>
+          <w:sz w:val="24"/>
+          <w:szCs w:val="24"/>
+        </w:rPr>
+        <w:t>Вафин</w:t>
+      </w:r>
+      <w:proofErr w:type="spellEnd"/>
+      <w:r>
+        <w:rPr>
+          <w:rFonts w:ascii="Times New Roman" w:hAnsi="Times New Roman" w:cs="Times New Roman"/>
+          <w:sz w:val="24"/>
+          <w:szCs w:val="24"/>
+        </w:rPr>
+        <w:t xml:space="preserve"> // Фундаментальные и прикладные исследования в условиях геополитической </w:t>
+      </w:r>
+      <w:proofErr w:type="gramStart"/>
+      <w:r>
+        <w:rPr>
+          <w:rFonts w:ascii="Times New Roman" w:hAnsi="Times New Roman" w:cs="Times New Roman"/>
+          <w:sz w:val="24"/>
+          <w:szCs w:val="24"/>
+        </w:rPr>
+        <w:t>нестабильности :</w:t>
+      </w:r>
+      <w:proofErr w:type="gramEnd"/>
+      <w:r>
+        <w:rPr>
+          <w:rFonts w:ascii="Times New Roman" w:hAnsi="Times New Roman" w:cs="Times New Roman"/>
+          <w:sz w:val="24"/>
+          <w:szCs w:val="24"/>
+        </w:rPr>
+        <w:t xml:space="preserve"> Материалы XXIII Всероссийской научно-практической конференции, </w:t>
+      </w:r>
+      <w:proofErr w:type="spellStart"/>
+      <w:r>
+        <w:rPr>
+          <w:rFonts w:ascii="Times New Roman" w:hAnsi="Times New Roman" w:cs="Times New Roman"/>
+          <w:sz w:val="24"/>
+          <w:szCs w:val="24"/>
+        </w:rPr>
+        <w:t>Ростов</w:t>
+      </w:r>
+      <w:proofErr w:type="spellEnd"/>
+      <w:r>
+        <w:rPr>
+          <w:rFonts w:ascii="Times New Roman" w:hAnsi="Times New Roman" w:cs="Times New Roman"/>
+          <w:sz w:val="24"/>
+          <w:szCs w:val="24"/>
+        </w:rPr>
+        <w:t xml:space="preserve">-на-Дону, 06 октября 2023 года. – </w:t>
+      </w:r>
+      <w:proofErr w:type="spellStart"/>
+      <w:r>
+        <w:rPr>
+          <w:rFonts w:ascii="Times New Roman" w:hAnsi="Times New Roman" w:cs="Times New Roman"/>
+          <w:sz w:val="24"/>
+          <w:szCs w:val="24"/>
+        </w:rPr>
+        <w:t>Ростов</w:t>
+      </w:r>
+      <w:proofErr w:type="spellEnd"/>
+      <w:r>
+        <w:rPr>
+          <w:rFonts w:ascii="Times New Roman" w:hAnsi="Times New Roman" w:cs="Times New Roman"/>
+          <w:sz w:val="24"/>
+          <w:szCs w:val="24"/>
+        </w:rPr>
+        <w:t>-на-Дону: Общество с ограниченной ответственностью "Издательство "Манускрипт", 2023. – С. 44-45. – EDN PAVOUU.</w:t>
+      </w:r>
+    </w:p>
+    <w:p>
+      <w:pPr>
+        <w:pStyle w:val="a8"/>
+        <w:numPr>
+          <w:ilvl w:val="0"/>
+          <w:numId w:val="2"/>
+        </w:numPr>
+        <w:rPr>
+          <w:rFonts w:ascii="Times New Roman" w:hAnsi="Times New Roman" w:cs="Times New Roman"/>
+          <w:sz w:val="24"/>
+          <w:szCs w:val="24"/>
+        </w:rPr>
+      </w:pPr>
+      <w:r>
+        <w:rPr>
+          <w:rFonts w:ascii="Times New Roman" w:hAnsi="Times New Roman" w:cs="Times New Roman"/>
+          <w:sz w:val="24"/>
+          <w:szCs w:val="24"/>
+        </w:rPr>
+        <w:t xml:space="preserve">Всяких А. Д. Что такое </w:t>
+      </w:r>
+      <w:r>
+        <w:rPr>
+          <w:rFonts w:ascii="Times New Roman" w:hAnsi="Times New Roman" w:cs="Times New Roman"/>
+          <w:sz w:val="24"/>
+          <w:szCs w:val="24"/>
+          <w:lang w:val="en-US"/>
+        </w:rPr>
+        <w:t>DDOS</w:t>
+      </w:r>
+      <w:r>
+        <w:rPr>
+          <w:rFonts w:ascii="Times New Roman" w:hAnsi="Times New Roman" w:cs="Times New Roman"/>
+          <w:sz w:val="24"/>
+          <w:szCs w:val="24"/>
+        </w:rPr>
+        <w:t>-атаки: угрозы и эффективные способы их предотвращения //Вестник науки. – 2024. – Т. 2. – №. 11 (80). – С. 1112-1118.</w:t>
+      </w:r>
+    </w:p>
+    <w:p>
+      <w:pPr>
+        <w:pStyle w:val="a8"/>
+        <w:numPr>
+          <w:ilvl w:val="0"/>
+          <w:numId w:val="2"/>
+        </w:numPr>
+        <w:rPr>
+          <w:rFonts w:ascii="Times New Roman" w:hAnsi="Times New Roman" w:cs="Times New Roman"/>
+          <w:sz w:val="24"/>
+          <w:szCs w:val="24"/>
+        </w:rPr>
+      </w:pPr>
+      <w:r>
+        <w:rPr>
+          <w:rFonts w:ascii="Times New Roman" w:hAnsi="Times New Roman" w:cs="Times New Roman"/>
+          <w:sz w:val="24"/>
+          <w:szCs w:val="24"/>
+        </w:rPr>
+        <w:t xml:space="preserve">Галина Александровна Звонарёва, Артём Сергеевич Смирнов Аналитическая оценка работы протоколов </w:t>
+      </w:r>
+      <w:proofErr w:type="spellStart"/>
+      <w:r>
+        <w:rPr>
+          <w:rFonts w:ascii="Times New Roman" w:hAnsi="Times New Roman" w:cs="Times New Roman"/>
+          <w:sz w:val="24"/>
+          <w:szCs w:val="24"/>
+        </w:rPr>
+        <w:t>WebSocket</w:t>
+      </w:r>
+      <w:proofErr w:type="spellEnd"/>
+      <w:r>
+        <w:rPr>
+          <w:rFonts w:ascii="Times New Roman" w:hAnsi="Times New Roman" w:cs="Times New Roman"/>
+          <w:sz w:val="24"/>
+          <w:szCs w:val="24"/>
+        </w:rPr>
+        <w:t xml:space="preserve"> и </w:t>
+      </w:r>
+      <w:proofErr w:type="spellStart"/>
+      <w:r>
+        <w:rPr>
+          <w:rFonts w:ascii="Times New Roman" w:hAnsi="Times New Roman" w:cs="Times New Roman"/>
+          <w:sz w:val="24"/>
+          <w:szCs w:val="24"/>
+        </w:rPr>
+        <w:t>WebTransport</w:t>
+      </w:r>
+      <w:proofErr w:type="spellEnd"/>
+      <w:r>
+        <w:rPr>
+          <w:rFonts w:ascii="Times New Roman" w:hAnsi="Times New Roman" w:cs="Times New Roman"/>
+          <w:sz w:val="24"/>
+          <w:szCs w:val="24"/>
+        </w:rPr>
+        <w:t xml:space="preserve"> для класса SCADA-систем, работающих в рамках интрасети // Открытое образование. 2024. №5. URL: https://cyberleninka.ru/article/n/analiticheskaya-otsenka-raboty-protokolov-websocket-i-webtransport-dlya-klassa-scada-sistem-rabotayuschih-v-ramkah-intraseti (дата обращения: 22.10.2025).</w:t>
+      </w:r>
+    </w:p>
+    <w:p>
+      <w:pPr>
+        <w:pStyle w:val="a3"/>
+        <w:numPr>
+          <w:ilvl w:val="0"/>
+          <w:numId w:val="2"/>
+        </w:numPr>
+        <w:rPr>
+          <w:rFonts w:ascii="Times New Roman" w:hAnsi="Times New Roman" w:cs="Times New Roman"/>
+          <w:sz w:val="24"/>
+          <w:szCs w:val="24"/>
+        </w:rPr>
+      </w:pPr>
+      <w:proofErr w:type="spellStart"/>
+      <w:r>
+        <w:rPr>
+          <w:rFonts w:ascii="Times New Roman" w:hAnsi="Times New Roman" w:cs="Times New Roman"/>
+          <w:sz w:val="24"/>
+          <w:szCs w:val="24"/>
+          <w:shd w:val="clear" w:color="auto" w:fill="FFFFFF"/>
+        </w:rPr>
+        <w:t>Голублева</w:t>
+      </w:r>
+      <w:proofErr w:type="spellEnd"/>
+      <w:r>
+        <w:rPr>
+          <w:rFonts w:ascii="Times New Roman" w:hAnsi="Times New Roman" w:cs="Times New Roman"/>
+          <w:sz w:val="24"/>
+          <w:szCs w:val="24"/>
+          <w:shd w:val="clear" w:color="auto" w:fill="FFFFFF"/>
+        </w:rPr>
+        <w:t xml:space="preserve">, А. Д. Основные технологии архитектуры WEB-приложений / А. Д. </w:t>
+      </w:r>
+      <w:proofErr w:type="spellStart"/>
+      <w:r>
+        <w:rPr>
+          <w:rFonts w:ascii="Times New Roman" w:hAnsi="Times New Roman" w:cs="Times New Roman"/>
+          <w:sz w:val="24"/>
+          <w:szCs w:val="24"/>
+          <w:shd w:val="clear" w:color="auto" w:fill="FFFFFF"/>
+        </w:rPr>
+        <w:t>Голублева</w:t>
+      </w:r>
+      <w:proofErr w:type="spellEnd"/>
+      <w:r>
+        <w:rPr>
+          <w:rFonts w:ascii="Times New Roman" w:hAnsi="Times New Roman" w:cs="Times New Roman"/>
+          <w:sz w:val="24"/>
+          <w:szCs w:val="24"/>
+          <w:shd w:val="clear" w:color="auto" w:fill="FFFFFF"/>
+        </w:rPr>
+        <w:t xml:space="preserve">, Д. Н. Савинская // Информационное общество: современное состояние и перспективы </w:t>
+      </w:r>
+      <w:proofErr w:type="gramStart"/>
+      <w:r>
+        <w:rPr>
+          <w:rFonts w:ascii="Times New Roman" w:hAnsi="Times New Roman" w:cs="Times New Roman"/>
+          <w:sz w:val="24"/>
+          <w:szCs w:val="24"/>
+          <w:shd w:val="clear" w:color="auto" w:fill="FFFFFF"/>
+        </w:rPr>
+        <w:t>развития :</w:t>
+      </w:r>
+      <w:proofErr w:type="gramEnd"/>
+      <w:r>
+        <w:rPr>
+          <w:rFonts w:ascii="Times New Roman" w:hAnsi="Times New Roman" w:cs="Times New Roman"/>
+          <w:sz w:val="24"/>
+          <w:szCs w:val="24"/>
+          <w:shd w:val="clear" w:color="auto" w:fill="FFFFFF"/>
+        </w:rPr>
+        <w:t xml:space="preserve"> Сборник материалов XIV международного форума, Краснодар, 12–17 июля 2021 года. – Краснодар: Кубанский государственный аграрный университет имени И.Т. Трубилина, 2021. – С. 186-189. – EDN YHQXZA.</w:t>
+      </w:r>
+    </w:p>
+    <w:p>
+      <w:pPr>
+        <w:pStyle w:val="a8"/>
+        <w:numPr>
+          <w:ilvl w:val="0"/>
+          <w:numId w:val="2"/>
+        </w:numPr>
+        <w:rPr>
+          <w:rFonts w:ascii="Times New Roman" w:hAnsi="Times New Roman" w:cs="Times New Roman"/>
+          <w:sz w:val="24"/>
+          <w:szCs w:val="24"/>
+        </w:rPr>
+      </w:pPr>
+      <w:r>
+        <w:rPr>
+          <w:rStyle w:val="a9"/>
+          <w:rFonts w:ascii="Segoe UI" w:hAnsi="Segoe UI" w:cs="Segoe UI"/>
+          <w:color w:val="0F1115"/>
+        </w:rPr>
+        <w:t xml:space="preserve">ГОСТ Р 53114-2008. Защита информации. Обеспечение безопасности информации в организации. Основные термины и </w:t>
+      </w:r>
+      <w:proofErr w:type="gramStart"/>
+      <w:r>
+        <w:rPr>
+          <w:rStyle w:val="a9"/>
+          <w:rFonts w:ascii="Segoe UI" w:hAnsi="Segoe UI" w:cs="Segoe UI"/>
+          <w:color w:val="0F1115"/>
+        </w:rPr>
+        <w:t>определения</w:t>
+      </w:r>
+      <w:r>
+        <w:rPr>
+          <w:rFonts w:ascii="Segoe UI" w:hAnsi="Segoe UI" w:cs="Segoe UI"/>
+          <w:color w:val="0F1115"/>
+        </w:rPr>
+        <w:t> :</w:t>
+      </w:r>
+      <w:proofErr w:type="gramEnd"/>
+      <w:r>
+        <w:rPr>
+          <w:rFonts w:ascii="Segoe UI" w:hAnsi="Segoe UI" w:cs="Segoe UI"/>
+          <w:color w:val="0F1115"/>
+        </w:rPr>
+        <w:t xml:space="preserve"> национальный стандарт Российской Федерации : утвержден и введен в действие Приказом Федерального агентства по техническому регулированию и метрологии от 18 декабря 2008 г. № 468-ст. – Москва : </w:t>
+      </w:r>
+      <w:proofErr w:type="spellStart"/>
+      <w:r>
+        <w:rPr>
+          <w:rFonts w:ascii="Segoe UI" w:hAnsi="Segoe UI" w:cs="Segoe UI"/>
+          <w:color w:val="0F1115"/>
+        </w:rPr>
+        <w:t>Стандартинформ</w:t>
+      </w:r>
+      <w:proofErr w:type="spellEnd"/>
+      <w:r>
+        <w:rPr>
+          <w:rFonts w:ascii="Segoe UI" w:hAnsi="Segoe UI" w:cs="Segoe UI"/>
+          <w:color w:val="0F1115"/>
+        </w:rPr>
+        <w:t xml:space="preserve">, 2009. – 24 с. – </w:t>
+      </w:r>
+      <w:proofErr w:type="gramStart"/>
+      <w:r>
+        <w:rPr>
+          <w:rFonts w:ascii="Segoe UI" w:hAnsi="Segoe UI" w:cs="Segoe UI"/>
+          <w:color w:val="0F1115"/>
+        </w:rPr>
+        <w:t>Текст :</w:t>
+      </w:r>
+      <w:proofErr w:type="gramEnd"/>
+      <w:r>
+        <w:rPr>
+          <w:rFonts w:ascii="Segoe UI" w:hAnsi="Segoe UI" w:cs="Segoe UI"/>
+          <w:color w:val="0F1115"/>
+        </w:rPr>
+        <w:t xml:space="preserve"> непосредственный.</w:t>
+      </w:r>
+    </w:p>
+    <w:p>
+      <w:pPr>
+        <w:pStyle w:val="a3"/>
+        <w:numPr>
+          <w:ilvl w:val="0"/>
+          <w:numId w:val="2"/>
+        </w:numPr>
+        <w:rPr>
+          <w:rFonts w:ascii="Times New Roman" w:hAnsi="Times New Roman" w:cs="Times New Roman"/>
+          <w:sz w:val="24"/>
+          <w:szCs w:val="24"/>
+          <w:shd w:val="clear" w:color="auto" w:fill="FFFFFF"/>
+        </w:rPr>
+      </w:pPr>
+      <w:r>
+        <w:rPr>
+          <w:rFonts w:ascii="Times New Roman" w:hAnsi="Times New Roman" w:cs="Times New Roman"/>
+          <w:sz w:val="24"/>
+          <w:szCs w:val="24"/>
+        </w:rPr>
+        <w:t>Гуляев, М. Ю. Основные архитектурные подходы при построении веб-приложений</w:t>
+      </w:r>
+      <w:r>
+        <w:rPr>
+          <w:rFonts w:ascii="Times New Roman" w:hAnsi="Times New Roman" w:cs="Times New Roman"/>
+          <w:sz w:val="24"/>
+          <w:szCs w:val="24"/>
+          <w:shd w:val="clear" w:color="auto" w:fill="FFFFFF"/>
+        </w:rPr>
+        <w:t xml:space="preserve"> </w:t>
+      </w:r>
+      <w:r>
+        <w:rPr>
+          <w:rFonts w:ascii="Times New Roman" w:hAnsi="Times New Roman" w:cs="Times New Roman"/>
+          <w:sz w:val="24"/>
+          <w:szCs w:val="24"/>
+        </w:rPr>
+        <w:t>/ М. Ю. Гуляев // Modern Science. – 2022. – № 5-2. – С. 247-252. – EDN FQNGDN.</w:t>
+      </w:r>
+    </w:p>
+    <w:p>
+      <w:pPr>
+        <w:pStyle w:val="a8"/>
+        <w:numPr>
+          <w:ilvl w:val="0"/>
+          <w:numId w:val="2"/>
+        </w:numPr>
+        <w:rPr>
+          <w:rFonts w:ascii="Times New Roman" w:hAnsi="Times New Roman" w:cs="Times New Roman"/>
+          <w:sz w:val="24"/>
+          <w:szCs w:val="24"/>
+        </w:rPr>
+      </w:pPr>
+      <w:r>
         <w:rPr>
           <w:rFonts w:ascii="Arial" w:hAnsi="Arial" w:cs="Arial"/>
           <w:color w:val="222222"/>
+          <w:sz w:val="20"/>
+          <w:szCs w:val="20"/>
           <w:shd w:val="clear" w:color="auto" w:fill="FFFFFF"/>
         </w:rPr>
-      </w:pPr>
+        <w:t xml:space="preserve">Долженко А. И., Ермолов И. А. БЕЗОПАСНОСТЬ МИКРОСЕРВИСНЫХ АРХИТЕКТУР //И 74 Информационные системы, экономика и </w:t>
+      </w:r>
+      <w:proofErr w:type="spellStart"/>
       <w:r>
         <w:rPr>
           <w:rFonts w:ascii="Arial" w:hAnsi="Arial" w:cs="Arial"/>
           <w:color w:val="222222"/>
+          <w:sz w:val="20"/>
+          <w:szCs w:val="20"/>
           <w:shd w:val="clear" w:color="auto" w:fill="FFFFFF"/>
         </w:rPr>
-        <w:t>Гуляев, М. Ю. Основные архитектурные подходы при построении веб-приложений / М. Ю. Гуляев // Modern Science. – 2022. – № 5-2. – С. 247-252. – EDN FQNGDN.</w:t>
+        <w:t>управле</w:t>
+      </w:r>
+      <w:proofErr w:type="spellEnd"/>
+      <w:r>
+        <w:rPr>
+          <w:rFonts w:ascii="Arial" w:hAnsi="Arial" w:cs="Arial"/>
+          <w:color w:val="222222"/>
+          <w:sz w:val="20"/>
+          <w:szCs w:val="20"/>
+          <w:shd w:val="clear" w:color="auto" w:fill="FFFFFF"/>
+        </w:rPr>
+        <w:t>. – 2022. – С. 144.</w:t>
+      </w:r>
+      <w:r>
+        <w:rPr>
+          <w:rFonts w:ascii="Times New Roman" w:hAnsi="Times New Roman" w:cs="Times New Roman"/>
+          <w:sz w:val="24"/>
+          <w:szCs w:val="24"/>
+        </w:rPr>
+        <w:t xml:space="preserve"> </w:t>
       </w:r>
     </w:p>
     <w:p>
       <w:pPr>
-        <w:pStyle w:val="a3"/>
-      </w:pPr>
-      <w:r>
-        <w:t>Козлов, С. В. Средства разработки современных одностраничных веб-приложений / С. В. Козлов, П. Л. Ильин // Общество, образование, наука в современных парадигмах развития : Cборник трудов по материалам III Национальной научно-практической конференции, Керчь, 17–18 октября 2022 года / Редколлегия: Е.П. Масюткин [и др.]. – г. Керчь: ФГБОУ ВО «Керченский государственный морской технологический университет», 2022. – С. 39-45. – EDN QCLDIU.</w:t>
+        <w:pStyle w:val="a8"/>
+        <w:numPr>
+          <w:ilvl w:val="0"/>
+          <w:numId w:val="2"/>
+        </w:numPr>
+        <w:rPr>
+          <w:rFonts w:ascii="Times New Roman" w:hAnsi="Times New Roman" w:cs="Times New Roman"/>
+          <w:sz w:val="24"/>
+          <w:szCs w:val="24"/>
+        </w:rPr>
+      </w:pPr>
+      <w:proofErr w:type="spellStart"/>
+      <w:r>
+        <w:rPr>
+          <w:rFonts w:ascii="Times New Roman" w:hAnsi="Times New Roman" w:cs="Times New Roman"/>
+          <w:sz w:val="24"/>
+          <w:szCs w:val="24"/>
+        </w:rPr>
+        <w:t>Дюмин</w:t>
+      </w:r>
+      <w:proofErr w:type="spellEnd"/>
+      <w:r>
+        <w:rPr>
+          <w:rFonts w:ascii="Times New Roman" w:hAnsi="Times New Roman" w:cs="Times New Roman"/>
+          <w:sz w:val="24"/>
+          <w:szCs w:val="24"/>
+        </w:rPr>
+        <w:t xml:space="preserve">, М. А. Обеспечение безопасности </w:t>
+      </w:r>
+      <w:proofErr w:type="spellStart"/>
+      <w:r>
+        <w:rPr>
+          <w:rFonts w:ascii="Times New Roman" w:hAnsi="Times New Roman" w:cs="Times New Roman"/>
+          <w:sz w:val="24"/>
+          <w:szCs w:val="24"/>
+        </w:rPr>
+        <w:t>web</w:t>
+      </w:r>
+      <w:proofErr w:type="spellEnd"/>
+      <w:r>
+        <w:rPr>
+          <w:rFonts w:ascii="Times New Roman" w:hAnsi="Times New Roman" w:cs="Times New Roman"/>
+          <w:sz w:val="24"/>
+          <w:szCs w:val="24"/>
+        </w:rPr>
+        <w:t xml:space="preserve">-сайтов / М. А. </w:t>
+      </w:r>
+      <w:proofErr w:type="spellStart"/>
+      <w:r>
+        <w:rPr>
+          <w:rFonts w:ascii="Times New Roman" w:hAnsi="Times New Roman" w:cs="Times New Roman"/>
+          <w:sz w:val="24"/>
+          <w:szCs w:val="24"/>
+        </w:rPr>
+        <w:t>Дюмин</w:t>
+      </w:r>
+      <w:proofErr w:type="spellEnd"/>
+      <w:r>
+        <w:rPr>
+          <w:rFonts w:ascii="Times New Roman" w:hAnsi="Times New Roman" w:cs="Times New Roman"/>
+          <w:sz w:val="24"/>
+          <w:szCs w:val="24"/>
+        </w:rPr>
+        <w:t xml:space="preserve">, Е. А. Кулешова // Современные информационные технологии и информационная </w:t>
+      </w:r>
+      <w:proofErr w:type="gramStart"/>
+      <w:r>
+        <w:rPr>
+          <w:rFonts w:ascii="Times New Roman" w:hAnsi="Times New Roman" w:cs="Times New Roman"/>
+          <w:sz w:val="24"/>
+          <w:szCs w:val="24"/>
+        </w:rPr>
+        <w:t>безопасность :</w:t>
+      </w:r>
+      <w:proofErr w:type="gramEnd"/>
+      <w:r>
+        <w:rPr>
+          <w:rFonts w:ascii="Times New Roman" w:hAnsi="Times New Roman" w:cs="Times New Roman"/>
+          <w:sz w:val="24"/>
+          <w:szCs w:val="24"/>
+        </w:rPr>
+        <w:t xml:space="preserve"> сборник научных статей 2-й Всероссийской научно-технической конференции, Курск, 28 февраля 2023 года. – Курск: Юго-Западный государственный университет, 2023. – С. 28-31. – EDN OPNAJT.</w:t>
       </w:r>
     </w:p>
     <w:p>
       <w:pPr>
-        <w:pStyle w:val="a3"/>
-      </w:pPr>
-      <w:r>
-        <w:t>Лапенков, М. В. Одностраничные приложения. Их преимущества и недостатки / М. В. Лапенков // Инновации. Наука. Образование. – 2021. – № 27. – С. 867-872. – EDN ZAFKCP.</w:t>
+        <w:pStyle w:val="a8"/>
+        <w:numPr>
+          <w:ilvl w:val="0"/>
+          <w:numId w:val="2"/>
+        </w:numPr>
+        <w:rPr>
+          <w:rFonts w:ascii="Times New Roman" w:hAnsi="Times New Roman" w:cs="Times New Roman"/>
+          <w:sz w:val="24"/>
+          <w:szCs w:val="24"/>
+        </w:rPr>
+      </w:pPr>
+      <w:r>
+        <w:rPr>
+          <w:rFonts w:ascii="Times New Roman" w:hAnsi="Times New Roman" w:cs="Times New Roman"/>
+          <w:sz w:val="24"/>
+          <w:szCs w:val="24"/>
+        </w:rPr>
+        <w:t xml:space="preserve">Злобин Е. А. и др. ОБЗОР ПРЕПРОЦЕССОРОВ ЯЗЫКА КАСКАДНЫХ ТАБЛИЦ СТИЛЕЙ CSS //П27 Перспективные аспекты моделирования систем и процессов: материалы Всероссийской научно-практической конференции, Воронеж, 7 октября 2023 г./отв. ред. ВК Зольников, АИ </w:t>
+      </w:r>
+      <w:proofErr w:type="spellStart"/>
+      <w:r>
+        <w:rPr>
+          <w:rFonts w:ascii="Times New Roman" w:hAnsi="Times New Roman" w:cs="Times New Roman"/>
+          <w:sz w:val="24"/>
+          <w:szCs w:val="24"/>
+        </w:rPr>
+        <w:t>Заревич</w:t>
+      </w:r>
+      <w:proofErr w:type="spellEnd"/>
+      <w:r>
+        <w:rPr>
+          <w:rFonts w:ascii="Times New Roman" w:hAnsi="Times New Roman" w:cs="Times New Roman"/>
+          <w:sz w:val="24"/>
+          <w:szCs w:val="24"/>
+        </w:rPr>
+        <w:t xml:space="preserve">; М-во науки и высшего образования РФ, ФГБОУ ВО «ВГЛТУ».–Воронеж, 2023.–563 с.–URL: https://vgltu. </w:t>
+      </w:r>
+      <w:proofErr w:type="spellStart"/>
+      <w:r>
+        <w:rPr>
+          <w:rFonts w:ascii="Times New Roman" w:hAnsi="Times New Roman" w:cs="Times New Roman"/>
+          <w:sz w:val="24"/>
+          <w:szCs w:val="24"/>
+        </w:rPr>
+        <w:t>ru</w:t>
+      </w:r>
+      <w:proofErr w:type="spellEnd"/>
+      <w:r>
+        <w:rPr>
+          <w:rFonts w:ascii="Times New Roman" w:hAnsi="Times New Roman" w:cs="Times New Roman"/>
+          <w:sz w:val="24"/>
+          <w:szCs w:val="24"/>
+        </w:rPr>
+        <w:t>/</w:t>
+      </w:r>
+      <w:proofErr w:type="spellStart"/>
+      <w:r>
+        <w:rPr>
+          <w:rFonts w:ascii="Times New Roman" w:hAnsi="Times New Roman" w:cs="Times New Roman"/>
+          <w:sz w:val="24"/>
+          <w:szCs w:val="24"/>
+        </w:rPr>
+        <w:t>nauka</w:t>
+      </w:r>
+      <w:proofErr w:type="spellEnd"/>
+      <w:r>
+        <w:rPr>
+          <w:rFonts w:ascii="Times New Roman" w:hAnsi="Times New Roman" w:cs="Times New Roman"/>
+          <w:sz w:val="24"/>
+          <w:szCs w:val="24"/>
+        </w:rPr>
+        <w:t>/</w:t>
+      </w:r>
+      <w:proofErr w:type="spellStart"/>
+      <w:r>
+        <w:rPr>
+          <w:rFonts w:ascii="Times New Roman" w:hAnsi="Times New Roman" w:cs="Times New Roman"/>
+          <w:sz w:val="24"/>
+          <w:szCs w:val="24"/>
+        </w:rPr>
+        <w:t>konferencii</w:t>
+      </w:r>
+      <w:proofErr w:type="spellEnd"/>
+      <w:r>
+        <w:rPr>
+          <w:rFonts w:ascii="Times New Roman" w:hAnsi="Times New Roman" w:cs="Times New Roman"/>
+          <w:sz w:val="24"/>
+          <w:szCs w:val="24"/>
+        </w:rPr>
+        <w:t>/2023/</w:t>
+      </w:r>
+      <w:proofErr w:type="spellStart"/>
+      <w:r>
+        <w:rPr>
+          <w:rFonts w:ascii="Times New Roman" w:hAnsi="Times New Roman" w:cs="Times New Roman"/>
+          <w:sz w:val="24"/>
+          <w:szCs w:val="24"/>
+        </w:rPr>
+        <w:t>vserossijskaya-nauchno-prakticheskaya</w:t>
+      </w:r>
+      <w:proofErr w:type="spellEnd"/>
+      <w:r>
+        <w:rPr>
+          <w:rFonts w:ascii="Times New Roman" w:hAnsi="Times New Roman" w:cs="Times New Roman"/>
+          <w:sz w:val="24"/>
+          <w:szCs w:val="24"/>
+        </w:rPr>
+        <w:t>. – 2023. – С. 56.</w:t>
       </w:r>
     </w:p>
     <w:p>
       <w:pPr>
-        <w:pStyle w:val="a3"/>
-        <w:rPr>
-          <w:rFonts w:ascii="Arial" w:hAnsi="Arial" w:cs="Arial"/>
-          <w:color w:val="222222"/>
-          <w:shd w:val="clear" w:color="auto" w:fill="FFFFFF"/>
-        </w:rPr>
-      </w:pPr>
-      <w:r>
-        <w:rPr>
-          <w:rStyle w:val="a5"/>
-        </w:rPr>
-        <w:footnoteRef/>
-      </w:r>
-      <w:r>
-        <w:rPr>
-          <w:rFonts w:ascii="Arial" w:hAnsi="Arial" w:cs="Arial"/>
-          <w:color w:val="222222"/>
-          <w:shd w:val="clear" w:color="auto" w:fill="FFFFFF"/>
-        </w:rPr>
-        <w:t>Бороздин Н. М. Исследование и анализ практических преимуществ микросервисной архитектуры для современных веб-приложений //Инновационные научные исследования в современном мире. – 2023. – С. 279-284.</w:t>
+        <w:pStyle w:val="a8"/>
+        <w:numPr>
+          <w:ilvl w:val="0"/>
+          <w:numId w:val="2"/>
+        </w:numPr>
+        <w:rPr>
+          <w:rFonts w:ascii="Times New Roman" w:hAnsi="Times New Roman" w:cs="Times New Roman"/>
+          <w:sz w:val="24"/>
+          <w:szCs w:val="24"/>
+        </w:rPr>
+      </w:pPr>
+      <w:r>
+        <w:rPr>
+          <w:rFonts w:ascii="Times New Roman" w:hAnsi="Times New Roman" w:cs="Times New Roman"/>
+          <w:sz w:val="24"/>
+          <w:szCs w:val="24"/>
+        </w:rPr>
+        <w:lastRenderedPageBreak/>
+        <w:t xml:space="preserve">И. Д. </w:t>
+      </w:r>
+      <w:proofErr w:type="spellStart"/>
+      <w:r>
+        <w:rPr>
+          <w:rFonts w:ascii="Times New Roman" w:hAnsi="Times New Roman" w:cs="Times New Roman"/>
+          <w:sz w:val="24"/>
+          <w:szCs w:val="24"/>
+        </w:rPr>
+        <w:t>Торжевский</w:t>
+      </w:r>
+      <w:proofErr w:type="spellEnd"/>
+      <w:r>
+        <w:rPr>
+          <w:rFonts w:ascii="Times New Roman" w:hAnsi="Times New Roman" w:cs="Times New Roman"/>
+          <w:sz w:val="24"/>
+          <w:szCs w:val="24"/>
+        </w:rPr>
+        <w:t xml:space="preserve">, А. П. </w:t>
+      </w:r>
+      <w:proofErr w:type="spellStart"/>
+      <w:r>
+        <w:rPr>
+          <w:rFonts w:ascii="Times New Roman" w:hAnsi="Times New Roman" w:cs="Times New Roman"/>
+          <w:sz w:val="24"/>
+          <w:szCs w:val="24"/>
+        </w:rPr>
+        <w:t>Барковская</w:t>
+      </w:r>
+      <w:proofErr w:type="spellEnd"/>
+      <w:r>
+        <w:rPr>
+          <w:rFonts w:ascii="Times New Roman" w:hAnsi="Times New Roman" w:cs="Times New Roman"/>
+          <w:sz w:val="24"/>
+          <w:szCs w:val="24"/>
+        </w:rPr>
+        <w:t xml:space="preserve">, А. Г. Зотин ВЫБОР АРХИТЕКТУРЫ ДЛЯ РАЗРАБОТКИ ВЕБ-ПРИЛОЖЕНИЯ ИНТЕРНЕТА-МАГАЗИНА // Актуальные проблемы авиации и космонавтики. 2022. №. </w:t>
+      </w:r>
+      <w:r>
+        <w:rPr>
+          <w:rFonts w:ascii="Times New Roman" w:hAnsi="Times New Roman" w:cs="Times New Roman"/>
+          <w:sz w:val="24"/>
+          <w:szCs w:val="24"/>
+          <w:lang w:val="en-US"/>
+        </w:rPr>
+        <w:t>URL</w:t>
+      </w:r>
+      <w:r>
+        <w:rPr>
+          <w:rFonts w:ascii="Times New Roman" w:hAnsi="Times New Roman" w:cs="Times New Roman"/>
+          <w:sz w:val="24"/>
+          <w:szCs w:val="24"/>
+        </w:rPr>
+        <w:t>:</w:t>
+      </w:r>
+      <w:r>
+        <w:rPr>
+          <w:rFonts w:ascii="Times New Roman" w:hAnsi="Times New Roman" w:cs="Times New Roman"/>
+          <w:sz w:val="24"/>
+          <w:szCs w:val="24"/>
+        </w:rPr>
+        <w:t xml:space="preserve"> </w:t>
+      </w:r>
+      <w:r>
+        <w:rPr>
+          <w:rFonts w:ascii="Times New Roman" w:hAnsi="Times New Roman" w:cs="Times New Roman"/>
+          <w:sz w:val="24"/>
+          <w:szCs w:val="24"/>
+          <w:lang w:val="en-US"/>
+        </w:rPr>
+        <w:t>https</w:t>
+      </w:r>
+      <w:r>
+        <w:rPr>
+          <w:rFonts w:ascii="Times New Roman" w:hAnsi="Times New Roman" w:cs="Times New Roman"/>
+          <w:sz w:val="24"/>
+          <w:szCs w:val="24"/>
+        </w:rPr>
+        <w:t>://</w:t>
+      </w:r>
+      <w:proofErr w:type="spellStart"/>
+      <w:r>
+        <w:rPr>
+          <w:rFonts w:ascii="Times New Roman" w:hAnsi="Times New Roman" w:cs="Times New Roman"/>
+          <w:sz w:val="24"/>
+          <w:szCs w:val="24"/>
+          <w:lang w:val="en-US"/>
+        </w:rPr>
+        <w:t>cyberleninka</w:t>
+      </w:r>
+      <w:proofErr w:type="spellEnd"/>
+      <w:r>
+        <w:rPr>
+          <w:rFonts w:ascii="Times New Roman" w:hAnsi="Times New Roman" w:cs="Times New Roman"/>
+          <w:sz w:val="24"/>
+          <w:szCs w:val="24"/>
+        </w:rPr>
+        <w:t>.</w:t>
+      </w:r>
+      <w:proofErr w:type="spellStart"/>
+      <w:r>
+        <w:rPr>
+          <w:rFonts w:ascii="Times New Roman" w:hAnsi="Times New Roman" w:cs="Times New Roman"/>
+          <w:sz w:val="24"/>
+          <w:szCs w:val="24"/>
+          <w:lang w:val="en-US"/>
+        </w:rPr>
+        <w:t>ru</w:t>
+      </w:r>
+      <w:proofErr w:type="spellEnd"/>
+      <w:r>
+        <w:rPr>
+          <w:rFonts w:ascii="Times New Roman" w:hAnsi="Times New Roman" w:cs="Times New Roman"/>
+          <w:sz w:val="24"/>
+          <w:szCs w:val="24"/>
+        </w:rPr>
+        <w:t>/</w:t>
+      </w:r>
+      <w:r>
+        <w:rPr>
+          <w:rFonts w:ascii="Times New Roman" w:hAnsi="Times New Roman" w:cs="Times New Roman"/>
+          <w:sz w:val="24"/>
+          <w:szCs w:val="24"/>
+          <w:lang w:val="en-US"/>
+        </w:rPr>
+        <w:t>article</w:t>
+      </w:r>
+      <w:r>
+        <w:rPr>
+          <w:rFonts w:ascii="Times New Roman" w:hAnsi="Times New Roman" w:cs="Times New Roman"/>
+          <w:sz w:val="24"/>
+          <w:szCs w:val="24"/>
+        </w:rPr>
+        <w:t>/</w:t>
+      </w:r>
+      <w:r>
+        <w:rPr>
+          <w:rFonts w:ascii="Times New Roman" w:hAnsi="Times New Roman" w:cs="Times New Roman"/>
+          <w:sz w:val="24"/>
+          <w:szCs w:val="24"/>
+          <w:lang w:val="en-US"/>
+        </w:rPr>
+        <w:t>n</w:t>
+      </w:r>
+      <w:r>
+        <w:rPr>
+          <w:rFonts w:ascii="Times New Roman" w:hAnsi="Times New Roman" w:cs="Times New Roman"/>
+          <w:sz w:val="24"/>
+          <w:szCs w:val="24"/>
+        </w:rPr>
+        <w:t>/</w:t>
+      </w:r>
+      <w:proofErr w:type="spellStart"/>
+      <w:r>
+        <w:rPr>
+          <w:rFonts w:ascii="Times New Roman" w:hAnsi="Times New Roman" w:cs="Times New Roman"/>
+          <w:sz w:val="24"/>
+          <w:szCs w:val="24"/>
+          <w:lang w:val="en-US"/>
+        </w:rPr>
+        <w:t>vybor</w:t>
+      </w:r>
+      <w:proofErr w:type="spellEnd"/>
+      <w:r>
+        <w:rPr>
+          <w:rFonts w:ascii="Times New Roman" w:hAnsi="Times New Roman" w:cs="Times New Roman"/>
+          <w:sz w:val="24"/>
+          <w:szCs w:val="24"/>
+        </w:rPr>
+        <w:t>-</w:t>
+      </w:r>
+      <w:proofErr w:type="spellStart"/>
+      <w:r>
+        <w:rPr>
+          <w:rFonts w:ascii="Times New Roman" w:hAnsi="Times New Roman" w:cs="Times New Roman"/>
+          <w:sz w:val="24"/>
+          <w:szCs w:val="24"/>
+          <w:lang w:val="en-US"/>
+        </w:rPr>
+        <w:t>arhitektury</w:t>
+      </w:r>
+      <w:proofErr w:type="spellEnd"/>
+      <w:r>
+        <w:rPr>
+          <w:rFonts w:ascii="Times New Roman" w:hAnsi="Times New Roman" w:cs="Times New Roman"/>
+          <w:sz w:val="24"/>
+          <w:szCs w:val="24"/>
+        </w:rPr>
+        <w:t>-</w:t>
+      </w:r>
+      <w:proofErr w:type="spellStart"/>
+      <w:r>
+        <w:rPr>
+          <w:rFonts w:ascii="Times New Roman" w:hAnsi="Times New Roman" w:cs="Times New Roman"/>
+          <w:sz w:val="24"/>
+          <w:szCs w:val="24"/>
+          <w:lang w:val="en-US"/>
+        </w:rPr>
+        <w:t>dlya</w:t>
+      </w:r>
+      <w:proofErr w:type="spellEnd"/>
+      <w:r>
+        <w:rPr>
+          <w:rFonts w:ascii="Times New Roman" w:hAnsi="Times New Roman" w:cs="Times New Roman"/>
+          <w:sz w:val="24"/>
+          <w:szCs w:val="24"/>
+        </w:rPr>
+        <w:t>-</w:t>
+      </w:r>
+      <w:proofErr w:type="spellStart"/>
+      <w:r>
+        <w:rPr>
+          <w:rFonts w:ascii="Times New Roman" w:hAnsi="Times New Roman" w:cs="Times New Roman"/>
+          <w:sz w:val="24"/>
+          <w:szCs w:val="24"/>
+          <w:lang w:val="en-US"/>
+        </w:rPr>
+        <w:t>razrabotki</w:t>
+      </w:r>
+      <w:proofErr w:type="spellEnd"/>
+      <w:r>
+        <w:rPr>
+          <w:rFonts w:ascii="Times New Roman" w:hAnsi="Times New Roman" w:cs="Times New Roman"/>
+          <w:sz w:val="24"/>
+          <w:szCs w:val="24"/>
+        </w:rPr>
+        <w:t>-</w:t>
+      </w:r>
+      <w:proofErr w:type="spellStart"/>
+      <w:r>
+        <w:rPr>
+          <w:rFonts w:ascii="Times New Roman" w:hAnsi="Times New Roman" w:cs="Times New Roman"/>
+          <w:sz w:val="24"/>
+          <w:szCs w:val="24"/>
+          <w:lang w:val="en-US"/>
+        </w:rPr>
+        <w:t>veb</w:t>
+      </w:r>
+      <w:proofErr w:type="spellEnd"/>
+      <w:r>
+        <w:rPr>
+          <w:rFonts w:ascii="Times New Roman" w:hAnsi="Times New Roman" w:cs="Times New Roman"/>
+          <w:sz w:val="24"/>
+          <w:szCs w:val="24"/>
+        </w:rPr>
+        <w:t>-</w:t>
+      </w:r>
+      <w:proofErr w:type="spellStart"/>
+      <w:r>
+        <w:rPr>
+          <w:rFonts w:ascii="Times New Roman" w:hAnsi="Times New Roman" w:cs="Times New Roman"/>
+          <w:sz w:val="24"/>
+          <w:szCs w:val="24"/>
+          <w:lang w:val="en-US"/>
+        </w:rPr>
+        <w:t>prilozheniya</w:t>
+      </w:r>
+      <w:proofErr w:type="spellEnd"/>
+      <w:r>
+        <w:rPr>
+          <w:rFonts w:ascii="Times New Roman" w:hAnsi="Times New Roman" w:cs="Times New Roman"/>
+          <w:sz w:val="24"/>
+          <w:szCs w:val="24"/>
+        </w:rPr>
+        <w:t>-</w:t>
+      </w:r>
+      <w:proofErr w:type="spellStart"/>
+      <w:r>
+        <w:rPr>
+          <w:rFonts w:ascii="Times New Roman" w:hAnsi="Times New Roman" w:cs="Times New Roman"/>
+          <w:sz w:val="24"/>
+          <w:szCs w:val="24"/>
+          <w:lang w:val="en-US"/>
+        </w:rPr>
+        <w:t>interneta</w:t>
+      </w:r>
+      <w:proofErr w:type="spellEnd"/>
+      <w:r>
+        <w:rPr>
+          <w:rFonts w:ascii="Times New Roman" w:hAnsi="Times New Roman" w:cs="Times New Roman"/>
+          <w:sz w:val="24"/>
+          <w:szCs w:val="24"/>
+        </w:rPr>
+        <w:t>-</w:t>
+      </w:r>
+      <w:proofErr w:type="spellStart"/>
+      <w:r>
+        <w:rPr>
+          <w:rFonts w:ascii="Times New Roman" w:hAnsi="Times New Roman" w:cs="Times New Roman"/>
+          <w:sz w:val="24"/>
+          <w:szCs w:val="24"/>
+          <w:lang w:val="en-US"/>
+        </w:rPr>
+        <w:t>magazina</w:t>
+      </w:r>
+      <w:proofErr w:type="spellEnd"/>
+      <w:r>
+        <w:rPr>
+          <w:rFonts w:ascii="Times New Roman" w:hAnsi="Times New Roman" w:cs="Times New Roman"/>
+          <w:sz w:val="24"/>
+          <w:szCs w:val="24"/>
+        </w:rPr>
+        <w:t xml:space="preserve"> (дата обращения: 09.12.2025).</w:t>
       </w:r>
     </w:p>
     <w:p>
       <w:pPr>
-        <w:pStyle w:val="a3"/>
-      </w:pPr>
-      <w:r>
-        <w:rPr>
-          <w:rFonts w:ascii="Arial" w:hAnsi="Arial" w:cs="Arial"/>
-          <w:color w:val="222222"/>
-          <w:shd w:val="clear" w:color="auto" w:fill="FFFFFF"/>
-        </w:rPr>
-        <w:t>Курцев Е. А. АРХИТЕКТУРА ВЕБ-ПРИЛОЖЕНИЙ ДЛЯ СЕРВИСНЫХ СЛУЖБ //НАУЧНЫЙ ЭЛЕКТРОННЫЙ ЖУРНАЛ «АКАДЕМИЧЕСКАЯ ПУБЛИЦИСТИКА». – С. 82.</w:t>
+        <w:pStyle w:val="a8"/>
+        <w:numPr>
+          <w:ilvl w:val="0"/>
+          <w:numId w:val="2"/>
+        </w:numPr>
+        <w:rPr>
+          <w:rFonts w:ascii="Times New Roman" w:hAnsi="Times New Roman" w:cs="Times New Roman"/>
+          <w:sz w:val="24"/>
+          <w:szCs w:val="24"/>
+        </w:rPr>
+      </w:pPr>
+      <w:proofErr w:type="spellStart"/>
+      <w:r>
+        <w:rPr>
+          <w:rFonts w:ascii="Times New Roman" w:hAnsi="Times New Roman" w:cs="Times New Roman"/>
+          <w:sz w:val="24"/>
+          <w:szCs w:val="24"/>
+        </w:rPr>
+        <w:t>Карабеков</w:t>
+      </w:r>
+      <w:proofErr w:type="spellEnd"/>
+      <w:r>
+        <w:rPr>
+          <w:rFonts w:ascii="Times New Roman" w:hAnsi="Times New Roman" w:cs="Times New Roman"/>
+          <w:sz w:val="24"/>
+          <w:szCs w:val="24"/>
+        </w:rPr>
+        <w:t xml:space="preserve"> К.О. Состояние и тенденции киберпреступности в Российской Федерации и Республике Казахстан / К.О. </w:t>
+      </w:r>
+      <w:proofErr w:type="spellStart"/>
+      <w:r>
+        <w:rPr>
+          <w:rFonts w:ascii="Times New Roman" w:hAnsi="Times New Roman" w:cs="Times New Roman"/>
+          <w:sz w:val="24"/>
+          <w:szCs w:val="24"/>
+        </w:rPr>
+        <w:t>Карабеков</w:t>
+      </w:r>
+      <w:proofErr w:type="spellEnd"/>
+      <w:r>
+        <w:rPr>
+          <w:rFonts w:ascii="Times New Roman" w:hAnsi="Times New Roman" w:cs="Times New Roman"/>
+          <w:sz w:val="24"/>
+          <w:szCs w:val="24"/>
+        </w:rPr>
+        <w:t xml:space="preserve"> // Научный вестник Омской академии МВД России. 2024. Т. 30. № 2(93).</w:t>
+      </w:r>
+      <w:r>
+        <w:rPr>
+          <w:rFonts w:ascii="Times New Roman" w:hAnsi="Times New Roman" w:cs="Times New Roman"/>
+          <w:sz w:val="24"/>
+          <w:szCs w:val="24"/>
+        </w:rPr>
+        <w:t xml:space="preserve"> </w:t>
+      </w:r>
+      <w:r>
+        <w:rPr>
+          <w:rFonts w:ascii="Times New Roman" w:hAnsi="Times New Roman" w:cs="Times New Roman"/>
+          <w:sz w:val="24"/>
+          <w:szCs w:val="24"/>
+        </w:rPr>
+        <w:t>С. 106–112.</w:t>
       </w:r>
     </w:p>
     <w:p>
-      <w:r>
-        <w:t>Информационные системы, экономика и управление : Ученые записки. Том Выпуск 24. – Ростов-на-Дону : Ростовский государственный экономический университет "РИНХ", 2022. – 260 с. – ISBN 978-5-7972-3011-3. – EDN FWAKRU.</w:t>
+      <w:pPr>
+        <w:pStyle w:val="a8"/>
+        <w:numPr>
+          <w:ilvl w:val="0"/>
+          <w:numId w:val="2"/>
+        </w:numPr>
+        <w:rPr>
+          <w:rFonts w:ascii="Times New Roman" w:hAnsi="Times New Roman" w:cs="Times New Roman"/>
+          <w:sz w:val="24"/>
+          <w:szCs w:val="24"/>
+        </w:rPr>
+      </w:pPr>
+      <w:proofErr w:type="spellStart"/>
+      <w:r>
+        <w:rPr>
+          <w:rFonts w:ascii="Times New Roman" w:hAnsi="Times New Roman" w:cs="Times New Roman"/>
+          <w:sz w:val="24"/>
+          <w:szCs w:val="24"/>
+        </w:rPr>
+        <w:t>Козаев</w:t>
+      </w:r>
+      <w:proofErr w:type="spellEnd"/>
+      <w:r>
+        <w:rPr>
+          <w:rFonts w:ascii="Times New Roman" w:hAnsi="Times New Roman" w:cs="Times New Roman"/>
+          <w:sz w:val="24"/>
+          <w:szCs w:val="24"/>
+        </w:rPr>
+        <w:t xml:space="preserve"> Н. Ш. КИБЕРПРЕСТУПНОСТЬ В СОВРЕМЕННОМ МИРЕ: ТЕНДЕНЦИИ, ВЫЗОВЫ И СТРАТЕГИИ ПРОТИВОДЕЙСТВИЯ // Гуманитарные, социально-экономические и общественные науки. 2024. №11. URL: https://cyberleninka.ru/article/n/kiberprestupnost-v-sovremennom-mire-tendentsii-vyzovy-i-strategii-protivodeystviya (дата обращения: 09.12.2025).</w:t>
       </w:r>
     </w:p>
     <w:p>
       <w:pPr>
-        <w:pStyle w:val="a3"/>
-      </w:pPr>
-      <w:r>
-        <w:rPr>
-          <w:rFonts w:ascii="Arial" w:hAnsi="Arial" w:cs="Arial"/>
-          <w:color w:val="222222"/>
-          <w:shd w:val="clear" w:color="auto" w:fill="FFFFFF"/>
-        </w:rPr>
-        <w:t>Голублева, А. Д. Основные технологии архитектуры WEB-приложений / А. Д. Голублева, Д. Н. Савинская // Информационное общество: современное состояние и перспективы развития : Сборник материалов XIV международного форума, Краснодар, 12–17 июля 2021 года. – Краснодар: Кубанский государственный аграрный университет имени И.Т. Трубилина, 2021. – С. 186-189. – EDN YHQXZA.</w:t>
+        <w:pStyle w:val="a8"/>
+        <w:numPr>
+          <w:ilvl w:val="0"/>
+          <w:numId w:val="2"/>
+        </w:numPr>
+        <w:rPr>
+          <w:rFonts w:ascii="Times New Roman" w:hAnsi="Times New Roman" w:cs="Times New Roman"/>
+          <w:sz w:val="24"/>
+          <w:szCs w:val="24"/>
+        </w:rPr>
+      </w:pPr>
+      <w:r>
+        <w:rPr>
+          <w:rFonts w:ascii="Times New Roman" w:hAnsi="Times New Roman" w:cs="Times New Roman"/>
+          <w:sz w:val="24"/>
+          <w:szCs w:val="24"/>
+        </w:rPr>
+        <w:t xml:space="preserve">Козлов, С. В. Средства разработки современных одностраничных веб-приложений / С. В. Козлов, П. Л. Ильин // Общество, образование, наука в современных парадигмах развития : </w:t>
+      </w:r>
+      <w:proofErr w:type="spellStart"/>
+      <w:r>
+        <w:rPr>
+          <w:rFonts w:ascii="Times New Roman" w:hAnsi="Times New Roman" w:cs="Times New Roman"/>
+          <w:sz w:val="24"/>
+          <w:szCs w:val="24"/>
+        </w:rPr>
+        <w:t>Cборник</w:t>
+      </w:r>
+      <w:proofErr w:type="spellEnd"/>
+      <w:r>
+        <w:rPr>
+          <w:rFonts w:ascii="Times New Roman" w:hAnsi="Times New Roman" w:cs="Times New Roman"/>
+          <w:sz w:val="24"/>
+          <w:szCs w:val="24"/>
+        </w:rPr>
+        <w:t xml:space="preserve"> трудов по материалам III Национальной научно-практической конференции, Керчь, 17–18 октября 2022 года / Редколлегия: Е.П. </w:t>
+      </w:r>
+      <w:proofErr w:type="spellStart"/>
+      <w:r>
+        <w:rPr>
+          <w:rFonts w:ascii="Times New Roman" w:hAnsi="Times New Roman" w:cs="Times New Roman"/>
+          <w:sz w:val="24"/>
+          <w:szCs w:val="24"/>
+        </w:rPr>
+        <w:t>Масюткин</w:t>
+      </w:r>
+      <w:proofErr w:type="spellEnd"/>
+      <w:r>
+        <w:rPr>
+          <w:rFonts w:ascii="Times New Roman" w:hAnsi="Times New Roman" w:cs="Times New Roman"/>
+          <w:sz w:val="24"/>
+          <w:szCs w:val="24"/>
+        </w:rPr>
+        <w:t xml:space="preserve"> [и др.]. – г. Керчь: ФГБОУ ВО «Керченский государственный морской технологический университет», 2022. – С. 39-45. – EDN QCLDIU.</w:t>
       </w:r>
     </w:p>
     <w:p>
       <w:pPr>
-        <w:pStyle w:val="a3"/>
-      </w:pPr>
-      <w:r>
-        <w:t>Шахов, А. Э. Архитектурное проектирование веб-приложений / А. Э. Шахов // Актуальные проблемы науки и образования в условиях современных вызовов (шифр –МКАП 24) : Сборник материалов XXIV Международной научно-практической конференции, Москва, 18 октября 2023 года. – Москва: Печатный цех, 2023. – С. 27-29. – EDN CYJORC.</w:t>
+        <w:pStyle w:val="a8"/>
+        <w:numPr>
+          <w:ilvl w:val="0"/>
+          <w:numId w:val="2"/>
+        </w:numPr>
+        <w:rPr>
+          <w:rFonts w:ascii="Times New Roman" w:hAnsi="Times New Roman" w:cs="Times New Roman"/>
+          <w:sz w:val="24"/>
+          <w:szCs w:val="24"/>
+        </w:rPr>
+      </w:pPr>
+      <w:proofErr w:type="spellStart"/>
+      <w:r>
+        <w:rPr>
+          <w:rFonts w:ascii="Times New Roman" w:hAnsi="Times New Roman" w:cs="Times New Roman"/>
+          <w:sz w:val="24"/>
+          <w:szCs w:val="24"/>
+        </w:rPr>
+        <w:t>Кочесоков</w:t>
+      </w:r>
+      <w:proofErr w:type="spellEnd"/>
+      <w:r>
+        <w:rPr>
+          <w:rFonts w:ascii="Times New Roman" w:hAnsi="Times New Roman" w:cs="Times New Roman"/>
+          <w:sz w:val="24"/>
+          <w:szCs w:val="24"/>
+        </w:rPr>
+        <w:t xml:space="preserve"> Рустам </w:t>
+      </w:r>
+      <w:proofErr w:type="spellStart"/>
+      <w:r>
+        <w:rPr>
+          <w:rFonts w:ascii="Times New Roman" w:hAnsi="Times New Roman" w:cs="Times New Roman"/>
+          <w:sz w:val="24"/>
+          <w:szCs w:val="24"/>
+        </w:rPr>
+        <w:t>Хажмударович</w:t>
+      </w:r>
+      <w:proofErr w:type="spellEnd"/>
+      <w:r>
+        <w:rPr>
+          <w:rFonts w:ascii="Times New Roman" w:hAnsi="Times New Roman" w:cs="Times New Roman"/>
+          <w:sz w:val="24"/>
+          <w:szCs w:val="24"/>
+        </w:rPr>
+        <w:t xml:space="preserve"> Киберпреступность в России: тенденции и методы борьбы // Пробелы в российском законодательстве. 2023. №5. URL: https://cyberleninka.ru/article/n/kiberprestupnost-v-rossii-tendentsii-i-metody-borby (дата обращения: 09.12.2025).</w:t>
       </w:r>
     </w:p>
     <w:p>
       <w:pPr>
-        <w:pStyle w:val="a3"/>
-      </w:pPr>
-      <w:r>
-        <w:rPr>
-          <w:highlight w:val="lightGray"/>
-        </w:rPr>
-        <w:t>https://rezbez.ru/article/postroenie-kiberbezopasnoj-arhitektury-veb-prilozhenij</w:t>
+        <w:pStyle w:val="a8"/>
+        <w:numPr>
+          <w:ilvl w:val="0"/>
+          <w:numId w:val="2"/>
+        </w:numPr>
+        <w:rPr>
+          <w:rFonts w:ascii="Times New Roman" w:hAnsi="Times New Roman" w:cs="Times New Roman"/>
+          <w:sz w:val="24"/>
+          <w:szCs w:val="24"/>
+        </w:rPr>
+      </w:pPr>
+      <w:r>
+        <w:rPr>
+          <w:rFonts w:ascii="Times New Roman" w:hAnsi="Times New Roman" w:cs="Times New Roman"/>
+          <w:sz w:val="24"/>
+          <w:szCs w:val="24"/>
+        </w:rPr>
+        <w:t>Круглов А. М., Агарков А. В., Бондарчук Д. О. Сетевые протоколы прикладного уровня //ББК 1 Н 34. – С. 3591.</w:t>
       </w:r>
     </w:p>
     <w:p>
       <w:pPr>
         <w:pStyle w:val="a3"/>
-      </w:pPr>
-      <w:r>
-        <w:t>Кряжева, Е. В. Общие подходы к проектированию ВЕБ-приложений / Е. В. Кряжева, Т. А. Васина // Заметки ученого. – 2021. – № 9-2. – С. 32-36. – EDN DQMSGI.</w:t>
+        <w:numPr>
+          <w:ilvl w:val="0"/>
+          <w:numId w:val="2"/>
+        </w:numPr>
+        <w:rPr>
+          <w:rFonts w:ascii="Times New Roman" w:hAnsi="Times New Roman" w:cs="Times New Roman"/>
+          <w:sz w:val="24"/>
+          <w:szCs w:val="24"/>
+        </w:rPr>
+      </w:pPr>
+      <w:r>
+        <w:rPr>
+          <w:rFonts w:ascii="Times New Roman" w:hAnsi="Times New Roman" w:cs="Times New Roman"/>
+          <w:sz w:val="24"/>
+          <w:szCs w:val="24"/>
+        </w:rPr>
+        <w:t xml:space="preserve">Кряжева, Е. В. Общие подходы к проектированию </w:t>
+      </w:r>
+      <w:proofErr w:type="spellStart"/>
+      <w:r>
+        <w:rPr>
+          <w:rFonts w:ascii="Times New Roman" w:hAnsi="Times New Roman" w:cs="Times New Roman"/>
+          <w:sz w:val="24"/>
+          <w:szCs w:val="24"/>
+        </w:rPr>
+        <w:t>ВЕБ-приложений</w:t>
+      </w:r>
+      <w:proofErr w:type="spellEnd"/>
+      <w:r>
+        <w:rPr>
+          <w:rFonts w:ascii="Times New Roman" w:hAnsi="Times New Roman" w:cs="Times New Roman"/>
+          <w:sz w:val="24"/>
+          <w:szCs w:val="24"/>
+        </w:rPr>
+        <w:t xml:space="preserve"> / Е. В. Кряжева, Т. А. Васина // Заметки ученого. – 2021. – № 9-2. – С. 32-36. – EDN DQMSGI.</w:t>
       </w:r>
     </w:p>
     <w:p>
       <w:pPr>
-        <w:pStyle w:val="a3"/>
-      </w:pPr>
-      <w:r>
-        <w:rPr>
-          <w:rFonts w:ascii="Arial" w:hAnsi="Arial" w:cs="Arial"/>
-          <w:color w:val="222222"/>
-          <w:shd w:val="clear" w:color="auto" w:fill="FFFFFF"/>
-        </w:rPr>
-        <w:t>Борисов П. Е. HTTP-протокол прикладного уровня (обзор) //Научный аспект. – 2024. – Т. 22. – №. 5. – С. 2937-2943.</w:t>
+        <w:pStyle w:val="a8"/>
+        <w:numPr>
+          <w:ilvl w:val="0"/>
+          <w:numId w:val="2"/>
+        </w:numPr>
+        <w:rPr>
+          <w:rFonts w:ascii="Times New Roman" w:hAnsi="Times New Roman" w:cs="Times New Roman"/>
+          <w:sz w:val="24"/>
+          <w:szCs w:val="24"/>
+        </w:rPr>
+      </w:pPr>
+      <w:proofErr w:type="spellStart"/>
+      <w:r>
+        <w:rPr>
+          <w:rFonts w:ascii="Times New Roman" w:hAnsi="Times New Roman" w:cs="Times New Roman"/>
+          <w:sz w:val="24"/>
+          <w:szCs w:val="24"/>
+        </w:rPr>
+        <w:t>Курова</w:t>
+      </w:r>
+      <w:proofErr w:type="spellEnd"/>
+      <w:r>
+        <w:rPr>
+          <w:rFonts w:ascii="Times New Roman" w:hAnsi="Times New Roman" w:cs="Times New Roman"/>
+          <w:sz w:val="24"/>
+          <w:szCs w:val="24"/>
+        </w:rPr>
+        <w:t xml:space="preserve">, Д. Н. Асинхронная обработка запросов в ASP.NET / Д. Н. </w:t>
+      </w:r>
+      <w:proofErr w:type="spellStart"/>
+      <w:r>
+        <w:rPr>
+          <w:rFonts w:ascii="Times New Roman" w:hAnsi="Times New Roman" w:cs="Times New Roman"/>
+          <w:sz w:val="24"/>
+          <w:szCs w:val="24"/>
+        </w:rPr>
+        <w:t>Курова</w:t>
+      </w:r>
+      <w:proofErr w:type="spellEnd"/>
+      <w:r>
+        <w:rPr>
+          <w:rFonts w:ascii="Times New Roman" w:hAnsi="Times New Roman" w:cs="Times New Roman"/>
+          <w:sz w:val="24"/>
+          <w:szCs w:val="24"/>
+        </w:rPr>
+        <w:t xml:space="preserve"> // Вестник Димитровградского инженерно-технологического института. – 2015. – № 3(8). – С. 49-52. – EDN VRRGZD.</w:t>
       </w:r>
     </w:p>
     <w:p>
       <w:pPr>
-        <w:rPr>
-          <w:rFonts w:ascii="Arial" w:hAnsi="Arial" w:cs="Arial"/>
-          <w:sz w:val="18"/>
-          <w:szCs w:val="18"/>
-        </w:rPr>
-      </w:pPr>
-      <w:r>
-        <w:rPr>
-          <w:rFonts w:ascii="Arial" w:hAnsi="Arial" w:cs="Arial"/>
-          <w:sz w:val="18"/>
-          <w:szCs w:val="18"/>
-        </w:rPr>
-        <w:t>Селиванов М. А. СЕТЕВЫЕ ПРОТОКОЛЫ НОВОГО ПОКОЛЕНИЯ И ИХ АНАЛИЗ С ТОЧКИ ЗРЕНИЯ ИНФОРМАЦИОННОЙ БЕЗОПАСНОСТИ // Молодой исследователь Дона. 2022. №1 (34). URL: https://cyberleninka.ru/article/n/setevye-protokoly-novogo-pokoleniya-i-ih-analiz-s-tochki-zreniya-informatsionnoy-bezopasnosti (дата обращения: 15.10.2025).</w:t>
+        <w:pStyle w:val="a3"/>
+        <w:numPr>
+          <w:ilvl w:val="0"/>
+          <w:numId w:val="2"/>
+        </w:numPr>
+        <w:rPr>
+          <w:rFonts w:ascii="Times New Roman" w:hAnsi="Times New Roman" w:cs="Times New Roman"/>
+          <w:sz w:val="24"/>
+          <w:szCs w:val="24"/>
+        </w:rPr>
+      </w:pPr>
+      <w:proofErr w:type="spellStart"/>
+      <w:r>
+        <w:rPr>
+          <w:rFonts w:ascii="Times New Roman" w:hAnsi="Times New Roman" w:cs="Times New Roman"/>
+          <w:sz w:val="24"/>
+          <w:szCs w:val="24"/>
+          <w:shd w:val="clear" w:color="auto" w:fill="FFFFFF"/>
+        </w:rPr>
+        <w:t>Ку</w:t>
+      </w:r>
+      <w:r>
+        <w:rPr>
+          <w:rFonts w:ascii="Times New Roman" w:hAnsi="Times New Roman" w:cs="Times New Roman"/>
+          <w:sz w:val="24"/>
+          <w:szCs w:val="24"/>
+        </w:rPr>
+        <w:t>рцев</w:t>
+      </w:r>
+      <w:proofErr w:type="spellEnd"/>
+      <w:r>
+        <w:rPr>
+          <w:rFonts w:ascii="Times New Roman" w:hAnsi="Times New Roman" w:cs="Times New Roman"/>
+          <w:sz w:val="24"/>
+          <w:szCs w:val="24"/>
+        </w:rPr>
+        <w:t xml:space="preserve"> Е. А. АРХИТЕКТУРА ВЕБ-ПРИЛОЖЕНИЙ ДЛЯ СЕРВИСНЫХ СЛУЖБ //НАУЧНЫЙ ЭЛЕКТРОННЫЙ ЖУРНАЛ «АКАДЕМИЧЕСКАЯ ПУБЛИЦИСТИКА». – С. 82</w:t>
+      </w:r>
+      <w:r>
+        <w:rPr>
+          <w:rFonts w:ascii="Times New Roman" w:hAnsi="Times New Roman" w:cs="Times New Roman"/>
+          <w:sz w:val="24"/>
+          <w:szCs w:val="24"/>
+          <w:shd w:val="clear" w:color="auto" w:fill="FFFFFF"/>
+        </w:rPr>
+        <w:t>.</w:t>
       </w:r>
     </w:p>
     <w:p>
       <w:pPr>
-        <w:pStyle w:val="a3"/>
-        <w:rPr>
-          <w:rFonts w:ascii="Arial" w:hAnsi="Arial" w:cs="Arial"/>
-          <w:color w:val="222222"/>
-          <w:shd w:val="clear" w:color="auto" w:fill="FFFFFF"/>
-        </w:rPr>
-      </w:pPr>
-      <w:r>
-        <w:rPr>
-          <w:rFonts w:ascii="Arial" w:hAnsi="Arial" w:cs="Arial"/>
-          <w:color w:val="222222"/>
-          <w:shd w:val="clear" w:color="auto" w:fill="FFFFFF"/>
-        </w:rPr>
-        <w:t>Орлов А. Г. АНАЛИЗ УЯЗВИМОСТЕЙ ПРОТОКОЛОВ ПЕРЕДАЧИ ДАННЫХ //Состав редакционной коллегии и организационного комитета. – 2025.</w:t>
+        <w:pStyle w:val="a8"/>
+        <w:numPr>
+          <w:ilvl w:val="0"/>
+          <w:numId w:val="2"/>
+        </w:numPr>
+        <w:rPr>
+          <w:rFonts w:ascii="Times New Roman" w:hAnsi="Times New Roman" w:cs="Times New Roman"/>
+          <w:sz w:val="24"/>
+          <w:szCs w:val="24"/>
+        </w:rPr>
+      </w:pPr>
+      <w:proofErr w:type="spellStart"/>
+      <w:r>
+        <w:rPr>
+          <w:rFonts w:ascii="Times New Roman" w:hAnsi="Times New Roman" w:cs="Times New Roman"/>
+          <w:sz w:val="24"/>
+          <w:szCs w:val="24"/>
+        </w:rPr>
+        <w:t>Ланецкая</w:t>
+      </w:r>
+      <w:proofErr w:type="spellEnd"/>
+      <w:r>
+        <w:rPr>
+          <w:rFonts w:ascii="Times New Roman" w:hAnsi="Times New Roman" w:cs="Times New Roman"/>
+          <w:sz w:val="24"/>
+          <w:szCs w:val="24"/>
+        </w:rPr>
+        <w:t xml:space="preserve"> А. Ю., Александрова Е. Н. СОВРЕМЕННЫЕ УГРОЗЫ ИНФОРМАЦИОННОЙ БЕЗОПАСНОСТИ // Международный журнал гуманитарных и естественных наук. 2022. №7-2. URL: https://cyberleninka.ru/article/n/sovremennye-ugrozy-informatsionnoy-bezopasnosti (дата обращения: 09.12.2025).</w:t>
       </w:r>
     </w:p>
     <w:p>
       <w:pPr>
         <w:pStyle w:val="a3"/>
-      </w:pPr>
+        <w:numPr>
+          <w:ilvl w:val="0"/>
+          <w:numId w:val="2"/>
+        </w:numPr>
+        <w:rPr>
+          <w:rFonts w:ascii="Times New Roman" w:hAnsi="Times New Roman" w:cs="Times New Roman"/>
+          <w:sz w:val="24"/>
+          <w:szCs w:val="24"/>
+        </w:rPr>
+      </w:pPr>
+      <w:proofErr w:type="spellStart"/>
+      <w:r>
+        <w:rPr>
+          <w:rFonts w:ascii="Times New Roman" w:hAnsi="Times New Roman" w:cs="Times New Roman"/>
+          <w:sz w:val="24"/>
+          <w:szCs w:val="24"/>
+        </w:rPr>
+        <w:t>Лапенков</w:t>
+      </w:r>
+      <w:proofErr w:type="spellEnd"/>
+      <w:r>
+        <w:rPr>
+          <w:rFonts w:ascii="Times New Roman" w:hAnsi="Times New Roman" w:cs="Times New Roman"/>
+          <w:sz w:val="24"/>
+          <w:szCs w:val="24"/>
+        </w:rPr>
+        <w:t xml:space="preserve">, М. В. Одностраничные приложения. Их преимущества и недостатки / М. В. </w:t>
+      </w:r>
+      <w:proofErr w:type="spellStart"/>
+      <w:r>
+        <w:rPr>
+          <w:rFonts w:ascii="Times New Roman" w:hAnsi="Times New Roman" w:cs="Times New Roman"/>
+          <w:sz w:val="24"/>
+          <w:szCs w:val="24"/>
+        </w:rPr>
+        <w:t>Лапенков</w:t>
+      </w:r>
+      <w:proofErr w:type="spellEnd"/>
+      <w:r>
+        <w:rPr>
+          <w:rFonts w:ascii="Times New Roman" w:hAnsi="Times New Roman" w:cs="Times New Roman"/>
+          <w:sz w:val="24"/>
+          <w:szCs w:val="24"/>
+        </w:rPr>
+        <w:t xml:space="preserve"> // Инновации. Наука. Образование. – 2021. – № 27. – С. 867-872. – EDN ZAFKCP.</w:t>
+      </w:r>
     </w:p>
     <w:p>
       <w:pPr>
-        <w:pStyle w:val="a3"/>
-      </w:pPr>
-      <w:r>
-        <w:rPr>
-          <w:rFonts w:ascii="Arial" w:hAnsi="Arial" w:cs="Arial"/>
-          <w:sz w:val="18"/>
-          <w:szCs w:val="18"/>
-        </w:rPr>
-        <w:t xml:space="preserve">Муратов Г. А. ОСОБЕННОСТИ РАБОТЫ ПРОТОКОЛА TLS/SSL // Молодой исследователь Дона. 2021. №3 (30). URL: https://cyberleninka.ru/article/n/osobennosti-raboty-protokola-tls-ssl (дата обращения: 15.10.2025). (30). </w:t>
-      </w:r>
-      <w:r>
-        <w:rPr>
-          <w:rFonts w:ascii="Arial" w:hAnsi="Arial" w:cs="Arial"/>
-          <w:color w:val="FFFFFF"/>
-          <w:sz w:val="18"/>
-          <w:szCs w:val="18"/>
-        </w:rPr>
-        <w:t>URL: https://cyberleninka.ru/article/n/osobennosti-raboty-protokola-tls-ssl (дата обращения: 15.10.2025).</w:t>
+        <w:pStyle w:val="a8"/>
+        <w:numPr>
+          <w:ilvl w:val="0"/>
+          <w:numId w:val="2"/>
+        </w:numPr>
+        <w:rPr>
+          <w:rFonts w:ascii="Times New Roman" w:hAnsi="Times New Roman" w:cs="Times New Roman"/>
+          <w:sz w:val="24"/>
+          <w:szCs w:val="24"/>
+        </w:rPr>
+      </w:pPr>
+      <w:proofErr w:type="spellStart"/>
+      <w:r>
+        <w:rPr>
+          <w:rFonts w:ascii="Times New Roman" w:hAnsi="Times New Roman" w:cs="Times New Roman"/>
+          <w:sz w:val="24"/>
+          <w:szCs w:val="24"/>
+        </w:rPr>
+        <w:t>Магеррамов</w:t>
+      </w:r>
+      <w:proofErr w:type="spellEnd"/>
+      <w:r>
+        <w:rPr>
+          <w:rFonts w:ascii="Times New Roman" w:hAnsi="Times New Roman" w:cs="Times New Roman"/>
+          <w:sz w:val="24"/>
+          <w:szCs w:val="24"/>
+        </w:rPr>
+        <w:t xml:space="preserve">, З. Т. Классификация угроз информационной безопасности / З. Т. </w:t>
+      </w:r>
+      <w:proofErr w:type="spellStart"/>
+      <w:r>
+        <w:rPr>
+          <w:rFonts w:ascii="Times New Roman" w:hAnsi="Times New Roman" w:cs="Times New Roman"/>
+          <w:sz w:val="24"/>
+          <w:szCs w:val="24"/>
+        </w:rPr>
+        <w:t>Магеррамов</w:t>
+      </w:r>
+      <w:proofErr w:type="spellEnd"/>
+      <w:r>
+        <w:rPr>
+          <w:rFonts w:ascii="Times New Roman" w:hAnsi="Times New Roman" w:cs="Times New Roman"/>
+          <w:sz w:val="24"/>
+          <w:szCs w:val="24"/>
+        </w:rPr>
+        <w:t xml:space="preserve">, Х. В. Амирасланов, М. С. </w:t>
+      </w:r>
+      <w:proofErr w:type="spellStart"/>
+      <w:r>
+        <w:rPr>
+          <w:rFonts w:ascii="Times New Roman" w:hAnsi="Times New Roman" w:cs="Times New Roman"/>
+          <w:sz w:val="24"/>
+          <w:szCs w:val="24"/>
+        </w:rPr>
+        <w:t>Алишов</w:t>
+      </w:r>
+      <w:proofErr w:type="spellEnd"/>
+      <w:r>
+        <w:rPr>
+          <w:rFonts w:ascii="Times New Roman" w:hAnsi="Times New Roman" w:cs="Times New Roman"/>
+          <w:sz w:val="24"/>
+          <w:szCs w:val="24"/>
+        </w:rPr>
+        <w:t xml:space="preserve"> // Фундаментальные и прикладные научные исследования: актуальные вопросы, достижения и </w:t>
+      </w:r>
+      <w:proofErr w:type="gramStart"/>
+      <w:r>
+        <w:rPr>
+          <w:rFonts w:ascii="Times New Roman" w:hAnsi="Times New Roman" w:cs="Times New Roman"/>
+          <w:sz w:val="24"/>
+          <w:szCs w:val="24"/>
+        </w:rPr>
+        <w:t>инновации :</w:t>
+      </w:r>
+      <w:proofErr w:type="gramEnd"/>
+      <w:r>
+        <w:rPr>
+          <w:rFonts w:ascii="Times New Roman" w:hAnsi="Times New Roman" w:cs="Times New Roman"/>
+          <w:sz w:val="24"/>
+          <w:szCs w:val="24"/>
+        </w:rPr>
+        <w:t xml:space="preserve"> сборник статей LVIII Международной научно-практической конференции, Пенза, 27 июля </w:t>
+      </w:r>
+      <w:r>
+        <w:rPr>
+          <w:rFonts w:ascii="Times New Roman" w:hAnsi="Times New Roman" w:cs="Times New Roman"/>
+          <w:sz w:val="24"/>
+          <w:szCs w:val="24"/>
+        </w:rPr>
+        <w:lastRenderedPageBreak/>
+        <w:t>2022 года. – Пенза: Наука и Просвещение (ИП Гуляев Г.Ю.), 2022. – С. 101-104. – EDN GBAOJM.</w:t>
       </w:r>
     </w:p>
     <w:p>
       <w:pPr>
-        <w:pStyle w:val="a3"/>
-      </w:pPr>
-      <w:r>
-        <w:rPr>
-          <w:rStyle w:val="a5"/>
-        </w:rPr>
-        <w:footnoteRef/>
-      </w:r>
-      <w:r>
-        <w:t xml:space="preserve"> </w:t>
-      </w:r>
-      <w:r>
-        <w:t>Вафин, И. И. Защита веб-сайтов с помощью HTTPS, SSL и TLS / И. И. Вафин // Фундаментальные и прикладные исследования в условиях геополитической нестабильности : Материалы XXIII Всероссийской научно-практической конференции, Ростов-на-Дону, 06 октября 2023 года. – Ростов-на-Дону: Общество с ограниченной ответственностью "Издательство "Манускрипт", 2023. – С. 44-45. – EDN PAVOUU.</w:t>
+        <w:pStyle w:val="a8"/>
+        <w:numPr>
+          <w:ilvl w:val="0"/>
+          <w:numId w:val="2"/>
+        </w:numPr>
+        <w:rPr>
+          <w:rFonts w:ascii="Times New Roman" w:hAnsi="Times New Roman" w:cs="Times New Roman"/>
+          <w:sz w:val="24"/>
+          <w:szCs w:val="24"/>
+        </w:rPr>
+      </w:pPr>
+      <w:r>
+        <w:rPr>
+          <w:rFonts w:ascii="Times New Roman" w:hAnsi="Times New Roman" w:cs="Times New Roman"/>
+          <w:sz w:val="24"/>
+          <w:szCs w:val="24"/>
+        </w:rPr>
+        <w:t xml:space="preserve">Межсайтовый </w:t>
+      </w:r>
+      <w:proofErr w:type="spellStart"/>
+      <w:r>
+        <w:rPr>
+          <w:rFonts w:ascii="Times New Roman" w:hAnsi="Times New Roman" w:cs="Times New Roman"/>
+          <w:sz w:val="24"/>
+          <w:szCs w:val="24"/>
+        </w:rPr>
+        <w:t>скриптинг</w:t>
+      </w:r>
+      <w:proofErr w:type="spellEnd"/>
+      <w:r>
+        <w:rPr>
+          <w:rFonts w:ascii="Times New Roman" w:hAnsi="Times New Roman" w:cs="Times New Roman"/>
+          <w:sz w:val="24"/>
+          <w:szCs w:val="24"/>
+        </w:rPr>
+        <w:t xml:space="preserve"> (XSS) // Kaspersky </w:t>
+      </w:r>
+      <w:proofErr w:type="spellStart"/>
+      <w:proofErr w:type="gramStart"/>
+      <w:r>
+        <w:rPr>
+          <w:rFonts w:ascii="Times New Roman" w:hAnsi="Times New Roman" w:cs="Times New Roman"/>
+          <w:sz w:val="24"/>
+          <w:szCs w:val="24"/>
+        </w:rPr>
+        <w:t>Encyclopedia</w:t>
+      </w:r>
+      <w:proofErr w:type="spellEnd"/>
+      <w:r>
+        <w:rPr>
+          <w:rFonts w:ascii="Times New Roman" w:hAnsi="Times New Roman" w:cs="Times New Roman"/>
+          <w:sz w:val="24"/>
+          <w:szCs w:val="24"/>
+        </w:rPr>
+        <w:t xml:space="preserve"> :</w:t>
+      </w:r>
+      <w:proofErr w:type="gramEnd"/>
+      <w:r>
+        <w:rPr>
+          <w:rFonts w:ascii="Times New Roman" w:hAnsi="Times New Roman" w:cs="Times New Roman"/>
+          <w:sz w:val="24"/>
+          <w:szCs w:val="24"/>
+        </w:rPr>
+        <w:t xml:space="preserve"> [сайт]. – URL: https://encyclopedia.kaspersky.ru/glossary/cross-site-scripting-xss/ (дата обращения: 13.05.2026). – </w:t>
+      </w:r>
+      <w:proofErr w:type="gramStart"/>
+      <w:r>
+        <w:rPr>
+          <w:rFonts w:ascii="Times New Roman" w:hAnsi="Times New Roman" w:cs="Times New Roman"/>
+          <w:sz w:val="24"/>
+          <w:szCs w:val="24"/>
+        </w:rPr>
+        <w:t>Текст :</w:t>
+      </w:r>
+      <w:proofErr w:type="gramEnd"/>
+      <w:r>
+        <w:rPr>
+          <w:rFonts w:ascii="Times New Roman" w:hAnsi="Times New Roman" w:cs="Times New Roman"/>
+          <w:sz w:val="24"/>
+          <w:szCs w:val="24"/>
+        </w:rPr>
+        <w:t xml:space="preserve"> электронный.</w:t>
       </w:r>
     </w:p>
     <w:p>
       <w:pPr>
         <w:pStyle w:val="a3"/>
-      </w:pPr>
-      <w:r>
-        <w:rPr>
-          <w:highlight w:val="lightGray"/>
-        </w:rPr>
-        <w:t>https://support.kaspersky.com/KESWIN/12.8/ru-RU/202633.htm</w:t>
+        <w:numPr>
+          <w:ilvl w:val="0"/>
+          <w:numId w:val="2"/>
+        </w:numPr>
+        <w:rPr>
+          <w:rFonts w:ascii="Times New Roman" w:hAnsi="Times New Roman" w:cs="Times New Roman"/>
+          <w:sz w:val="24"/>
+          <w:szCs w:val="24"/>
+        </w:rPr>
+      </w:pPr>
+      <w:r>
+        <w:rPr>
+          <w:rFonts w:ascii="Times New Roman" w:hAnsi="Times New Roman" w:cs="Times New Roman"/>
+          <w:sz w:val="24"/>
+          <w:szCs w:val="24"/>
+        </w:rPr>
+        <w:t>Муратов Г. А. ОСОБЕННОСТИ РАБОТЫ ПРОТОКОЛА TLS/SSL // Молодой исследователь Дона. 2021. №3 (30). URL: https://cyberleninka.ru/article/n/osobennosti-raboty-protokola-tls-ssl (дата обращения: 15.10.2025). (30). URL: https://cyberleninka.ru/article/n/osobennosti-raboty-protokola-tls-ssl (дата обращения: 15.10.2025).</w:t>
       </w:r>
     </w:p>
     <w:p>
       <w:pPr>
-        <w:pStyle w:val="a3"/>
-      </w:pPr>
-      <w:r>
-        <w:rPr>
-          <w:rFonts w:ascii="Arial" w:hAnsi="Arial" w:cs="Arial"/>
-          <w:color w:val="222222"/>
-          <w:shd w:val="clear" w:color="auto" w:fill="FFFFFF"/>
-        </w:rPr>
-        <w:t>Бондаренко В. В., Чернышова А. В. Обзор протоколов передачи данных, использующих криптографическую защиту //Председатель оргкомитета конференции. – 2021. – С. 282.</w:t>
+        <w:pStyle w:val="a8"/>
+        <w:numPr>
+          <w:ilvl w:val="0"/>
+          <w:numId w:val="2"/>
+        </w:numPr>
+        <w:rPr>
+          <w:rFonts w:ascii="Times New Roman" w:hAnsi="Times New Roman" w:cs="Times New Roman"/>
+          <w:sz w:val="24"/>
+          <w:szCs w:val="24"/>
+        </w:rPr>
+      </w:pPr>
+      <w:r>
+        <w:rPr>
+          <w:rFonts w:ascii="Times New Roman" w:hAnsi="Times New Roman" w:cs="Times New Roman"/>
+          <w:sz w:val="24"/>
+          <w:szCs w:val="24"/>
+        </w:rPr>
+        <w:t>Навроцкая А. В. Информационная безопасность. Мошенничество. – 2024.</w:t>
       </w:r>
     </w:p>
     <w:p>
       <w:pPr>
         <w:pStyle w:val="a3"/>
-        <w:rPr>
-          <w:lang w:val="en-US"/>
-        </w:rPr>
-      </w:pPr>
-      <w:r>
-        <w:rPr>
-          <w:rFonts w:ascii="Arial" w:hAnsi="Arial" w:cs="Arial"/>
-          <w:color w:val="222222"/>
+        <w:numPr>
+          <w:ilvl w:val="0"/>
+          <w:numId w:val="2"/>
+        </w:numPr>
+        <w:rPr>
+          <w:rFonts w:ascii="Times New Roman" w:hAnsi="Times New Roman" w:cs="Times New Roman"/>
+          <w:sz w:val="24"/>
+          <w:szCs w:val="24"/>
           <w:shd w:val="clear" w:color="auto" w:fill="FFFFFF"/>
-          <w:lang w:val="en-US"/>
-        </w:rPr>
-        <w:t xml:space="preserve">Sivasankari N., Kamalakkannan S. Detection and prevention of man-in-the-middle attack in iot network using regression modeling //Advances in Engineering software. – 2022. – </w:t>
-      </w:r>
-      <w:r>
-        <w:rPr>
-          <w:rFonts w:ascii="Arial" w:hAnsi="Arial" w:cs="Arial"/>
-          <w:color w:val="222222"/>
+        </w:rPr>
+      </w:pPr>
+      <w:r>
+        <w:rPr>
+          <w:rFonts w:ascii="Times New Roman" w:hAnsi="Times New Roman" w:cs="Times New Roman"/>
+          <w:sz w:val="24"/>
+          <w:szCs w:val="24"/>
           <w:shd w:val="clear" w:color="auto" w:fill="FFFFFF"/>
         </w:rPr>
-        <w:t>Т</w:t>
-      </w:r>
-      <w:r>
-        <w:rPr>
-          <w:rFonts w:ascii="Arial" w:hAnsi="Arial" w:cs="Arial"/>
-          <w:color w:val="222222"/>
-          <w:shd w:val="clear" w:color="auto" w:fill="FFFFFF"/>
-          <w:lang w:val="en-US"/>
-        </w:rPr>
-        <w:t xml:space="preserve">. 169. – </w:t>
-      </w:r>
-      <w:r>
-        <w:rPr>
-          <w:rFonts w:ascii="Arial" w:hAnsi="Arial" w:cs="Arial"/>
-          <w:color w:val="222222"/>
-          <w:shd w:val="clear" w:color="auto" w:fill="FFFFFF"/>
-        </w:rPr>
-        <w:t>С</w:t>
-      </w:r>
-      <w:r>
-        <w:rPr>
-          <w:rFonts w:ascii="Arial" w:hAnsi="Arial" w:cs="Arial"/>
-          <w:color w:val="222222"/>
-          <w:shd w:val="clear" w:color="auto" w:fill="FFFFFF"/>
-          <w:lang w:val="en-US"/>
-        </w:rPr>
-        <w:t>. 103126.</w:t>
+        <w:t>Орлов А. Г. АНАЛИЗ УЯЗВИМОСТЕЙ ПРОТОКОЛОВ ПЕРЕДАЧИ ДАННЫХ //Состав редакционной коллегии и организационного комитета. – 2025.</w:t>
       </w:r>
     </w:p>
     <w:p>
       <w:pPr>
-        <w:pStyle w:val="a3"/>
-        <w:rPr>
-          <w:lang w:val="en-US"/>
-        </w:rPr>
-      </w:pPr>
-      <w:r>
-        <w:rPr>
-          <w:lang w:val="en-US"/>
-        </w:rPr>
-        <w:t>https://encyclopedia.kaspersky.ru/glossary/downgrade-attack/</w:t>
+        <w:pStyle w:val="a8"/>
+        <w:numPr>
+          <w:ilvl w:val="0"/>
+          <w:numId w:val="2"/>
+        </w:numPr>
+        <w:rPr>
+          <w:rFonts w:ascii="Times New Roman" w:hAnsi="Times New Roman" w:cs="Times New Roman"/>
+          <w:sz w:val="24"/>
+          <w:szCs w:val="24"/>
+        </w:rPr>
+      </w:pPr>
+      <w:r>
+        <w:rPr>
+          <w:rFonts w:ascii="Times New Roman" w:hAnsi="Times New Roman" w:cs="Times New Roman"/>
+          <w:sz w:val="24"/>
+          <w:szCs w:val="24"/>
+        </w:rPr>
+        <w:t xml:space="preserve">Основы использования // </w:t>
+      </w:r>
+      <w:proofErr w:type="gramStart"/>
+      <w:r>
+        <w:rPr>
+          <w:rFonts w:ascii="Times New Roman" w:hAnsi="Times New Roman" w:cs="Times New Roman"/>
+          <w:sz w:val="24"/>
+          <w:szCs w:val="24"/>
+        </w:rPr>
+        <w:t>PHP :</w:t>
+      </w:r>
+      <w:proofErr w:type="gramEnd"/>
+      <w:r>
+        <w:rPr>
+          <w:rFonts w:ascii="Times New Roman" w:hAnsi="Times New Roman" w:cs="Times New Roman"/>
+          <w:sz w:val="24"/>
+          <w:szCs w:val="24"/>
+        </w:rPr>
+        <w:t xml:space="preserve"> руководство по PHP : [сайт]. – URL: https://www.php.net/manual/ru/session.examples.basic.php (дата обращения: 13.05.2026). – </w:t>
+      </w:r>
+      <w:proofErr w:type="gramStart"/>
+      <w:r>
+        <w:rPr>
+          <w:rFonts w:ascii="Times New Roman" w:hAnsi="Times New Roman" w:cs="Times New Roman"/>
+          <w:sz w:val="24"/>
+          <w:szCs w:val="24"/>
+        </w:rPr>
+        <w:t>Текст :</w:t>
+      </w:r>
+      <w:proofErr w:type="gramEnd"/>
+      <w:r>
+        <w:rPr>
+          <w:rFonts w:ascii="Times New Roman" w:hAnsi="Times New Roman" w:cs="Times New Roman"/>
+          <w:sz w:val="24"/>
+          <w:szCs w:val="24"/>
+        </w:rPr>
+        <w:t xml:space="preserve"> электронный.</w:t>
       </w:r>
     </w:p>
     <w:p>
       <w:pPr>
         <w:pStyle w:val="a3"/>
-      </w:pPr>
-      <w:r>
-        <w:t>Разработка программных модулей программного обеспечения для компьютерных систем. Прикладное программирование [Электронный ресурс]: учеб. пособие / С. В. Белугина. Электрон. текстовые данные. Изд. 4-е, стер. Санкт-Петербург : Лань, 2023. URL: https://e.lanbook.com/book/296975</w:t>
+        <w:numPr>
+          <w:ilvl w:val="0"/>
+          <w:numId w:val="2"/>
+        </w:numPr>
+        <w:rPr>
+          <w:rFonts w:ascii="Times New Roman" w:hAnsi="Times New Roman" w:cs="Times New Roman"/>
+          <w:sz w:val="24"/>
+          <w:szCs w:val="24"/>
+        </w:rPr>
+      </w:pPr>
+      <w:r>
+        <w:rPr>
+          <w:rFonts w:ascii="Times New Roman" w:hAnsi="Times New Roman" w:cs="Times New Roman"/>
+          <w:sz w:val="24"/>
+          <w:szCs w:val="24"/>
+        </w:rPr>
+        <w:t xml:space="preserve">Особенности использования защищенных протоколов для взаимодействия с внешними службами // Kaspersky </w:t>
+      </w:r>
+      <w:proofErr w:type="spellStart"/>
+      <w:r>
+        <w:rPr>
+          <w:rFonts w:ascii="Times New Roman" w:hAnsi="Times New Roman" w:cs="Times New Roman"/>
+          <w:sz w:val="24"/>
+          <w:szCs w:val="24"/>
+        </w:rPr>
+        <w:t>Endpoint</w:t>
+      </w:r>
+      <w:proofErr w:type="spellEnd"/>
+      <w:r>
+        <w:rPr>
+          <w:rFonts w:ascii="Times New Roman" w:hAnsi="Times New Roman" w:cs="Times New Roman"/>
+          <w:sz w:val="24"/>
+          <w:szCs w:val="24"/>
+        </w:rPr>
+        <w:t xml:space="preserve"> Security для </w:t>
+      </w:r>
+      <w:proofErr w:type="gramStart"/>
+      <w:r>
+        <w:rPr>
+          <w:rFonts w:ascii="Times New Roman" w:hAnsi="Times New Roman" w:cs="Times New Roman"/>
+          <w:sz w:val="24"/>
+          <w:szCs w:val="24"/>
+        </w:rPr>
+        <w:t>Windows :</w:t>
+      </w:r>
+      <w:proofErr w:type="gramEnd"/>
+      <w:r>
+        <w:rPr>
+          <w:rFonts w:ascii="Times New Roman" w:hAnsi="Times New Roman" w:cs="Times New Roman"/>
+          <w:sz w:val="24"/>
+          <w:szCs w:val="24"/>
+        </w:rPr>
+        <w:t xml:space="preserve"> [сайт]. – 2025. – 22 дек. – URL: https://support.kaspersky.com/KESWIN/12.8/ru-RU/202633.htm (дата обращения: 13.05.2026). – </w:t>
+      </w:r>
+      <w:proofErr w:type="gramStart"/>
+      <w:r>
+        <w:rPr>
+          <w:rFonts w:ascii="Times New Roman" w:hAnsi="Times New Roman" w:cs="Times New Roman"/>
+          <w:sz w:val="24"/>
+          <w:szCs w:val="24"/>
+        </w:rPr>
+        <w:t>Текст :</w:t>
+      </w:r>
+      <w:proofErr w:type="gramEnd"/>
+      <w:r>
+        <w:rPr>
+          <w:rFonts w:ascii="Times New Roman" w:hAnsi="Times New Roman" w:cs="Times New Roman"/>
+          <w:sz w:val="24"/>
+          <w:szCs w:val="24"/>
+        </w:rPr>
+        <w:t xml:space="preserve"> электронный.</w:t>
       </w:r>
     </w:p>
     <w:p>
-      <w:r>
-        <w:t xml:space="preserve">Архипов, К. А. Сравнительный анализ хранения данных на клиентской и серверной частях в клиент-серверном приложении / К. А. Архипов, А. Я. Скляр // Развитие науки и практики в глобально меняющемся мире в условиях рисков : сборник материалов XVIII Международной </w:t>
-      </w:r>
-      <w:r>
-        <w:lastRenderedPageBreak/>
-        <w:t>научно-практической конференции, Москва, 30 апреля 2023 года. – Москва: АЛЕФ, 2023. – С. 264-271. – DOI 10.34755/IROK.2023.59.47.090. – EDN YLAPSQ.</w:t>
+      <w:pPr>
+        <w:pStyle w:val="a8"/>
+        <w:numPr>
+          <w:ilvl w:val="0"/>
+          <w:numId w:val="2"/>
+        </w:numPr>
+        <w:rPr>
+          <w:rFonts w:ascii="Times New Roman" w:hAnsi="Times New Roman" w:cs="Times New Roman"/>
+          <w:sz w:val="24"/>
+          <w:szCs w:val="24"/>
+        </w:rPr>
+      </w:pPr>
+      <w:r>
+        <w:rPr>
+          <w:rFonts w:ascii="Times New Roman" w:hAnsi="Times New Roman" w:cs="Times New Roman"/>
+          <w:sz w:val="24"/>
+          <w:szCs w:val="24"/>
+        </w:rPr>
+        <w:t xml:space="preserve">Повышение привилегий // </w:t>
+      </w:r>
+      <w:proofErr w:type="spellStart"/>
+      <w:r>
+        <w:rPr>
+          <w:rFonts w:ascii="Times New Roman" w:hAnsi="Times New Roman" w:cs="Times New Roman"/>
+          <w:sz w:val="24"/>
+          <w:szCs w:val="24"/>
+        </w:rPr>
+        <w:t>СберБанк</w:t>
+      </w:r>
+      <w:proofErr w:type="spellEnd"/>
+      <w:r>
+        <w:rPr>
+          <w:rFonts w:ascii="Times New Roman" w:hAnsi="Times New Roman" w:cs="Times New Roman"/>
+          <w:sz w:val="24"/>
+          <w:szCs w:val="24"/>
+        </w:rPr>
+        <w:t xml:space="preserve"> </w:t>
+      </w:r>
+      <w:proofErr w:type="gramStart"/>
+      <w:r>
+        <w:rPr>
+          <w:rFonts w:ascii="Times New Roman" w:hAnsi="Times New Roman" w:cs="Times New Roman"/>
+          <w:sz w:val="24"/>
+          <w:szCs w:val="24"/>
+        </w:rPr>
+        <w:t>Онлайн :</w:t>
+      </w:r>
+      <w:proofErr w:type="gramEnd"/>
+      <w:r>
+        <w:rPr>
+          <w:rFonts w:ascii="Times New Roman" w:hAnsi="Times New Roman" w:cs="Times New Roman"/>
+          <w:sz w:val="24"/>
+          <w:szCs w:val="24"/>
+        </w:rPr>
+        <w:t xml:space="preserve"> Интерактивный словарь : [сайт]. – </w:t>
+      </w:r>
+      <w:r>
+        <w:rPr>
+          <w:rFonts w:ascii="Times New Roman" w:hAnsi="Times New Roman" w:cs="Times New Roman"/>
+          <w:sz w:val="24"/>
+          <w:szCs w:val="24"/>
+          <w:lang w:val="en-US"/>
+        </w:rPr>
+        <w:t>URL</w:t>
+      </w:r>
+      <w:r>
+        <w:rPr>
+          <w:rFonts w:ascii="Times New Roman" w:hAnsi="Times New Roman" w:cs="Times New Roman"/>
+          <w:sz w:val="24"/>
+          <w:szCs w:val="24"/>
+        </w:rPr>
+        <w:t xml:space="preserve">: </w:t>
+      </w:r>
+      <w:r>
+        <w:rPr>
+          <w:rFonts w:ascii="Times New Roman" w:hAnsi="Times New Roman" w:cs="Times New Roman"/>
+          <w:sz w:val="24"/>
+          <w:szCs w:val="24"/>
+          <w:lang w:val="en-US"/>
+        </w:rPr>
+        <w:t>https</w:t>
+      </w:r>
+      <w:r>
+        <w:rPr>
+          <w:rFonts w:ascii="Times New Roman" w:hAnsi="Times New Roman" w:cs="Times New Roman"/>
+          <w:sz w:val="24"/>
+          <w:szCs w:val="24"/>
+        </w:rPr>
+        <w:t>://</w:t>
+      </w:r>
+      <w:r>
+        <w:rPr>
+          <w:rFonts w:ascii="Times New Roman" w:hAnsi="Times New Roman" w:cs="Times New Roman"/>
+          <w:sz w:val="24"/>
+          <w:szCs w:val="24"/>
+          <w:lang w:val="en-US"/>
+        </w:rPr>
+        <w:t>www</w:t>
+      </w:r>
+      <w:r>
+        <w:rPr>
+          <w:rFonts w:ascii="Times New Roman" w:hAnsi="Times New Roman" w:cs="Times New Roman"/>
+          <w:sz w:val="24"/>
+          <w:szCs w:val="24"/>
+        </w:rPr>
+        <w:t>.</w:t>
+      </w:r>
+      <w:proofErr w:type="spellStart"/>
+      <w:r>
+        <w:rPr>
+          <w:rFonts w:ascii="Times New Roman" w:hAnsi="Times New Roman" w:cs="Times New Roman"/>
+          <w:sz w:val="24"/>
+          <w:szCs w:val="24"/>
+          <w:lang w:val="en-US"/>
+        </w:rPr>
+        <w:t>sberbank</w:t>
+      </w:r>
+      <w:proofErr w:type="spellEnd"/>
+      <w:r>
+        <w:rPr>
+          <w:rFonts w:ascii="Times New Roman" w:hAnsi="Times New Roman" w:cs="Times New Roman"/>
+          <w:sz w:val="24"/>
+          <w:szCs w:val="24"/>
+        </w:rPr>
+        <w:t>.</w:t>
+      </w:r>
+      <w:proofErr w:type="spellStart"/>
+      <w:r>
+        <w:rPr>
+          <w:rFonts w:ascii="Times New Roman" w:hAnsi="Times New Roman" w:cs="Times New Roman"/>
+          <w:sz w:val="24"/>
+          <w:szCs w:val="24"/>
+          <w:lang w:val="en-US"/>
+        </w:rPr>
+        <w:t>ru</w:t>
+      </w:r>
+      <w:proofErr w:type="spellEnd"/>
+      <w:r>
+        <w:rPr>
+          <w:rFonts w:ascii="Times New Roman" w:hAnsi="Times New Roman" w:cs="Times New Roman"/>
+          <w:sz w:val="24"/>
+          <w:szCs w:val="24"/>
+        </w:rPr>
+        <w:t>/</w:t>
+      </w:r>
+      <w:proofErr w:type="spellStart"/>
+      <w:r>
+        <w:rPr>
+          <w:rFonts w:ascii="Times New Roman" w:hAnsi="Times New Roman" w:cs="Times New Roman"/>
+          <w:sz w:val="24"/>
+          <w:szCs w:val="24"/>
+          <w:lang w:val="en-US"/>
+        </w:rPr>
+        <w:t>ru</w:t>
+      </w:r>
+      <w:proofErr w:type="spellEnd"/>
+      <w:r>
+        <w:rPr>
+          <w:rFonts w:ascii="Times New Roman" w:hAnsi="Times New Roman" w:cs="Times New Roman"/>
+          <w:sz w:val="24"/>
+          <w:szCs w:val="24"/>
+        </w:rPr>
+        <w:t>/</w:t>
+      </w:r>
+      <w:r>
+        <w:rPr>
+          <w:rFonts w:ascii="Times New Roman" w:hAnsi="Times New Roman" w:cs="Times New Roman"/>
+          <w:sz w:val="24"/>
+          <w:szCs w:val="24"/>
+          <w:lang w:val="en-US"/>
+        </w:rPr>
+        <w:t>person</w:t>
+      </w:r>
+      <w:r>
+        <w:rPr>
+          <w:rFonts w:ascii="Times New Roman" w:hAnsi="Times New Roman" w:cs="Times New Roman"/>
+          <w:sz w:val="24"/>
+          <w:szCs w:val="24"/>
+        </w:rPr>
+        <w:t>/</w:t>
+      </w:r>
+      <w:proofErr w:type="spellStart"/>
+      <w:r>
+        <w:rPr>
+          <w:rFonts w:ascii="Times New Roman" w:hAnsi="Times New Roman" w:cs="Times New Roman"/>
+          <w:sz w:val="24"/>
+          <w:szCs w:val="24"/>
+          <w:lang w:val="en-US"/>
+        </w:rPr>
+        <w:t>kibrary</w:t>
+      </w:r>
+      <w:proofErr w:type="spellEnd"/>
+      <w:r>
+        <w:rPr>
+          <w:rFonts w:ascii="Times New Roman" w:hAnsi="Times New Roman" w:cs="Times New Roman"/>
+          <w:sz w:val="24"/>
+          <w:szCs w:val="24"/>
+        </w:rPr>
+        <w:t>/</w:t>
+      </w:r>
+      <w:r>
+        <w:rPr>
+          <w:rFonts w:ascii="Times New Roman" w:hAnsi="Times New Roman" w:cs="Times New Roman"/>
+          <w:sz w:val="24"/>
+          <w:szCs w:val="24"/>
+          <w:lang w:val="en-US"/>
+        </w:rPr>
+        <w:t>vocabulary</w:t>
+      </w:r>
+      <w:r>
+        <w:rPr>
+          <w:rFonts w:ascii="Times New Roman" w:hAnsi="Times New Roman" w:cs="Times New Roman"/>
+          <w:sz w:val="24"/>
+          <w:szCs w:val="24"/>
+        </w:rPr>
+        <w:t>/</w:t>
+      </w:r>
+      <w:proofErr w:type="spellStart"/>
+      <w:r>
+        <w:rPr>
+          <w:rFonts w:ascii="Times New Roman" w:hAnsi="Times New Roman" w:cs="Times New Roman"/>
+          <w:sz w:val="24"/>
+          <w:szCs w:val="24"/>
+          <w:lang w:val="en-US"/>
+        </w:rPr>
+        <w:t>povyshenie</w:t>
+      </w:r>
+      <w:proofErr w:type="spellEnd"/>
+      <w:r>
+        <w:rPr>
+          <w:rFonts w:ascii="Times New Roman" w:hAnsi="Times New Roman" w:cs="Times New Roman"/>
+          <w:sz w:val="24"/>
+          <w:szCs w:val="24"/>
+        </w:rPr>
+        <w:t>-</w:t>
+      </w:r>
+      <w:proofErr w:type="spellStart"/>
+      <w:r>
+        <w:rPr>
+          <w:rFonts w:ascii="Times New Roman" w:hAnsi="Times New Roman" w:cs="Times New Roman"/>
+          <w:sz w:val="24"/>
+          <w:szCs w:val="24"/>
+          <w:lang w:val="en-US"/>
+        </w:rPr>
+        <w:t>privilegij</w:t>
+      </w:r>
+      <w:proofErr w:type="spellEnd"/>
+      <w:r>
+        <w:rPr>
+          <w:rFonts w:ascii="Times New Roman" w:hAnsi="Times New Roman" w:cs="Times New Roman"/>
+          <w:sz w:val="24"/>
+          <w:szCs w:val="24"/>
+        </w:rPr>
+        <w:t xml:space="preserve"> (дата обращения: 13.05.2026). – </w:t>
+      </w:r>
+      <w:proofErr w:type="gramStart"/>
+      <w:r>
+        <w:rPr>
+          <w:rFonts w:ascii="Times New Roman" w:hAnsi="Times New Roman" w:cs="Times New Roman"/>
+          <w:sz w:val="24"/>
+          <w:szCs w:val="24"/>
+        </w:rPr>
+        <w:t>Текст :</w:t>
+      </w:r>
+      <w:proofErr w:type="gramEnd"/>
+      <w:r>
+        <w:rPr>
+          <w:rFonts w:ascii="Times New Roman" w:hAnsi="Times New Roman" w:cs="Times New Roman"/>
+          <w:sz w:val="24"/>
+          <w:szCs w:val="24"/>
+        </w:rPr>
+        <w:t xml:space="preserve"> электронный.</w:t>
       </w:r>
     </w:p>
     <w:p>
-      <w:r>
-        <w:t xml:space="preserve">  Семенова М. М., Семенов В. А., Чупина Е. Н. АУТЕНТИФИКАЦИЯ НА ОСНОВЕ ФАЙЛОВ COOKIE И АУТЕНТИФИКАЦИЯ С ПОМОЩЬЮ JSON WEB TOKEN (JWT) //ББК 32.973-018.2+ 32.81 я43 К63. – 2021. – С. 93.</w:t>
+      <w:pPr>
+        <w:pStyle w:val="a8"/>
+        <w:numPr>
+          <w:ilvl w:val="0"/>
+          <w:numId w:val="2"/>
+        </w:numPr>
+        <w:rPr>
+          <w:rFonts w:ascii="Times New Roman" w:hAnsi="Times New Roman" w:cs="Times New Roman"/>
+          <w:sz w:val="24"/>
+          <w:szCs w:val="24"/>
+        </w:rPr>
+      </w:pPr>
+      <w:r>
+        <w:rPr>
+          <w:rFonts w:ascii="Times New Roman" w:hAnsi="Times New Roman" w:cs="Times New Roman"/>
+          <w:sz w:val="24"/>
+          <w:szCs w:val="24"/>
+        </w:rPr>
+        <w:t>Подгорный П. А. ПРЕИМУЩЕСТВА ИСПОЛЬЗОВАНИЯ ФОРМАТА JSON В СОВРЕМЕННЫХ WEB-ПРИЛОЖЕНИЯХ С ТОЧКИ ЗРЕНИЯ ИНФОРМАЦИОННОЙ БЕЗОПАСНОСТИ // Вестник науки. 2022. №11 (56). URL: https://cyberleninka.ru/article/n/preimuschestva-ispolzovaniya-formata-json-v-sovremennyh-web-prilozheniyah-s-tochki-zreniya-informatsionnoy-bezopasnosti (дата обращения: 05.11.2025).</w:t>
       </w:r>
     </w:p>
     <w:p>
-      <w:r>
-        <w:t xml:space="preserve">  https://www.php.net/manual/ru/session.examples.basic.php</w:t>
+      <w:pPr>
+        <w:pStyle w:val="a8"/>
+        <w:numPr>
+          <w:ilvl w:val="0"/>
+          <w:numId w:val="2"/>
+        </w:numPr>
+        <w:rPr>
+          <w:rFonts w:ascii="Times New Roman" w:hAnsi="Times New Roman" w:cs="Times New Roman"/>
+          <w:sz w:val="24"/>
+          <w:szCs w:val="24"/>
+        </w:rPr>
+      </w:pPr>
+      <w:r>
+        <w:rPr>
+          <w:rFonts w:ascii="Times New Roman" w:hAnsi="Times New Roman" w:cs="Times New Roman"/>
+          <w:sz w:val="24"/>
+          <w:szCs w:val="24"/>
+        </w:rPr>
+        <w:t xml:space="preserve">Полянин, М. Что такое </w:t>
+      </w:r>
+      <w:r>
+        <w:rPr>
+          <w:rFonts w:ascii="Times New Roman" w:hAnsi="Times New Roman" w:cs="Times New Roman"/>
+          <w:sz w:val="24"/>
+          <w:szCs w:val="24"/>
+          <w:lang w:val="en-US"/>
+        </w:rPr>
+        <w:t>AJAX</w:t>
+      </w:r>
+      <w:r>
+        <w:rPr>
+          <w:rFonts w:ascii="Times New Roman" w:hAnsi="Times New Roman" w:cs="Times New Roman"/>
+          <w:sz w:val="24"/>
+          <w:szCs w:val="24"/>
+        </w:rPr>
+        <w:t xml:space="preserve"> и для чего он нужен / М. Полянин // </w:t>
+      </w:r>
+      <w:proofErr w:type="gramStart"/>
+      <w:r>
+        <w:rPr>
+          <w:rFonts w:ascii="Times New Roman" w:hAnsi="Times New Roman" w:cs="Times New Roman"/>
+          <w:sz w:val="24"/>
+          <w:szCs w:val="24"/>
+        </w:rPr>
+        <w:t>Код :</w:t>
+      </w:r>
+      <w:proofErr w:type="gramEnd"/>
+      <w:r>
+        <w:rPr>
+          <w:rFonts w:ascii="Times New Roman" w:hAnsi="Times New Roman" w:cs="Times New Roman"/>
+          <w:sz w:val="24"/>
+          <w:szCs w:val="24"/>
+        </w:rPr>
+        <w:t xml:space="preserve"> [сайт]. – 2024. – 7 мая. – </w:t>
+      </w:r>
+      <w:r>
+        <w:rPr>
+          <w:rFonts w:ascii="Times New Roman" w:hAnsi="Times New Roman" w:cs="Times New Roman"/>
+          <w:sz w:val="24"/>
+          <w:szCs w:val="24"/>
+          <w:lang w:val="en-US"/>
+        </w:rPr>
+        <w:t>URL</w:t>
+      </w:r>
+      <w:r>
+        <w:rPr>
+          <w:rFonts w:ascii="Times New Roman" w:hAnsi="Times New Roman" w:cs="Times New Roman"/>
+          <w:sz w:val="24"/>
+          <w:szCs w:val="24"/>
+        </w:rPr>
+        <w:t xml:space="preserve">: </w:t>
+      </w:r>
+      <w:r>
+        <w:rPr>
+          <w:rFonts w:ascii="Times New Roman" w:hAnsi="Times New Roman" w:cs="Times New Roman"/>
+          <w:sz w:val="24"/>
+          <w:szCs w:val="24"/>
+          <w:lang w:val="en-US"/>
+        </w:rPr>
+        <w:t>https</w:t>
+      </w:r>
+      <w:r>
+        <w:rPr>
+          <w:rFonts w:ascii="Times New Roman" w:hAnsi="Times New Roman" w:cs="Times New Roman"/>
+          <w:sz w:val="24"/>
+          <w:szCs w:val="24"/>
+        </w:rPr>
+        <w:t>://</w:t>
+      </w:r>
+      <w:proofErr w:type="spellStart"/>
+      <w:r>
+        <w:rPr>
+          <w:rFonts w:ascii="Times New Roman" w:hAnsi="Times New Roman" w:cs="Times New Roman"/>
+          <w:sz w:val="24"/>
+          <w:szCs w:val="24"/>
+          <w:lang w:val="en-US"/>
+        </w:rPr>
+        <w:t>thecode</w:t>
+      </w:r>
+      <w:proofErr w:type="spellEnd"/>
+      <w:r>
+        <w:rPr>
+          <w:rFonts w:ascii="Times New Roman" w:hAnsi="Times New Roman" w:cs="Times New Roman"/>
+          <w:sz w:val="24"/>
+          <w:szCs w:val="24"/>
+        </w:rPr>
+        <w:t>.</w:t>
+      </w:r>
+      <w:r>
+        <w:rPr>
+          <w:rFonts w:ascii="Times New Roman" w:hAnsi="Times New Roman" w:cs="Times New Roman"/>
+          <w:sz w:val="24"/>
+          <w:szCs w:val="24"/>
+          <w:lang w:val="en-US"/>
+        </w:rPr>
+        <w:t>media</w:t>
+      </w:r>
+      <w:r>
+        <w:rPr>
+          <w:rFonts w:ascii="Times New Roman" w:hAnsi="Times New Roman" w:cs="Times New Roman"/>
+          <w:sz w:val="24"/>
+          <w:szCs w:val="24"/>
+        </w:rPr>
+        <w:t>/</w:t>
+      </w:r>
+      <w:r>
+        <w:rPr>
+          <w:rFonts w:ascii="Times New Roman" w:hAnsi="Times New Roman" w:cs="Times New Roman"/>
+          <w:sz w:val="24"/>
+          <w:szCs w:val="24"/>
+          <w:lang w:val="en-US"/>
+        </w:rPr>
+        <w:t>ajax</w:t>
+      </w:r>
+      <w:r>
+        <w:rPr>
+          <w:rFonts w:ascii="Times New Roman" w:hAnsi="Times New Roman" w:cs="Times New Roman"/>
+          <w:sz w:val="24"/>
+          <w:szCs w:val="24"/>
+        </w:rPr>
+        <w:t xml:space="preserve">/ (дата обращения: 13.05.2026). – </w:t>
+      </w:r>
+      <w:proofErr w:type="gramStart"/>
+      <w:r>
+        <w:rPr>
+          <w:rFonts w:ascii="Times New Roman" w:hAnsi="Times New Roman" w:cs="Times New Roman"/>
+          <w:sz w:val="24"/>
+          <w:szCs w:val="24"/>
+        </w:rPr>
+        <w:t>Текст :</w:t>
+      </w:r>
+      <w:proofErr w:type="gramEnd"/>
+      <w:r>
+        <w:rPr>
+          <w:rFonts w:ascii="Times New Roman" w:hAnsi="Times New Roman" w:cs="Times New Roman"/>
+          <w:sz w:val="24"/>
+          <w:szCs w:val="24"/>
+        </w:rPr>
+        <w:t xml:space="preserve"> электронный.</w:t>
       </w:r>
     </w:p>
     <w:p>
-      <w:r>
-        <w:t xml:space="preserve">  Семенова М. М., Семенов В. А., Чупина Е. Н. АУТЕНТИФИКАЦИЯ НА ОСНОВЕ ФАЙЛОВ COOKIE И АУТЕНТИФИКАЦИЯ С ПОМОЩЬЮ JSON WEB TOKEN (JWT) //ББК 32.973-018.2+ 32.81 я43 К63. – 2021. – С. 93. (ДУПЛИКАТ)</w:t>
+      <w:pPr>
+        <w:pStyle w:val="a3"/>
+        <w:numPr>
+          <w:ilvl w:val="0"/>
+          <w:numId w:val="2"/>
+        </w:numPr>
+        <w:rPr>
+          <w:rFonts w:ascii="Times New Roman" w:hAnsi="Times New Roman" w:cs="Times New Roman"/>
+          <w:sz w:val="24"/>
+          <w:szCs w:val="24"/>
+        </w:rPr>
+      </w:pPr>
+      <w:r>
+        <w:rPr>
+          <w:rFonts w:ascii="Times New Roman" w:hAnsi="Times New Roman" w:cs="Times New Roman"/>
+          <w:sz w:val="24"/>
+          <w:szCs w:val="24"/>
+        </w:rPr>
+        <w:t xml:space="preserve">Пономарёв, А. Построение </w:t>
+      </w:r>
+      <w:proofErr w:type="spellStart"/>
+      <w:r>
+        <w:rPr>
+          <w:rFonts w:ascii="Times New Roman" w:hAnsi="Times New Roman" w:cs="Times New Roman"/>
+          <w:sz w:val="24"/>
+          <w:szCs w:val="24"/>
+        </w:rPr>
+        <w:t>кибербезопасной</w:t>
+      </w:r>
+      <w:proofErr w:type="spellEnd"/>
+      <w:r>
+        <w:rPr>
+          <w:rFonts w:ascii="Times New Roman" w:hAnsi="Times New Roman" w:cs="Times New Roman"/>
+          <w:sz w:val="24"/>
+          <w:szCs w:val="24"/>
+        </w:rPr>
+        <w:t xml:space="preserve"> архитектуры веб-приложений / А. Пономарёв. – URL: https://rezbez.ru/article/postroenie-kiberbezopasnoj-arhitektury-veb-prilozhenij (дата обращения: 13.05.2026). – </w:t>
+      </w:r>
+      <w:proofErr w:type="gramStart"/>
+      <w:r>
+        <w:rPr>
+          <w:rFonts w:ascii="Times New Roman" w:hAnsi="Times New Roman" w:cs="Times New Roman"/>
+          <w:sz w:val="24"/>
+          <w:szCs w:val="24"/>
+        </w:rPr>
+        <w:t>Текст :</w:t>
+      </w:r>
+      <w:proofErr w:type="gramEnd"/>
+      <w:r>
+        <w:rPr>
+          <w:rFonts w:ascii="Times New Roman" w:hAnsi="Times New Roman" w:cs="Times New Roman"/>
+          <w:sz w:val="24"/>
+          <w:szCs w:val="24"/>
+        </w:rPr>
+        <w:t xml:space="preserve"> электронный.</w:t>
       </w:r>
     </w:p>
     <w:p>
-      <w:r>
-        <w:t xml:space="preserve">  https://link.springer.com/chapter/10.1007/978-1-4302-2791-5_9</w:t>
+      <w:pPr>
+        <w:pStyle w:val="a8"/>
+        <w:numPr>
+          <w:ilvl w:val="0"/>
+          <w:numId w:val="2"/>
+        </w:numPr>
+        <w:rPr>
+          <w:rFonts w:ascii="Times New Roman" w:hAnsi="Times New Roman" w:cs="Times New Roman"/>
+          <w:sz w:val="24"/>
+          <w:szCs w:val="24"/>
+        </w:rPr>
+      </w:pPr>
+      <w:r>
+        <w:rPr>
+          <w:rFonts w:ascii="Times New Roman" w:hAnsi="Times New Roman" w:cs="Times New Roman"/>
+          <w:sz w:val="24"/>
+          <w:szCs w:val="24"/>
+        </w:rPr>
+        <w:t xml:space="preserve">Портнов О. С., </w:t>
+      </w:r>
+      <w:proofErr w:type="spellStart"/>
+      <w:r>
+        <w:rPr>
+          <w:rFonts w:ascii="Times New Roman" w:hAnsi="Times New Roman" w:cs="Times New Roman"/>
+          <w:sz w:val="24"/>
+          <w:szCs w:val="24"/>
+        </w:rPr>
+        <w:t>Халманов</w:t>
+      </w:r>
+      <w:proofErr w:type="spellEnd"/>
+      <w:r>
+        <w:rPr>
+          <w:rFonts w:ascii="Times New Roman" w:hAnsi="Times New Roman" w:cs="Times New Roman"/>
+          <w:sz w:val="24"/>
+          <w:szCs w:val="24"/>
+        </w:rPr>
+        <w:t xml:space="preserve"> А. А. WEBSOCKET: ПРОТОКОЛ РЕАЛЬНОГО ВРЕМЕНИ ДЛЯ СОВРЕМЕННЫХ ВЕБ-ПРИЛОЖЕНИЙ // Вестник науки. 2025. №5 (86). URL: https://cyberleninka.ru/article/n/websocket-protokol-realnogo-vremeni-dlya-sovremennyh-veb-prilozheniy (дата обращения: 22.10.2025).</w:t>
       </w:r>
     </w:p>
     <w:p>
-      <w:r>
-        <w:t xml:space="preserve">  Курова, Д. Н. Асинхронная обработка запросов в ASP.NET / Д. Н. Курова // Вестник Димитровградского инженерно-технологического института. – 2015. – № 3(8). – С. 49-52. – EDN VRRGZD.</w:t>
+      <w:pPr>
+        <w:pStyle w:val="a8"/>
+        <w:numPr>
+          <w:ilvl w:val="0"/>
+          <w:numId w:val="2"/>
+        </w:numPr>
+        <w:rPr>
+          <w:rFonts w:ascii="Times New Roman" w:hAnsi="Times New Roman" w:cs="Times New Roman"/>
+          <w:sz w:val="24"/>
+          <w:szCs w:val="24"/>
+        </w:rPr>
+      </w:pPr>
+      <w:r>
+        <w:rPr>
+          <w:rFonts w:ascii="Times New Roman" w:hAnsi="Times New Roman" w:cs="Times New Roman"/>
+          <w:sz w:val="24"/>
+          <w:szCs w:val="24"/>
+        </w:rPr>
+        <w:t>Предотвращение атак межсайтовой подделки запросов (</w:t>
+      </w:r>
+      <w:r>
+        <w:rPr>
+          <w:rFonts w:ascii="Times New Roman" w:hAnsi="Times New Roman" w:cs="Times New Roman"/>
+          <w:sz w:val="24"/>
+          <w:szCs w:val="24"/>
+          <w:lang w:val="en-US"/>
+        </w:rPr>
+        <w:t>CSRF</w:t>
+      </w:r>
+      <w:r>
+        <w:rPr>
+          <w:rFonts w:ascii="Times New Roman" w:hAnsi="Times New Roman" w:cs="Times New Roman"/>
+          <w:sz w:val="24"/>
+          <w:szCs w:val="24"/>
+        </w:rPr>
+        <w:t xml:space="preserve">) в </w:t>
+      </w:r>
+      <w:r>
+        <w:rPr>
+          <w:rFonts w:ascii="Times New Roman" w:hAnsi="Times New Roman" w:cs="Times New Roman"/>
+          <w:sz w:val="24"/>
+          <w:szCs w:val="24"/>
+          <w:lang w:val="en-US"/>
+        </w:rPr>
+        <w:t>ASP</w:t>
+      </w:r>
+      <w:r>
+        <w:rPr>
+          <w:rFonts w:ascii="Times New Roman" w:hAnsi="Times New Roman" w:cs="Times New Roman"/>
+          <w:sz w:val="24"/>
+          <w:szCs w:val="24"/>
+        </w:rPr>
+        <w:t>.</w:t>
+      </w:r>
+      <w:r>
+        <w:rPr>
+          <w:rFonts w:ascii="Times New Roman" w:hAnsi="Times New Roman" w:cs="Times New Roman"/>
+          <w:sz w:val="24"/>
+          <w:szCs w:val="24"/>
+          <w:lang w:val="en-US"/>
+        </w:rPr>
+        <w:t>NET</w:t>
+      </w:r>
+      <w:r>
+        <w:rPr>
+          <w:rFonts w:ascii="Times New Roman" w:hAnsi="Times New Roman" w:cs="Times New Roman"/>
+          <w:sz w:val="24"/>
+          <w:szCs w:val="24"/>
+        </w:rPr>
+        <w:t xml:space="preserve"> </w:t>
+      </w:r>
+      <w:r>
+        <w:rPr>
+          <w:rFonts w:ascii="Times New Roman" w:hAnsi="Times New Roman" w:cs="Times New Roman"/>
+          <w:sz w:val="24"/>
+          <w:szCs w:val="24"/>
+          <w:lang w:val="en-US"/>
+        </w:rPr>
+        <w:t>MVC</w:t>
+      </w:r>
+      <w:r>
+        <w:rPr>
+          <w:rFonts w:ascii="Times New Roman" w:hAnsi="Times New Roman" w:cs="Times New Roman"/>
+          <w:sz w:val="24"/>
+          <w:szCs w:val="24"/>
+        </w:rPr>
+        <w:t xml:space="preserve"> // </w:t>
+      </w:r>
+      <w:r>
+        <w:rPr>
+          <w:rFonts w:ascii="Times New Roman" w:hAnsi="Times New Roman" w:cs="Times New Roman"/>
+          <w:sz w:val="24"/>
+          <w:szCs w:val="24"/>
+          <w:lang w:val="en-US"/>
+        </w:rPr>
+        <w:t>Microsoft</w:t>
+      </w:r>
+      <w:r>
+        <w:rPr>
+          <w:rFonts w:ascii="Times New Roman" w:hAnsi="Times New Roman" w:cs="Times New Roman"/>
+          <w:sz w:val="24"/>
+          <w:szCs w:val="24"/>
+        </w:rPr>
+        <w:t xml:space="preserve"> </w:t>
+      </w:r>
+      <w:proofErr w:type="gramStart"/>
+      <w:r>
+        <w:rPr>
+          <w:rFonts w:ascii="Times New Roman" w:hAnsi="Times New Roman" w:cs="Times New Roman"/>
+          <w:sz w:val="24"/>
+          <w:szCs w:val="24"/>
+          <w:lang w:val="en-US"/>
+        </w:rPr>
+        <w:t>Learn</w:t>
+      </w:r>
+      <w:r>
+        <w:rPr>
+          <w:rFonts w:ascii="Times New Roman" w:hAnsi="Times New Roman" w:cs="Times New Roman"/>
+          <w:sz w:val="24"/>
+          <w:szCs w:val="24"/>
+        </w:rPr>
+        <w:t xml:space="preserve"> :</w:t>
+      </w:r>
+      <w:proofErr w:type="gramEnd"/>
+      <w:r>
+        <w:rPr>
+          <w:rFonts w:ascii="Times New Roman" w:hAnsi="Times New Roman" w:cs="Times New Roman"/>
+          <w:sz w:val="24"/>
+          <w:szCs w:val="24"/>
+        </w:rPr>
+        <w:t xml:space="preserve"> [сайт]. – </w:t>
+      </w:r>
+      <w:r>
+        <w:rPr>
+          <w:rFonts w:ascii="Times New Roman" w:hAnsi="Times New Roman" w:cs="Times New Roman"/>
+          <w:sz w:val="24"/>
+          <w:szCs w:val="24"/>
+          <w:lang w:val="en-US"/>
+        </w:rPr>
+        <w:t>URL</w:t>
+      </w:r>
+      <w:r>
+        <w:rPr>
+          <w:rFonts w:ascii="Times New Roman" w:hAnsi="Times New Roman" w:cs="Times New Roman"/>
+          <w:sz w:val="24"/>
+          <w:szCs w:val="24"/>
+        </w:rPr>
+        <w:t xml:space="preserve">: </w:t>
+      </w:r>
+      <w:r>
+        <w:rPr>
+          <w:rFonts w:ascii="Times New Roman" w:hAnsi="Times New Roman" w:cs="Times New Roman"/>
+          <w:sz w:val="24"/>
+          <w:szCs w:val="24"/>
+          <w:lang w:val="en-US"/>
+        </w:rPr>
+        <w:t>https</w:t>
+      </w:r>
+      <w:r>
+        <w:rPr>
+          <w:rFonts w:ascii="Times New Roman" w:hAnsi="Times New Roman" w:cs="Times New Roman"/>
+          <w:sz w:val="24"/>
+          <w:szCs w:val="24"/>
+        </w:rPr>
+        <w:t>://</w:t>
+      </w:r>
+      <w:r>
+        <w:rPr>
+          <w:rFonts w:ascii="Times New Roman" w:hAnsi="Times New Roman" w:cs="Times New Roman"/>
+          <w:sz w:val="24"/>
+          <w:szCs w:val="24"/>
+          <w:lang w:val="en-US"/>
+        </w:rPr>
+        <w:t>learn</w:t>
+      </w:r>
+      <w:r>
+        <w:rPr>
+          <w:rFonts w:ascii="Times New Roman" w:hAnsi="Times New Roman" w:cs="Times New Roman"/>
+          <w:sz w:val="24"/>
+          <w:szCs w:val="24"/>
+        </w:rPr>
+        <w:t>.</w:t>
+      </w:r>
+      <w:proofErr w:type="spellStart"/>
+      <w:r>
+        <w:rPr>
+          <w:rFonts w:ascii="Times New Roman" w:hAnsi="Times New Roman" w:cs="Times New Roman"/>
+          <w:sz w:val="24"/>
+          <w:szCs w:val="24"/>
+          <w:lang w:val="en-US"/>
+        </w:rPr>
+        <w:t>microsoft</w:t>
+      </w:r>
+      <w:proofErr w:type="spellEnd"/>
+      <w:r>
+        <w:rPr>
+          <w:rFonts w:ascii="Times New Roman" w:hAnsi="Times New Roman" w:cs="Times New Roman"/>
+          <w:sz w:val="24"/>
+          <w:szCs w:val="24"/>
+        </w:rPr>
+        <w:t>.</w:t>
+      </w:r>
+      <w:r>
+        <w:rPr>
+          <w:rFonts w:ascii="Times New Roman" w:hAnsi="Times New Roman" w:cs="Times New Roman"/>
+          <w:sz w:val="24"/>
+          <w:szCs w:val="24"/>
+          <w:lang w:val="en-US"/>
+        </w:rPr>
+        <w:t>com</w:t>
+      </w:r>
+      <w:r>
+        <w:rPr>
+          <w:rFonts w:ascii="Times New Roman" w:hAnsi="Times New Roman" w:cs="Times New Roman"/>
+          <w:sz w:val="24"/>
+          <w:szCs w:val="24"/>
+        </w:rPr>
+        <w:t>/</w:t>
+      </w:r>
+      <w:proofErr w:type="spellStart"/>
+      <w:r>
+        <w:rPr>
+          <w:rFonts w:ascii="Times New Roman" w:hAnsi="Times New Roman" w:cs="Times New Roman"/>
+          <w:sz w:val="24"/>
+          <w:szCs w:val="24"/>
+          <w:lang w:val="en-US"/>
+        </w:rPr>
+        <w:t>ru</w:t>
+      </w:r>
+      <w:proofErr w:type="spellEnd"/>
+      <w:r>
+        <w:rPr>
+          <w:rFonts w:ascii="Times New Roman" w:hAnsi="Times New Roman" w:cs="Times New Roman"/>
+          <w:sz w:val="24"/>
+          <w:szCs w:val="24"/>
+        </w:rPr>
+        <w:t>-</w:t>
+      </w:r>
+      <w:proofErr w:type="spellStart"/>
+      <w:r>
+        <w:rPr>
+          <w:rFonts w:ascii="Times New Roman" w:hAnsi="Times New Roman" w:cs="Times New Roman"/>
+          <w:sz w:val="24"/>
+          <w:szCs w:val="24"/>
+          <w:lang w:val="en-US"/>
+        </w:rPr>
+        <w:t>ru</w:t>
+      </w:r>
+      <w:proofErr w:type="spellEnd"/>
+      <w:r>
+        <w:rPr>
+          <w:rFonts w:ascii="Times New Roman" w:hAnsi="Times New Roman" w:cs="Times New Roman"/>
+          <w:sz w:val="24"/>
+          <w:szCs w:val="24"/>
+        </w:rPr>
+        <w:t>/</w:t>
+      </w:r>
+      <w:proofErr w:type="spellStart"/>
+      <w:r>
+        <w:rPr>
+          <w:rFonts w:ascii="Times New Roman" w:hAnsi="Times New Roman" w:cs="Times New Roman"/>
+          <w:sz w:val="24"/>
+          <w:szCs w:val="24"/>
+          <w:lang w:val="en-US"/>
+        </w:rPr>
+        <w:t>aspnet</w:t>
+      </w:r>
+      <w:proofErr w:type="spellEnd"/>
+      <w:r>
+        <w:rPr>
+          <w:rFonts w:ascii="Times New Roman" w:hAnsi="Times New Roman" w:cs="Times New Roman"/>
+          <w:sz w:val="24"/>
+          <w:szCs w:val="24"/>
+        </w:rPr>
+        <w:t>/</w:t>
+      </w:r>
+      <w:r>
+        <w:rPr>
+          <w:rFonts w:ascii="Times New Roman" w:hAnsi="Times New Roman" w:cs="Times New Roman"/>
+          <w:sz w:val="24"/>
+          <w:szCs w:val="24"/>
+          <w:lang w:val="en-US"/>
+        </w:rPr>
+        <w:t>web</w:t>
+      </w:r>
+      <w:r>
+        <w:rPr>
+          <w:rFonts w:ascii="Times New Roman" w:hAnsi="Times New Roman" w:cs="Times New Roman"/>
+          <w:sz w:val="24"/>
+          <w:szCs w:val="24"/>
+        </w:rPr>
+        <w:t>-</w:t>
+      </w:r>
+      <w:proofErr w:type="spellStart"/>
+      <w:r>
+        <w:rPr>
+          <w:rFonts w:ascii="Times New Roman" w:hAnsi="Times New Roman" w:cs="Times New Roman"/>
+          <w:sz w:val="24"/>
+          <w:szCs w:val="24"/>
+          <w:lang w:val="en-US"/>
+        </w:rPr>
+        <w:t>api</w:t>
+      </w:r>
+      <w:proofErr w:type="spellEnd"/>
+      <w:r>
+        <w:rPr>
+          <w:rFonts w:ascii="Times New Roman" w:hAnsi="Times New Roman" w:cs="Times New Roman"/>
+          <w:sz w:val="24"/>
+          <w:szCs w:val="24"/>
+        </w:rPr>
+        <w:t>/</w:t>
+      </w:r>
+      <w:r>
+        <w:rPr>
+          <w:rFonts w:ascii="Times New Roman" w:hAnsi="Times New Roman" w:cs="Times New Roman"/>
+          <w:sz w:val="24"/>
+          <w:szCs w:val="24"/>
+          <w:lang w:val="en-US"/>
+        </w:rPr>
+        <w:t>overview</w:t>
+      </w:r>
+      <w:r>
+        <w:rPr>
+          <w:rFonts w:ascii="Times New Roman" w:hAnsi="Times New Roman" w:cs="Times New Roman"/>
+          <w:sz w:val="24"/>
+          <w:szCs w:val="24"/>
+        </w:rPr>
+        <w:t>/</w:t>
+      </w:r>
+      <w:r>
+        <w:rPr>
+          <w:rFonts w:ascii="Times New Roman" w:hAnsi="Times New Roman" w:cs="Times New Roman"/>
+          <w:sz w:val="24"/>
+          <w:szCs w:val="24"/>
+          <w:lang w:val="en-US"/>
+        </w:rPr>
+        <w:t>security</w:t>
+      </w:r>
+      <w:r>
+        <w:rPr>
+          <w:rFonts w:ascii="Times New Roman" w:hAnsi="Times New Roman" w:cs="Times New Roman"/>
+          <w:sz w:val="24"/>
+          <w:szCs w:val="24"/>
+        </w:rPr>
+        <w:t>/</w:t>
+      </w:r>
+      <w:r>
+        <w:rPr>
+          <w:rFonts w:ascii="Times New Roman" w:hAnsi="Times New Roman" w:cs="Times New Roman"/>
+          <w:sz w:val="24"/>
+          <w:szCs w:val="24"/>
+          <w:lang w:val="en-US"/>
+        </w:rPr>
+        <w:t>preventing</w:t>
+      </w:r>
+      <w:r>
+        <w:rPr>
+          <w:rFonts w:ascii="Times New Roman" w:hAnsi="Times New Roman" w:cs="Times New Roman"/>
+          <w:sz w:val="24"/>
+          <w:szCs w:val="24"/>
+        </w:rPr>
+        <w:t>-</w:t>
+      </w:r>
+      <w:r>
+        <w:rPr>
+          <w:rFonts w:ascii="Times New Roman" w:hAnsi="Times New Roman" w:cs="Times New Roman"/>
+          <w:sz w:val="24"/>
+          <w:szCs w:val="24"/>
+          <w:lang w:val="en-US"/>
+        </w:rPr>
+        <w:t>cross</w:t>
+      </w:r>
+      <w:r>
+        <w:rPr>
+          <w:rFonts w:ascii="Times New Roman" w:hAnsi="Times New Roman" w:cs="Times New Roman"/>
+          <w:sz w:val="24"/>
+          <w:szCs w:val="24"/>
+        </w:rPr>
+        <w:t>-</w:t>
+      </w:r>
+      <w:r>
+        <w:rPr>
+          <w:rFonts w:ascii="Times New Roman" w:hAnsi="Times New Roman" w:cs="Times New Roman"/>
+          <w:sz w:val="24"/>
+          <w:szCs w:val="24"/>
+          <w:lang w:val="en-US"/>
+        </w:rPr>
+        <w:t>site</w:t>
+      </w:r>
+      <w:r>
+        <w:rPr>
+          <w:rFonts w:ascii="Times New Roman" w:hAnsi="Times New Roman" w:cs="Times New Roman"/>
+          <w:sz w:val="24"/>
+          <w:szCs w:val="24"/>
+        </w:rPr>
+        <w:t>-</w:t>
+      </w:r>
+      <w:r>
+        <w:rPr>
+          <w:rFonts w:ascii="Times New Roman" w:hAnsi="Times New Roman" w:cs="Times New Roman"/>
+          <w:sz w:val="24"/>
+          <w:szCs w:val="24"/>
+          <w:lang w:val="en-US"/>
+        </w:rPr>
+        <w:t>request</w:t>
+      </w:r>
+      <w:r>
+        <w:rPr>
+          <w:rFonts w:ascii="Times New Roman" w:hAnsi="Times New Roman" w:cs="Times New Roman"/>
+          <w:sz w:val="24"/>
+          <w:szCs w:val="24"/>
+        </w:rPr>
+        <w:t>-</w:t>
+      </w:r>
+      <w:r>
+        <w:rPr>
+          <w:rFonts w:ascii="Times New Roman" w:hAnsi="Times New Roman" w:cs="Times New Roman"/>
+          <w:sz w:val="24"/>
+          <w:szCs w:val="24"/>
+          <w:lang w:val="en-US"/>
+        </w:rPr>
+        <w:t>forgery</w:t>
+      </w:r>
+      <w:r>
+        <w:rPr>
+          <w:rFonts w:ascii="Times New Roman" w:hAnsi="Times New Roman" w:cs="Times New Roman"/>
+          <w:sz w:val="24"/>
+          <w:szCs w:val="24"/>
+        </w:rPr>
+        <w:t>-</w:t>
+      </w:r>
+      <w:proofErr w:type="spellStart"/>
+      <w:r>
+        <w:rPr>
+          <w:rFonts w:ascii="Times New Roman" w:hAnsi="Times New Roman" w:cs="Times New Roman"/>
+          <w:sz w:val="24"/>
+          <w:szCs w:val="24"/>
+          <w:lang w:val="en-US"/>
+        </w:rPr>
+        <w:t>csrf</w:t>
+      </w:r>
+      <w:proofErr w:type="spellEnd"/>
+      <w:r>
+        <w:rPr>
+          <w:rFonts w:ascii="Times New Roman" w:hAnsi="Times New Roman" w:cs="Times New Roman"/>
+          <w:sz w:val="24"/>
+          <w:szCs w:val="24"/>
+        </w:rPr>
+        <w:t>-</w:t>
+      </w:r>
+      <w:r>
+        <w:rPr>
+          <w:rFonts w:ascii="Times New Roman" w:hAnsi="Times New Roman" w:cs="Times New Roman"/>
+          <w:sz w:val="24"/>
+          <w:szCs w:val="24"/>
+          <w:lang w:val="en-US"/>
+        </w:rPr>
+        <w:t>attacks</w:t>
+      </w:r>
+      <w:r>
+        <w:rPr>
+          <w:rFonts w:ascii="Times New Roman" w:hAnsi="Times New Roman" w:cs="Times New Roman"/>
+          <w:sz w:val="24"/>
+          <w:szCs w:val="24"/>
+        </w:rPr>
+        <w:t xml:space="preserve"> (дата обращения: 13.05.2026). – </w:t>
+      </w:r>
+      <w:proofErr w:type="gramStart"/>
+      <w:r>
+        <w:rPr>
+          <w:rFonts w:ascii="Times New Roman" w:hAnsi="Times New Roman" w:cs="Times New Roman"/>
+          <w:sz w:val="24"/>
+          <w:szCs w:val="24"/>
+        </w:rPr>
+        <w:t>Текст :</w:t>
+      </w:r>
+      <w:proofErr w:type="gramEnd"/>
+      <w:r>
+        <w:rPr>
+          <w:rFonts w:ascii="Times New Roman" w:hAnsi="Times New Roman" w:cs="Times New Roman"/>
+          <w:sz w:val="24"/>
+          <w:szCs w:val="24"/>
+        </w:rPr>
+        <w:t xml:space="preserve"> электронный.</w:t>
       </w:r>
     </w:p>
     <w:p>
-      <w:r>
-        <w:t xml:space="preserve">  Борисов, В. В. Анализ и исследование современных технологий веб- разработки для проектирования и автоматизации современной станции технического обслуживания автомобилей / В. В. Борисов, В. Н. Тарасов // Современные научно-исследовательские и технологические аспекты программной инженерии : Материалы Всероссийской научно-технической конференции, Оренбург, 14–15 сентября 2023 года. – Оренбург: Оренбургский государственный университет, 2023. – С. 230-236. – EDN DRELZO.</w:t>
+      <w:pPr>
+        <w:pStyle w:val="a8"/>
+        <w:numPr>
+          <w:ilvl w:val="0"/>
+          <w:numId w:val="2"/>
+        </w:numPr>
+        <w:rPr>
+          <w:rFonts w:ascii="Times New Roman" w:hAnsi="Times New Roman" w:cs="Times New Roman"/>
+          <w:sz w:val="24"/>
+          <w:szCs w:val="24"/>
+          <w:lang w:val="en-US"/>
+        </w:rPr>
+      </w:pPr>
+      <w:r>
+        <w:rPr>
+          <w:rFonts w:ascii="Times New Roman" w:hAnsi="Times New Roman" w:cs="Times New Roman"/>
+          <w:sz w:val="24"/>
+          <w:szCs w:val="24"/>
+        </w:rPr>
+        <w:t>Раджабов</w:t>
+      </w:r>
+      <w:r>
+        <w:rPr>
+          <w:rFonts w:ascii="Times New Roman" w:hAnsi="Times New Roman" w:cs="Times New Roman"/>
+          <w:sz w:val="24"/>
+          <w:szCs w:val="24"/>
+          <w:lang w:val="en-US"/>
+        </w:rPr>
+        <w:t xml:space="preserve"> </w:t>
+      </w:r>
+      <w:r>
+        <w:rPr>
+          <w:rFonts w:ascii="Times New Roman" w:hAnsi="Times New Roman" w:cs="Times New Roman"/>
+          <w:sz w:val="24"/>
+          <w:szCs w:val="24"/>
+        </w:rPr>
+        <w:t>А</w:t>
+      </w:r>
+      <w:r>
+        <w:rPr>
+          <w:rFonts w:ascii="Times New Roman" w:hAnsi="Times New Roman" w:cs="Times New Roman"/>
+          <w:sz w:val="24"/>
+          <w:szCs w:val="24"/>
+          <w:lang w:val="en-US"/>
+        </w:rPr>
+        <w:t xml:space="preserve">. </w:t>
+      </w:r>
+      <w:r>
+        <w:rPr>
+          <w:rFonts w:ascii="Times New Roman" w:hAnsi="Times New Roman" w:cs="Times New Roman"/>
+          <w:sz w:val="24"/>
+          <w:szCs w:val="24"/>
+        </w:rPr>
+        <w:t>Р</w:t>
+      </w:r>
+      <w:r>
+        <w:rPr>
+          <w:rFonts w:ascii="Times New Roman" w:hAnsi="Times New Roman" w:cs="Times New Roman"/>
+          <w:sz w:val="24"/>
+          <w:szCs w:val="24"/>
+          <w:lang w:val="en-US"/>
+        </w:rPr>
+        <w:t xml:space="preserve">. </w:t>
+      </w:r>
+      <w:r>
+        <w:rPr>
+          <w:rFonts w:ascii="Times New Roman" w:hAnsi="Times New Roman" w:cs="Times New Roman"/>
+          <w:sz w:val="24"/>
+          <w:szCs w:val="24"/>
+        </w:rPr>
+        <w:t>ТИПЫ</w:t>
+      </w:r>
+      <w:r>
+        <w:rPr>
+          <w:rFonts w:ascii="Times New Roman" w:hAnsi="Times New Roman" w:cs="Times New Roman"/>
+          <w:sz w:val="24"/>
+          <w:szCs w:val="24"/>
+          <w:lang w:val="en-US"/>
+        </w:rPr>
+        <w:t xml:space="preserve"> </w:t>
+      </w:r>
+      <w:r>
+        <w:rPr>
+          <w:rFonts w:ascii="Times New Roman" w:hAnsi="Times New Roman" w:cs="Times New Roman"/>
+          <w:sz w:val="24"/>
+          <w:szCs w:val="24"/>
+        </w:rPr>
+        <w:t>БАЗ</w:t>
+      </w:r>
+      <w:r>
+        <w:rPr>
+          <w:rFonts w:ascii="Times New Roman" w:hAnsi="Times New Roman" w:cs="Times New Roman"/>
+          <w:sz w:val="24"/>
+          <w:szCs w:val="24"/>
+          <w:lang w:val="en-US"/>
+        </w:rPr>
+        <w:t xml:space="preserve"> </w:t>
+      </w:r>
+      <w:r>
+        <w:rPr>
+          <w:rFonts w:ascii="Times New Roman" w:hAnsi="Times New Roman" w:cs="Times New Roman"/>
+          <w:sz w:val="24"/>
+          <w:szCs w:val="24"/>
+        </w:rPr>
+        <w:t>ДАННЫХ</w:t>
+      </w:r>
+      <w:r>
+        <w:rPr>
+          <w:rFonts w:ascii="Times New Roman" w:hAnsi="Times New Roman" w:cs="Times New Roman"/>
+          <w:sz w:val="24"/>
+          <w:szCs w:val="24"/>
+          <w:lang w:val="en-US"/>
+        </w:rPr>
+        <w:t xml:space="preserve"> //Introduction of new innovative technologies in education of pedagogy and psychology. – 2024. – </w:t>
+      </w:r>
+      <w:r>
+        <w:rPr>
+          <w:rFonts w:ascii="Times New Roman" w:hAnsi="Times New Roman" w:cs="Times New Roman"/>
+          <w:sz w:val="24"/>
+          <w:szCs w:val="24"/>
+        </w:rPr>
+        <w:t>Т</w:t>
+      </w:r>
+      <w:r>
+        <w:rPr>
+          <w:rFonts w:ascii="Times New Roman" w:hAnsi="Times New Roman" w:cs="Times New Roman"/>
+          <w:sz w:val="24"/>
+          <w:szCs w:val="24"/>
+          <w:lang w:val="en-US"/>
+        </w:rPr>
+        <w:t xml:space="preserve">. 1. – №. 3. – </w:t>
+      </w:r>
+      <w:r>
+        <w:rPr>
+          <w:rFonts w:ascii="Times New Roman" w:hAnsi="Times New Roman" w:cs="Times New Roman"/>
+          <w:sz w:val="24"/>
+          <w:szCs w:val="24"/>
+        </w:rPr>
+        <w:t>С</w:t>
+      </w:r>
+      <w:r>
+        <w:rPr>
+          <w:rFonts w:ascii="Times New Roman" w:hAnsi="Times New Roman" w:cs="Times New Roman"/>
+          <w:sz w:val="24"/>
+          <w:szCs w:val="24"/>
+          <w:lang w:val="en-US"/>
+        </w:rPr>
+        <w:t>. 204-210.</w:t>
       </w:r>
     </w:p>
     <w:p>
-      <w:r>
-        <w:t xml:space="preserve"> </w:t>
+      <w:pPr>
+        <w:pStyle w:val="a3"/>
+        <w:numPr>
+          <w:ilvl w:val="0"/>
+          <w:numId w:val="2"/>
+        </w:numPr>
+        <w:rPr>
+          <w:rFonts w:ascii="Times New Roman" w:hAnsi="Times New Roman" w:cs="Times New Roman"/>
+          <w:sz w:val="24"/>
+          <w:szCs w:val="24"/>
+        </w:rPr>
+      </w:pPr>
+      <w:r>
+        <w:rPr>
+          <w:rFonts w:ascii="Times New Roman" w:hAnsi="Times New Roman" w:cs="Times New Roman"/>
+          <w:sz w:val="24"/>
+          <w:szCs w:val="24"/>
+        </w:rPr>
+        <w:lastRenderedPageBreak/>
+        <w:t>Разработка программных модулей программного обеспечения для компьютерных систем. Прикладное программирование [Электронный ресурс]: учеб. пособие / С. В. Белугина. Электрон. текстовые данные. Изд. 4-е, стер. Санкт-</w:t>
+      </w:r>
+      <w:proofErr w:type="gramStart"/>
+      <w:r>
+        <w:rPr>
+          <w:rFonts w:ascii="Times New Roman" w:hAnsi="Times New Roman" w:cs="Times New Roman"/>
+          <w:sz w:val="24"/>
+          <w:szCs w:val="24"/>
+        </w:rPr>
+        <w:t>Петербург :</w:t>
+      </w:r>
+      <w:proofErr w:type="gramEnd"/>
+      <w:r>
+        <w:rPr>
+          <w:rFonts w:ascii="Times New Roman" w:hAnsi="Times New Roman" w:cs="Times New Roman"/>
+          <w:sz w:val="24"/>
+          <w:szCs w:val="24"/>
+        </w:rPr>
+        <w:t xml:space="preserve"> Лань, 2023. URL: https://e.lanbook.com/book/296975</w:t>
       </w:r>
     </w:p>
     <w:p>
-      <w:r>
-        <w:t>Нач с 11 страницы</w:t>
-      </w:r>
+      <w:pPr>
+        <w:pStyle w:val="a8"/>
+        <w:numPr>
+          <w:ilvl w:val="0"/>
+          <w:numId w:val="2"/>
+        </w:numPr>
+        <w:rPr>
+          <w:rFonts w:ascii="Times New Roman" w:hAnsi="Times New Roman" w:cs="Times New Roman"/>
+          <w:sz w:val="24"/>
+          <w:szCs w:val="24"/>
+        </w:rPr>
+      </w:pPr>
+      <w:r>
+        <w:rPr>
+          <w:rFonts w:ascii="Times New Roman" w:hAnsi="Times New Roman" w:cs="Times New Roman"/>
+          <w:sz w:val="24"/>
+          <w:szCs w:val="24"/>
+        </w:rPr>
+        <w:t>С. 106–112.</w:t>
+      </w:r>
+    </w:p>
+    <w:p>
+      <w:pPr>
+        <w:pStyle w:val="a8"/>
+        <w:numPr>
+          <w:ilvl w:val="0"/>
+          <w:numId w:val="2"/>
+        </w:numPr>
+        <w:rPr>
+          <w:rFonts w:ascii="Times New Roman" w:hAnsi="Times New Roman" w:cs="Times New Roman"/>
+          <w:sz w:val="24"/>
+          <w:szCs w:val="24"/>
+        </w:rPr>
+      </w:pPr>
+      <w:proofErr w:type="spellStart"/>
+      <w:r>
+        <w:rPr>
+          <w:rFonts w:ascii="Times New Roman" w:hAnsi="Times New Roman" w:cs="Times New Roman"/>
+          <w:sz w:val="24"/>
+          <w:szCs w:val="24"/>
+        </w:rPr>
+        <w:t>Сабырова</w:t>
+      </w:r>
+      <w:proofErr w:type="spellEnd"/>
+      <w:r>
+        <w:rPr>
+          <w:rFonts w:ascii="Times New Roman" w:hAnsi="Times New Roman" w:cs="Times New Roman"/>
+          <w:sz w:val="24"/>
+          <w:szCs w:val="24"/>
+        </w:rPr>
+        <w:t xml:space="preserve"> М. Е. ПРЕИМУЩЕСТВА JAVASCRIPT //ВЕСТНИК ЖЕТЫСУСКОГО УНИВЕРСИТЕТА ИМЕНИ И. ЖАНСУГУРОВА. – 2023. – №. 4 (109). – С. 145-149.</w:t>
+      </w:r>
+    </w:p>
+    <w:p>
+      <w:pPr>
+        <w:pStyle w:val="a8"/>
+        <w:numPr>
+          <w:ilvl w:val="0"/>
+          <w:numId w:val="2"/>
+        </w:numPr>
+        <w:rPr>
+          <w:rFonts w:ascii="Times New Roman" w:hAnsi="Times New Roman" w:cs="Times New Roman"/>
+          <w:sz w:val="24"/>
+          <w:szCs w:val="24"/>
+        </w:rPr>
+      </w:pPr>
+      <w:r>
+        <w:rPr>
+          <w:rFonts w:ascii="Times New Roman" w:hAnsi="Times New Roman" w:cs="Times New Roman"/>
+          <w:sz w:val="24"/>
+          <w:szCs w:val="24"/>
+        </w:rPr>
+        <w:t>Савельева Елизавета Анатольевна ТЕНДЕНЦИИ КИБЕРПРЕСТУПНОСТИ: АНАЛИЗ ОТЧЕТОВ О ПРОИСШЕСТВИЯХ И УЩЕРБЕ // Экономика и парадигма нового времени. 2025. №5 (38). URL: https://cyberleninka.ru/article/n/tendentsii-kiberprestupnosti-analiz-otchetov-o-proisshestviyah-i-uscherbe (дата обращения: 09.12.2025).</w:t>
+      </w:r>
+    </w:p>
+    <w:p>
+      <w:pPr>
+        <w:pStyle w:val="a8"/>
+        <w:numPr>
+          <w:ilvl w:val="0"/>
+          <w:numId w:val="2"/>
+        </w:numPr>
+        <w:rPr>
+          <w:rFonts w:ascii="Times New Roman" w:hAnsi="Times New Roman" w:cs="Times New Roman"/>
+          <w:sz w:val="24"/>
+          <w:szCs w:val="24"/>
+        </w:rPr>
+      </w:pPr>
+      <w:r>
+        <w:rPr>
+          <w:rFonts w:ascii="Times New Roman" w:hAnsi="Times New Roman" w:cs="Times New Roman"/>
+          <w:sz w:val="24"/>
+          <w:szCs w:val="24"/>
+        </w:rPr>
+        <w:t>Садовая Е. Н. СОВРЕМЕННЫЕ ВЫЗОВЫ И УГРОЗЫ ИНФОРМАЦИОННОЙ БЕЗОПАСНОСТИ REST API И СПОСОБЫ ИХ ПРЕДОТВРАЩЕНИЯ // Молодой исследователь Дона. 2023. №3 (42). URL: https://cyberleninka.ru/article/n/sovremennye-vyzovy-i-ugrozy-informatsionnoy-bezopasnosti-rest-api-i-sposoby-ih-predotvrascheniya (дата обращения: 09.12.2025).</w:t>
+      </w:r>
+    </w:p>
+    <w:p>
+      <w:pPr>
+        <w:pStyle w:val="a8"/>
+        <w:numPr>
+          <w:ilvl w:val="0"/>
+          <w:numId w:val="2"/>
+        </w:numPr>
+        <w:rPr>
+          <w:rFonts w:ascii="Times New Roman" w:hAnsi="Times New Roman" w:cs="Times New Roman"/>
+          <w:sz w:val="24"/>
+          <w:szCs w:val="24"/>
+        </w:rPr>
+      </w:pPr>
+      <w:r>
+        <w:rPr>
+          <w:rFonts w:ascii="Times New Roman" w:hAnsi="Times New Roman" w:cs="Times New Roman"/>
+          <w:sz w:val="24"/>
+          <w:szCs w:val="24"/>
+        </w:rPr>
+        <w:t>Селиванов М. А. СЕТЕВЫЕ ПРОТОКОЛЫ НОВОГО ПОКОЛЕНИЯ И ИХ АНАЛИЗ С ТОЧКИ ЗРЕНИЯ ИНФОРМАЦИОННОЙ БЕЗОПАСНОСТИ // Молодой исследователь Дона. 2022. №1 (34). URL: https://cyberleninka.ru/article/n/setevye-protokoly-novogo-pokoleniya-i-ih-analiz-s-tochki-zreniya-informatsionnoy-bezopasnosti (дата обращения: 15.10.2025).</w:t>
+      </w:r>
+    </w:p>
+    <w:p>
+      <w:pPr>
+        <w:pStyle w:val="a8"/>
+        <w:numPr>
+          <w:ilvl w:val="0"/>
+          <w:numId w:val="2"/>
+        </w:numPr>
+        <w:rPr>
+          <w:rFonts w:ascii="Times New Roman" w:hAnsi="Times New Roman" w:cs="Times New Roman"/>
+          <w:sz w:val="24"/>
+          <w:szCs w:val="24"/>
+        </w:rPr>
+      </w:pPr>
+      <w:r>
+        <w:rPr>
+          <w:rFonts w:ascii="Times New Roman" w:hAnsi="Times New Roman" w:cs="Times New Roman"/>
+          <w:sz w:val="24"/>
+          <w:szCs w:val="24"/>
+        </w:rPr>
+        <w:t>Семенова М. М., Семенов В. А., Чупина Е. Н. АУТЕНТИФИКАЦИЯ НА ОСНОВЕ ФАЙЛОВ COOKIE И АУТЕНТИФИКАЦИЯ С ПОМОЩЬЮ JSON WEB TOKEN (JWT) //ББК 32.973-018.2+ 32.81 я43 К63. – 2021. – С. 93.</w:t>
+      </w:r>
+    </w:p>
+    <w:p>
+      <w:pPr>
+        <w:pStyle w:val="a8"/>
+        <w:numPr>
+          <w:ilvl w:val="0"/>
+          <w:numId w:val="2"/>
+        </w:numPr>
+        <w:rPr>
+          <w:rFonts w:ascii="Times New Roman" w:hAnsi="Times New Roman" w:cs="Times New Roman"/>
+          <w:sz w:val="24"/>
+          <w:szCs w:val="24"/>
+        </w:rPr>
+      </w:pPr>
+      <w:r>
+        <w:rPr>
+          <w:rFonts w:ascii="Times New Roman" w:hAnsi="Times New Roman" w:cs="Times New Roman"/>
+          <w:sz w:val="24"/>
+          <w:szCs w:val="24"/>
+        </w:rPr>
+        <w:t xml:space="preserve">Стрельцов, А. Для чего нужен веб-сервер и как его настроить / А. Стрельцов // Яндекс </w:t>
+      </w:r>
+      <w:proofErr w:type="gramStart"/>
+      <w:r>
+        <w:rPr>
+          <w:rFonts w:ascii="Times New Roman" w:hAnsi="Times New Roman" w:cs="Times New Roman"/>
+          <w:sz w:val="24"/>
+          <w:szCs w:val="24"/>
+        </w:rPr>
+        <w:t>Практикум :</w:t>
+      </w:r>
+      <w:proofErr w:type="gramEnd"/>
+      <w:r>
+        <w:rPr>
+          <w:rFonts w:ascii="Times New Roman" w:hAnsi="Times New Roman" w:cs="Times New Roman"/>
+          <w:sz w:val="24"/>
+          <w:szCs w:val="24"/>
+        </w:rPr>
+        <w:t xml:space="preserve"> блог : [сайт]. – 2024. – 25 июня. – </w:t>
+      </w:r>
+      <w:r>
+        <w:rPr>
+          <w:rFonts w:ascii="Times New Roman" w:hAnsi="Times New Roman" w:cs="Times New Roman"/>
+          <w:sz w:val="24"/>
+          <w:szCs w:val="24"/>
+          <w:lang w:val="en-US"/>
+        </w:rPr>
+        <w:t>URL</w:t>
+      </w:r>
+      <w:r>
+        <w:rPr>
+          <w:rFonts w:ascii="Times New Roman" w:hAnsi="Times New Roman" w:cs="Times New Roman"/>
+          <w:sz w:val="24"/>
+          <w:szCs w:val="24"/>
+        </w:rPr>
+        <w:t xml:space="preserve">: </w:t>
+      </w:r>
+      <w:r>
+        <w:rPr>
+          <w:rFonts w:ascii="Times New Roman" w:hAnsi="Times New Roman" w:cs="Times New Roman"/>
+          <w:sz w:val="24"/>
+          <w:szCs w:val="24"/>
+          <w:lang w:val="en-US"/>
+        </w:rPr>
+        <w:t>https</w:t>
+      </w:r>
+      <w:r>
+        <w:rPr>
+          <w:rFonts w:ascii="Times New Roman" w:hAnsi="Times New Roman" w:cs="Times New Roman"/>
+          <w:sz w:val="24"/>
+          <w:szCs w:val="24"/>
+        </w:rPr>
+        <w:t>://</w:t>
+      </w:r>
+      <w:r>
+        <w:rPr>
+          <w:rFonts w:ascii="Times New Roman" w:hAnsi="Times New Roman" w:cs="Times New Roman"/>
+          <w:sz w:val="24"/>
+          <w:szCs w:val="24"/>
+          <w:lang w:val="en-US"/>
+        </w:rPr>
+        <w:t>practicum</w:t>
+      </w:r>
+      <w:r>
+        <w:rPr>
+          <w:rFonts w:ascii="Times New Roman" w:hAnsi="Times New Roman" w:cs="Times New Roman"/>
+          <w:sz w:val="24"/>
+          <w:szCs w:val="24"/>
+        </w:rPr>
+        <w:t>.</w:t>
+      </w:r>
+      <w:proofErr w:type="spellStart"/>
+      <w:r>
+        <w:rPr>
+          <w:rFonts w:ascii="Times New Roman" w:hAnsi="Times New Roman" w:cs="Times New Roman"/>
+          <w:sz w:val="24"/>
+          <w:szCs w:val="24"/>
+          <w:lang w:val="en-US"/>
+        </w:rPr>
+        <w:t>yandex</w:t>
+      </w:r>
+      <w:proofErr w:type="spellEnd"/>
+      <w:r>
+        <w:rPr>
+          <w:rFonts w:ascii="Times New Roman" w:hAnsi="Times New Roman" w:cs="Times New Roman"/>
+          <w:sz w:val="24"/>
+          <w:szCs w:val="24"/>
+        </w:rPr>
+        <w:t>.</w:t>
+      </w:r>
+      <w:proofErr w:type="spellStart"/>
+      <w:r>
+        <w:rPr>
+          <w:rFonts w:ascii="Times New Roman" w:hAnsi="Times New Roman" w:cs="Times New Roman"/>
+          <w:sz w:val="24"/>
+          <w:szCs w:val="24"/>
+          <w:lang w:val="en-US"/>
+        </w:rPr>
+        <w:t>ru</w:t>
+      </w:r>
+      <w:proofErr w:type="spellEnd"/>
+      <w:r>
+        <w:rPr>
+          <w:rFonts w:ascii="Times New Roman" w:hAnsi="Times New Roman" w:cs="Times New Roman"/>
+          <w:sz w:val="24"/>
+          <w:szCs w:val="24"/>
+        </w:rPr>
+        <w:t>/</w:t>
+      </w:r>
+      <w:r>
+        <w:rPr>
+          <w:rFonts w:ascii="Times New Roman" w:hAnsi="Times New Roman" w:cs="Times New Roman"/>
+          <w:sz w:val="24"/>
+          <w:szCs w:val="24"/>
+          <w:lang w:val="en-US"/>
+        </w:rPr>
+        <w:t>blog</w:t>
+      </w:r>
+      <w:r>
+        <w:rPr>
+          <w:rFonts w:ascii="Times New Roman" w:hAnsi="Times New Roman" w:cs="Times New Roman"/>
+          <w:sz w:val="24"/>
+          <w:szCs w:val="24"/>
+        </w:rPr>
+        <w:t>/</w:t>
+      </w:r>
+      <w:proofErr w:type="spellStart"/>
+      <w:r>
+        <w:rPr>
+          <w:rFonts w:ascii="Times New Roman" w:hAnsi="Times New Roman" w:cs="Times New Roman"/>
+          <w:sz w:val="24"/>
+          <w:szCs w:val="24"/>
+          <w:lang w:val="en-US"/>
+        </w:rPr>
+        <w:t>chto</w:t>
+      </w:r>
+      <w:proofErr w:type="spellEnd"/>
+      <w:r>
+        <w:rPr>
+          <w:rFonts w:ascii="Times New Roman" w:hAnsi="Times New Roman" w:cs="Times New Roman"/>
+          <w:sz w:val="24"/>
+          <w:szCs w:val="24"/>
+        </w:rPr>
+        <w:t>-</w:t>
+      </w:r>
+      <w:proofErr w:type="spellStart"/>
+      <w:r>
+        <w:rPr>
+          <w:rFonts w:ascii="Times New Roman" w:hAnsi="Times New Roman" w:cs="Times New Roman"/>
+          <w:sz w:val="24"/>
+          <w:szCs w:val="24"/>
+          <w:lang w:val="en-US"/>
+        </w:rPr>
+        <w:t>takoe</w:t>
+      </w:r>
+      <w:proofErr w:type="spellEnd"/>
+      <w:r>
+        <w:rPr>
+          <w:rFonts w:ascii="Times New Roman" w:hAnsi="Times New Roman" w:cs="Times New Roman"/>
+          <w:sz w:val="24"/>
+          <w:szCs w:val="24"/>
+        </w:rPr>
+        <w:t>-</w:t>
+      </w:r>
+      <w:proofErr w:type="spellStart"/>
+      <w:r>
+        <w:rPr>
+          <w:rFonts w:ascii="Times New Roman" w:hAnsi="Times New Roman" w:cs="Times New Roman"/>
+          <w:sz w:val="24"/>
+          <w:szCs w:val="24"/>
+          <w:lang w:val="en-US"/>
+        </w:rPr>
+        <w:t>veb</w:t>
+      </w:r>
+      <w:proofErr w:type="spellEnd"/>
+      <w:r>
+        <w:rPr>
+          <w:rFonts w:ascii="Times New Roman" w:hAnsi="Times New Roman" w:cs="Times New Roman"/>
+          <w:sz w:val="24"/>
+          <w:szCs w:val="24"/>
+        </w:rPr>
+        <w:t>-</w:t>
+      </w:r>
+      <w:r>
+        <w:rPr>
+          <w:rFonts w:ascii="Times New Roman" w:hAnsi="Times New Roman" w:cs="Times New Roman"/>
+          <w:sz w:val="24"/>
+          <w:szCs w:val="24"/>
+          <w:lang w:val="en-US"/>
+        </w:rPr>
+        <w:t>server</w:t>
+      </w:r>
+      <w:r>
+        <w:rPr>
+          <w:rFonts w:ascii="Times New Roman" w:hAnsi="Times New Roman" w:cs="Times New Roman"/>
+          <w:sz w:val="24"/>
+          <w:szCs w:val="24"/>
+        </w:rPr>
+        <w:t>-</w:t>
+      </w:r>
+      <w:proofErr w:type="spellStart"/>
+      <w:r>
+        <w:rPr>
+          <w:rFonts w:ascii="Times New Roman" w:hAnsi="Times New Roman" w:cs="Times New Roman"/>
+          <w:sz w:val="24"/>
+          <w:szCs w:val="24"/>
+          <w:lang w:val="en-US"/>
+        </w:rPr>
+        <w:t>i</w:t>
+      </w:r>
+      <w:proofErr w:type="spellEnd"/>
+      <w:r>
+        <w:rPr>
+          <w:rFonts w:ascii="Times New Roman" w:hAnsi="Times New Roman" w:cs="Times New Roman"/>
+          <w:sz w:val="24"/>
+          <w:szCs w:val="24"/>
+        </w:rPr>
+        <w:t>-</w:t>
+      </w:r>
+      <w:proofErr w:type="spellStart"/>
+      <w:r>
+        <w:rPr>
+          <w:rFonts w:ascii="Times New Roman" w:hAnsi="Times New Roman" w:cs="Times New Roman"/>
+          <w:sz w:val="24"/>
+          <w:szCs w:val="24"/>
+          <w:lang w:val="en-US"/>
+        </w:rPr>
+        <w:t>kak</w:t>
+      </w:r>
+      <w:proofErr w:type="spellEnd"/>
+      <w:r>
+        <w:rPr>
+          <w:rFonts w:ascii="Times New Roman" w:hAnsi="Times New Roman" w:cs="Times New Roman"/>
+          <w:sz w:val="24"/>
+          <w:szCs w:val="24"/>
+        </w:rPr>
+        <w:t>-</w:t>
+      </w:r>
+      <w:proofErr w:type="spellStart"/>
+      <w:r>
+        <w:rPr>
+          <w:rFonts w:ascii="Times New Roman" w:hAnsi="Times New Roman" w:cs="Times New Roman"/>
+          <w:sz w:val="24"/>
+          <w:szCs w:val="24"/>
+          <w:lang w:val="en-US"/>
+        </w:rPr>
+        <w:t>rabotaet</w:t>
+      </w:r>
+      <w:proofErr w:type="spellEnd"/>
+      <w:r>
+        <w:rPr>
+          <w:rFonts w:ascii="Times New Roman" w:hAnsi="Times New Roman" w:cs="Times New Roman"/>
+          <w:sz w:val="24"/>
+          <w:szCs w:val="24"/>
+        </w:rPr>
+        <w:t xml:space="preserve">/ (дата обращения: 13.05.2026). – </w:t>
+      </w:r>
+      <w:proofErr w:type="gramStart"/>
+      <w:r>
+        <w:rPr>
+          <w:rFonts w:ascii="Times New Roman" w:hAnsi="Times New Roman" w:cs="Times New Roman"/>
+          <w:sz w:val="24"/>
+          <w:szCs w:val="24"/>
+        </w:rPr>
+        <w:t>Текст :</w:t>
+      </w:r>
+      <w:proofErr w:type="gramEnd"/>
+      <w:r>
+        <w:rPr>
+          <w:rFonts w:ascii="Times New Roman" w:hAnsi="Times New Roman" w:cs="Times New Roman"/>
+          <w:sz w:val="24"/>
+          <w:szCs w:val="24"/>
+        </w:rPr>
+        <w:t xml:space="preserve"> электронный.</w:t>
+      </w:r>
+    </w:p>
+    <w:p>
+      <w:pPr>
+        <w:pStyle w:val="a8"/>
+        <w:numPr>
+          <w:ilvl w:val="0"/>
+          <w:numId w:val="2"/>
+        </w:numPr>
+        <w:rPr>
+          <w:rFonts w:ascii="Times New Roman" w:hAnsi="Times New Roman" w:cs="Times New Roman"/>
+          <w:sz w:val="24"/>
+          <w:szCs w:val="24"/>
+        </w:rPr>
+      </w:pPr>
+      <w:r>
+        <w:rPr>
+          <w:rFonts w:ascii="Times New Roman" w:hAnsi="Times New Roman" w:cs="Times New Roman"/>
+          <w:sz w:val="24"/>
+          <w:szCs w:val="24"/>
+        </w:rPr>
+        <w:t xml:space="preserve">Сушков, А. База данных: что такое БД, их типы, свойства, структура / А. Сушков // Яндекс </w:t>
+      </w:r>
+      <w:proofErr w:type="gramStart"/>
+      <w:r>
+        <w:rPr>
+          <w:rFonts w:ascii="Times New Roman" w:hAnsi="Times New Roman" w:cs="Times New Roman"/>
+          <w:sz w:val="24"/>
+          <w:szCs w:val="24"/>
+        </w:rPr>
+        <w:t>Практикум :</w:t>
+      </w:r>
+      <w:proofErr w:type="gramEnd"/>
+      <w:r>
+        <w:rPr>
+          <w:rFonts w:ascii="Times New Roman" w:hAnsi="Times New Roman" w:cs="Times New Roman"/>
+          <w:sz w:val="24"/>
+          <w:szCs w:val="24"/>
+        </w:rPr>
+        <w:t xml:space="preserve"> блог : [сайт]. – 2025. – 18 </w:t>
+      </w:r>
+      <w:proofErr w:type="spellStart"/>
+      <w:r>
+        <w:rPr>
+          <w:rFonts w:ascii="Times New Roman" w:hAnsi="Times New Roman" w:cs="Times New Roman"/>
+          <w:sz w:val="24"/>
+          <w:szCs w:val="24"/>
+        </w:rPr>
+        <w:t>нояб</w:t>
+      </w:r>
+      <w:proofErr w:type="spellEnd"/>
+      <w:r>
+        <w:rPr>
+          <w:rFonts w:ascii="Times New Roman" w:hAnsi="Times New Roman" w:cs="Times New Roman"/>
+          <w:sz w:val="24"/>
+          <w:szCs w:val="24"/>
+        </w:rPr>
+        <w:t xml:space="preserve">. – </w:t>
+      </w:r>
+      <w:r>
+        <w:rPr>
+          <w:rFonts w:ascii="Times New Roman" w:hAnsi="Times New Roman" w:cs="Times New Roman"/>
+          <w:sz w:val="24"/>
+          <w:szCs w:val="24"/>
+          <w:lang w:val="en-US"/>
+        </w:rPr>
+        <w:t>URL</w:t>
+      </w:r>
+      <w:r>
+        <w:rPr>
+          <w:rFonts w:ascii="Times New Roman" w:hAnsi="Times New Roman" w:cs="Times New Roman"/>
+          <w:sz w:val="24"/>
+          <w:szCs w:val="24"/>
+        </w:rPr>
+        <w:t xml:space="preserve">: </w:t>
+      </w:r>
+      <w:r>
+        <w:rPr>
+          <w:rFonts w:ascii="Times New Roman" w:hAnsi="Times New Roman" w:cs="Times New Roman"/>
+          <w:sz w:val="24"/>
+          <w:szCs w:val="24"/>
+          <w:lang w:val="en-US"/>
+        </w:rPr>
+        <w:t>https</w:t>
+      </w:r>
+      <w:r>
+        <w:rPr>
+          <w:rFonts w:ascii="Times New Roman" w:hAnsi="Times New Roman" w:cs="Times New Roman"/>
+          <w:sz w:val="24"/>
+          <w:szCs w:val="24"/>
+        </w:rPr>
+        <w:t>://</w:t>
+      </w:r>
+      <w:r>
+        <w:rPr>
+          <w:rFonts w:ascii="Times New Roman" w:hAnsi="Times New Roman" w:cs="Times New Roman"/>
+          <w:sz w:val="24"/>
+          <w:szCs w:val="24"/>
+          <w:lang w:val="en-US"/>
+        </w:rPr>
+        <w:t>practicum</w:t>
+      </w:r>
+      <w:r>
+        <w:rPr>
+          <w:rFonts w:ascii="Times New Roman" w:hAnsi="Times New Roman" w:cs="Times New Roman"/>
+          <w:sz w:val="24"/>
+          <w:szCs w:val="24"/>
+        </w:rPr>
+        <w:t>.</w:t>
+      </w:r>
+      <w:proofErr w:type="spellStart"/>
+      <w:r>
+        <w:rPr>
+          <w:rFonts w:ascii="Times New Roman" w:hAnsi="Times New Roman" w:cs="Times New Roman"/>
+          <w:sz w:val="24"/>
+          <w:szCs w:val="24"/>
+          <w:lang w:val="en-US"/>
+        </w:rPr>
+        <w:t>yandex</w:t>
+      </w:r>
+      <w:proofErr w:type="spellEnd"/>
+      <w:r>
+        <w:rPr>
+          <w:rFonts w:ascii="Times New Roman" w:hAnsi="Times New Roman" w:cs="Times New Roman"/>
+          <w:sz w:val="24"/>
+          <w:szCs w:val="24"/>
+        </w:rPr>
+        <w:t>.</w:t>
+      </w:r>
+      <w:proofErr w:type="spellStart"/>
+      <w:r>
+        <w:rPr>
+          <w:rFonts w:ascii="Times New Roman" w:hAnsi="Times New Roman" w:cs="Times New Roman"/>
+          <w:sz w:val="24"/>
+          <w:szCs w:val="24"/>
+          <w:lang w:val="en-US"/>
+        </w:rPr>
+        <w:t>ru</w:t>
+      </w:r>
+      <w:proofErr w:type="spellEnd"/>
+      <w:r>
+        <w:rPr>
+          <w:rFonts w:ascii="Times New Roman" w:hAnsi="Times New Roman" w:cs="Times New Roman"/>
+          <w:sz w:val="24"/>
+          <w:szCs w:val="24"/>
+        </w:rPr>
+        <w:t>/</w:t>
+      </w:r>
+      <w:r>
+        <w:rPr>
+          <w:rFonts w:ascii="Times New Roman" w:hAnsi="Times New Roman" w:cs="Times New Roman"/>
+          <w:sz w:val="24"/>
+          <w:szCs w:val="24"/>
+          <w:lang w:val="en-US"/>
+        </w:rPr>
+        <w:t>blog</w:t>
+      </w:r>
+      <w:r>
+        <w:rPr>
+          <w:rFonts w:ascii="Times New Roman" w:hAnsi="Times New Roman" w:cs="Times New Roman"/>
+          <w:sz w:val="24"/>
+          <w:szCs w:val="24"/>
+        </w:rPr>
+        <w:t>/</w:t>
+      </w:r>
+      <w:proofErr w:type="spellStart"/>
+      <w:r>
+        <w:rPr>
+          <w:rFonts w:ascii="Times New Roman" w:hAnsi="Times New Roman" w:cs="Times New Roman"/>
+          <w:sz w:val="24"/>
+          <w:szCs w:val="24"/>
+          <w:lang w:val="en-US"/>
+        </w:rPr>
+        <w:t>chto</w:t>
+      </w:r>
+      <w:proofErr w:type="spellEnd"/>
+      <w:r>
+        <w:rPr>
+          <w:rFonts w:ascii="Times New Roman" w:hAnsi="Times New Roman" w:cs="Times New Roman"/>
+          <w:sz w:val="24"/>
+          <w:szCs w:val="24"/>
+        </w:rPr>
+        <w:t>-</w:t>
+      </w:r>
+      <w:proofErr w:type="spellStart"/>
+      <w:r>
+        <w:rPr>
+          <w:rFonts w:ascii="Times New Roman" w:hAnsi="Times New Roman" w:cs="Times New Roman"/>
+          <w:sz w:val="24"/>
+          <w:szCs w:val="24"/>
+          <w:lang w:val="en-US"/>
+        </w:rPr>
+        <w:t>takoe</w:t>
+      </w:r>
+      <w:proofErr w:type="spellEnd"/>
+      <w:r>
+        <w:rPr>
+          <w:rFonts w:ascii="Times New Roman" w:hAnsi="Times New Roman" w:cs="Times New Roman"/>
+          <w:sz w:val="24"/>
+          <w:szCs w:val="24"/>
+        </w:rPr>
+        <w:t>-</w:t>
+      </w:r>
+      <w:proofErr w:type="spellStart"/>
+      <w:r>
+        <w:rPr>
+          <w:rFonts w:ascii="Times New Roman" w:hAnsi="Times New Roman" w:cs="Times New Roman"/>
+          <w:sz w:val="24"/>
+          <w:szCs w:val="24"/>
+          <w:lang w:val="en-US"/>
+        </w:rPr>
+        <w:t>bazy</w:t>
+      </w:r>
+      <w:proofErr w:type="spellEnd"/>
+      <w:r>
+        <w:rPr>
+          <w:rFonts w:ascii="Times New Roman" w:hAnsi="Times New Roman" w:cs="Times New Roman"/>
+          <w:sz w:val="24"/>
+          <w:szCs w:val="24"/>
+        </w:rPr>
+        <w:t>-</w:t>
+      </w:r>
+      <w:proofErr w:type="spellStart"/>
+      <w:r>
+        <w:rPr>
+          <w:rFonts w:ascii="Times New Roman" w:hAnsi="Times New Roman" w:cs="Times New Roman"/>
+          <w:sz w:val="24"/>
+          <w:szCs w:val="24"/>
+          <w:lang w:val="en-US"/>
+        </w:rPr>
+        <w:t>dannyh</w:t>
+      </w:r>
+      <w:proofErr w:type="spellEnd"/>
+      <w:r>
+        <w:rPr>
+          <w:rFonts w:ascii="Times New Roman" w:hAnsi="Times New Roman" w:cs="Times New Roman"/>
+          <w:sz w:val="24"/>
+          <w:szCs w:val="24"/>
+        </w:rPr>
+        <w:t>/#</w:t>
+      </w:r>
+      <w:proofErr w:type="spellStart"/>
+      <w:r>
+        <w:rPr>
+          <w:rFonts w:ascii="Times New Roman" w:hAnsi="Times New Roman" w:cs="Times New Roman"/>
+          <w:sz w:val="24"/>
+          <w:szCs w:val="24"/>
+          <w:lang w:val="en-US"/>
+        </w:rPr>
+        <w:t>svoystva</w:t>
+      </w:r>
+      <w:proofErr w:type="spellEnd"/>
+      <w:r>
+        <w:rPr>
+          <w:rFonts w:ascii="Times New Roman" w:hAnsi="Times New Roman" w:cs="Times New Roman"/>
+          <w:sz w:val="24"/>
+          <w:szCs w:val="24"/>
+        </w:rPr>
+        <w:t>-</w:t>
+      </w:r>
+      <w:r>
+        <w:rPr>
+          <w:rFonts w:ascii="Times New Roman" w:hAnsi="Times New Roman" w:cs="Times New Roman"/>
+          <w:sz w:val="24"/>
+          <w:szCs w:val="24"/>
+          <w:lang w:val="en-US"/>
+        </w:rPr>
+        <w:t>bd</w:t>
+      </w:r>
+      <w:r>
+        <w:rPr>
+          <w:rFonts w:ascii="Times New Roman" w:hAnsi="Times New Roman" w:cs="Times New Roman"/>
+          <w:sz w:val="24"/>
+          <w:szCs w:val="24"/>
+        </w:rPr>
+        <w:t xml:space="preserve"> (дата обращения: 13.05.2026). – </w:t>
+      </w:r>
+      <w:proofErr w:type="gramStart"/>
+      <w:r>
+        <w:rPr>
+          <w:rFonts w:ascii="Times New Roman" w:hAnsi="Times New Roman" w:cs="Times New Roman"/>
+          <w:sz w:val="24"/>
+          <w:szCs w:val="24"/>
+        </w:rPr>
+        <w:t>Текст :</w:t>
+      </w:r>
+      <w:proofErr w:type="gramEnd"/>
+      <w:r>
+        <w:rPr>
+          <w:rFonts w:ascii="Times New Roman" w:hAnsi="Times New Roman" w:cs="Times New Roman"/>
+          <w:sz w:val="24"/>
+          <w:szCs w:val="24"/>
+        </w:rPr>
+        <w:t xml:space="preserve"> электронный.</w:t>
+      </w:r>
+    </w:p>
+    <w:p>
+      <w:pPr>
+        <w:pStyle w:val="a8"/>
+        <w:numPr>
+          <w:ilvl w:val="0"/>
+          <w:numId w:val="2"/>
+        </w:numPr>
+        <w:rPr>
+          <w:rFonts w:ascii="Times New Roman" w:hAnsi="Times New Roman" w:cs="Times New Roman"/>
+          <w:sz w:val="24"/>
+          <w:szCs w:val="24"/>
+        </w:rPr>
+      </w:pPr>
+      <w:r>
+        <w:rPr>
+          <w:rFonts w:ascii="Times New Roman" w:hAnsi="Times New Roman" w:cs="Times New Roman"/>
+          <w:sz w:val="24"/>
+          <w:szCs w:val="24"/>
+        </w:rPr>
+        <w:t>Трофимов Н. Н., Сергеев О. Л. Научный руководитель: Жуков АД //МЕЖДУНАРОДНЫЙ НАУЧНЫЙ ЖУРНАЛ ИННОВАЦИОННАЯ НАУКА. – С. 58.</w:t>
+      </w:r>
+    </w:p>
+    <w:p>
+      <w:pPr>
+        <w:pStyle w:val="a8"/>
+        <w:numPr>
+          <w:ilvl w:val="0"/>
+          <w:numId w:val="2"/>
+        </w:numPr>
+        <w:rPr>
+          <w:rFonts w:ascii="Times New Roman" w:hAnsi="Times New Roman" w:cs="Times New Roman"/>
+          <w:sz w:val="24"/>
+          <w:szCs w:val="24"/>
+        </w:rPr>
+      </w:pPr>
+      <w:r>
+        <w:rPr>
+          <w:rFonts w:ascii="Times New Roman" w:hAnsi="Times New Roman" w:cs="Times New Roman"/>
+          <w:sz w:val="24"/>
+          <w:szCs w:val="24"/>
+        </w:rPr>
+        <w:t>Чернов М. Б., Малова Е. Н. ИЗУЧЕНИЕ FRONTEND-РАЗРАБОТКИ–ПЕРВЫЙ ШАГ В СФЕРУ IT //ББК 32.82+ 74.00 Т65. – 2021. – С. 139.</w:t>
+      </w:r>
+    </w:p>
+    <w:p>
+      <w:pPr>
+        <w:pStyle w:val="a8"/>
+        <w:numPr>
+          <w:ilvl w:val="0"/>
+          <w:numId w:val="2"/>
+        </w:numPr>
+        <w:rPr>
+          <w:rFonts w:ascii="Times New Roman" w:hAnsi="Times New Roman" w:cs="Times New Roman"/>
+          <w:sz w:val="24"/>
+          <w:szCs w:val="24"/>
+        </w:rPr>
+      </w:pPr>
+      <w:r>
+        <w:rPr>
+          <w:rFonts w:ascii="Times New Roman" w:hAnsi="Times New Roman" w:cs="Times New Roman"/>
+          <w:sz w:val="24"/>
+          <w:szCs w:val="24"/>
+        </w:rPr>
+        <w:t xml:space="preserve">Что такое XML? – Описание расширяемого языка разметки (XML) – AWS // Amazon Web </w:t>
+      </w:r>
+      <w:proofErr w:type="gramStart"/>
+      <w:r>
+        <w:rPr>
+          <w:rFonts w:ascii="Times New Roman" w:hAnsi="Times New Roman" w:cs="Times New Roman"/>
+          <w:sz w:val="24"/>
+          <w:szCs w:val="24"/>
+        </w:rPr>
+        <w:t>Services :</w:t>
+      </w:r>
+      <w:proofErr w:type="gramEnd"/>
+      <w:r>
+        <w:rPr>
+          <w:rFonts w:ascii="Times New Roman" w:hAnsi="Times New Roman" w:cs="Times New Roman"/>
+          <w:sz w:val="24"/>
+          <w:szCs w:val="24"/>
+        </w:rPr>
+        <w:t xml:space="preserve"> [сайт]. – URL: https://aws.amazon.com/ru/what-is/xml/ (дата обращения: 13.05.2026). – </w:t>
+      </w:r>
+      <w:proofErr w:type="gramStart"/>
+      <w:r>
+        <w:rPr>
+          <w:rFonts w:ascii="Times New Roman" w:hAnsi="Times New Roman" w:cs="Times New Roman"/>
+          <w:sz w:val="24"/>
+          <w:szCs w:val="24"/>
+        </w:rPr>
+        <w:t>Текст :</w:t>
+      </w:r>
+      <w:proofErr w:type="gramEnd"/>
+      <w:r>
+        <w:rPr>
+          <w:rFonts w:ascii="Times New Roman" w:hAnsi="Times New Roman" w:cs="Times New Roman"/>
+          <w:sz w:val="24"/>
+          <w:szCs w:val="24"/>
+        </w:rPr>
+        <w:t xml:space="preserve"> электронный.</w:t>
+      </w:r>
+    </w:p>
+    <w:p>
+      <w:pPr>
+        <w:pStyle w:val="a8"/>
+        <w:numPr>
+          <w:ilvl w:val="0"/>
+          <w:numId w:val="2"/>
+        </w:numPr>
+        <w:rPr>
+          <w:rFonts w:ascii="Times New Roman" w:hAnsi="Times New Roman" w:cs="Times New Roman"/>
+          <w:sz w:val="24"/>
+          <w:szCs w:val="24"/>
+        </w:rPr>
+      </w:pPr>
+      <w:r>
+        <w:rPr>
+          <w:rFonts w:ascii="Times New Roman" w:hAnsi="Times New Roman" w:cs="Times New Roman"/>
+          <w:sz w:val="24"/>
+          <w:szCs w:val="24"/>
+        </w:rPr>
+        <w:t xml:space="preserve">Что такое база данных? – Объяснение баз данных — </w:t>
+      </w:r>
+      <w:r>
+        <w:rPr>
+          <w:rFonts w:ascii="Times New Roman" w:hAnsi="Times New Roman" w:cs="Times New Roman"/>
+          <w:sz w:val="24"/>
+          <w:szCs w:val="24"/>
+          <w:lang w:val="en-US"/>
+        </w:rPr>
+        <w:t>AWS</w:t>
+      </w:r>
+      <w:r>
+        <w:rPr>
+          <w:rFonts w:ascii="Times New Roman" w:hAnsi="Times New Roman" w:cs="Times New Roman"/>
+          <w:sz w:val="24"/>
+          <w:szCs w:val="24"/>
+        </w:rPr>
+        <w:t xml:space="preserve"> // </w:t>
+      </w:r>
+      <w:r>
+        <w:rPr>
+          <w:rFonts w:ascii="Times New Roman" w:hAnsi="Times New Roman" w:cs="Times New Roman"/>
+          <w:sz w:val="24"/>
+          <w:szCs w:val="24"/>
+          <w:lang w:val="en-US"/>
+        </w:rPr>
+        <w:t>Amazon</w:t>
+      </w:r>
+      <w:r>
+        <w:rPr>
+          <w:rFonts w:ascii="Times New Roman" w:hAnsi="Times New Roman" w:cs="Times New Roman"/>
+          <w:sz w:val="24"/>
+          <w:szCs w:val="24"/>
+        </w:rPr>
+        <w:t xml:space="preserve"> </w:t>
+      </w:r>
+      <w:r>
+        <w:rPr>
+          <w:rFonts w:ascii="Times New Roman" w:hAnsi="Times New Roman" w:cs="Times New Roman"/>
+          <w:sz w:val="24"/>
+          <w:szCs w:val="24"/>
+          <w:lang w:val="en-US"/>
+        </w:rPr>
+        <w:t>Web</w:t>
+      </w:r>
+      <w:r>
+        <w:rPr>
+          <w:rFonts w:ascii="Times New Roman" w:hAnsi="Times New Roman" w:cs="Times New Roman"/>
+          <w:sz w:val="24"/>
+          <w:szCs w:val="24"/>
+        </w:rPr>
+        <w:t xml:space="preserve"> </w:t>
+      </w:r>
+      <w:proofErr w:type="gramStart"/>
+      <w:r>
+        <w:rPr>
+          <w:rFonts w:ascii="Times New Roman" w:hAnsi="Times New Roman" w:cs="Times New Roman"/>
+          <w:sz w:val="24"/>
+          <w:szCs w:val="24"/>
+          <w:lang w:val="en-US"/>
+        </w:rPr>
+        <w:t>Services</w:t>
+      </w:r>
+      <w:r>
+        <w:rPr>
+          <w:rFonts w:ascii="Times New Roman" w:hAnsi="Times New Roman" w:cs="Times New Roman"/>
+          <w:sz w:val="24"/>
+          <w:szCs w:val="24"/>
+        </w:rPr>
+        <w:t xml:space="preserve"> :</w:t>
+      </w:r>
+      <w:proofErr w:type="gramEnd"/>
+      <w:r>
+        <w:rPr>
+          <w:rFonts w:ascii="Times New Roman" w:hAnsi="Times New Roman" w:cs="Times New Roman"/>
+          <w:sz w:val="24"/>
+          <w:szCs w:val="24"/>
+        </w:rPr>
+        <w:t xml:space="preserve"> [сайт]. – </w:t>
+      </w:r>
+      <w:r>
+        <w:rPr>
+          <w:rFonts w:ascii="Times New Roman" w:hAnsi="Times New Roman" w:cs="Times New Roman"/>
+          <w:sz w:val="24"/>
+          <w:szCs w:val="24"/>
+          <w:lang w:val="en-US"/>
+        </w:rPr>
+        <w:t>URL</w:t>
+      </w:r>
+      <w:r>
+        <w:rPr>
+          <w:rFonts w:ascii="Times New Roman" w:hAnsi="Times New Roman" w:cs="Times New Roman"/>
+          <w:sz w:val="24"/>
+          <w:szCs w:val="24"/>
+        </w:rPr>
+        <w:t xml:space="preserve">: </w:t>
+      </w:r>
+      <w:r>
+        <w:rPr>
+          <w:rFonts w:ascii="Times New Roman" w:hAnsi="Times New Roman" w:cs="Times New Roman"/>
+          <w:sz w:val="24"/>
+          <w:szCs w:val="24"/>
+          <w:lang w:val="en-US"/>
+        </w:rPr>
+        <w:t>https</w:t>
+      </w:r>
+      <w:r>
+        <w:rPr>
+          <w:rFonts w:ascii="Times New Roman" w:hAnsi="Times New Roman" w:cs="Times New Roman"/>
+          <w:sz w:val="24"/>
+          <w:szCs w:val="24"/>
+        </w:rPr>
+        <w:t>://</w:t>
+      </w:r>
+      <w:proofErr w:type="spellStart"/>
+      <w:r>
+        <w:rPr>
+          <w:rFonts w:ascii="Times New Roman" w:hAnsi="Times New Roman" w:cs="Times New Roman"/>
+          <w:sz w:val="24"/>
+          <w:szCs w:val="24"/>
+          <w:lang w:val="en-US"/>
+        </w:rPr>
+        <w:t>aws</w:t>
+      </w:r>
+      <w:proofErr w:type="spellEnd"/>
+      <w:r>
+        <w:rPr>
+          <w:rFonts w:ascii="Times New Roman" w:hAnsi="Times New Roman" w:cs="Times New Roman"/>
+          <w:sz w:val="24"/>
+          <w:szCs w:val="24"/>
+        </w:rPr>
+        <w:t>.</w:t>
+      </w:r>
+      <w:r>
+        <w:rPr>
+          <w:rFonts w:ascii="Times New Roman" w:hAnsi="Times New Roman" w:cs="Times New Roman"/>
+          <w:sz w:val="24"/>
+          <w:szCs w:val="24"/>
+          <w:lang w:val="en-US"/>
+        </w:rPr>
+        <w:t>amazon</w:t>
+      </w:r>
+      <w:r>
+        <w:rPr>
+          <w:rFonts w:ascii="Times New Roman" w:hAnsi="Times New Roman" w:cs="Times New Roman"/>
+          <w:sz w:val="24"/>
+          <w:szCs w:val="24"/>
+        </w:rPr>
+        <w:t>.</w:t>
+      </w:r>
+      <w:r>
+        <w:rPr>
+          <w:rFonts w:ascii="Times New Roman" w:hAnsi="Times New Roman" w:cs="Times New Roman"/>
+          <w:sz w:val="24"/>
+          <w:szCs w:val="24"/>
+          <w:lang w:val="en-US"/>
+        </w:rPr>
+        <w:t>com</w:t>
+      </w:r>
+      <w:r>
+        <w:rPr>
+          <w:rFonts w:ascii="Times New Roman" w:hAnsi="Times New Roman" w:cs="Times New Roman"/>
+          <w:sz w:val="24"/>
+          <w:szCs w:val="24"/>
+        </w:rPr>
+        <w:t>/</w:t>
+      </w:r>
+      <w:proofErr w:type="spellStart"/>
+      <w:r>
+        <w:rPr>
+          <w:rFonts w:ascii="Times New Roman" w:hAnsi="Times New Roman" w:cs="Times New Roman"/>
+          <w:sz w:val="24"/>
+          <w:szCs w:val="24"/>
+          <w:lang w:val="en-US"/>
+        </w:rPr>
+        <w:t>ru</w:t>
+      </w:r>
+      <w:proofErr w:type="spellEnd"/>
+      <w:r>
+        <w:rPr>
+          <w:rFonts w:ascii="Times New Roman" w:hAnsi="Times New Roman" w:cs="Times New Roman"/>
+          <w:sz w:val="24"/>
+          <w:szCs w:val="24"/>
+        </w:rPr>
+        <w:t>/</w:t>
+      </w:r>
+      <w:r>
+        <w:rPr>
+          <w:rFonts w:ascii="Times New Roman" w:hAnsi="Times New Roman" w:cs="Times New Roman"/>
+          <w:sz w:val="24"/>
+          <w:szCs w:val="24"/>
+          <w:lang w:val="en-US"/>
+        </w:rPr>
+        <w:t>what</w:t>
+      </w:r>
+      <w:r>
+        <w:rPr>
+          <w:rFonts w:ascii="Times New Roman" w:hAnsi="Times New Roman" w:cs="Times New Roman"/>
+          <w:sz w:val="24"/>
+          <w:szCs w:val="24"/>
+        </w:rPr>
+        <w:t>-</w:t>
+      </w:r>
+      <w:r>
+        <w:rPr>
+          <w:rFonts w:ascii="Times New Roman" w:hAnsi="Times New Roman" w:cs="Times New Roman"/>
+          <w:sz w:val="24"/>
+          <w:szCs w:val="24"/>
+          <w:lang w:val="en-US"/>
+        </w:rPr>
+        <w:t>is</w:t>
+      </w:r>
+      <w:r>
+        <w:rPr>
+          <w:rFonts w:ascii="Times New Roman" w:hAnsi="Times New Roman" w:cs="Times New Roman"/>
+          <w:sz w:val="24"/>
+          <w:szCs w:val="24"/>
+        </w:rPr>
+        <w:t>/</w:t>
+      </w:r>
+      <w:r>
+        <w:rPr>
+          <w:rFonts w:ascii="Times New Roman" w:hAnsi="Times New Roman" w:cs="Times New Roman"/>
+          <w:sz w:val="24"/>
+          <w:szCs w:val="24"/>
+          <w:lang w:val="en-US"/>
+        </w:rPr>
+        <w:t>database</w:t>
+      </w:r>
+      <w:r>
+        <w:rPr>
+          <w:rFonts w:ascii="Times New Roman" w:hAnsi="Times New Roman" w:cs="Times New Roman"/>
+          <w:sz w:val="24"/>
+          <w:szCs w:val="24"/>
+        </w:rPr>
+        <w:t xml:space="preserve">/ (дата обращения: 13.05.2026). – </w:t>
+      </w:r>
+      <w:proofErr w:type="gramStart"/>
+      <w:r>
+        <w:rPr>
+          <w:rFonts w:ascii="Times New Roman" w:hAnsi="Times New Roman" w:cs="Times New Roman"/>
+          <w:sz w:val="24"/>
+          <w:szCs w:val="24"/>
+        </w:rPr>
+        <w:t>Текст :</w:t>
+      </w:r>
+      <w:proofErr w:type="gramEnd"/>
+      <w:r>
+        <w:rPr>
+          <w:rFonts w:ascii="Times New Roman" w:hAnsi="Times New Roman" w:cs="Times New Roman"/>
+          <w:sz w:val="24"/>
+          <w:szCs w:val="24"/>
+        </w:rPr>
+        <w:t xml:space="preserve"> электронный.</w:t>
+      </w:r>
+    </w:p>
+    <w:p>
+      <w:pPr>
+        <w:pStyle w:val="a8"/>
+        <w:numPr>
+          <w:ilvl w:val="0"/>
+          <w:numId w:val="2"/>
+        </w:numPr>
+        <w:rPr>
+          <w:rFonts w:ascii="Times New Roman" w:hAnsi="Times New Roman" w:cs="Times New Roman"/>
+          <w:sz w:val="24"/>
+          <w:szCs w:val="24"/>
+        </w:rPr>
+      </w:pPr>
+      <w:r>
+        <w:rPr>
+          <w:rFonts w:ascii="Times New Roman" w:hAnsi="Times New Roman" w:cs="Times New Roman"/>
+          <w:sz w:val="24"/>
+          <w:szCs w:val="24"/>
+        </w:rPr>
+        <w:t xml:space="preserve">Что такое кибербезопасность? // </w:t>
+      </w:r>
+      <w:proofErr w:type="gramStart"/>
+      <w:r>
+        <w:rPr>
+          <w:rFonts w:ascii="Times New Roman" w:hAnsi="Times New Roman" w:cs="Times New Roman"/>
+          <w:sz w:val="24"/>
+          <w:szCs w:val="24"/>
+        </w:rPr>
+        <w:t>Kaspersky :</w:t>
+      </w:r>
+      <w:proofErr w:type="gramEnd"/>
+      <w:r>
+        <w:rPr>
+          <w:rFonts w:ascii="Times New Roman" w:hAnsi="Times New Roman" w:cs="Times New Roman"/>
+          <w:sz w:val="24"/>
+          <w:szCs w:val="24"/>
+        </w:rPr>
+        <w:t xml:space="preserve"> Ресурсный центр : [сайт]. – URL: https://www.kaspersky.ru/resource-center/definitions/what-is-cyber-security (дата обращения: 13.05.2026). – </w:t>
+      </w:r>
+      <w:proofErr w:type="gramStart"/>
+      <w:r>
+        <w:rPr>
+          <w:rFonts w:ascii="Times New Roman" w:hAnsi="Times New Roman" w:cs="Times New Roman"/>
+          <w:sz w:val="24"/>
+          <w:szCs w:val="24"/>
+        </w:rPr>
+        <w:t>Текст :</w:t>
+      </w:r>
+      <w:proofErr w:type="gramEnd"/>
+      <w:r>
+        <w:rPr>
+          <w:rFonts w:ascii="Times New Roman" w:hAnsi="Times New Roman" w:cs="Times New Roman"/>
+          <w:sz w:val="24"/>
+          <w:szCs w:val="24"/>
+        </w:rPr>
+        <w:t xml:space="preserve"> электронный.</w:t>
+      </w:r>
+    </w:p>
+    <w:p>
+      <w:pPr>
+        <w:pStyle w:val="a8"/>
+        <w:numPr>
+          <w:ilvl w:val="0"/>
+          <w:numId w:val="2"/>
+        </w:numPr>
+        <w:rPr>
+          <w:rFonts w:ascii="Times New Roman" w:hAnsi="Times New Roman" w:cs="Times New Roman"/>
+          <w:sz w:val="24"/>
+          <w:szCs w:val="24"/>
+        </w:rPr>
+      </w:pPr>
+      <w:r>
+        <w:rPr>
+          <w:rFonts w:ascii="Times New Roman" w:hAnsi="Times New Roman" w:cs="Times New Roman"/>
+          <w:sz w:val="24"/>
+          <w:szCs w:val="24"/>
+        </w:rPr>
+        <w:lastRenderedPageBreak/>
+        <w:t>Шахов, А. Э. Архитектурное проектирование веб-приложений / А. Э. Шахов // Актуальные проблемы науки и образования в условиях современных вызовов (шифр –МКАП 24</w:t>
+      </w:r>
+      <w:proofErr w:type="gramStart"/>
+      <w:r>
+        <w:rPr>
+          <w:rFonts w:ascii="Times New Roman" w:hAnsi="Times New Roman" w:cs="Times New Roman"/>
+          <w:sz w:val="24"/>
+          <w:szCs w:val="24"/>
+        </w:rPr>
+        <w:t>) :</w:t>
+      </w:r>
+      <w:proofErr w:type="gramEnd"/>
+      <w:r>
+        <w:rPr>
+          <w:rFonts w:ascii="Times New Roman" w:hAnsi="Times New Roman" w:cs="Times New Roman"/>
+          <w:sz w:val="24"/>
+          <w:szCs w:val="24"/>
+        </w:rPr>
+        <w:t xml:space="preserve"> Сборник материалов </w:t>
+      </w:r>
+      <w:r>
+        <w:rPr>
+          <w:rFonts w:ascii="Times New Roman" w:hAnsi="Times New Roman" w:cs="Times New Roman"/>
+          <w:sz w:val="24"/>
+          <w:szCs w:val="24"/>
+          <w:lang w:val="en-US"/>
+        </w:rPr>
+        <w:t>XXIV</w:t>
+      </w:r>
+      <w:r>
+        <w:rPr>
+          <w:rFonts w:ascii="Times New Roman" w:hAnsi="Times New Roman" w:cs="Times New Roman"/>
+          <w:sz w:val="24"/>
+          <w:szCs w:val="24"/>
+        </w:rPr>
+        <w:t xml:space="preserve"> Международной научно-практической конференции, Москва, 18 октября 2023 года. – Москва: Печатный цех, 2023. – С. 27-29. – </w:t>
+      </w:r>
+      <w:r>
+        <w:rPr>
+          <w:rFonts w:ascii="Times New Roman" w:hAnsi="Times New Roman" w:cs="Times New Roman"/>
+          <w:sz w:val="24"/>
+          <w:szCs w:val="24"/>
+          <w:lang w:val="en-US"/>
+        </w:rPr>
+        <w:t>EDN</w:t>
+      </w:r>
+      <w:r>
+        <w:rPr>
+          <w:rFonts w:ascii="Times New Roman" w:hAnsi="Times New Roman" w:cs="Times New Roman"/>
+          <w:sz w:val="24"/>
+          <w:szCs w:val="24"/>
+        </w:rPr>
+        <w:t xml:space="preserve"> </w:t>
+      </w:r>
+      <w:r>
+        <w:rPr>
+          <w:rFonts w:ascii="Times New Roman" w:hAnsi="Times New Roman" w:cs="Times New Roman"/>
+          <w:sz w:val="24"/>
+          <w:szCs w:val="24"/>
+          <w:lang w:val="en-US"/>
+        </w:rPr>
+        <w:t>CYJORC</w:t>
+      </w:r>
+      <w:r>
+        <w:rPr>
+          <w:rFonts w:ascii="Times New Roman" w:hAnsi="Times New Roman" w:cs="Times New Roman"/>
+          <w:sz w:val="24"/>
+          <w:szCs w:val="24"/>
+        </w:rPr>
+        <w:t>.</w:t>
+      </w:r>
+    </w:p>
+    <w:p>
+      <w:pPr>
+        <w:pStyle w:val="a8"/>
+        <w:numPr>
+          <w:ilvl w:val="0"/>
+          <w:numId w:val="2"/>
+        </w:numPr>
+        <w:rPr>
+          <w:rFonts w:ascii="Times New Roman" w:hAnsi="Times New Roman" w:cs="Times New Roman"/>
+          <w:sz w:val="24"/>
+          <w:szCs w:val="24"/>
+        </w:rPr>
+      </w:pPr>
+      <w:proofErr w:type="spellStart"/>
+      <w:r>
+        <w:rPr>
+          <w:rFonts w:ascii="Times New Roman" w:hAnsi="Times New Roman" w:cs="Times New Roman"/>
+          <w:sz w:val="24"/>
+          <w:szCs w:val="24"/>
+        </w:rPr>
+        <w:t>Эрдынеев</w:t>
+      </w:r>
+      <w:proofErr w:type="spellEnd"/>
+      <w:r>
+        <w:rPr>
+          <w:rFonts w:ascii="Times New Roman" w:hAnsi="Times New Roman" w:cs="Times New Roman"/>
+          <w:sz w:val="24"/>
+          <w:szCs w:val="24"/>
+        </w:rPr>
+        <w:t xml:space="preserve"> М. Ц., Гвоздев А. В. </w:t>
+      </w:r>
+      <w:r>
+        <w:rPr>
+          <w:rFonts w:ascii="Times New Roman" w:hAnsi="Times New Roman" w:cs="Times New Roman"/>
+          <w:sz w:val="24"/>
+          <w:szCs w:val="24"/>
+          <w:lang w:val="en-US"/>
+        </w:rPr>
+        <w:t>Nginx</w:t>
+      </w:r>
+      <w:r>
+        <w:rPr>
+          <w:rFonts w:ascii="Times New Roman" w:hAnsi="Times New Roman" w:cs="Times New Roman"/>
+          <w:sz w:val="24"/>
+          <w:szCs w:val="24"/>
+        </w:rPr>
+        <w:t>-веб-сервер для высоконагруженных проектов //Аллея науки. – 2017. – Т. 1. – №. 10. – С. 763-769.</w:t>
+      </w:r>
+    </w:p>
+    <w:p>
+      <w:pPr>
+        <w:rPr>
+          <w:rFonts w:ascii="Times New Roman" w:hAnsi="Times New Roman" w:cs="Times New Roman"/>
+          <w:sz w:val="24"/>
+          <w:szCs w:val="24"/>
+        </w:rPr>
+      </w:pPr>
+    </w:p>
+    <w:p>
+      <w:pPr>
+        <w:rPr>
+          <w:rFonts w:ascii="Times New Roman" w:hAnsi="Times New Roman" w:cs="Times New Roman"/>
+          <w:sz w:val="24"/>
+          <w:szCs w:val="24"/>
+        </w:rPr>
+      </w:pPr>
+    </w:p>
+    <w:p>
+      <w:pPr>
+        <w:rPr>
+          <w:rFonts w:ascii="Times New Roman" w:hAnsi="Times New Roman" w:cs="Times New Roman"/>
+          <w:sz w:val="24"/>
+          <w:szCs w:val="24"/>
+        </w:rPr>
+      </w:pPr>
+    </w:p>
+    <w:p>
+      <w:pPr>
+        <w:pStyle w:val="a8"/>
+        <w:numPr>
+          <w:ilvl w:val="0"/>
+          <w:numId w:val="2"/>
+        </w:numPr>
+        <w:rPr>
+          <w:rFonts w:ascii="Times New Roman" w:hAnsi="Times New Roman" w:cs="Times New Roman"/>
+          <w:sz w:val="24"/>
+          <w:szCs w:val="24"/>
+          <w:lang w:val="en-US"/>
+        </w:rPr>
+      </w:pPr>
+      <w:r>
+        <w:rPr>
+          <w:rFonts w:ascii="Times New Roman" w:hAnsi="Times New Roman" w:cs="Times New Roman"/>
+          <w:sz w:val="24"/>
+          <w:szCs w:val="24"/>
+          <w:lang w:val="en-US"/>
+        </w:rPr>
+        <w:t xml:space="preserve">EL </w:t>
+      </w:r>
+      <w:proofErr w:type="spellStart"/>
+      <w:r>
+        <w:rPr>
+          <w:rFonts w:ascii="Times New Roman" w:hAnsi="Times New Roman" w:cs="Times New Roman"/>
+          <w:sz w:val="24"/>
+          <w:szCs w:val="24"/>
+          <w:lang w:val="en-US"/>
+        </w:rPr>
+        <w:t>Ghachi</w:t>
+      </w:r>
+      <w:proofErr w:type="spellEnd"/>
+      <w:r>
+        <w:rPr>
+          <w:rFonts w:ascii="Times New Roman" w:hAnsi="Times New Roman" w:cs="Times New Roman"/>
+          <w:sz w:val="24"/>
+          <w:szCs w:val="24"/>
+          <w:lang w:val="en-US"/>
+        </w:rPr>
+        <w:t xml:space="preserve"> E. T., </w:t>
+      </w:r>
+      <w:proofErr w:type="spellStart"/>
+      <w:r>
+        <w:rPr>
+          <w:rFonts w:ascii="Times New Roman" w:hAnsi="Times New Roman" w:cs="Times New Roman"/>
+          <w:sz w:val="24"/>
+          <w:szCs w:val="24"/>
+          <w:lang w:val="en-US"/>
+        </w:rPr>
+        <w:t>Raouyane</w:t>
+      </w:r>
+      <w:proofErr w:type="spellEnd"/>
+      <w:r>
+        <w:rPr>
+          <w:rFonts w:ascii="Times New Roman" w:hAnsi="Times New Roman" w:cs="Times New Roman"/>
+          <w:sz w:val="24"/>
+          <w:szCs w:val="24"/>
+          <w:lang w:val="en-US"/>
+        </w:rPr>
+        <w:t xml:space="preserve"> B. Web application security: A review of broken access control in web applications //The International Conference of Advanced Computing and Informatics. – </w:t>
+      </w:r>
+      <w:proofErr w:type="gramStart"/>
+      <w:r>
+        <w:rPr>
+          <w:rFonts w:ascii="Times New Roman" w:hAnsi="Times New Roman" w:cs="Times New Roman"/>
+          <w:sz w:val="24"/>
+          <w:szCs w:val="24"/>
+          <w:lang w:val="en-US"/>
+        </w:rPr>
+        <w:t>Cham :</w:t>
+      </w:r>
+      <w:proofErr w:type="gramEnd"/>
+      <w:r>
+        <w:rPr>
+          <w:rFonts w:ascii="Times New Roman" w:hAnsi="Times New Roman" w:cs="Times New Roman"/>
+          <w:sz w:val="24"/>
+          <w:szCs w:val="24"/>
+          <w:lang w:val="en-US"/>
+        </w:rPr>
+        <w:t xml:space="preserve"> Springer Nature Switzerland, 2024. – </w:t>
+      </w:r>
+      <w:r>
+        <w:rPr>
+          <w:rFonts w:ascii="Times New Roman" w:hAnsi="Times New Roman" w:cs="Times New Roman"/>
+          <w:sz w:val="24"/>
+          <w:szCs w:val="24"/>
+        </w:rPr>
+        <w:t>С</w:t>
+      </w:r>
+      <w:r>
+        <w:rPr>
+          <w:rFonts w:ascii="Times New Roman" w:hAnsi="Times New Roman" w:cs="Times New Roman"/>
+          <w:sz w:val="24"/>
+          <w:szCs w:val="24"/>
+          <w:lang w:val="en-US"/>
+        </w:rPr>
+        <w:t>. 25-34.</w:t>
+      </w:r>
+    </w:p>
+    <w:p>
+      <w:pPr>
+        <w:pStyle w:val="a8"/>
+        <w:numPr>
+          <w:ilvl w:val="0"/>
+          <w:numId w:val="2"/>
+        </w:numPr>
+        <w:rPr>
+          <w:rFonts w:ascii="Times New Roman" w:hAnsi="Times New Roman" w:cs="Times New Roman"/>
+          <w:sz w:val="24"/>
+          <w:szCs w:val="24"/>
+          <w:lang w:val="en-US"/>
+        </w:rPr>
+      </w:pPr>
+      <w:r>
+        <w:rPr>
+          <w:rFonts w:ascii="Times New Roman" w:hAnsi="Times New Roman" w:cs="Times New Roman"/>
+          <w:sz w:val="24"/>
+          <w:szCs w:val="24"/>
+          <w:lang w:val="en-US"/>
+        </w:rPr>
+        <w:t xml:space="preserve">Hossain M. M. et al. Broken authentication and its significance in protecting online applications: An overview paper //International Conference on Cyber Intelligence and Information Retrieval. – </w:t>
+      </w:r>
+      <w:proofErr w:type="gramStart"/>
+      <w:r>
+        <w:rPr>
+          <w:rFonts w:ascii="Times New Roman" w:hAnsi="Times New Roman" w:cs="Times New Roman"/>
+          <w:sz w:val="24"/>
+          <w:szCs w:val="24"/>
+          <w:lang w:val="en-US"/>
+        </w:rPr>
+        <w:t>Singapore :</w:t>
+      </w:r>
+      <w:proofErr w:type="gramEnd"/>
+      <w:r>
+        <w:rPr>
+          <w:rFonts w:ascii="Times New Roman" w:hAnsi="Times New Roman" w:cs="Times New Roman"/>
+          <w:sz w:val="24"/>
+          <w:szCs w:val="24"/>
+          <w:lang w:val="en-US"/>
+        </w:rPr>
+        <w:t xml:space="preserve"> Springer Nature Singapore, 2023. – </w:t>
+      </w:r>
+      <w:r>
+        <w:rPr>
+          <w:rFonts w:ascii="Times New Roman" w:hAnsi="Times New Roman" w:cs="Times New Roman"/>
+          <w:sz w:val="24"/>
+          <w:szCs w:val="24"/>
+        </w:rPr>
+        <w:t>С</w:t>
+      </w:r>
+      <w:r>
+        <w:rPr>
+          <w:rFonts w:ascii="Times New Roman" w:hAnsi="Times New Roman" w:cs="Times New Roman"/>
+          <w:sz w:val="24"/>
+          <w:szCs w:val="24"/>
+          <w:lang w:val="en-US"/>
+        </w:rPr>
+        <w:t>. 57-65.</w:t>
+      </w:r>
+    </w:p>
+    <w:p>
+      <w:pPr>
+        <w:pStyle w:val="a8"/>
+        <w:numPr>
+          <w:ilvl w:val="0"/>
+          <w:numId w:val="2"/>
+        </w:numPr>
+        <w:rPr>
+          <w:rFonts w:ascii="Times New Roman" w:hAnsi="Times New Roman" w:cs="Times New Roman"/>
+          <w:sz w:val="24"/>
+          <w:szCs w:val="24"/>
+          <w:lang w:val="en-US"/>
+        </w:rPr>
+      </w:pPr>
+      <w:r>
+        <w:rPr>
+          <w:rFonts w:ascii="Times New Roman" w:hAnsi="Times New Roman" w:cs="Times New Roman"/>
+          <w:sz w:val="24"/>
+          <w:szCs w:val="24"/>
+          <w:lang w:val="en-US"/>
+        </w:rPr>
+        <w:t>Hwang</w:t>
+      </w:r>
+      <w:r>
+        <w:rPr>
+          <w:rFonts w:ascii="Times New Roman" w:hAnsi="Times New Roman" w:cs="Times New Roman"/>
+          <w:sz w:val="24"/>
+          <w:szCs w:val="24"/>
+          <w:lang w:val="en-US"/>
+        </w:rPr>
+        <w:t xml:space="preserve"> </w:t>
+      </w:r>
+      <w:r>
+        <w:rPr>
+          <w:rFonts w:ascii="Times New Roman" w:hAnsi="Times New Roman" w:cs="Times New Roman"/>
+          <w:sz w:val="24"/>
+          <w:szCs w:val="24"/>
+          <w:lang w:val="en-US"/>
+        </w:rPr>
+        <w:t>W</w:t>
+      </w:r>
+      <w:r>
+        <w:rPr>
+          <w:rFonts w:ascii="Times New Roman" w:hAnsi="Times New Roman" w:cs="Times New Roman"/>
+          <w:sz w:val="24"/>
+          <w:szCs w:val="24"/>
+          <w:lang w:val="en-US"/>
+        </w:rPr>
+        <w:t xml:space="preserve">. </w:t>
+      </w:r>
+      <w:r>
+        <w:rPr>
+          <w:rFonts w:ascii="Times New Roman" w:hAnsi="Times New Roman" w:cs="Times New Roman"/>
+          <w:sz w:val="24"/>
+          <w:szCs w:val="24"/>
+          <w:lang w:val="en-US"/>
+        </w:rPr>
+        <w:t>S</w:t>
+      </w:r>
+      <w:r>
+        <w:rPr>
+          <w:rFonts w:ascii="Times New Roman" w:hAnsi="Times New Roman" w:cs="Times New Roman"/>
+          <w:sz w:val="24"/>
+          <w:szCs w:val="24"/>
+          <w:lang w:val="en-US"/>
+        </w:rPr>
+        <w:t xml:space="preserve">., </w:t>
+      </w:r>
+      <w:r>
+        <w:rPr>
+          <w:rFonts w:ascii="Times New Roman" w:hAnsi="Times New Roman" w:cs="Times New Roman"/>
+          <w:sz w:val="24"/>
+          <w:szCs w:val="24"/>
+          <w:lang w:val="en-US"/>
+        </w:rPr>
+        <w:t>Shon</w:t>
+      </w:r>
+      <w:r>
+        <w:rPr>
+          <w:rFonts w:ascii="Times New Roman" w:hAnsi="Times New Roman" w:cs="Times New Roman"/>
+          <w:sz w:val="24"/>
+          <w:szCs w:val="24"/>
+          <w:lang w:val="en-US"/>
+        </w:rPr>
+        <w:t xml:space="preserve"> </w:t>
+      </w:r>
+      <w:r>
+        <w:rPr>
+          <w:rFonts w:ascii="Times New Roman" w:hAnsi="Times New Roman" w:cs="Times New Roman"/>
+          <w:sz w:val="24"/>
+          <w:szCs w:val="24"/>
+          <w:lang w:val="en-US"/>
+        </w:rPr>
+        <w:t>J</w:t>
+      </w:r>
+      <w:r>
+        <w:rPr>
+          <w:rFonts w:ascii="Times New Roman" w:hAnsi="Times New Roman" w:cs="Times New Roman"/>
+          <w:sz w:val="24"/>
+          <w:szCs w:val="24"/>
+          <w:lang w:val="en-US"/>
+        </w:rPr>
+        <w:t xml:space="preserve">. </w:t>
+      </w:r>
+      <w:r>
+        <w:rPr>
+          <w:rFonts w:ascii="Times New Roman" w:hAnsi="Times New Roman" w:cs="Times New Roman"/>
+          <w:sz w:val="24"/>
+          <w:szCs w:val="24"/>
+          <w:lang w:val="en-US"/>
+        </w:rPr>
+        <w:t>G</w:t>
+      </w:r>
+      <w:r>
+        <w:rPr>
+          <w:rFonts w:ascii="Times New Roman" w:hAnsi="Times New Roman" w:cs="Times New Roman"/>
+          <w:sz w:val="24"/>
+          <w:szCs w:val="24"/>
+          <w:lang w:val="en-US"/>
+        </w:rPr>
+        <w:t xml:space="preserve">., </w:t>
+      </w:r>
+      <w:r>
+        <w:rPr>
+          <w:rFonts w:ascii="Times New Roman" w:hAnsi="Times New Roman" w:cs="Times New Roman"/>
+          <w:sz w:val="24"/>
+          <w:szCs w:val="24"/>
+          <w:lang w:val="en-US"/>
+        </w:rPr>
+        <w:t>Park</w:t>
+      </w:r>
+      <w:r>
+        <w:rPr>
+          <w:rFonts w:ascii="Times New Roman" w:hAnsi="Times New Roman" w:cs="Times New Roman"/>
+          <w:sz w:val="24"/>
+          <w:szCs w:val="24"/>
+          <w:lang w:val="en-US"/>
+        </w:rPr>
+        <w:t xml:space="preserve"> </w:t>
+      </w:r>
+      <w:r>
+        <w:rPr>
+          <w:rFonts w:ascii="Times New Roman" w:hAnsi="Times New Roman" w:cs="Times New Roman"/>
+          <w:sz w:val="24"/>
+          <w:szCs w:val="24"/>
+          <w:lang w:val="en-US"/>
+        </w:rPr>
+        <w:t>J</w:t>
+      </w:r>
+      <w:r>
+        <w:rPr>
+          <w:rFonts w:ascii="Times New Roman" w:hAnsi="Times New Roman" w:cs="Times New Roman"/>
+          <w:sz w:val="24"/>
+          <w:szCs w:val="24"/>
+          <w:lang w:val="en-US"/>
+        </w:rPr>
+        <w:t xml:space="preserve">. </w:t>
+      </w:r>
+      <w:r>
+        <w:rPr>
+          <w:rFonts w:ascii="Times New Roman" w:hAnsi="Times New Roman" w:cs="Times New Roman"/>
+          <w:sz w:val="24"/>
+          <w:szCs w:val="24"/>
+          <w:lang w:val="en-US"/>
+        </w:rPr>
+        <w:t>S</w:t>
+      </w:r>
+      <w:r>
+        <w:rPr>
+          <w:rFonts w:ascii="Times New Roman" w:hAnsi="Times New Roman" w:cs="Times New Roman"/>
+          <w:sz w:val="24"/>
+          <w:szCs w:val="24"/>
+          <w:lang w:val="en-US"/>
+        </w:rPr>
+        <w:t xml:space="preserve">. </w:t>
+      </w:r>
+      <w:r>
+        <w:rPr>
+          <w:rFonts w:ascii="Times New Roman" w:hAnsi="Times New Roman" w:cs="Times New Roman"/>
+          <w:sz w:val="24"/>
+          <w:szCs w:val="24"/>
+          <w:lang w:val="en-US"/>
+        </w:rPr>
+        <w:t>Web</w:t>
+      </w:r>
+      <w:r>
+        <w:rPr>
+          <w:rFonts w:ascii="Times New Roman" w:hAnsi="Times New Roman" w:cs="Times New Roman"/>
+          <w:sz w:val="24"/>
+          <w:szCs w:val="24"/>
+          <w:lang w:val="en-US"/>
+        </w:rPr>
+        <w:t xml:space="preserve"> </w:t>
+      </w:r>
+      <w:r>
+        <w:rPr>
+          <w:rFonts w:ascii="Times New Roman" w:hAnsi="Times New Roman" w:cs="Times New Roman"/>
+          <w:sz w:val="24"/>
+          <w:szCs w:val="24"/>
+          <w:lang w:val="en-US"/>
+        </w:rPr>
+        <w:t>session</w:t>
+      </w:r>
+      <w:r>
+        <w:rPr>
+          <w:rFonts w:ascii="Times New Roman" w:hAnsi="Times New Roman" w:cs="Times New Roman"/>
+          <w:sz w:val="24"/>
+          <w:szCs w:val="24"/>
+          <w:lang w:val="en-US"/>
+        </w:rPr>
+        <w:t xml:space="preserve"> </w:t>
+      </w:r>
+      <w:r>
+        <w:rPr>
+          <w:rFonts w:ascii="Times New Roman" w:hAnsi="Times New Roman" w:cs="Times New Roman"/>
+          <w:sz w:val="24"/>
+          <w:szCs w:val="24"/>
+          <w:lang w:val="en-US"/>
+        </w:rPr>
+        <w:t>hijacking</w:t>
+      </w:r>
+      <w:r>
+        <w:rPr>
+          <w:rFonts w:ascii="Times New Roman" w:hAnsi="Times New Roman" w:cs="Times New Roman"/>
+          <w:sz w:val="24"/>
+          <w:szCs w:val="24"/>
+          <w:lang w:val="en-US"/>
+        </w:rPr>
+        <w:t xml:space="preserve"> </w:t>
+      </w:r>
+      <w:r>
+        <w:rPr>
+          <w:rFonts w:ascii="Times New Roman" w:hAnsi="Times New Roman" w:cs="Times New Roman"/>
+          <w:sz w:val="24"/>
+          <w:szCs w:val="24"/>
+          <w:lang w:val="en-US"/>
+        </w:rPr>
+        <w:t>defense</w:t>
+      </w:r>
+      <w:r>
+        <w:rPr>
+          <w:rFonts w:ascii="Times New Roman" w:hAnsi="Times New Roman" w:cs="Times New Roman"/>
+          <w:sz w:val="24"/>
+          <w:szCs w:val="24"/>
+          <w:lang w:val="en-US"/>
+        </w:rPr>
+        <w:t xml:space="preserve"> </w:t>
+      </w:r>
+      <w:r>
+        <w:rPr>
+          <w:rFonts w:ascii="Times New Roman" w:hAnsi="Times New Roman" w:cs="Times New Roman"/>
+          <w:sz w:val="24"/>
+          <w:szCs w:val="24"/>
+          <w:lang w:val="en-US"/>
+        </w:rPr>
+        <w:t>technique</w:t>
+      </w:r>
+      <w:r>
+        <w:rPr>
+          <w:rFonts w:ascii="Times New Roman" w:hAnsi="Times New Roman" w:cs="Times New Roman"/>
+          <w:sz w:val="24"/>
+          <w:szCs w:val="24"/>
+          <w:lang w:val="en-US"/>
+        </w:rPr>
+        <w:t xml:space="preserve"> </w:t>
+      </w:r>
+      <w:r>
+        <w:rPr>
+          <w:rFonts w:ascii="Times New Roman" w:hAnsi="Times New Roman" w:cs="Times New Roman"/>
+          <w:sz w:val="24"/>
+          <w:szCs w:val="24"/>
+          <w:lang w:val="en-US"/>
+        </w:rPr>
+        <w:t>using</w:t>
+      </w:r>
+      <w:r>
+        <w:rPr>
+          <w:rFonts w:ascii="Times New Roman" w:hAnsi="Times New Roman" w:cs="Times New Roman"/>
+          <w:sz w:val="24"/>
+          <w:szCs w:val="24"/>
+          <w:lang w:val="en-US"/>
+        </w:rPr>
+        <w:t xml:space="preserve"> </w:t>
+      </w:r>
+      <w:r>
+        <w:rPr>
+          <w:rFonts w:ascii="Times New Roman" w:hAnsi="Times New Roman" w:cs="Times New Roman"/>
+          <w:sz w:val="24"/>
+          <w:szCs w:val="24"/>
+          <w:lang w:val="en-US"/>
+        </w:rPr>
+        <w:t>user</w:t>
+      </w:r>
+      <w:r>
+        <w:rPr>
+          <w:rFonts w:ascii="Times New Roman" w:hAnsi="Times New Roman" w:cs="Times New Roman"/>
+          <w:sz w:val="24"/>
+          <w:szCs w:val="24"/>
+          <w:lang w:val="en-US"/>
+        </w:rPr>
+        <w:t xml:space="preserve"> </w:t>
+      </w:r>
+      <w:r>
+        <w:rPr>
+          <w:rFonts w:ascii="Times New Roman" w:hAnsi="Times New Roman" w:cs="Times New Roman"/>
+          <w:sz w:val="24"/>
+          <w:szCs w:val="24"/>
+          <w:lang w:val="en-US"/>
+        </w:rPr>
+        <w:t>information</w:t>
+      </w:r>
+      <w:r>
+        <w:rPr>
+          <w:rFonts w:ascii="Times New Roman" w:hAnsi="Times New Roman" w:cs="Times New Roman"/>
+          <w:sz w:val="24"/>
+          <w:szCs w:val="24"/>
+          <w:lang w:val="en-US"/>
+        </w:rPr>
+        <w:t xml:space="preserve"> //</w:t>
+      </w:r>
+      <w:r>
+        <w:rPr>
+          <w:rFonts w:ascii="Times New Roman" w:hAnsi="Times New Roman" w:cs="Times New Roman"/>
+          <w:sz w:val="24"/>
+          <w:szCs w:val="24"/>
+          <w:lang w:val="en-US"/>
+        </w:rPr>
+        <w:t>Human</w:t>
+      </w:r>
+      <w:r>
+        <w:rPr>
+          <w:rFonts w:ascii="Times New Roman" w:hAnsi="Times New Roman" w:cs="Times New Roman"/>
+          <w:sz w:val="24"/>
+          <w:szCs w:val="24"/>
+          <w:lang w:val="en-US"/>
+        </w:rPr>
+        <w:t>-</w:t>
+      </w:r>
+      <w:r>
+        <w:rPr>
+          <w:rFonts w:ascii="Times New Roman" w:hAnsi="Times New Roman" w:cs="Times New Roman"/>
+          <w:sz w:val="24"/>
+          <w:szCs w:val="24"/>
+          <w:lang w:val="en-US"/>
+        </w:rPr>
+        <w:t>centric</w:t>
+      </w:r>
+      <w:r>
+        <w:rPr>
+          <w:rFonts w:ascii="Times New Roman" w:hAnsi="Times New Roman" w:cs="Times New Roman"/>
+          <w:sz w:val="24"/>
+          <w:szCs w:val="24"/>
+          <w:lang w:val="en-US"/>
+        </w:rPr>
+        <w:t xml:space="preserve"> </w:t>
+      </w:r>
+      <w:r>
+        <w:rPr>
+          <w:rFonts w:ascii="Times New Roman" w:hAnsi="Times New Roman" w:cs="Times New Roman"/>
+          <w:sz w:val="24"/>
+          <w:szCs w:val="24"/>
+          <w:lang w:val="en-US"/>
+        </w:rPr>
+        <w:t>Computing</w:t>
+      </w:r>
+      <w:r>
+        <w:rPr>
+          <w:rFonts w:ascii="Times New Roman" w:hAnsi="Times New Roman" w:cs="Times New Roman"/>
+          <w:sz w:val="24"/>
+          <w:szCs w:val="24"/>
+          <w:lang w:val="en-US"/>
+        </w:rPr>
+        <w:t xml:space="preserve"> </w:t>
+      </w:r>
+      <w:r>
+        <w:rPr>
+          <w:rFonts w:ascii="Times New Roman" w:hAnsi="Times New Roman" w:cs="Times New Roman"/>
+          <w:sz w:val="24"/>
+          <w:szCs w:val="24"/>
+          <w:lang w:val="en-US"/>
+        </w:rPr>
+        <w:t>and</w:t>
+      </w:r>
+      <w:r>
+        <w:rPr>
+          <w:rFonts w:ascii="Times New Roman" w:hAnsi="Times New Roman" w:cs="Times New Roman"/>
+          <w:sz w:val="24"/>
+          <w:szCs w:val="24"/>
+          <w:lang w:val="en-US"/>
+        </w:rPr>
+        <w:t xml:space="preserve"> </w:t>
+      </w:r>
+      <w:r>
+        <w:rPr>
+          <w:rFonts w:ascii="Times New Roman" w:hAnsi="Times New Roman" w:cs="Times New Roman"/>
+          <w:sz w:val="24"/>
+          <w:szCs w:val="24"/>
+          <w:lang w:val="en-US"/>
+        </w:rPr>
+        <w:t>Information</w:t>
+      </w:r>
+      <w:r>
+        <w:rPr>
+          <w:rFonts w:ascii="Times New Roman" w:hAnsi="Times New Roman" w:cs="Times New Roman"/>
+          <w:sz w:val="24"/>
+          <w:szCs w:val="24"/>
+          <w:lang w:val="en-US"/>
+        </w:rPr>
+        <w:t xml:space="preserve"> </w:t>
+      </w:r>
+      <w:r>
+        <w:rPr>
+          <w:rFonts w:ascii="Times New Roman" w:hAnsi="Times New Roman" w:cs="Times New Roman"/>
+          <w:sz w:val="24"/>
+          <w:szCs w:val="24"/>
+          <w:lang w:val="en-US"/>
+        </w:rPr>
+        <w:t>Sciences</w:t>
+      </w:r>
+      <w:r>
+        <w:rPr>
+          <w:rFonts w:ascii="Times New Roman" w:hAnsi="Times New Roman" w:cs="Times New Roman"/>
+          <w:sz w:val="24"/>
+          <w:szCs w:val="24"/>
+          <w:lang w:val="en-US"/>
+        </w:rPr>
+        <w:t xml:space="preserve">. – 2022. – </w:t>
+      </w:r>
+      <w:r>
+        <w:rPr>
+          <w:rFonts w:ascii="Times New Roman" w:hAnsi="Times New Roman" w:cs="Times New Roman"/>
+          <w:sz w:val="24"/>
+          <w:szCs w:val="24"/>
+        </w:rPr>
+        <w:t>Т</w:t>
+      </w:r>
+      <w:r>
+        <w:rPr>
+          <w:rFonts w:ascii="Times New Roman" w:hAnsi="Times New Roman" w:cs="Times New Roman"/>
+          <w:sz w:val="24"/>
+          <w:szCs w:val="24"/>
+          <w:lang w:val="en-US"/>
+        </w:rPr>
+        <w:t xml:space="preserve">. 12. – №. </w:t>
+      </w:r>
+      <w:r>
+        <w:rPr>
+          <w:rFonts w:ascii="Times New Roman" w:hAnsi="Times New Roman" w:cs="Times New Roman"/>
+          <w:sz w:val="24"/>
+          <w:szCs w:val="24"/>
+          <w:lang w:val="en-US"/>
+        </w:rPr>
+        <w:t xml:space="preserve">1. – </w:t>
+      </w:r>
+      <w:r>
+        <w:rPr>
+          <w:rFonts w:ascii="Times New Roman" w:hAnsi="Times New Roman" w:cs="Times New Roman"/>
+          <w:sz w:val="24"/>
+          <w:szCs w:val="24"/>
+        </w:rPr>
+        <w:t>С</w:t>
+      </w:r>
+      <w:r>
+        <w:rPr>
+          <w:rFonts w:ascii="Times New Roman" w:hAnsi="Times New Roman" w:cs="Times New Roman"/>
+          <w:sz w:val="24"/>
+          <w:szCs w:val="24"/>
+          <w:lang w:val="en-US"/>
+        </w:rPr>
+        <w:t>. p1-15.</w:t>
+      </w:r>
+    </w:p>
+    <w:p>
+      <w:pPr>
+        <w:pStyle w:val="a8"/>
+        <w:numPr>
+          <w:ilvl w:val="0"/>
+          <w:numId w:val="2"/>
+        </w:numPr>
+        <w:rPr>
+          <w:rFonts w:ascii="Times New Roman" w:hAnsi="Times New Roman" w:cs="Times New Roman"/>
+          <w:sz w:val="24"/>
+          <w:szCs w:val="24"/>
+          <w:lang w:val="en-US"/>
+        </w:rPr>
+      </w:pPr>
+      <w:r>
+        <w:rPr>
+          <w:rFonts w:ascii="Times New Roman" w:hAnsi="Times New Roman" w:cs="Times New Roman"/>
+          <w:sz w:val="24"/>
+          <w:szCs w:val="24"/>
+          <w:lang w:val="en-US"/>
+        </w:rPr>
+        <w:t xml:space="preserve">Lubbers, P. Using the HTML5 Web Storage API / P. Lubbers, B. Albers, F. Salim // Pro HTML5 Programming / P. Lubbers, B. Albers, F. Salim. – New </w:t>
+      </w:r>
+      <w:proofErr w:type="gramStart"/>
+      <w:r>
+        <w:rPr>
+          <w:rFonts w:ascii="Times New Roman" w:hAnsi="Times New Roman" w:cs="Times New Roman"/>
+          <w:sz w:val="24"/>
+          <w:szCs w:val="24"/>
+          <w:lang w:val="en-US"/>
+        </w:rPr>
+        <w:t>York :</w:t>
+      </w:r>
+      <w:proofErr w:type="gramEnd"/>
+      <w:r>
+        <w:rPr>
+          <w:rFonts w:ascii="Times New Roman" w:hAnsi="Times New Roman" w:cs="Times New Roman"/>
+          <w:sz w:val="24"/>
+          <w:szCs w:val="24"/>
+          <w:lang w:val="en-US"/>
+        </w:rPr>
+        <w:t xml:space="preserve"> </w:t>
+      </w:r>
+      <w:proofErr w:type="spellStart"/>
+      <w:r>
+        <w:rPr>
+          <w:rFonts w:ascii="Times New Roman" w:hAnsi="Times New Roman" w:cs="Times New Roman"/>
+          <w:sz w:val="24"/>
+          <w:szCs w:val="24"/>
+          <w:lang w:val="en-US"/>
+        </w:rPr>
+        <w:t>Apress</w:t>
+      </w:r>
+      <w:proofErr w:type="spellEnd"/>
+      <w:r>
+        <w:rPr>
+          <w:rFonts w:ascii="Times New Roman" w:hAnsi="Times New Roman" w:cs="Times New Roman"/>
+          <w:sz w:val="24"/>
+          <w:szCs w:val="24"/>
+          <w:lang w:val="en-US"/>
+        </w:rPr>
+        <w:t>, 2010. – P. 235–254. – URL: https://link.springer.com/chapter/10.1007/978-1-4302-2791-5_9 (</w:t>
+      </w:r>
+      <w:r>
+        <w:rPr>
+          <w:rFonts w:ascii="Times New Roman" w:hAnsi="Times New Roman" w:cs="Times New Roman"/>
+          <w:sz w:val="24"/>
+          <w:szCs w:val="24"/>
+        </w:rPr>
+        <w:t>дата</w:t>
+      </w:r>
+      <w:r>
+        <w:rPr>
+          <w:rFonts w:ascii="Times New Roman" w:hAnsi="Times New Roman" w:cs="Times New Roman"/>
+          <w:sz w:val="24"/>
+          <w:szCs w:val="24"/>
+          <w:lang w:val="en-US"/>
+        </w:rPr>
+        <w:t xml:space="preserve"> </w:t>
+      </w:r>
+      <w:r>
+        <w:rPr>
+          <w:rFonts w:ascii="Times New Roman" w:hAnsi="Times New Roman" w:cs="Times New Roman"/>
+          <w:sz w:val="24"/>
+          <w:szCs w:val="24"/>
+        </w:rPr>
+        <w:t>обращения</w:t>
+      </w:r>
+      <w:r>
+        <w:rPr>
+          <w:rFonts w:ascii="Times New Roman" w:hAnsi="Times New Roman" w:cs="Times New Roman"/>
+          <w:sz w:val="24"/>
+          <w:szCs w:val="24"/>
+          <w:lang w:val="en-US"/>
+        </w:rPr>
+        <w:t xml:space="preserve">: 13.05.2026). – </w:t>
+      </w:r>
+      <w:proofErr w:type="gramStart"/>
+      <w:r>
+        <w:rPr>
+          <w:rFonts w:ascii="Times New Roman" w:hAnsi="Times New Roman" w:cs="Times New Roman"/>
+          <w:sz w:val="24"/>
+          <w:szCs w:val="24"/>
+        </w:rPr>
+        <w:t>Текст</w:t>
+      </w:r>
+      <w:r>
+        <w:rPr>
+          <w:rFonts w:ascii="Times New Roman" w:hAnsi="Times New Roman" w:cs="Times New Roman"/>
+          <w:sz w:val="24"/>
+          <w:szCs w:val="24"/>
+          <w:lang w:val="en-US"/>
+        </w:rPr>
+        <w:t xml:space="preserve"> :</w:t>
+      </w:r>
+      <w:proofErr w:type="gramEnd"/>
+      <w:r>
+        <w:rPr>
+          <w:rFonts w:ascii="Times New Roman" w:hAnsi="Times New Roman" w:cs="Times New Roman"/>
+          <w:sz w:val="24"/>
+          <w:szCs w:val="24"/>
+          <w:lang w:val="en-US"/>
+        </w:rPr>
+        <w:t xml:space="preserve"> </w:t>
+      </w:r>
+      <w:r>
+        <w:rPr>
+          <w:rFonts w:ascii="Times New Roman" w:hAnsi="Times New Roman" w:cs="Times New Roman"/>
+          <w:sz w:val="24"/>
+          <w:szCs w:val="24"/>
+        </w:rPr>
+        <w:t>электронный</w:t>
+      </w:r>
+      <w:r>
+        <w:rPr>
+          <w:rFonts w:ascii="Times New Roman" w:hAnsi="Times New Roman" w:cs="Times New Roman"/>
+          <w:sz w:val="24"/>
+          <w:szCs w:val="24"/>
+          <w:lang w:val="en-US"/>
+        </w:rPr>
+        <w:t>.</w:t>
+      </w:r>
+    </w:p>
+    <w:p>
+      <w:pPr>
+        <w:pStyle w:val="a8"/>
+        <w:numPr>
+          <w:ilvl w:val="0"/>
+          <w:numId w:val="2"/>
+        </w:numPr>
+        <w:rPr>
+          <w:rFonts w:ascii="Times New Roman" w:hAnsi="Times New Roman" w:cs="Times New Roman"/>
+          <w:sz w:val="24"/>
+          <w:szCs w:val="24"/>
+          <w:lang w:val="en-US"/>
+        </w:rPr>
+      </w:pPr>
+      <w:proofErr w:type="spellStart"/>
+      <w:r>
+        <w:rPr>
+          <w:rFonts w:ascii="Times New Roman" w:hAnsi="Times New Roman" w:cs="Times New Roman"/>
+          <w:sz w:val="24"/>
+          <w:szCs w:val="24"/>
+          <w:lang w:val="en-US"/>
+        </w:rPr>
+        <w:t>Raciti</w:t>
+      </w:r>
+      <w:proofErr w:type="spellEnd"/>
+      <w:r>
+        <w:rPr>
+          <w:rFonts w:ascii="Times New Roman" w:hAnsi="Times New Roman" w:cs="Times New Roman"/>
+          <w:sz w:val="24"/>
+          <w:szCs w:val="24"/>
+          <w:lang w:val="en-US"/>
+        </w:rPr>
+        <w:t xml:space="preserve"> M. et al. WebSocket Integration in Django [</w:t>
+      </w:r>
+      <w:r>
+        <w:rPr>
+          <w:rFonts w:ascii="Times New Roman" w:hAnsi="Times New Roman" w:cs="Times New Roman"/>
+          <w:sz w:val="24"/>
+          <w:szCs w:val="24"/>
+        </w:rPr>
+        <w:t>Электронный</w:t>
+      </w:r>
+      <w:r>
+        <w:rPr>
+          <w:rFonts w:ascii="Times New Roman" w:hAnsi="Times New Roman" w:cs="Times New Roman"/>
+          <w:sz w:val="24"/>
+          <w:szCs w:val="24"/>
+          <w:lang w:val="en-US"/>
+        </w:rPr>
+        <w:t xml:space="preserve"> </w:t>
+      </w:r>
+      <w:r>
+        <w:rPr>
+          <w:rFonts w:ascii="Times New Roman" w:hAnsi="Times New Roman" w:cs="Times New Roman"/>
+          <w:sz w:val="24"/>
+          <w:szCs w:val="24"/>
+        </w:rPr>
+        <w:t>ресурс</w:t>
+      </w:r>
+      <w:r>
+        <w:rPr>
+          <w:rFonts w:ascii="Times New Roman" w:hAnsi="Times New Roman" w:cs="Times New Roman"/>
+          <w:sz w:val="24"/>
+          <w:szCs w:val="24"/>
+          <w:lang w:val="en-US"/>
+        </w:rPr>
+        <w:t xml:space="preserve">]. </w:t>
+      </w:r>
+      <w:hyperlink r:id="rId6" w:history="1">
+        <w:r>
+          <w:rPr>
+            <w:rStyle w:val="a6"/>
+            <w:rFonts w:ascii="Times New Roman" w:hAnsi="Times New Roman" w:cs="Times New Roman"/>
+            <w:color w:val="auto"/>
+            <w:sz w:val="24"/>
+            <w:szCs w:val="24"/>
+            <w:lang w:val="en-US"/>
+          </w:rPr>
+          <w:t>https://openaccess.inaf.it/server/api/core/bitstreams/2aadcb8a-6b1a-405c-8336-9133301ec099/content</w:t>
+        </w:r>
+      </w:hyperlink>
+    </w:p>
+    <w:p>
+      <w:pPr>
+        <w:pStyle w:val="a8"/>
+        <w:numPr>
+          <w:ilvl w:val="0"/>
+          <w:numId w:val="2"/>
+        </w:numPr>
+        <w:rPr>
+          <w:rFonts w:ascii="Times New Roman" w:hAnsi="Times New Roman" w:cs="Times New Roman"/>
+          <w:sz w:val="24"/>
+          <w:szCs w:val="24"/>
+        </w:rPr>
+      </w:pPr>
+      <w:proofErr w:type="spellStart"/>
+      <w:r>
+        <w:rPr>
+          <w:rFonts w:ascii="Times New Roman" w:hAnsi="Times New Roman" w:cs="Times New Roman"/>
+          <w:sz w:val="24"/>
+          <w:szCs w:val="24"/>
+          <w:lang w:val="en-US"/>
+        </w:rPr>
+        <w:t>Ravshanovich</w:t>
+      </w:r>
+      <w:proofErr w:type="spellEnd"/>
+      <w:r>
+        <w:rPr>
+          <w:rFonts w:ascii="Times New Roman" w:hAnsi="Times New Roman" w:cs="Times New Roman"/>
+          <w:sz w:val="24"/>
+          <w:szCs w:val="24"/>
+          <w:lang w:val="en-US"/>
+        </w:rPr>
+        <w:t xml:space="preserve"> A. R. JSON IN JAVASCRIPT //Introduction of new innovative technologies in education of pedagogy and psychology. – 2024. – Т. 1. – №. </w:t>
+      </w:r>
+      <w:r>
+        <w:rPr>
+          <w:rFonts w:ascii="Times New Roman" w:hAnsi="Times New Roman" w:cs="Times New Roman"/>
+          <w:sz w:val="24"/>
+          <w:szCs w:val="24"/>
+        </w:rPr>
+        <w:t>3. – С. 175-182.</w:t>
+      </w:r>
+    </w:p>
+    <w:p>
+      <w:pPr>
+        <w:pStyle w:val="a3"/>
+        <w:numPr>
+          <w:ilvl w:val="0"/>
+          <w:numId w:val="2"/>
+        </w:numPr>
+        <w:rPr>
+          <w:rFonts w:ascii="Times New Roman" w:hAnsi="Times New Roman" w:cs="Times New Roman"/>
+          <w:sz w:val="24"/>
+          <w:szCs w:val="24"/>
+          <w:lang w:val="en-US"/>
+        </w:rPr>
+      </w:pPr>
+      <w:proofErr w:type="spellStart"/>
+      <w:r>
+        <w:rPr>
+          <w:rFonts w:ascii="Times New Roman" w:hAnsi="Times New Roman" w:cs="Times New Roman"/>
+          <w:sz w:val="24"/>
+          <w:szCs w:val="24"/>
+          <w:shd w:val="clear" w:color="auto" w:fill="FFFFFF"/>
+          <w:lang w:val="en-US"/>
+        </w:rPr>
+        <w:t>Sivasankari</w:t>
+      </w:r>
+      <w:proofErr w:type="spellEnd"/>
+      <w:r>
+        <w:rPr>
+          <w:rFonts w:ascii="Times New Roman" w:hAnsi="Times New Roman" w:cs="Times New Roman"/>
+          <w:sz w:val="24"/>
+          <w:szCs w:val="24"/>
+          <w:shd w:val="clear" w:color="auto" w:fill="FFFFFF"/>
+          <w:lang w:val="en-US"/>
+        </w:rPr>
+        <w:t xml:space="preserve"> N., </w:t>
+      </w:r>
+      <w:proofErr w:type="spellStart"/>
+      <w:r>
+        <w:rPr>
+          <w:rFonts w:ascii="Times New Roman" w:hAnsi="Times New Roman" w:cs="Times New Roman"/>
+          <w:sz w:val="24"/>
+          <w:szCs w:val="24"/>
+          <w:shd w:val="clear" w:color="auto" w:fill="FFFFFF"/>
+          <w:lang w:val="en-US"/>
+        </w:rPr>
+        <w:t>Kamalakkannan</w:t>
+      </w:r>
+      <w:proofErr w:type="spellEnd"/>
+      <w:r>
+        <w:rPr>
+          <w:rFonts w:ascii="Times New Roman" w:hAnsi="Times New Roman" w:cs="Times New Roman"/>
+          <w:sz w:val="24"/>
+          <w:szCs w:val="24"/>
+          <w:shd w:val="clear" w:color="auto" w:fill="FFFFFF"/>
+          <w:lang w:val="en-US"/>
+        </w:rPr>
+        <w:t xml:space="preserve"> S. Detection and prevention of man-in-the-middle attack in </w:t>
+      </w:r>
+      <w:proofErr w:type="spellStart"/>
+      <w:r>
+        <w:rPr>
+          <w:rFonts w:ascii="Times New Roman" w:hAnsi="Times New Roman" w:cs="Times New Roman"/>
+          <w:sz w:val="24"/>
+          <w:szCs w:val="24"/>
+          <w:shd w:val="clear" w:color="auto" w:fill="FFFFFF"/>
+          <w:lang w:val="en-US"/>
+        </w:rPr>
+        <w:t>iot</w:t>
+      </w:r>
+      <w:proofErr w:type="spellEnd"/>
+      <w:r>
+        <w:rPr>
+          <w:rFonts w:ascii="Times New Roman" w:hAnsi="Times New Roman" w:cs="Times New Roman"/>
+          <w:sz w:val="24"/>
+          <w:szCs w:val="24"/>
+          <w:shd w:val="clear" w:color="auto" w:fill="FFFFFF"/>
+          <w:lang w:val="en-US"/>
+        </w:rPr>
+        <w:t xml:space="preserve"> network using regression modeling //Advances in Engineering software. – 2022. – </w:t>
+      </w:r>
+      <w:r>
+        <w:rPr>
+          <w:rFonts w:ascii="Times New Roman" w:hAnsi="Times New Roman" w:cs="Times New Roman"/>
+          <w:sz w:val="24"/>
+          <w:szCs w:val="24"/>
+          <w:shd w:val="clear" w:color="auto" w:fill="FFFFFF"/>
+        </w:rPr>
+        <w:t>Т</w:t>
+      </w:r>
+      <w:r>
+        <w:rPr>
+          <w:rFonts w:ascii="Times New Roman" w:hAnsi="Times New Roman" w:cs="Times New Roman"/>
+          <w:sz w:val="24"/>
+          <w:szCs w:val="24"/>
+          <w:shd w:val="clear" w:color="auto" w:fill="FFFFFF"/>
+          <w:lang w:val="en-US"/>
+        </w:rPr>
+        <w:t xml:space="preserve">. 169. – </w:t>
+      </w:r>
+      <w:r>
+        <w:rPr>
+          <w:rFonts w:ascii="Times New Roman" w:hAnsi="Times New Roman" w:cs="Times New Roman"/>
+          <w:sz w:val="24"/>
+          <w:szCs w:val="24"/>
+          <w:shd w:val="clear" w:color="auto" w:fill="FFFFFF"/>
+        </w:rPr>
+        <w:t>С</w:t>
+      </w:r>
+      <w:r>
+        <w:rPr>
+          <w:rFonts w:ascii="Times New Roman" w:hAnsi="Times New Roman" w:cs="Times New Roman"/>
+          <w:sz w:val="24"/>
+          <w:szCs w:val="24"/>
+          <w:shd w:val="clear" w:color="auto" w:fill="FFFFFF"/>
+          <w:lang w:val="en-US"/>
+        </w:rPr>
+        <w:t>. 103126.</w:t>
+      </w:r>
+    </w:p>
+    <w:p>
+      <w:pPr>
+        <w:rPr>
+          <w:rFonts w:ascii="Times New Roman" w:hAnsi="Times New Roman" w:cs="Times New Roman"/>
+          <w:sz w:val="24"/>
+          <w:szCs w:val="24"/>
+          <w:lang w:val="en-US"/>
+        </w:rPr>
+      </w:pPr>
     </w:p>
     <w:sectPr>
       <w:pgSz w:w="11906" w:h="16838"/>
@@ -455,8 +6943,124 @@
       </w:pPr>
     </w:lvl>
   </w:abstractNum>
+  <w:abstractNum w:abstractNumId="1" w15:restartNumberingAfterBreak="0">
+    <w:nsid w:val="68E72C08"/>
+    <w:multiLevelType w:val="hybridMultilevel"/>
+    <w:tmpl w:val="0FF4611A"/>
+    <w:lvl w:ilvl="0" w:tplc="04190001">
+      <w:start w:val="1"/>
+      <w:numFmt w:val="bullet"/>
+      <w:lvlText w:val=""/>
+      <w:lvlJc w:val="left"/>
+      <w:pPr>
+        <w:ind w:left="720" w:hanging="360"/>
+      </w:pPr>
+      <w:rPr>
+        <w:rFonts w:ascii="Symbol" w:hAnsi="Symbol" w:hint="default"/>
+      </w:rPr>
+    </w:lvl>
+    <w:lvl w:ilvl="1" w:tplc="04190003" w:tentative="1">
+      <w:start w:val="1"/>
+      <w:numFmt w:val="bullet"/>
+      <w:lvlText w:val="o"/>
+      <w:lvlJc w:val="left"/>
+      <w:pPr>
+        <w:ind w:left="1440" w:hanging="360"/>
+      </w:pPr>
+      <w:rPr>
+        <w:rFonts w:ascii="Courier New" w:hAnsi="Courier New" w:cs="Courier New" w:hint="default"/>
+      </w:rPr>
+    </w:lvl>
+    <w:lvl w:ilvl="2" w:tplc="04190005" w:tentative="1">
+      <w:start w:val="1"/>
+      <w:numFmt w:val="bullet"/>
+      <w:lvlText w:val=""/>
+      <w:lvlJc w:val="left"/>
+      <w:pPr>
+        <w:ind w:left="2160" w:hanging="360"/>
+      </w:pPr>
+      <w:rPr>
+        <w:rFonts w:ascii="Wingdings" w:hAnsi="Wingdings" w:hint="default"/>
+      </w:rPr>
+    </w:lvl>
+    <w:lvl w:ilvl="3" w:tplc="04190001" w:tentative="1">
+      <w:start w:val="1"/>
+      <w:numFmt w:val="bullet"/>
+      <w:lvlText w:val=""/>
+      <w:lvlJc w:val="left"/>
+      <w:pPr>
+        <w:ind w:left="2880" w:hanging="360"/>
+      </w:pPr>
+      <w:rPr>
+        <w:rFonts w:ascii="Symbol" w:hAnsi="Symbol" w:hint="default"/>
+      </w:rPr>
+    </w:lvl>
+    <w:lvl w:ilvl="4" w:tplc="04190003" w:tentative="1">
+      <w:start w:val="1"/>
+      <w:numFmt w:val="bullet"/>
+      <w:lvlText w:val="o"/>
+      <w:lvlJc w:val="left"/>
+      <w:pPr>
+        <w:ind w:left="3600" w:hanging="360"/>
+      </w:pPr>
+      <w:rPr>
+        <w:rFonts w:ascii="Courier New" w:hAnsi="Courier New" w:cs="Courier New" w:hint="default"/>
+      </w:rPr>
+    </w:lvl>
+    <w:lvl w:ilvl="5" w:tplc="04190005" w:tentative="1">
+      <w:start w:val="1"/>
+      <w:numFmt w:val="bullet"/>
+      <w:lvlText w:val=""/>
+      <w:lvlJc w:val="left"/>
+      <w:pPr>
+        <w:ind w:left="4320" w:hanging="360"/>
+      </w:pPr>
+      <w:rPr>
+        <w:rFonts w:ascii="Wingdings" w:hAnsi="Wingdings" w:hint="default"/>
+      </w:rPr>
+    </w:lvl>
+    <w:lvl w:ilvl="6" w:tplc="04190001" w:tentative="1">
+      <w:start w:val="1"/>
+      <w:numFmt w:val="bullet"/>
+      <w:lvlText w:val=""/>
+      <w:lvlJc w:val="left"/>
+      <w:pPr>
+        <w:ind w:left="5040" w:hanging="360"/>
+      </w:pPr>
+      <w:rPr>
+        <w:rFonts w:ascii="Symbol" w:hAnsi="Symbol" w:hint="default"/>
+      </w:rPr>
+    </w:lvl>
+    <w:lvl w:ilvl="7" w:tplc="04190003" w:tentative="1">
+      <w:start w:val="1"/>
+      <w:numFmt w:val="bullet"/>
+      <w:lvlText w:val="o"/>
+      <w:lvlJc w:val="left"/>
+      <w:pPr>
+        <w:ind w:left="5760" w:hanging="360"/>
+      </w:pPr>
+      <w:rPr>
+        <w:rFonts w:ascii="Courier New" w:hAnsi="Courier New" w:cs="Courier New" w:hint="default"/>
+      </w:rPr>
+    </w:lvl>
+    <w:lvl w:ilvl="8" w:tplc="04190005" w:tentative="1">
+      <w:start w:val="1"/>
+      <w:numFmt w:val="bullet"/>
+      <w:lvlText w:val=""/>
+      <w:lvlJc w:val="left"/>
+      <w:pPr>
+        <w:ind w:left="6480" w:hanging="360"/>
+      </w:pPr>
+      <w:rPr>
+        <w:rFonts w:ascii="Wingdings" w:hAnsi="Wingdings" w:hint="default"/>
+      </w:rPr>
+    </w:lvl>
+  </w:abstractNum>
   <w:num w:numId="1">
     <w:abstractNumId w:val="0"/>
+  </w:num>
+  <w:num w:numId="2">
+    <w:abstractNumId w:val="1"/>
   </w:num>
 </w:numbering>
 </file>
@@ -927,6 +7531,51 @@
       <w:vertAlign w:val="superscript"/>
     </w:rPr>
   </w:style>
+  <w:style w:type="character" w:styleId="a6">
+    <w:name w:val="Hyperlink"/>
+    <w:basedOn w:val="a0"/>
+    <w:uiPriority w:val="99"/>
+    <w:unhideWhenUsed/>
+    <w:rsid w:val="004E78B6"/>
+    <w:rPr>
+      <w:color w:val="0563C1" w:themeColor="hyperlink"/>
+      <w:u w:val="single"/>
+    </w:rPr>
+  </w:style>
+  <w:style w:type="character" w:styleId="a7">
+    <w:name w:val="Unresolved Mention"/>
+    <w:basedOn w:val="a0"/>
+    <w:uiPriority w:val="99"/>
+    <w:semiHidden/>
+    <w:unhideWhenUsed/>
+    <w:rsid w:val="004E78B6"/>
+    <w:rPr>
+      <w:color w:val="605E5C"/>
+      <w:shd w:val="clear" w:color="auto" w:fill="E1DFDD"/>
+    </w:rPr>
+  </w:style>
+  <w:style w:type="paragraph" w:styleId="a8">
+    <w:name w:val="List Paragraph"/>
+    <w:basedOn w:val="a"/>
+    <w:uiPriority w:val="34"/>
+    <w:qFormat/>
+    <w:rsid w:val="00F87C42"/>
+    <w:pPr>
+      <w:ind w:left="720"/>
+      <w:contextualSpacing/>
+    </w:pPr>
+  </w:style>
+  <w:style w:type="character" w:styleId="a9">
+    <w:name w:val="Strong"/>
+    <w:basedOn w:val="a0"/>
+    <w:uiPriority w:val="22"/>
+    <w:qFormat/>
+    <w:rsid w:val="00FF3350"/>
+    <w:rPr>
+      <w:b/>
+      <w:bCs/>
+    </w:rPr>
+  </w:style>
 </w:styles>
 </file>
 

--- a/список литературы.docx
+++ b/список литературы.docx
@@ -1,6 +1,6 @@
 
 <file path=word/document.xml><?xml version="1.0" encoding="utf-8"?>
-<w:document xmlns:wpc="http://schemas.microsoft.com/office/word/2010/wordprocessingCanvas" xmlns:cx="http://schemas.microsoft.com/office/drawing/2014/chartex" xmlns:cx1="http://schemas.microsoft.com/office/drawing/2015/9/8/chartex" xmlns:cx2="http://schemas.microsoft.com/office/drawing/2015/10/21/chartex" xmlns:cx3="http://schemas.microsoft.com/office/drawing/2016/5/9/chartex" xmlns:cx4="http://schemas.microsoft.com/office/drawing/2016/5/10/chartex" xmlns:cx5="http://schemas.microsoft.com/office/drawing/2016/5/11/chartex" xmlns:cx6="http://schemas.microsoft.com/office/drawing/2016/5/12/chartex" xmlns:cx7="http://schemas.microsoft.com/office/drawing/2016/5/13/chartex" xmlns:cx8="http://schemas.microsoft.com/office/drawing/2016/5/14/chartex" xmlns:mc="http://schemas.openxmlformats.org/markup-compatibility/2006" xmlns:aink="http://schemas.microsoft.com/office/drawing/2016/ink" xmlns:am3d="http://schemas.microsoft.com/office/drawing/2017/model3d" xmlns:o="urn:schemas-microsoft-com:office:office" xmlns:r="http://schemas.openxmlformats.org/officeDocument/2006/relationships" xmlns:m="http://schemas.openxmlformats.org/officeDocument/2006/math" xmlns:v="urn:schemas-microsoft-com:vml" xmlns:wp14="http://schemas.microsoft.com/office/word/2010/wordprocessingDrawing" xmlns:wp="http://schemas.openxmlformats.org/drawingml/2006/wordprocessingDrawing" xmlns:w10="urn:schemas-microsoft-com:office:word" xmlns:w="http://schemas.openxmlformats.org/wordprocessingml/2006/main" xmlns:w14="http://schemas.microsoft.com/office/word/2010/wordml" xmlns:w15="http://schemas.microsoft.com/office/word/2012/wordml" xmlns:w16cex="http://schemas.microsoft.com/office/word/2018/wordml/cex" xmlns:w16cid="http://schemas.microsoft.com/office/word/2016/wordml/cid" xmlns:w16="http://schemas.microsoft.com/office/word/2018/wordml" xmlns:w16sdtdh="http://schemas.microsoft.com/office/word/2020/wordml/sdtdatahash" xmlns:w16se="http://schemas.microsoft.com/office/word/2015/wordml/symex" xmlns:wpg="http://schemas.microsoft.com/office/word/2010/wordprocessingGroup" xmlns:wpi="http://schemas.microsoft.com/office/word/2010/wordprocessingInk" xmlns:wne="http://schemas.microsoft.com/office/word/2006/wordml" xmlns:wps="http://schemas.microsoft.com/office/word/2010/wordprocessingShape" mc:Ignorable="w14 w15 w16se w16cid w16 w16cex w16sdtdh wp14">
+<w:document xmlns:wpc="http://schemas.microsoft.com/office/word/2010/wordprocessingCanvas" xmlns:cx="http://schemas.microsoft.com/office/drawing/2014/chartex" xmlns:cx1="http://schemas.microsoft.com/office/drawing/2015/9/8/chartex" xmlns:cx2="http://schemas.microsoft.com/office/drawing/2015/10/21/chartex" xmlns:cx3="http://schemas.microsoft.com/office/drawing/2016/5/9/chartex" xmlns:cx4="http://schemas.microsoft.com/office/drawing/2016/5/10/chartex" xmlns:cx5="http://schemas.microsoft.com/office/drawing/2016/5/11/chartex" xmlns:cx6="http://schemas.microsoft.com/office/drawing/2016/5/12/chartex" xmlns:cx7="http://schemas.microsoft.com/office/drawing/2016/5/13/chartex" xmlns:cx8="http://schemas.microsoft.com/office/drawing/2016/5/14/chartex" xmlns:mc="http://schemas.openxmlformats.org/markup-compatibility/2006" xmlns:aink="http://schemas.microsoft.com/office/drawing/2016/ink" xmlns:am3d="http://schemas.microsoft.com/office/drawing/2017/model3d" xmlns:o="urn:schemas-microsoft-com:office:office" xmlns:r="http://schemas.openxmlformats.org/officeDocument/2006/relationships" xmlns:m="http://schemas.openxmlformats.org/officeDocument/2006/math" xmlns:v="urn:schemas-microsoft-com:vml" xmlns:wp14="http://schemas.microsoft.com/office/word/2010/wordprocessingDrawing" xmlns:wp="http://schemas.openxmlformats.org/drawingml/2006/wordprocessingDrawing" xmlns:w10="urn:schemas-microsoft-com:office:word" xmlns:w="http://schemas.openxmlformats.org/wordprocessingml/2006/main" xmlns:w14="http://schemas.microsoft.com/office/word/2010/wordml" xmlns:w15="http://schemas.microsoft.com/office/word/2012/wordml" xmlns:w16cex="http://schemas.microsoft.com/office/word/2018/wordml/cex" xmlns:w16cid="http://schemas.microsoft.com/office/word/2016/wordml/cid" xmlns:w16="http://schemas.microsoft.com/office/word/2018/wordml" xmlns:w16se="http://schemas.microsoft.com/office/word/2015/wordml/symex" xmlns:wpg="http://schemas.microsoft.com/office/word/2010/wordprocessingGroup" xmlns:wpi="http://schemas.microsoft.com/office/word/2010/wordprocessingInk" xmlns:wne="http://schemas.microsoft.com/office/word/2006/wordml" xmlns:wps="http://schemas.microsoft.com/office/word/2010/wordprocessingShape" mc:Ignorable="w14 w15 w16se w16cid w16 w16cex wp14">
   <w:background w:color="CFCDCD" w:themeColor="background2" w:themeShade="E5"/>
   <w:body>
     <w:p>
@@ -215,7 +215,23 @@
           <w:sz w:val="24"/>
           <w:szCs w:val="24"/>
         </w:rPr>
-        <w:t xml:space="preserve">/ (дата обращения: 13.05.2026). – </w:t>
+        <w:t>/ (дата обращения: 13.0</w:t>
+      </w:r>
+      <w:r>
+        <w:rPr>
+          <w:rFonts w:ascii="Times New Roman" w:hAnsi="Times New Roman" w:cs="Times New Roman"/>
+          <w:sz w:val="24"/>
+          <w:szCs w:val="24"/>
+        </w:rPr>
+        <w:t>1</w:t>
+      </w:r>
+      <w:r>
+        <w:rPr>
+          <w:rFonts w:ascii="Times New Roman" w:hAnsi="Times New Roman" w:cs="Times New Roman"/>
+          <w:sz w:val="24"/>
+          <w:szCs w:val="24"/>
+        </w:rPr>
+        <w:t xml:space="preserve">.2026). – </w:t>
       </w:r>
       <w:proofErr w:type="gramStart"/>
       <w:r>
@@ -255,7 +271,25 @@
           <w:sz w:val="24"/>
           <w:szCs w:val="24"/>
         </w:rPr>
-        <w:t xml:space="preserve">XXE-атака // Kaspersky </w:t>
+        <w:t xml:space="preserve">XXE-атака // </w:t>
+      </w:r>
+      <w:proofErr w:type="spellStart"/>
+      <w:r>
+        <w:rPr>
+          <w:rFonts w:ascii="Times New Roman" w:hAnsi="Times New Roman" w:cs="Times New Roman"/>
+          <w:sz w:val="24"/>
+          <w:szCs w:val="24"/>
+        </w:rPr>
+        <w:t>Kaspersky</w:t>
+      </w:r>
+      <w:proofErr w:type="spellEnd"/>
+      <w:r>
+        <w:rPr>
+          <w:rFonts w:ascii="Times New Roman" w:hAnsi="Times New Roman" w:cs="Times New Roman"/>
+          <w:sz w:val="24"/>
+          <w:szCs w:val="24"/>
+        </w:rPr>
+        <w:t xml:space="preserve"> </w:t>
       </w:r>
       <w:proofErr w:type="spellStart"/>
       <w:proofErr w:type="gramStart"/>
@@ -283,7 +317,55 @@
           <w:sz w:val="24"/>
           <w:szCs w:val="24"/>
         </w:rPr>
-        <w:t xml:space="preserve"> [сайт]. – URL: https://encyclopedia.kaspersky.ru/glossary/xxe-xml-external-entity/ (дата обращения: 13.05.2026). – </w:t>
+        <w:t xml:space="preserve"> [сайт]. – URL: https://encyclopedia.kaspersky.ru/glossary/xxe-xml-external-entity/ (дата обращения: </w:t>
+      </w:r>
+      <w:r>
+        <w:rPr>
+          <w:rFonts w:ascii="Times New Roman" w:hAnsi="Times New Roman" w:cs="Times New Roman"/>
+          <w:sz w:val="24"/>
+          <w:szCs w:val="24"/>
+        </w:rPr>
+        <w:t>20</w:t>
+      </w:r>
+      <w:r>
+        <w:rPr>
+          <w:rFonts w:ascii="Times New Roman" w:hAnsi="Times New Roman" w:cs="Times New Roman"/>
+          <w:sz w:val="24"/>
+          <w:szCs w:val="24"/>
+        </w:rPr>
+        <w:t>.</w:t>
+      </w:r>
+      <w:r>
+        <w:rPr>
+          <w:rFonts w:ascii="Times New Roman" w:hAnsi="Times New Roman" w:cs="Times New Roman"/>
+          <w:sz w:val="24"/>
+          <w:szCs w:val="24"/>
+        </w:rPr>
+        <w:t>12</w:t>
+      </w:r>
+      <w:r>
+        <w:rPr>
+          <w:rFonts w:ascii="Times New Roman" w:hAnsi="Times New Roman" w:cs="Times New Roman"/>
+          <w:sz w:val="24"/>
+          <w:szCs w:val="24"/>
+        </w:rPr>
+        <w:t>.202</w:t>
+      </w:r>
+      <w:r>
+        <w:rPr>
+          <w:rFonts w:ascii="Times New Roman" w:hAnsi="Times New Roman" w:cs="Times New Roman"/>
+          <w:sz w:val="24"/>
+          <w:szCs w:val="24"/>
+        </w:rPr>
+        <w:t>5</w:t>
+      </w:r>
+      <w:r>
+        <w:rPr>
+          <w:rFonts w:ascii="Times New Roman" w:hAnsi="Times New Roman" w:cs="Times New Roman"/>
+          <w:sz w:val="24"/>
+          <w:szCs w:val="24"/>
+        </w:rPr>
+        <w:t xml:space="preserve">). – </w:t>
       </w:r>
       <w:proofErr w:type="gramStart"/>
       <w:r>
@@ -467,25 +549,7 @@
           <w:sz w:val="24"/>
           <w:szCs w:val="24"/>
         </w:rPr>
-        <w:t xml:space="preserve">Архипов, К. А. Сравнительный анализ хранения данных на клиентской и серверной частях в клиент-серверном приложении / К. А. Архипов, А. Я. Скляр // Развитие науки и практики в глобально меняющемся мире в условиях </w:t>
-      </w:r>
-      <w:proofErr w:type="gramStart"/>
-      <w:r>
-        <w:rPr>
-          <w:rFonts w:ascii="Times New Roman" w:hAnsi="Times New Roman" w:cs="Times New Roman"/>
-          <w:sz w:val="24"/>
-          <w:szCs w:val="24"/>
-        </w:rPr>
-        <w:t>рисков :</w:t>
-      </w:r>
-      <w:proofErr w:type="gramEnd"/>
-      <w:r>
-        <w:rPr>
-          <w:rFonts w:ascii="Times New Roman" w:hAnsi="Times New Roman" w:cs="Times New Roman"/>
-          <w:sz w:val="24"/>
-          <w:szCs w:val="24"/>
-        </w:rPr>
-        <w:t xml:space="preserve"> сборник материалов XVIII Международной научно-практической конференции, Москва, 30 апреля 2023 года. – Москва: АЛЕФ, 2023. – С. 264-271. – DOI 10.34755/IROK.2023.59.47.090. – EDN YLAPSQ.</w:t>
+        <w:t>Архипов, К. А. Сравнительный анализ хранения данных на клиентской и серверной частях в клиент-серверном приложении / К. А. Архипов, А. Я. Скляр // Развитие науки и практики в глобально меняющемся мире в условиях рисков : сборник материалов XVIII Международной научно-практической конференции, Москва, 30 апреля 2023 года. – Москва: АЛЕФ, 2023. – С. 264-271. – DOI 10.34755/IROK.2023.59.47.090. – EDN YLAPSQ.</w:t>
       </w:r>
     </w:p>
     <w:p>
@@ -801,7 +865,55 @@
           <w:sz w:val="24"/>
           <w:szCs w:val="24"/>
         </w:rPr>
-        <w:t xml:space="preserve">/ (дата обращения: 13.05.2026). – </w:t>
+        <w:t>/ (дата обращения: 1</w:t>
+      </w:r>
+      <w:r>
+        <w:rPr>
+          <w:rFonts w:ascii="Times New Roman" w:hAnsi="Times New Roman" w:cs="Times New Roman"/>
+          <w:sz w:val="24"/>
+          <w:szCs w:val="24"/>
+        </w:rPr>
+        <w:t>0</w:t>
+      </w:r>
+      <w:r>
+        <w:rPr>
+          <w:rFonts w:ascii="Times New Roman" w:hAnsi="Times New Roman" w:cs="Times New Roman"/>
+          <w:sz w:val="24"/>
+          <w:szCs w:val="24"/>
+        </w:rPr>
+        <w:t>.</w:t>
+      </w:r>
+      <w:r>
+        <w:rPr>
+          <w:rFonts w:ascii="Times New Roman" w:hAnsi="Times New Roman" w:cs="Times New Roman"/>
+          <w:sz w:val="24"/>
+          <w:szCs w:val="24"/>
+        </w:rPr>
+        <w:t>10</w:t>
+      </w:r>
+      <w:r>
+        <w:rPr>
+          <w:rFonts w:ascii="Times New Roman" w:hAnsi="Times New Roman" w:cs="Times New Roman"/>
+          <w:sz w:val="24"/>
+          <w:szCs w:val="24"/>
+        </w:rPr>
+        <w:t>.202</w:t>
+      </w:r>
+      <w:r>
+        <w:rPr>
+          <w:rFonts w:ascii="Times New Roman" w:hAnsi="Times New Roman" w:cs="Times New Roman"/>
+          <w:sz w:val="24"/>
+          <w:szCs w:val="24"/>
+        </w:rPr>
+        <w:t>5</w:t>
+      </w:r>
+      <w:r>
+        <w:rPr>
+          <w:rFonts w:ascii="Times New Roman" w:hAnsi="Times New Roman" w:cs="Times New Roman"/>
+          <w:sz w:val="24"/>
+          <w:szCs w:val="24"/>
+        </w:rPr>
+        <w:t xml:space="preserve">). – </w:t>
       </w:r>
       <w:proofErr w:type="gramStart"/>
       <w:r>
@@ -1076,7 +1188,55 @@
           <w:sz w:val="24"/>
           <w:szCs w:val="24"/>
         </w:rPr>
-        <w:t xml:space="preserve"> (дата обращения: 13.05.2026). – </w:t>
+        <w:t xml:space="preserve"> (дата обращения: 1</w:t>
+      </w:r>
+      <w:r>
+        <w:rPr>
+          <w:rFonts w:ascii="Times New Roman" w:hAnsi="Times New Roman" w:cs="Times New Roman"/>
+          <w:sz w:val="24"/>
+          <w:szCs w:val="24"/>
+        </w:rPr>
+        <w:t>0</w:t>
+      </w:r>
+      <w:r>
+        <w:rPr>
+          <w:rFonts w:ascii="Times New Roman" w:hAnsi="Times New Roman" w:cs="Times New Roman"/>
+          <w:sz w:val="24"/>
+          <w:szCs w:val="24"/>
+        </w:rPr>
+        <w:t>.</w:t>
+      </w:r>
+      <w:r>
+        <w:rPr>
+          <w:rFonts w:ascii="Times New Roman" w:hAnsi="Times New Roman" w:cs="Times New Roman"/>
+          <w:sz w:val="24"/>
+          <w:szCs w:val="24"/>
+        </w:rPr>
+        <w:t>10</w:t>
+      </w:r>
+      <w:r>
+        <w:rPr>
+          <w:rFonts w:ascii="Times New Roman" w:hAnsi="Times New Roman" w:cs="Times New Roman"/>
+          <w:sz w:val="24"/>
+          <w:szCs w:val="24"/>
+        </w:rPr>
+        <w:t>.202</w:t>
+      </w:r>
+      <w:r>
+        <w:rPr>
+          <w:rFonts w:ascii="Times New Roman" w:hAnsi="Times New Roman" w:cs="Times New Roman"/>
+          <w:sz w:val="24"/>
+          <w:szCs w:val="24"/>
+        </w:rPr>
+        <w:t>5</w:t>
+      </w:r>
+      <w:r>
+        <w:rPr>
+          <w:rFonts w:ascii="Times New Roman" w:hAnsi="Times New Roman" w:cs="Times New Roman"/>
+          <w:sz w:val="24"/>
+          <w:szCs w:val="24"/>
+        </w:rPr>
+        <w:t xml:space="preserve">). – </w:t>
       </w:r>
       <w:proofErr w:type="gramStart"/>
       <w:r>
@@ -1134,7 +1294,39 @@
           <w:sz w:val="24"/>
           <w:szCs w:val="24"/>
         </w:rPr>
-        <w:t xml:space="preserve"> перечень угроз безопасности информации / ФСТЭК России. – URL: https://bdu.fstec.ru/threat-section/threats (дата обращения: 13.05.2026). – </w:t>
+        <w:t xml:space="preserve"> перечень угроз безопасности информации / ФСТЭК России. – URL: https://bdu.fstec.ru/threat-section/threats (дата обращения: 13.</w:t>
+      </w:r>
+      <w:r>
+        <w:rPr>
+          <w:rFonts w:ascii="Times New Roman" w:hAnsi="Times New Roman" w:cs="Times New Roman"/>
+          <w:sz w:val="24"/>
+          <w:szCs w:val="24"/>
+        </w:rPr>
+        <w:t>11</w:t>
+      </w:r>
+      <w:r>
+        <w:rPr>
+          <w:rFonts w:ascii="Times New Roman" w:hAnsi="Times New Roman" w:cs="Times New Roman"/>
+          <w:sz w:val="24"/>
+          <w:szCs w:val="24"/>
+        </w:rPr>
+        <w:t>.202</w:t>
+      </w:r>
+      <w:r>
+        <w:rPr>
+          <w:rFonts w:ascii="Times New Roman" w:hAnsi="Times New Roman" w:cs="Times New Roman"/>
+          <w:sz w:val="24"/>
+          <w:szCs w:val="24"/>
+        </w:rPr>
+        <w:t>5</w:t>
+      </w:r>
+      <w:r>
+        <w:rPr>
+          <w:rFonts w:ascii="Times New Roman" w:hAnsi="Times New Roman" w:cs="Times New Roman"/>
+          <w:sz w:val="24"/>
+          <w:szCs w:val="24"/>
+        </w:rPr>
+        <w:t xml:space="preserve">). – </w:t>
       </w:r>
       <w:proofErr w:type="gramStart"/>
       <w:r>
@@ -1489,25 +1681,7 @@
           <w:sz w:val="24"/>
           <w:szCs w:val="24"/>
         </w:rPr>
-        <w:t xml:space="preserve"> // Фундаментальные и прикладные исследования в условиях геополитической </w:t>
-      </w:r>
-      <w:proofErr w:type="gramStart"/>
-      <w:r>
-        <w:rPr>
-          <w:rFonts w:ascii="Times New Roman" w:hAnsi="Times New Roman" w:cs="Times New Roman"/>
-          <w:sz w:val="24"/>
-          <w:szCs w:val="24"/>
-        </w:rPr>
-        <w:t>нестабильности :</w:t>
-      </w:r>
-      <w:proofErr w:type="gramEnd"/>
-      <w:r>
-        <w:rPr>
-          <w:rFonts w:ascii="Times New Roman" w:hAnsi="Times New Roman" w:cs="Times New Roman"/>
-          <w:sz w:val="24"/>
-          <w:szCs w:val="24"/>
-        </w:rPr>
-        <w:t xml:space="preserve"> Материалы XXIII Всероссийской научно-практической конференции, </w:t>
+        <w:t xml:space="preserve"> // Фундаментальные и прикладные исследования в условиях геополитической нестабильности : Материалы XXIII Всероссийской научно-практической конференции, </w:t>
       </w:r>
       <w:proofErr w:type="spellStart"/>
       <w:r>
@@ -1856,7 +2030,7 @@
           <w:szCs w:val="20"/>
           <w:shd w:val="clear" w:color="auto" w:fill="FFFFFF"/>
         </w:rPr>
-        <w:t xml:space="preserve">Долженко А. И., Ермолов И. А. БЕЗОПАСНОСТЬ МИКРОСЕРВИСНЫХ АРХИТЕКТУР //И 74 Информационные системы, экономика и </w:t>
+        <w:t xml:space="preserve">Долженко, А. И. Безопасность </w:t>
       </w:r>
       <w:proofErr w:type="spellStart"/>
       <w:r>
@@ -1867,7 +2041,7 @@
           <w:szCs w:val="20"/>
           <w:shd w:val="clear" w:color="auto" w:fill="FFFFFF"/>
         </w:rPr>
-        <w:t>управле</w:t>
+        <w:t>микросервисных</w:t>
       </w:r>
       <w:proofErr w:type="spellEnd"/>
       <w:r>
@@ -1878,15 +2052,73 @@
           <w:szCs w:val="20"/>
           <w:shd w:val="clear" w:color="auto" w:fill="FFFFFF"/>
         </w:rPr>
-        <w:t>. – 2022. – С. 144.</w:t>
-      </w:r>
-      <w:r>
-        <w:rPr>
-          <w:rFonts w:ascii="Times New Roman" w:hAnsi="Times New Roman" w:cs="Times New Roman"/>
-          <w:sz w:val="24"/>
-          <w:szCs w:val="24"/>
-        </w:rPr>
-        <w:t xml:space="preserve"> </w:t>
+        <w:t xml:space="preserve"> архитектур / А. И. Долженко, И. А. Ермолов // Информационные системы, экономика и </w:t>
+      </w:r>
+      <w:proofErr w:type="gramStart"/>
+      <w:r>
+        <w:rPr>
+          <w:rFonts w:ascii="Arial" w:hAnsi="Arial" w:cs="Arial"/>
+          <w:color w:val="222222"/>
+          <w:sz w:val="20"/>
+          <w:szCs w:val="20"/>
+          <w:shd w:val="clear" w:color="auto" w:fill="FFFFFF"/>
+        </w:rPr>
+        <w:t>управление :</w:t>
+      </w:r>
+      <w:proofErr w:type="gramEnd"/>
+      <w:r>
+        <w:rPr>
+          <w:rFonts w:ascii="Arial" w:hAnsi="Arial" w:cs="Arial"/>
+          <w:color w:val="222222"/>
+          <w:sz w:val="20"/>
+          <w:szCs w:val="20"/>
+          <w:shd w:val="clear" w:color="auto" w:fill="FFFFFF"/>
+        </w:rPr>
+        <w:t xml:space="preserve"> Ученые записки. Том Выпуск 24. – </w:t>
+      </w:r>
+      <w:proofErr w:type="spellStart"/>
+      <w:r>
+        <w:rPr>
+          <w:rFonts w:ascii="Arial" w:hAnsi="Arial" w:cs="Arial"/>
+          <w:color w:val="222222"/>
+          <w:sz w:val="20"/>
+          <w:szCs w:val="20"/>
+          <w:shd w:val="clear" w:color="auto" w:fill="FFFFFF"/>
+        </w:rPr>
+        <w:t>Ростов</w:t>
+      </w:r>
+      <w:proofErr w:type="spellEnd"/>
+      <w:r>
+        <w:rPr>
+          <w:rFonts w:ascii="Arial" w:hAnsi="Arial" w:cs="Arial"/>
+          <w:color w:val="222222"/>
+          <w:sz w:val="20"/>
+          <w:szCs w:val="20"/>
+          <w:shd w:val="clear" w:color="auto" w:fill="FFFFFF"/>
+        </w:rPr>
+        <w:t>-на-</w:t>
+      </w:r>
+      <w:proofErr w:type="gramStart"/>
+      <w:r>
+        <w:rPr>
+          <w:rFonts w:ascii="Arial" w:hAnsi="Arial" w:cs="Arial"/>
+          <w:color w:val="222222"/>
+          <w:sz w:val="20"/>
+          <w:szCs w:val="20"/>
+          <w:shd w:val="clear" w:color="auto" w:fill="FFFFFF"/>
+        </w:rPr>
+        <w:t>Дону :</w:t>
+      </w:r>
+      <w:proofErr w:type="gramEnd"/>
+      <w:r>
+        <w:rPr>
+          <w:rFonts w:ascii="Arial" w:hAnsi="Arial" w:cs="Arial"/>
+          <w:color w:val="222222"/>
+          <w:sz w:val="20"/>
+          <w:szCs w:val="20"/>
+          <w:shd w:val="clear" w:color="auto" w:fill="FFFFFF"/>
+        </w:rPr>
+        <w:t xml:space="preserve"> Ростовский государственный экономический университет "РИНХ", 2022. – С. 144-147. – EDN GVNRNH.</w:t>
       </w:r>
     </w:p>
     <w:p>
@@ -2012,7 +2244,16 @@
           <w:sz w:val="24"/>
           <w:szCs w:val="24"/>
         </w:rPr>
-        <w:t xml:space="preserve">; М-во науки и высшего образования РФ, ФГБОУ ВО «ВГЛТУ».–Воронеж, 2023.–563 с.–URL: https://vgltu. </w:t>
+        <w:t xml:space="preserve">; М-во науки и высшего образования </w:t>
+      </w:r>
+      <w:r>
+        <w:rPr>
+          <w:rFonts w:ascii="Times New Roman" w:hAnsi="Times New Roman" w:cs="Times New Roman"/>
+          <w:sz w:val="24"/>
+          <w:szCs w:val="24"/>
+        </w:rPr>
+        <w:lastRenderedPageBreak/>
+        <w:t xml:space="preserve">РФ, ФГБОУ ВО «ВГЛТУ».–Воронеж, 2023.–563 с.–URL: https://vgltu. </w:t>
       </w:r>
       <w:proofErr w:type="spellStart"/>
       <w:r>
@@ -2106,7 +2347,6 @@
           <w:sz w:val="24"/>
           <w:szCs w:val="24"/>
         </w:rPr>
-        <w:lastRenderedPageBreak/>
         <w:t xml:space="preserve">И. Д. </w:t>
       </w:r>
       <w:proofErr w:type="spellStart"/>
@@ -2160,15 +2400,7 @@
           <w:sz w:val="24"/>
           <w:szCs w:val="24"/>
         </w:rPr>
-        <w:t>:</w:t>
-      </w:r>
-      <w:r>
-        <w:rPr>
-          <w:rFonts w:ascii="Times New Roman" w:hAnsi="Times New Roman" w:cs="Times New Roman"/>
-          <w:sz w:val="24"/>
-          <w:szCs w:val="24"/>
-        </w:rPr>
-        <w:t xml:space="preserve"> </w:t>
+        <w:t xml:space="preserve">: </w:t>
       </w:r>
       <w:r>
         <w:rPr>
@@ -2727,7 +2959,25 @@
           <w:sz w:val="24"/>
           <w:szCs w:val="24"/>
         </w:rPr>
-        <w:t xml:space="preserve"> // Вестник Димитровградского инженерно-технологического института. – 2015. – № 3(8). – С. 49-52. – EDN VRRGZD.</w:t>
+        <w:t xml:space="preserve"> // Вестник </w:t>
+      </w:r>
+      <w:proofErr w:type="spellStart"/>
+      <w:r>
+        <w:rPr>
+          <w:rFonts w:ascii="Times New Roman" w:hAnsi="Times New Roman" w:cs="Times New Roman"/>
+          <w:sz w:val="24"/>
+          <w:szCs w:val="24"/>
+        </w:rPr>
+        <w:t>Димитровградского</w:t>
+      </w:r>
+      <w:proofErr w:type="spellEnd"/>
+      <w:r>
+        <w:rPr>
+          <w:rFonts w:ascii="Times New Roman" w:hAnsi="Times New Roman" w:cs="Times New Roman"/>
+          <w:sz w:val="24"/>
+          <w:szCs w:val="24"/>
+        </w:rPr>
+        <w:t xml:space="preserve"> инженерно-технологического института. – 2015. – № 3(8). – С. 49-52. – EDN VRRGZD.</w:t>
       </w:r>
     </w:p>
     <w:p>
@@ -2927,25 +3177,7 @@
           <w:sz w:val="24"/>
           <w:szCs w:val="24"/>
         </w:rPr>
-        <w:t xml:space="preserve"> // Фундаментальные и прикладные научные исследования: актуальные вопросы, достижения и </w:t>
-      </w:r>
-      <w:proofErr w:type="gramStart"/>
-      <w:r>
-        <w:rPr>
-          <w:rFonts w:ascii="Times New Roman" w:hAnsi="Times New Roman" w:cs="Times New Roman"/>
-          <w:sz w:val="24"/>
-          <w:szCs w:val="24"/>
-        </w:rPr>
-        <w:t>инновации :</w:t>
-      </w:r>
-      <w:proofErr w:type="gramEnd"/>
-      <w:r>
-        <w:rPr>
-          <w:rFonts w:ascii="Times New Roman" w:hAnsi="Times New Roman" w:cs="Times New Roman"/>
-          <w:sz w:val="24"/>
-          <w:szCs w:val="24"/>
-        </w:rPr>
-        <w:t xml:space="preserve"> сборник статей LVIII Международной научно-практической конференции, Пенза, 27 июля </w:t>
+        <w:t xml:space="preserve"> // Фундаментальные и прикладные научные исследования: актуальные вопросы, достижения и инновации : сборник </w:t>
       </w:r>
       <w:r>
         <w:rPr>
@@ -2954,7 +3186,7 @@
           <w:szCs w:val="24"/>
         </w:rPr>
         <w:lastRenderedPageBreak/>
-        <w:t>2022 года. – Пенза: Наука и Просвещение (ИП Гуляев Г.Ю.), 2022. – С. 101-104. – EDN GBAOJM.</w:t>
+        <w:t>статей LVIII Международной научно-практической конференции, Пенза, 27 июля 2022 года. – Пенза: Наука и Просвещение (ИП Гуляев Г.Ю.), 2022. – С. 101-104. – EDN GBAOJM.</w:t>
       </w:r>
     </w:p>
     <w:p>
@@ -2994,7 +3226,25 @@
           <w:sz w:val="24"/>
           <w:szCs w:val="24"/>
         </w:rPr>
-        <w:t xml:space="preserve"> (XSS) // Kaspersky </w:t>
+        <w:t xml:space="preserve"> (XSS) // </w:t>
+      </w:r>
+      <w:proofErr w:type="spellStart"/>
+      <w:r>
+        <w:rPr>
+          <w:rFonts w:ascii="Times New Roman" w:hAnsi="Times New Roman" w:cs="Times New Roman"/>
+          <w:sz w:val="24"/>
+          <w:szCs w:val="24"/>
+        </w:rPr>
+        <w:t>Kaspersky</w:t>
+      </w:r>
+      <w:proofErr w:type="spellEnd"/>
+      <w:r>
+        <w:rPr>
+          <w:rFonts w:ascii="Times New Roman" w:hAnsi="Times New Roman" w:cs="Times New Roman"/>
+          <w:sz w:val="24"/>
+          <w:szCs w:val="24"/>
+        </w:rPr>
+        <w:t xml:space="preserve"> </w:t>
       </w:r>
       <w:proofErr w:type="spellStart"/>
       <w:proofErr w:type="gramStart"/>
@@ -3022,7 +3272,55 @@
           <w:sz w:val="24"/>
           <w:szCs w:val="24"/>
         </w:rPr>
-        <w:t xml:space="preserve"> [сайт]. – URL: https://encyclopedia.kaspersky.ru/glossary/cross-site-scripting-xss/ (дата обращения: 13.05.2026). – </w:t>
+        <w:t xml:space="preserve"> [сайт]. – URL: https://encyclopedia.kaspersky.ru/glossary/cross-site-scripting-xss/ (дата обращения: 1</w:t>
+      </w:r>
+      <w:r>
+        <w:rPr>
+          <w:rFonts w:ascii="Times New Roman" w:hAnsi="Times New Roman" w:cs="Times New Roman"/>
+          <w:sz w:val="24"/>
+          <w:szCs w:val="24"/>
+        </w:rPr>
+        <w:t>2</w:t>
+      </w:r>
+      <w:r>
+        <w:rPr>
+          <w:rFonts w:ascii="Times New Roman" w:hAnsi="Times New Roman" w:cs="Times New Roman"/>
+          <w:sz w:val="24"/>
+          <w:szCs w:val="24"/>
+        </w:rPr>
+        <w:t>.</w:t>
+      </w:r>
+      <w:r>
+        <w:rPr>
+          <w:rFonts w:ascii="Times New Roman" w:hAnsi="Times New Roman" w:cs="Times New Roman"/>
+          <w:sz w:val="24"/>
+          <w:szCs w:val="24"/>
+        </w:rPr>
+        <w:t>11</w:t>
+      </w:r>
+      <w:r>
+        <w:rPr>
+          <w:rFonts w:ascii="Times New Roman" w:hAnsi="Times New Roman" w:cs="Times New Roman"/>
+          <w:sz w:val="24"/>
+          <w:szCs w:val="24"/>
+        </w:rPr>
+        <w:t>.202</w:t>
+      </w:r>
+      <w:r>
+        <w:rPr>
+          <w:rFonts w:ascii="Times New Roman" w:hAnsi="Times New Roman" w:cs="Times New Roman"/>
+          <w:sz w:val="24"/>
+          <w:szCs w:val="24"/>
+        </w:rPr>
+        <w:t>5</w:t>
+      </w:r>
+      <w:r>
+        <w:rPr>
+          <w:rFonts w:ascii="Times New Roman" w:hAnsi="Times New Roman" w:cs="Times New Roman"/>
+          <w:sz w:val="24"/>
+          <w:szCs w:val="24"/>
+        </w:rPr>
+        <w:t xml:space="preserve">). – </w:t>
       </w:r>
       <w:proofErr w:type="gramStart"/>
       <w:r>
@@ -3148,7 +3446,23 @@
           <w:sz w:val="24"/>
           <w:szCs w:val="24"/>
         </w:rPr>
-        <w:t xml:space="preserve"> руководство по PHP : [сайт]. – URL: https://www.php.net/manual/ru/session.examples.basic.php (дата обращения: 13.05.2026). – </w:t>
+        <w:t xml:space="preserve"> руководство по PHP : [сайт]. – URL: https://www.php.net/manual/ru/session.examples.basic.php (дата обращения: 13.0</w:t>
+      </w:r>
+      <w:r>
+        <w:rPr>
+          <w:rFonts w:ascii="Times New Roman" w:hAnsi="Times New Roman" w:cs="Times New Roman"/>
+          <w:sz w:val="24"/>
+          <w:szCs w:val="24"/>
+        </w:rPr>
+        <w:t>4</w:t>
+      </w:r>
+      <w:r>
+        <w:rPr>
+          <w:rFonts w:ascii="Times New Roman" w:hAnsi="Times New Roman" w:cs="Times New Roman"/>
+          <w:sz w:val="24"/>
+          <w:szCs w:val="24"/>
+        </w:rPr>
+        <w:t xml:space="preserve">.2026). – </w:t>
       </w:r>
       <w:proofErr w:type="gramStart"/>
       <w:r>
@@ -3188,7 +3502,25 @@
           <w:sz w:val="24"/>
           <w:szCs w:val="24"/>
         </w:rPr>
-        <w:t xml:space="preserve">Особенности использования защищенных протоколов для взаимодействия с внешними службами // Kaspersky </w:t>
+        <w:t xml:space="preserve">Особенности использования защищенных протоколов для взаимодействия с внешними службами // </w:t>
+      </w:r>
+      <w:proofErr w:type="spellStart"/>
+      <w:r>
+        <w:rPr>
+          <w:rFonts w:ascii="Times New Roman" w:hAnsi="Times New Roman" w:cs="Times New Roman"/>
+          <w:sz w:val="24"/>
+          <w:szCs w:val="24"/>
+        </w:rPr>
+        <w:t>Kaspersky</w:t>
+      </w:r>
+      <w:proofErr w:type="spellEnd"/>
+      <w:r>
+        <w:rPr>
+          <w:rFonts w:ascii="Times New Roman" w:hAnsi="Times New Roman" w:cs="Times New Roman"/>
+          <w:sz w:val="24"/>
+          <w:szCs w:val="24"/>
+        </w:rPr>
+        <w:t xml:space="preserve"> </w:t>
       </w:r>
       <w:proofErr w:type="spellStart"/>
       <w:r>
@@ -3206,8 +3538,27 @@
           <w:sz w:val="24"/>
           <w:szCs w:val="24"/>
         </w:rPr>
-        <w:t xml:space="preserve"> Security для </w:t>
-      </w:r>
+        <w:t xml:space="preserve"> </w:t>
+      </w:r>
+      <w:proofErr w:type="spellStart"/>
+      <w:r>
+        <w:rPr>
+          <w:rFonts w:ascii="Times New Roman" w:hAnsi="Times New Roman" w:cs="Times New Roman"/>
+          <w:sz w:val="24"/>
+          <w:szCs w:val="24"/>
+        </w:rPr>
+        <w:t>Security</w:t>
+      </w:r>
+      <w:proofErr w:type="spellEnd"/>
+      <w:r>
+        <w:rPr>
+          <w:rFonts w:ascii="Times New Roman" w:hAnsi="Times New Roman" w:cs="Times New Roman"/>
+          <w:sz w:val="24"/>
+          <w:szCs w:val="24"/>
+        </w:rPr>
+        <w:t xml:space="preserve"> для </w:t>
+      </w:r>
+      <w:proofErr w:type="spellStart"/>
       <w:proofErr w:type="gramStart"/>
       <w:r>
         <w:rPr>
@@ -3215,7 +3566,16 @@
           <w:sz w:val="24"/>
           <w:szCs w:val="24"/>
         </w:rPr>
-        <w:t>Windows :</w:t>
+        <w:t>Windows</w:t>
+      </w:r>
+      <w:proofErr w:type="spellEnd"/>
+      <w:r>
+        <w:rPr>
+          <w:rFonts w:ascii="Times New Roman" w:hAnsi="Times New Roman" w:cs="Times New Roman"/>
+          <w:sz w:val="24"/>
+          <w:szCs w:val="24"/>
+        </w:rPr>
+        <w:t xml:space="preserve"> :</w:t>
       </w:r>
       <w:proofErr w:type="gramEnd"/>
       <w:r>
@@ -3224,7 +3584,23 @@
           <w:sz w:val="24"/>
           <w:szCs w:val="24"/>
         </w:rPr>
-        <w:t xml:space="preserve"> [сайт]. – 2025. – 22 дек. – URL: https://support.kaspersky.com/KESWIN/12.8/ru-RU/202633.htm (дата обращения: 13.05.2026). – </w:t>
+        <w:t xml:space="preserve"> [сайт]. – 2025. – 22 дек. – URL: https://support.kaspersky.com/KESWIN/12.8/ru-RU/202633.htm (дата обращения: 13.0</w:t>
+      </w:r>
+      <w:r>
+        <w:rPr>
+          <w:rFonts w:ascii="Times New Roman" w:hAnsi="Times New Roman" w:cs="Times New Roman"/>
+          <w:sz w:val="24"/>
+          <w:szCs w:val="24"/>
+        </w:rPr>
+        <w:t>4</w:t>
+      </w:r>
+      <w:r>
+        <w:rPr>
+          <w:rFonts w:ascii="Times New Roman" w:hAnsi="Times New Roman" w:cs="Times New Roman"/>
+          <w:sz w:val="24"/>
+          <w:szCs w:val="24"/>
+        </w:rPr>
+        <w:t xml:space="preserve">.2026). – </w:t>
       </w:r>
       <w:proofErr w:type="gramStart"/>
       <w:r>
@@ -3499,7 +3875,63 @@
           <w:sz w:val="24"/>
           <w:szCs w:val="24"/>
         </w:rPr>
-        <w:t xml:space="preserve"> (дата обращения: 13.05.2026). – </w:t>
+        <w:t xml:space="preserve"> (дата обращения: </w:t>
+      </w:r>
+      <w:r>
+        <w:rPr>
+          <w:rFonts w:ascii="Times New Roman" w:hAnsi="Times New Roman" w:cs="Times New Roman"/>
+          <w:sz w:val="24"/>
+          <w:szCs w:val="24"/>
+        </w:rPr>
+        <w:t>1</w:t>
+      </w:r>
+      <w:r>
+        <w:rPr>
+          <w:rFonts w:ascii="Times New Roman" w:hAnsi="Times New Roman" w:cs="Times New Roman"/>
+          <w:sz w:val="24"/>
+          <w:szCs w:val="24"/>
+        </w:rPr>
+        <w:t>2</w:t>
+      </w:r>
+      <w:r>
+        <w:rPr>
+          <w:rFonts w:ascii="Times New Roman" w:hAnsi="Times New Roman" w:cs="Times New Roman"/>
+          <w:sz w:val="24"/>
+          <w:szCs w:val="24"/>
+        </w:rPr>
+        <w:t>.</w:t>
+      </w:r>
+      <w:r>
+        <w:rPr>
+          <w:rFonts w:ascii="Times New Roman" w:hAnsi="Times New Roman" w:cs="Times New Roman"/>
+          <w:sz w:val="24"/>
+          <w:szCs w:val="24"/>
+        </w:rPr>
+        <w:t>11</w:t>
+      </w:r>
+      <w:r>
+        <w:rPr>
+          <w:rFonts w:ascii="Times New Roman" w:hAnsi="Times New Roman" w:cs="Times New Roman"/>
+          <w:sz w:val="24"/>
+          <w:szCs w:val="24"/>
+        </w:rPr>
+        <w:t>.202</w:t>
+      </w:r>
+      <w:r>
+        <w:rPr>
+          <w:rFonts w:ascii="Times New Roman" w:hAnsi="Times New Roman" w:cs="Times New Roman"/>
+          <w:sz w:val="24"/>
+          <w:szCs w:val="24"/>
+        </w:rPr>
+        <w:t>5</w:t>
+      </w:r>
+      <w:r>
+        <w:rPr>
+          <w:rFonts w:ascii="Times New Roman" w:hAnsi="Times New Roman" w:cs="Times New Roman"/>
+          <w:sz w:val="24"/>
+          <w:szCs w:val="24"/>
+        </w:rPr>
+        <w:t xml:space="preserve">). – </w:t>
       </w:r>
       <w:proofErr w:type="gramStart"/>
       <w:r>
@@ -3683,7 +4115,55 @@
           <w:sz w:val="24"/>
           <w:szCs w:val="24"/>
         </w:rPr>
-        <w:t xml:space="preserve">/ (дата обращения: 13.05.2026). – </w:t>
+        <w:t xml:space="preserve">/ (дата обращения: </w:t>
+      </w:r>
+      <w:r>
+        <w:rPr>
+          <w:rFonts w:ascii="Times New Roman" w:hAnsi="Times New Roman" w:cs="Times New Roman"/>
+          <w:sz w:val="24"/>
+          <w:szCs w:val="24"/>
+        </w:rPr>
+        <w:t>01</w:t>
+      </w:r>
+      <w:r>
+        <w:rPr>
+          <w:rFonts w:ascii="Times New Roman" w:hAnsi="Times New Roman" w:cs="Times New Roman"/>
+          <w:sz w:val="24"/>
+          <w:szCs w:val="24"/>
+        </w:rPr>
+        <w:t>.</w:t>
+      </w:r>
+      <w:r>
+        <w:rPr>
+          <w:rFonts w:ascii="Times New Roman" w:hAnsi="Times New Roman" w:cs="Times New Roman"/>
+          <w:sz w:val="24"/>
+          <w:szCs w:val="24"/>
+        </w:rPr>
+        <w:t>10</w:t>
+      </w:r>
+      <w:r>
+        <w:rPr>
+          <w:rFonts w:ascii="Times New Roman" w:hAnsi="Times New Roman" w:cs="Times New Roman"/>
+          <w:sz w:val="24"/>
+          <w:szCs w:val="24"/>
+        </w:rPr>
+        <w:t>.202</w:t>
+      </w:r>
+      <w:r>
+        <w:rPr>
+          <w:rFonts w:ascii="Times New Roman" w:hAnsi="Times New Roman" w:cs="Times New Roman"/>
+          <w:sz w:val="24"/>
+          <w:szCs w:val="24"/>
+        </w:rPr>
+        <w:t>5</w:t>
+      </w:r>
+      <w:r>
+        <w:rPr>
+          <w:rFonts w:ascii="Times New Roman" w:hAnsi="Times New Roman" w:cs="Times New Roman"/>
+          <w:sz w:val="24"/>
+          <w:szCs w:val="24"/>
+        </w:rPr>
+        <w:t xml:space="preserve">). – </w:t>
       </w:r>
       <w:proofErr w:type="gramStart"/>
       <w:r>
@@ -3741,7 +4221,55 @@
           <w:sz w:val="24"/>
           <w:szCs w:val="24"/>
         </w:rPr>
-        <w:t xml:space="preserve"> архитектуры веб-приложений / А. Пономарёв. – URL: https://rezbez.ru/article/postroenie-kiberbezopasnoj-arhitektury-veb-prilozhenij (дата обращения: 13.05.2026). – </w:t>
+        <w:t xml:space="preserve"> архитектуры веб-приложений / А. Пономарёв. – URL: https://rezbez.ru/article/postroenie-kiberbezopasnoj-arhitektury-veb-prilozhenij (дата обращения: </w:t>
+      </w:r>
+      <w:r>
+        <w:rPr>
+          <w:rFonts w:ascii="Times New Roman" w:hAnsi="Times New Roman" w:cs="Times New Roman"/>
+          <w:sz w:val="24"/>
+          <w:szCs w:val="24"/>
+        </w:rPr>
+        <w:t>01</w:t>
+      </w:r>
+      <w:r>
+        <w:rPr>
+          <w:rFonts w:ascii="Times New Roman" w:hAnsi="Times New Roman" w:cs="Times New Roman"/>
+          <w:sz w:val="24"/>
+          <w:szCs w:val="24"/>
+        </w:rPr>
+        <w:t>.</w:t>
+      </w:r>
+      <w:r>
+        <w:rPr>
+          <w:rFonts w:ascii="Times New Roman" w:hAnsi="Times New Roman" w:cs="Times New Roman"/>
+          <w:sz w:val="24"/>
+          <w:szCs w:val="24"/>
+        </w:rPr>
+        <w:t>10</w:t>
+      </w:r>
+      <w:r>
+        <w:rPr>
+          <w:rFonts w:ascii="Times New Roman" w:hAnsi="Times New Roman" w:cs="Times New Roman"/>
+          <w:sz w:val="24"/>
+          <w:szCs w:val="24"/>
+        </w:rPr>
+        <w:t>.202</w:t>
+      </w:r>
+      <w:r>
+        <w:rPr>
+          <w:rFonts w:ascii="Times New Roman" w:hAnsi="Times New Roman" w:cs="Times New Roman"/>
+          <w:sz w:val="24"/>
+          <w:szCs w:val="24"/>
+        </w:rPr>
+        <w:t>5</w:t>
+      </w:r>
+      <w:r>
+        <w:rPr>
+          <w:rFonts w:ascii="Times New Roman" w:hAnsi="Times New Roman" w:cs="Times New Roman"/>
+          <w:sz w:val="24"/>
+          <w:szCs w:val="24"/>
+        </w:rPr>
+        <w:t xml:space="preserve">). – </w:t>
       </w:r>
       <w:proofErr w:type="gramStart"/>
       <w:r>
@@ -4268,7 +4796,39 @@
           <w:sz w:val="24"/>
           <w:szCs w:val="24"/>
         </w:rPr>
-        <w:t xml:space="preserve"> (дата обращения: 13.05.2026). – </w:t>
+        <w:t xml:space="preserve"> (дата обращения: </w:t>
+      </w:r>
+      <w:r>
+        <w:rPr>
+          <w:rFonts w:ascii="Times New Roman" w:hAnsi="Times New Roman" w:cs="Times New Roman"/>
+          <w:sz w:val="24"/>
+          <w:szCs w:val="24"/>
+        </w:rPr>
+        <w:t>15</w:t>
+      </w:r>
+      <w:r>
+        <w:rPr>
+          <w:rFonts w:ascii="Times New Roman" w:hAnsi="Times New Roman" w:cs="Times New Roman"/>
+          <w:sz w:val="24"/>
+          <w:szCs w:val="24"/>
+        </w:rPr>
+        <w:t>.0</w:t>
+      </w:r>
+      <w:r>
+        <w:rPr>
+          <w:rFonts w:ascii="Times New Roman" w:hAnsi="Times New Roman" w:cs="Times New Roman"/>
+          <w:sz w:val="24"/>
+          <w:szCs w:val="24"/>
+        </w:rPr>
+        <w:t>4</w:t>
+      </w:r>
+      <w:r>
+        <w:rPr>
+          <w:rFonts w:ascii="Times New Roman" w:hAnsi="Times New Roman" w:cs="Times New Roman"/>
+          <w:sz w:val="24"/>
+          <w:szCs w:val="24"/>
+        </w:rPr>
+        <w:t xml:space="preserve">.2026). – </w:t>
       </w:r>
       <w:proofErr w:type="gramStart"/>
       <w:r>
@@ -4478,7 +5038,34 @@
           <w:sz w:val="24"/>
           <w:szCs w:val="24"/>
         </w:rPr>
-        <w:t xml:space="preserve"> Лань, 2023. URL: https://e.lanbook.com/book/296975</w:t>
+        <w:t xml:space="preserve"> Лань, 2023. URL: </w:t>
+      </w:r>
+      <w:hyperlink r:id="rId6" w:history="1">
+        <w:r>
+          <w:rPr>
+            <w:rStyle w:val="a6"/>
+            <w:rFonts w:ascii="Times New Roman" w:hAnsi="Times New Roman" w:cs="Times New Roman"/>
+            <w:sz w:val="24"/>
+            <w:szCs w:val="24"/>
+          </w:rPr>
+          <w:t>https://e.lanbook.com/book/296975</w:t>
+        </w:r>
+      </w:hyperlink>
+      <w:r>
+        <w:rPr>
+          <w:rFonts w:ascii="Times New Roman" w:hAnsi="Times New Roman" w:cs="Times New Roman"/>
+          <w:sz w:val="24"/>
+          <w:szCs w:val="24"/>
+        </w:rPr>
+        <w:t xml:space="preserve">. </w:t>
+      </w:r>
+      <w:r>
+        <w:rPr>
+          <w:rFonts w:ascii="Times New Roman" w:hAnsi="Times New Roman" w:cs="Times New Roman"/>
+          <w:sz w:val="24"/>
+          <w:szCs w:val="24"/>
+        </w:rPr>
+        <w:t>С. 106–112.</w:t>
       </w:r>
     </w:p>
     <w:p>
@@ -4494,13 +5081,23 @@
           <w:szCs w:val="24"/>
         </w:rPr>
       </w:pPr>
-      <w:r>
-        <w:rPr>
-          <w:rFonts w:ascii="Times New Roman" w:hAnsi="Times New Roman" w:cs="Times New Roman"/>
-          <w:sz w:val="24"/>
-          <w:szCs w:val="24"/>
-        </w:rPr>
-        <w:t>С. 106–112.</w:t>
+      <w:proofErr w:type="spellStart"/>
+      <w:r>
+        <w:rPr>
+          <w:rFonts w:ascii="Times New Roman" w:hAnsi="Times New Roman" w:cs="Times New Roman"/>
+          <w:sz w:val="24"/>
+          <w:szCs w:val="24"/>
+        </w:rPr>
+        <w:t>Сабырова</w:t>
+      </w:r>
+      <w:proofErr w:type="spellEnd"/>
+      <w:r>
+        <w:rPr>
+          <w:rFonts w:ascii="Times New Roman" w:hAnsi="Times New Roman" w:cs="Times New Roman"/>
+          <w:sz w:val="24"/>
+          <w:szCs w:val="24"/>
+        </w:rPr>
+        <w:t xml:space="preserve"> М. Е. ПРЕИМУЩЕСТВА JAVASCRIPT //ВЕСТНИК ЖЕТЫСУСКОГО УНИВЕРСИТЕТА ИМЕНИ И. ЖАНСУГУРОВА. – 2023. – №. 4 (109). – С. 145-149.</w:t>
       </w:r>
     </w:p>
     <w:p>
@@ -4516,23 +5113,13 @@
           <w:szCs w:val="24"/>
         </w:rPr>
       </w:pPr>
-      <w:proofErr w:type="spellStart"/>
-      <w:r>
-        <w:rPr>
-          <w:rFonts w:ascii="Times New Roman" w:hAnsi="Times New Roman" w:cs="Times New Roman"/>
-          <w:sz w:val="24"/>
-          <w:szCs w:val="24"/>
-        </w:rPr>
-        <w:t>Сабырова</w:t>
-      </w:r>
-      <w:proofErr w:type="spellEnd"/>
-      <w:r>
-        <w:rPr>
-          <w:rFonts w:ascii="Times New Roman" w:hAnsi="Times New Roman" w:cs="Times New Roman"/>
-          <w:sz w:val="24"/>
-          <w:szCs w:val="24"/>
-        </w:rPr>
-        <w:t xml:space="preserve"> М. Е. ПРЕИМУЩЕСТВА JAVASCRIPT //ВЕСТНИК ЖЕТЫСУСКОГО УНИВЕРСИТЕТА ИМЕНИ И. ЖАНСУГУРОВА. – 2023. – №. 4 (109). – С. 145-149.</w:t>
+      <w:r>
+        <w:rPr>
+          <w:rFonts w:ascii="Times New Roman" w:hAnsi="Times New Roman" w:cs="Times New Roman"/>
+          <w:sz w:val="24"/>
+          <w:szCs w:val="24"/>
+        </w:rPr>
+        <w:t>Савельева Елизавета Анатольевна ТЕНДЕНЦИИ КИБЕРПРЕСТУПНОСТИ: АНАЛИЗ ОТЧЕТОВ О ПРОИСШЕСТВИЯХ И УЩЕРБЕ // Экономика и парадигма нового времени. 2025. №5 (38). URL: https://cyberleninka.ru/article/n/tendentsii-kiberprestupnosti-analiz-otchetov-o-proisshestviyah-i-uscherbe (дата обращения: 09.12.2025).</w:t>
       </w:r>
     </w:p>
     <w:p>
@@ -4554,7 +5141,7 @@
           <w:sz w:val="24"/>
           <w:szCs w:val="24"/>
         </w:rPr>
-        <w:t>Савельева Елизавета Анатольевна ТЕНДЕНЦИИ КИБЕРПРЕСТУПНОСТИ: АНАЛИЗ ОТЧЕТОВ О ПРОИСШЕСТВИЯХ И УЩЕРБЕ // Экономика и парадигма нового времени. 2025. №5 (38). URL: https://cyberleninka.ru/article/n/tendentsii-kiberprestupnosti-analiz-otchetov-o-proisshestviyah-i-uscherbe (дата обращения: 09.12.2025).</w:t>
+        <w:t>Садовая Е. Н. СОВРЕМЕННЫЕ ВЫЗОВЫ И УГРОЗЫ ИНФОРМАЦИОННОЙ БЕЗОПАСНОСТИ REST API И СПОСОБЫ ИХ ПРЕДОТВРАЩЕНИЯ // Молодой исследователь Дона. 2023. №3 (42). URL: https://cyberleninka.ru/article/n/sovremennye-vyzovy-i-ugrozy-informatsionnoy-bezopasnosti-rest-api-i-sposoby-ih-predotvrascheniya (дата обращения: 09.12.2025).</w:t>
       </w:r>
     </w:p>
     <w:p>
@@ -4576,7 +5163,7 @@
           <w:sz w:val="24"/>
           <w:szCs w:val="24"/>
         </w:rPr>
-        <w:t>Садовая Е. Н. СОВРЕМЕННЫЕ ВЫЗОВЫ И УГРОЗЫ ИНФОРМАЦИОННОЙ БЕЗОПАСНОСТИ REST API И СПОСОБЫ ИХ ПРЕДОТВРАЩЕНИЯ // Молодой исследователь Дона. 2023. №3 (42). URL: https://cyberleninka.ru/article/n/sovremennye-vyzovy-i-ugrozy-informatsionnoy-bezopasnosti-rest-api-i-sposoby-ih-predotvrascheniya (дата обращения: 09.12.2025).</w:t>
+        <w:t>Селиванов М. А. СЕТЕВЫЕ ПРОТОКОЛЫ НОВОГО ПОКОЛЕНИЯ И ИХ АНАЛИЗ С ТОЧКИ ЗРЕНИЯ ИНФОРМАЦИОННОЙ БЕЗОПАСНОСТИ // Молодой исследователь Дона. 2022. №1 (34). URL: https://cyberleninka.ru/article/n/setevye-protokoly-novogo-pokoleniya-i-ih-analiz-s-tochki-zreniya-informatsionnoy-bezopasnosti (дата обращения: 15.10.2025).</w:t>
       </w:r>
     </w:p>
     <w:p>
@@ -4598,7 +5185,7 @@
           <w:sz w:val="24"/>
           <w:szCs w:val="24"/>
         </w:rPr>
-        <w:t>Селиванов М. А. СЕТЕВЫЕ ПРОТОКОЛЫ НОВОГО ПОКОЛЕНИЯ И ИХ АНАЛИЗ С ТОЧКИ ЗРЕНИЯ ИНФОРМАЦИОННОЙ БЕЗОПАСНОСТИ // Молодой исследователь Дона. 2022. №1 (34). URL: https://cyberleninka.ru/article/n/setevye-protokoly-novogo-pokoleniya-i-ih-analiz-s-tochki-zreniya-informatsionnoy-bezopasnosti (дата обращения: 15.10.2025).</w:t>
+        <w:t>Семенова М. М., Семенов В. А., Чупина Е. Н. АУТЕНТИФИКАЦИЯ НА ОСНОВЕ ФАЙЛОВ COOKIE И АУТЕНТИФИКАЦИЯ С ПОМОЩЬЮ JSON WEB TOKEN (JWT) //ББК 32.973-018.2+ 32.81 я43 К63. – 2021. – С. 93.</w:t>
       </w:r>
     </w:p>
     <w:p>
@@ -4620,7 +5207,296 @@
           <w:sz w:val="24"/>
           <w:szCs w:val="24"/>
         </w:rPr>
-        <w:t>Семенова М. М., Семенов В. А., Чупина Е. Н. АУТЕНТИФИКАЦИЯ НА ОСНОВЕ ФАЙЛОВ COOKIE И АУТЕНТИФИКАЦИЯ С ПОМОЩЬЮ JSON WEB TOKEN (JWT) //ББК 32.973-018.2+ 32.81 я43 К63. – 2021. – С. 93.</w:t>
+        <w:t xml:space="preserve">Стрельцов, А. Для чего нужен веб-сервер и как его настроить / А. Стрельцов // Яндекс </w:t>
+      </w:r>
+      <w:proofErr w:type="gramStart"/>
+      <w:r>
+        <w:rPr>
+          <w:rFonts w:ascii="Times New Roman" w:hAnsi="Times New Roman" w:cs="Times New Roman"/>
+          <w:sz w:val="24"/>
+          <w:szCs w:val="24"/>
+        </w:rPr>
+        <w:t>Практикум :</w:t>
+      </w:r>
+      <w:proofErr w:type="gramEnd"/>
+      <w:r>
+        <w:rPr>
+          <w:rFonts w:ascii="Times New Roman" w:hAnsi="Times New Roman" w:cs="Times New Roman"/>
+          <w:sz w:val="24"/>
+          <w:szCs w:val="24"/>
+        </w:rPr>
+        <w:t xml:space="preserve"> блог : [сайт]. – 2024. – 25 июня. – </w:t>
+      </w:r>
+      <w:r>
+        <w:rPr>
+          <w:rFonts w:ascii="Times New Roman" w:hAnsi="Times New Roman" w:cs="Times New Roman"/>
+          <w:sz w:val="24"/>
+          <w:szCs w:val="24"/>
+          <w:lang w:val="en-US"/>
+        </w:rPr>
+        <w:t>URL</w:t>
+      </w:r>
+      <w:r>
+        <w:rPr>
+          <w:rFonts w:ascii="Times New Roman" w:hAnsi="Times New Roman" w:cs="Times New Roman"/>
+          <w:sz w:val="24"/>
+          <w:szCs w:val="24"/>
+        </w:rPr>
+        <w:t xml:space="preserve">: </w:t>
+      </w:r>
+      <w:r>
+        <w:rPr>
+          <w:rFonts w:ascii="Times New Roman" w:hAnsi="Times New Roman" w:cs="Times New Roman"/>
+          <w:sz w:val="24"/>
+          <w:szCs w:val="24"/>
+          <w:lang w:val="en-US"/>
+        </w:rPr>
+        <w:t>https</w:t>
+      </w:r>
+      <w:r>
+        <w:rPr>
+          <w:rFonts w:ascii="Times New Roman" w:hAnsi="Times New Roman" w:cs="Times New Roman"/>
+          <w:sz w:val="24"/>
+          <w:szCs w:val="24"/>
+        </w:rPr>
+        <w:t>://</w:t>
+      </w:r>
+      <w:r>
+        <w:rPr>
+          <w:rFonts w:ascii="Times New Roman" w:hAnsi="Times New Roman" w:cs="Times New Roman"/>
+          <w:sz w:val="24"/>
+          <w:szCs w:val="24"/>
+          <w:lang w:val="en-US"/>
+        </w:rPr>
+        <w:t>practicum</w:t>
+      </w:r>
+      <w:r>
+        <w:rPr>
+          <w:rFonts w:ascii="Times New Roman" w:hAnsi="Times New Roman" w:cs="Times New Roman"/>
+          <w:sz w:val="24"/>
+          <w:szCs w:val="24"/>
+        </w:rPr>
+        <w:t>.</w:t>
+      </w:r>
+      <w:proofErr w:type="spellStart"/>
+      <w:r>
+        <w:rPr>
+          <w:rFonts w:ascii="Times New Roman" w:hAnsi="Times New Roman" w:cs="Times New Roman"/>
+          <w:sz w:val="24"/>
+          <w:szCs w:val="24"/>
+          <w:lang w:val="en-US"/>
+        </w:rPr>
+        <w:t>yandex</w:t>
+      </w:r>
+      <w:proofErr w:type="spellEnd"/>
+      <w:r>
+        <w:rPr>
+          <w:rFonts w:ascii="Times New Roman" w:hAnsi="Times New Roman" w:cs="Times New Roman"/>
+          <w:sz w:val="24"/>
+          <w:szCs w:val="24"/>
+        </w:rPr>
+        <w:t>.</w:t>
+      </w:r>
+      <w:proofErr w:type="spellStart"/>
+      <w:r>
+        <w:rPr>
+          <w:rFonts w:ascii="Times New Roman" w:hAnsi="Times New Roman" w:cs="Times New Roman"/>
+          <w:sz w:val="24"/>
+          <w:szCs w:val="24"/>
+          <w:lang w:val="en-US"/>
+        </w:rPr>
+        <w:t>ru</w:t>
+      </w:r>
+      <w:proofErr w:type="spellEnd"/>
+      <w:r>
+        <w:rPr>
+          <w:rFonts w:ascii="Times New Roman" w:hAnsi="Times New Roman" w:cs="Times New Roman"/>
+          <w:sz w:val="24"/>
+          <w:szCs w:val="24"/>
+        </w:rPr>
+        <w:t>/</w:t>
+      </w:r>
+      <w:r>
+        <w:rPr>
+          <w:rFonts w:ascii="Times New Roman" w:hAnsi="Times New Roman" w:cs="Times New Roman"/>
+          <w:sz w:val="24"/>
+          <w:szCs w:val="24"/>
+          <w:lang w:val="en-US"/>
+        </w:rPr>
+        <w:t>blog</w:t>
+      </w:r>
+      <w:r>
+        <w:rPr>
+          <w:rFonts w:ascii="Times New Roman" w:hAnsi="Times New Roman" w:cs="Times New Roman"/>
+          <w:sz w:val="24"/>
+          <w:szCs w:val="24"/>
+        </w:rPr>
+        <w:t>/</w:t>
+      </w:r>
+      <w:proofErr w:type="spellStart"/>
+      <w:r>
+        <w:rPr>
+          <w:rFonts w:ascii="Times New Roman" w:hAnsi="Times New Roman" w:cs="Times New Roman"/>
+          <w:sz w:val="24"/>
+          <w:szCs w:val="24"/>
+          <w:lang w:val="en-US"/>
+        </w:rPr>
+        <w:t>chto</w:t>
+      </w:r>
+      <w:proofErr w:type="spellEnd"/>
+      <w:r>
+        <w:rPr>
+          <w:rFonts w:ascii="Times New Roman" w:hAnsi="Times New Roman" w:cs="Times New Roman"/>
+          <w:sz w:val="24"/>
+          <w:szCs w:val="24"/>
+        </w:rPr>
+        <w:t>-</w:t>
+      </w:r>
+      <w:proofErr w:type="spellStart"/>
+      <w:r>
+        <w:rPr>
+          <w:rFonts w:ascii="Times New Roman" w:hAnsi="Times New Roman" w:cs="Times New Roman"/>
+          <w:sz w:val="24"/>
+          <w:szCs w:val="24"/>
+          <w:lang w:val="en-US"/>
+        </w:rPr>
+        <w:t>takoe</w:t>
+      </w:r>
+      <w:proofErr w:type="spellEnd"/>
+      <w:r>
+        <w:rPr>
+          <w:rFonts w:ascii="Times New Roman" w:hAnsi="Times New Roman" w:cs="Times New Roman"/>
+          <w:sz w:val="24"/>
+          <w:szCs w:val="24"/>
+        </w:rPr>
+        <w:t>-</w:t>
+      </w:r>
+      <w:proofErr w:type="spellStart"/>
+      <w:r>
+        <w:rPr>
+          <w:rFonts w:ascii="Times New Roman" w:hAnsi="Times New Roman" w:cs="Times New Roman"/>
+          <w:sz w:val="24"/>
+          <w:szCs w:val="24"/>
+          <w:lang w:val="en-US"/>
+        </w:rPr>
+        <w:t>veb</w:t>
+      </w:r>
+      <w:proofErr w:type="spellEnd"/>
+      <w:r>
+        <w:rPr>
+          <w:rFonts w:ascii="Times New Roman" w:hAnsi="Times New Roman" w:cs="Times New Roman"/>
+          <w:sz w:val="24"/>
+          <w:szCs w:val="24"/>
+        </w:rPr>
+        <w:t>-</w:t>
+      </w:r>
+      <w:r>
+        <w:rPr>
+          <w:rFonts w:ascii="Times New Roman" w:hAnsi="Times New Roman" w:cs="Times New Roman"/>
+          <w:sz w:val="24"/>
+          <w:szCs w:val="24"/>
+          <w:lang w:val="en-US"/>
+        </w:rPr>
+        <w:t>server</w:t>
+      </w:r>
+      <w:r>
+        <w:rPr>
+          <w:rFonts w:ascii="Times New Roman" w:hAnsi="Times New Roman" w:cs="Times New Roman"/>
+          <w:sz w:val="24"/>
+          <w:szCs w:val="24"/>
+        </w:rPr>
+        <w:t>-</w:t>
+      </w:r>
+      <w:proofErr w:type="spellStart"/>
+      <w:r>
+        <w:rPr>
+          <w:rFonts w:ascii="Times New Roman" w:hAnsi="Times New Roman" w:cs="Times New Roman"/>
+          <w:sz w:val="24"/>
+          <w:szCs w:val="24"/>
+          <w:lang w:val="en-US"/>
+        </w:rPr>
+        <w:t>i</w:t>
+      </w:r>
+      <w:proofErr w:type="spellEnd"/>
+      <w:r>
+        <w:rPr>
+          <w:rFonts w:ascii="Times New Roman" w:hAnsi="Times New Roman" w:cs="Times New Roman"/>
+          <w:sz w:val="24"/>
+          <w:szCs w:val="24"/>
+        </w:rPr>
+        <w:t>-</w:t>
+      </w:r>
+      <w:proofErr w:type="spellStart"/>
+      <w:r>
+        <w:rPr>
+          <w:rFonts w:ascii="Times New Roman" w:hAnsi="Times New Roman" w:cs="Times New Roman"/>
+          <w:sz w:val="24"/>
+          <w:szCs w:val="24"/>
+          <w:lang w:val="en-US"/>
+        </w:rPr>
+        <w:t>kak</w:t>
+      </w:r>
+      <w:proofErr w:type="spellEnd"/>
+      <w:r>
+        <w:rPr>
+          <w:rFonts w:ascii="Times New Roman" w:hAnsi="Times New Roman" w:cs="Times New Roman"/>
+          <w:sz w:val="24"/>
+          <w:szCs w:val="24"/>
+        </w:rPr>
+        <w:t>-</w:t>
+      </w:r>
+      <w:proofErr w:type="spellStart"/>
+      <w:r>
+        <w:rPr>
+          <w:rFonts w:ascii="Times New Roman" w:hAnsi="Times New Roman" w:cs="Times New Roman"/>
+          <w:sz w:val="24"/>
+          <w:szCs w:val="24"/>
+          <w:lang w:val="en-US"/>
+        </w:rPr>
+        <w:t>rabotaet</w:t>
+      </w:r>
+      <w:proofErr w:type="spellEnd"/>
+      <w:r>
+        <w:rPr>
+          <w:rFonts w:ascii="Times New Roman" w:hAnsi="Times New Roman" w:cs="Times New Roman"/>
+          <w:sz w:val="24"/>
+          <w:szCs w:val="24"/>
+        </w:rPr>
+        <w:t>/ (дата обращения: 13.0</w:t>
+      </w:r>
+      <w:r>
+        <w:rPr>
+          <w:rFonts w:ascii="Times New Roman" w:hAnsi="Times New Roman" w:cs="Times New Roman"/>
+          <w:sz w:val="24"/>
+          <w:szCs w:val="24"/>
+        </w:rPr>
+        <w:t>4</w:t>
+      </w:r>
+      <w:r>
+        <w:rPr>
+          <w:rFonts w:ascii="Times New Roman" w:hAnsi="Times New Roman" w:cs="Times New Roman"/>
+          <w:sz w:val="24"/>
+          <w:szCs w:val="24"/>
+        </w:rPr>
+        <w:t xml:space="preserve">.2026). – </w:t>
+      </w:r>
+      <w:proofErr w:type="gramStart"/>
+      <w:r>
+        <w:rPr>
+          <w:rFonts w:ascii="Times New Roman" w:hAnsi="Times New Roman" w:cs="Times New Roman"/>
+          <w:sz w:val="24"/>
+          <w:szCs w:val="24"/>
+        </w:rPr>
+        <w:t>Текст :</w:t>
+      </w:r>
+      <w:proofErr w:type="gramEnd"/>
+      <w:r>
+        <w:rPr>
+          <w:rFonts w:ascii="Times New Roman" w:hAnsi="Times New Roman" w:cs="Times New Roman"/>
+          <w:sz w:val="24"/>
+          <w:szCs w:val="24"/>
+        </w:rPr>
+        <w:t xml:space="preserve"> электронный.</w:t>
       </w:r>
     </w:p>
     <w:p>
@@ -4642,7 +5518,7 @@
           <w:sz w:val="24"/>
           <w:szCs w:val="24"/>
         </w:rPr>
-        <w:t xml:space="preserve">Стрельцов, А. Для чего нужен веб-сервер и как его настроить / А. Стрельцов // Яндекс </w:t>
+        <w:t xml:space="preserve">Сушков, А. База данных: что такое БД, их типы, свойства, структура / А. Сушков // Яндекс </w:t>
       </w:r>
       <w:proofErr w:type="gramStart"/>
       <w:r>
@@ -4660,7 +5536,25 @@
           <w:sz w:val="24"/>
           <w:szCs w:val="24"/>
         </w:rPr>
-        <w:t xml:space="preserve"> блог : [сайт]. – 2024. – 25 июня. – </w:t>
+        <w:t xml:space="preserve"> блог : [сайт]. – 2025. – 18 </w:t>
+      </w:r>
+      <w:proofErr w:type="spellStart"/>
+      <w:r>
+        <w:rPr>
+          <w:rFonts w:ascii="Times New Roman" w:hAnsi="Times New Roman" w:cs="Times New Roman"/>
+          <w:sz w:val="24"/>
+          <w:szCs w:val="24"/>
+        </w:rPr>
+        <w:t>нояб</w:t>
+      </w:r>
+      <w:proofErr w:type="spellEnd"/>
+      <w:r>
+        <w:rPr>
+          <w:rFonts w:ascii="Times New Roman" w:hAnsi="Times New Roman" w:cs="Times New Roman"/>
+          <w:sz w:val="24"/>
+          <w:szCs w:val="24"/>
+        </w:rPr>
+        <w:t xml:space="preserve">. – </w:t>
       </w:r>
       <w:r>
         <w:rPr>
@@ -4814,7 +5708,7 @@
           <w:szCs w:val="24"/>
           <w:lang w:val="en-US"/>
         </w:rPr>
-        <w:t>veb</w:t>
+        <w:t>bazy</w:t>
       </w:r>
       <w:proofErr w:type="spellEnd"/>
       <w:r>
@@ -4825,15 +5719,36 @@
         </w:rPr>
         <w:t>-</w:t>
       </w:r>
-      <w:r>
-        <w:rPr>
-          <w:rFonts w:ascii="Times New Roman" w:hAnsi="Times New Roman" w:cs="Times New Roman"/>
-          <w:sz w:val="24"/>
-          <w:szCs w:val="24"/>
-          <w:lang w:val="en-US"/>
-        </w:rPr>
-        <w:t>server</w:t>
-      </w:r>
+      <w:proofErr w:type="spellStart"/>
+      <w:r>
+        <w:rPr>
+          <w:rFonts w:ascii="Times New Roman" w:hAnsi="Times New Roman" w:cs="Times New Roman"/>
+          <w:sz w:val="24"/>
+          <w:szCs w:val="24"/>
+          <w:lang w:val="en-US"/>
+        </w:rPr>
+        <w:t>dannyh</w:t>
+      </w:r>
+      <w:proofErr w:type="spellEnd"/>
+      <w:r>
+        <w:rPr>
+          <w:rFonts w:ascii="Times New Roman" w:hAnsi="Times New Roman" w:cs="Times New Roman"/>
+          <w:sz w:val="24"/>
+          <w:szCs w:val="24"/>
+        </w:rPr>
+        <w:t>/#</w:t>
+      </w:r>
+      <w:proofErr w:type="spellStart"/>
+      <w:r>
+        <w:rPr>
+          <w:rFonts w:ascii="Times New Roman" w:hAnsi="Times New Roman" w:cs="Times New Roman"/>
+          <w:sz w:val="24"/>
+          <w:szCs w:val="24"/>
+          <w:lang w:val="en-US"/>
+        </w:rPr>
+        <w:t>svoystva</w:t>
+      </w:r>
+      <w:proofErr w:type="spellEnd"/>
       <w:r>
         <w:rPr>
           <w:rFonts w:ascii="Times New Roman" w:hAnsi="Times New Roman" w:cs="Times New Roman"/>
@@ -4842,62 +5757,70 @@
         </w:rPr>
         <w:t>-</w:t>
       </w:r>
-      <w:proofErr w:type="spellStart"/>
-      <w:r>
-        <w:rPr>
-          <w:rFonts w:ascii="Times New Roman" w:hAnsi="Times New Roman" w:cs="Times New Roman"/>
-          <w:sz w:val="24"/>
-          <w:szCs w:val="24"/>
-          <w:lang w:val="en-US"/>
-        </w:rPr>
-        <w:t>i</w:t>
-      </w:r>
-      <w:proofErr w:type="spellEnd"/>
-      <w:r>
-        <w:rPr>
-          <w:rFonts w:ascii="Times New Roman" w:hAnsi="Times New Roman" w:cs="Times New Roman"/>
-          <w:sz w:val="24"/>
-          <w:szCs w:val="24"/>
-        </w:rPr>
-        <w:t>-</w:t>
-      </w:r>
-      <w:proofErr w:type="spellStart"/>
-      <w:r>
-        <w:rPr>
-          <w:rFonts w:ascii="Times New Roman" w:hAnsi="Times New Roman" w:cs="Times New Roman"/>
-          <w:sz w:val="24"/>
-          <w:szCs w:val="24"/>
-          <w:lang w:val="en-US"/>
-        </w:rPr>
-        <w:t>kak</w:t>
-      </w:r>
-      <w:proofErr w:type="spellEnd"/>
-      <w:r>
-        <w:rPr>
-          <w:rFonts w:ascii="Times New Roman" w:hAnsi="Times New Roman" w:cs="Times New Roman"/>
-          <w:sz w:val="24"/>
-          <w:szCs w:val="24"/>
-        </w:rPr>
-        <w:t>-</w:t>
-      </w:r>
-      <w:proofErr w:type="spellStart"/>
-      <w:r>
-        <w:rPr>
-          <w:rFonts w:ascii="Times New Roman" w:hAnsi="Times New Roman" w:cs="Times New Roman"/>
-          <w:sz w:val="24"/>
-          <w:szCs w:val="24"/>
-          <w:lang w:val="en-US"/>
-        </w:rPr>
-        <w:t>rabotaet</w:t>
-      </w:r>
-      <w:proofErr w:type="spellEnd"/>
-      <w:r>
-        <w:rPr>
-          <w:rFonts w:ascii="Times New Roman" w:hAnsi="Times New Roman" w:cs="Times New Roman"/>
-          <w:sz w:val="24"/>
-          <w:szCs w:val="24"/>
-        </w:rPr>
-        <w:t xml:space="preserve">/ (дата обращения: 13.05.2026). – </w:t>
+      <w:r>
+        <w:rPr>
+          <w:rFonts w:ascii="Times New Roman" w:hAnsi="Times New Roman" w:cs="Times New Roman"/>
+          <w:sz w:val="24"/>
+          <w:szCs w:val="24"/>
+          <w:lang w:val="en-US"/>
+        </w:rPr>
+        <w:t>bd</w:t>
+      </w:r>
+      <w:r>
+        <w:rPr>
+          <w:rFonts w:ascii="Times New Roman" w:hAnsi="Times New Roman" w:cs="Times New Roman"/>
+          <w:sz w:val="24"/>
+          <w:szCs w:val="24"/>
+        </w:rPr>
+        <w:t xml:space="preserve"> (дата обращения: </w:t>
+      </w:r>
+      <w:r>
+        <w:rPr>
+          <w:rFonts w:ascii="Times New Roman" w:hAnsi="Times New Roman" w:cs="Times New Roman"/>
+          <w:sz w:val="24"/>
+          <w:szCs w:val="24"/>
+        </w:rPr>
+        <w:t>20</w:t>
+      </w:r>
+      <w:r>
+        <w:rPr>
+          <w:rFonts w:ascii="Times New Roman" w:hAnsi="Times New Roman" w:cs="Times New Roman"/>
+          <w:sz w:val="24"/>
+          <w:szCs w:val="24"/>
+        </w:rPr>
+        <w:t>.</w:t>
+      </w:r>
+      <w:r>
+        <w:rPr>
+          <w:rFonts w:ascii="Times New Roman" w:hAnsi="Times New Roman" w:cs="Times New Roman"/>
+          <w:sz w:val="24"/>
+          <w:szCs w:val="24"/>
+        </w:rPr>
+        <w:t>11</w:t>
+      </w:r>
+      <w:r>
+        <w:rPr>
+          <w:rFonts w:ascii="Times New Roman" w:hAnsi="Times New Roman" w:cs="Times New Roman"/>
+          <w:sz w:val="24"/>
+          <w:szCs w:val="24"/>
+        </w:rPr>
+        <w:t>.202</w:t>
+      </w:r>
+      <w:r>
+        <w:rPr>
+          <w:rFonts w:ascii="Times New Roman" w:hAnsi="Times New Roman" w:cs="Times New Roman"/>
+          <w:sz w:val="24"/>
+          <w:szCs w:val="24"/>
+        </w:rPr>
+        <w:t>5</w:t>
+      </w:r>
+      <w:r>
+        <w:rPr>
+          <w:rFonts w:ascii="Times New Roman" w:hAnsi="Times New Roman" w:cs="Times New Roman"/>
+          <w:sz w:val="24"/>
+          <w:szCs w:val="24"/>
+        </w:rPr>
+        <w:t xml:space="preserve">). – </w:t>
       </w:r>
       <w:proofErr w:type="gramStart"/>
       <w:r>
@@ -4937,279 +5860,7 @@
           <w:sz w:val="24"/>
           <w:szCs w:val="24"/>
         </w:rPr>
-        <w:t xml:space="preserve">Сушков, А. База данных: что такое БД, их типы, свойства, структура / А. Сушков // Яндекс </w:t>
-      </w:r>
-      <w:proofErr w:type="gramStart"/>
-      <w:r>
-        <w:rPr>
-          <w:rFonts w:ascii="Times New Roman" w:hAnsi="Times New Roman" w:cs="Times New Roman"/>
-          <w:sz w:val="24"/>
-          <w:szCs w:val="24"/>
-        </w:rPr>
-        <w:t>Практикум :</w:t>
-      </w:r>
-      <w:proofErr w:type="gramEnd"/>
-      <w:r>
-        <w:rPr>
-          <w:rFonts w:ascii="Times New Roman" w:hAnsi="Times New Roman" w:cs="Times New Roman"/>
-          <w:sz w:val="24"/>
-          <w:szCs w:val="24"/>
-        </w:rPr>
-        <w:t xml:space="preserve"> блог : [сайт]. – 2025. – 18 </w:t>
-      </w:r>
-      <w:proofErr w:type="spellStart"/>
-      <w:r>
-        <w:rPr>
-          <w:rFonts w:ascii="Times New Roman" w:hAnsi="Times New Roman" w:cs="Times New Roman"/>
-          <w:sz w:val="24"/>
-          <w:szCs w:val="24"/>
-        </w:rPr>
-        <w:t>нояб</w:t>
-      </w:r>
-      <w:proofErr w:type="spellEnd"/>
-      <w:r>
-        <w:rPr>
-          <w:rFonts w:ascii="Times New Roman" w:hAnsi="Times New Roman" w:cs="Times New Roman"/>
-          <w:sz w:val="24"/>
-          <w:szCs w:val="24"/>
-        </w:rPr>
-        <w:t xml:space="preserve">. – </w:t>
-      </w:r>
-      <w:r>
-        <w:rPr>
-          <w:rFonts w:ascii="Times New Roman" w:hAnsi="Times New Roman" w:cs="Times New Roman"/>
-          <w:sz w:val="24"/>
-          <w:szCs w:val="24"/>
-          <w:lang w:val="en-US"/>
-        </w:rPr>
-        <w:t>URL</w:t>
-      </w:r>
-      <w:r>
-        <w:rPr>
-          <w:rFonts w:ascii="Times New Roman" w:hAnsi="Times New Roman" w:cs="Times New Roman"/>
-          <w:sz w:val="24"/>
-          <w:szCs w:val="24"/>
-        </w:rPr>
-        <w:t xml:space="preserve">: </w:t>
-      </w:r>
-      <w:r>
-        <w:rPr>
-          <w:rFonts w:ascii="Times New Roman" w:hAnsi="Times New Roman" w:cs="Times New Roman"/>
-          <w:sz w:val="24"/>
-          <w:szCs w:val="24"/>
-          <w:lang w:val="en-US"/>
-        </w:rPr>
-        <w:t>https</w:t>
-      </w:r>
-      <w:r>
-        <w:rPr>
-          <w:rFonts w:ascii="Times New Roman" w:hAnsi="Times New Roman" w:cs="Times New Roman"/>
-          <w:sz w:val="24"/>
-          <w:szCs w:val="24"/>
-        </w:rPr>
-        <w:t>://</w:t>
-      </w:r>
-      <w:r>
-        <w:rPr>
-          <w:rFonts w:ascii="Times New Roman" w:hAnsi="Times New Roman" w:cs="Times New Roman"/>
-          <w:sz w:val="24"/>
-          <w:szCs w:val="24"/>
-          <w:lang w:val="en-US"/>
-        </w:rPr>
-        <w:t>practicum</w:t>
-      </w:r>
-      <w:r>
-        <w:rPr>
-          <w:rFonts w:ascii="Times New Roman" w:hAnsi="Times New Roman" w:cs="Times New Roman"/>
-          <w:sz w:val="24"/>
-          <w:szCs w:val="24"/>
-        </w:rPr>
-        <w:t>.</w:t>
-      </w:r>
-      <w:proofErr w:type="spellStart"/>
-      <w:r>
-        <w:rPr>
-          <w:rFonts w:ascii="Times New Roman" w:hAnsi="Times New Roman" w:cs="Times New Roman"/>
-          <w:sz w:val="24"/>
-          <w:szCs w:val="24"/>
-          <w:lang w:val="en-US"/>
-        </w:rPr>
-        <w:t>yandex</w:t>
-      </w:r>
-      <w:proofErr w:type="spellEnd"/>
-      <w:r>
-        <w:rPr>
-          <w:rFonts w:ascii="Times New Roman" w:hAnsi="Times New Roman" w:cs="Times New Roman"/>
-          <w:sz w:val="24"/>
-          <w:szCs w:val="24"/>
-        </w:rPr>
-        <w:t>.</w:t>
-      </w:r>
-      <w:proofErr w:type="spellStart"/>
-      <w:r>
-        <w:rPr>
-          <w:rFonts w:ascii="Times New Roman" w:hAnsi="Times New Roman" w:cs="Times New Roman"/>
-          <w:sz w:val="24"/>
-          <w:szCs w:val="24"/>
-          <w:lang w:val="en-US"/>
-        </w:rPr>
-        <w:t>ru</w:t>
-      </w:r>
-      <w:proofErr w:type="spellEnd"/>
-      <w:r>
-        <w:rPr>
-          <w:rFonts w:ascii="Times New Roman" w:hAnsi="Times New Roman" w:cs="Times New Roman"/>
-          <w:sz w:val="24"/>
-          <w:szCs w:val="24"/>
-        </w:rPr>
-        <w:t>/</w:t>
-      </w:r>
-      <w:r>
-        <w:rPr>
-          <w:rFonts w:ascii="Times New Roman" w:hAnsi="Times New Roman" w:cs="Times New Roman"/>
-          <w:sz w:val="24"/>
-          <w:szCs w:val="24"/>
-          <w:lang w:val="en-US"/>
-        </w:rPr>
-        <w:t>blog</w:t>
-      </w:r>
-      <w:r>
-        <w:rPr>
-          <w:rFonts w:ascii="Times New Roman" w:hAnsi="Times New Roman" w:cs="Times New Roman"/>
-          <w:sz w:val="24"/>
-          <w:szCs w:val="24"/>
-        </w:rPr>
-        <w:t>/</w:t>
-      </w:r>
-      <w:proofErr w:type="spellStart"/>
-      <w:r>
-        <w:rPr>
-          <w:rFonts w:ascii="Times New Roman" w:hAnsi="Times New Roman" w:cs="Times New Roman"/>
-          <w:sz w:val="24"/>
-          <w:szCs w:val="24"/>
-          <w:lang w:val="en-US"/>
-        </w:rPr>
-        <w:t>chto</w:t>
-      </w:r>
-      <w:proofErr w:type="spellEnd"/>
-      <w:r>
-        <w:rPr>
-          <w:rFonts w:ascii="Times New Roman" w:hAnsi="Times New Roman" w:cs="Times New Roman"/>
-          <w:sz w:val="24"/>
-          <w:szCs w:val="24"/>
-        </w:rPr>
-        <w:t>-</w:t>
-      </w:r>
-      <w:proofErr w:type="spellStart"/>
-      <w:r>
-        <w:rPr>
-          <w:rFonts w:ascii="Times New Roman" w:hAnsi="Times New Roman" w:cs="Times New Roman"/>
-          <w:sz w:val="24"/>
-          <w:szCs w:val="24"/>
-          <w:lang w:val="en-US"/>
-        </w:rPr>
-        <w:t>takoe</w:t>
-      </w:r>
-      <w:proofErr w:type="spellEnd"/>
-      <w:r>
-        <w:rPr>
-          <w:rFonts w:ascii="Times New Roman" w:hAnsi="Times New Roman" w:cs="Times New Roman"/>
-          <w:sz w:val="24"/>
-          <w:szCs w:val="24"/>
-        </w:rPr>
-        <w:t>-</w:t>
-      </w:r>
-      <w:proofErr w:type="spellStart"/>
-      <w:r>
-        <w:rPr>
-          <w:rFonts w:ascii="Times New Roman" w:hAnsi="Times New Roman" w:cs="Times New Roman"/>
-          <w:sz w:val="24"/>
-          <w:szCs w:val="24"/>
-          <w:lang w:val="en-US"/>
-        </w:rPr>
-        <w:t>bazy</w:t>
-      </w:r>
-      <w:proofErr w:type="spellEnd"/>
-      <w:r>
-        <w:rPr>
-          <w:rFonts w:ascii="Times New Roman" w:hAnsi="Times New Roman" w:cs="Times New Roman"/>
-          <w:sz w:val="24"/>
-          <w:szCs w:val="24"/>
-        </w:rPr>
-        <w:t>-</w:t>
-      </w:r>
-      <w:proofErr w:type="spellStart"/>
-      <w:r>
-        <w:rPr>
-          <w:rFonts w:ascii="Times New Roman" w:hAnsi="Times New Roman" w:cs="Times New Roman"/>
-          <w:sz w:val="24"/>
-          <w:szCs w:val="24"/>
-          <w:lang w:val="en-US"/>
-        </w:rPr>
-        <w:t>dannyh</w:t>
-      </w:r>
-      <w:proofErr w:type="spellEnd"/>
-      <w:r>
-        <w:rPr>
-          <w:rFonts w:ascii="Times New Roman" w:hAnsi="Times New Roman" w:cs="Times New Roman"/>
-          <w:sz w:val="24"/>
-          <w:szCs w:val="24"/>
-        </w:rPr>
-        <w:t>/#</w:t>
-      </w:r>
-      <w:proofErr w:type="spellStart"/>
-      <w:r>
-        <w:rPr>
-          <w:rFonts w:ascii="Times New Roman" w:hAnsi="Times New Roman" w:cs="Times New Roman"/>
-          <w:sz w:val="24"/>
-          <w:szCs w:val="24"/>
-          <w:lang w:val="en-US"/>
-        </w:rPr>
-        <w:t>svoystva</w:t>
-      </w:r>
-      <w:proofErr w:type="spellEnd"/>
-      <w:r>
-        <w:rPr>
-          <w:rFonts w:ascii="Times New Roman" w:hAnsi="Times New Roman" w:cs="Times New Roman"/>
-          <w:sz w:val="24"/>
-          <w:szCs w:val="24"/>
-        </w:rPr>
-        <w:t>-</w:t>
-      </w:r>
-      <w:r>
-        <w:rPr>
-          <w:rFonts w:ascii="Times New Roman" w:hAnsi="Times New Roman" w:cs="Times New Roman"/>
-          <w:sz w:val="24"/>
-          <w:szCs w:val="24"/>
-          <w:lang w:val="en-US"/>
-        </w:rPr>
-        <w:t>bd</w:t>
-      </w:r>
-      <w:r>
-        <w:rPr>
-          <w:rFonts w:ascii="Times New Roman" w:hAnsi="Times New Roman" w:cs="Times New Roman"/>
-          <w:sz w:val="24"/>
-          <w:szCs w:val="24"/>
-        </w:rPr>
-        <w:t xml:space="preserve"> (дата обращения: 13.05.2026). – </w:t>
-      </w:r>
-      <w:proofErr w:type="gramStart"/>
-      <w:r>
-        <w:rPr>
-          <w:rFonts w:ascii="Times New Roman" w:hAnsi="Times New Roman" w:cs="Times New Roman"/>
-          <w:sz w:val="24"/>
-          <w:szCs w:val="24"/>
-        </w:rPr>
-        <w:t>Текст :</w:t>
-      </w:r>
-      <w:proofErr w:type="gramEnd"/>
-      <w:r>
-        <w:rPr>
-          <w:rFonts w:ascii="Times New Roman" w:hAnsi="Times New Roman" w:cs="Times New Roman"/>
-          <w:sz w:val="24"/>
-          <w:szCs w:val="24"/>
-        </w:rPr>
-        <w:t xml:space="preserve"> электронный.</w:t>
+        <w:t>Трофимов Н. Н., Сергеев О. Л. Научный руководитель: Жуков АД //МЕЖДУНАРОДНЫЙ НАУЧНЫЙ ЖУРНАЛ ИННОВАЦИОННАЯ НАУКА. – С. 58.</w:t>
       </w:r>
     </w:p>
     <w:p>
@@ -5231,7 +5882,7 @@
           <w:sz w:val="24"/>
           <w:szCs w:val="24"/>
         </w:rPr>
-        <w:t>Трофимов Н. Н., Сергеев О. Л. Научный руководитель: Жуков АД //МЕЖДУНАРОДНЫЙ НАУЧНЫЙ ЖУРНАЛ ИННОВАЦИОННАЯ НАУКА. – С. 58.</w:t>
+        <w:t>Чернов М. Б., Малова Е. Н. ИЗУЧЕНИЕ FRONTEND-РАЗРАБОТКИ–ПЕРВЫЙ ШАГ В СФЕРУ IT //ББК 32.82+ 74.00 Т65. – 2021. – С. 139.</w:t>
       </w:r>
     </w:p>
     <w:p>
@@ -5253,7 +5904,59 @@
           <w:sz w:val="24"/>
           <w:szCs w:val="24"/>
         </w:rPr>
-        <w:t>Чернов М. Б., Малова Е. Н. ИЗУЧЕНИЕ FRONTEND-РАЗРАБОТКИ–ПЕРВЫЙ ШАГ В СФЕРУ IT //ББК 32.82+ 74.00 Т65. – 2021. – С. 139.</w:t>
+        <w:t xml:space="preserve">Что такое XML? – Описание расширяемого языка разметки (XML) – AWS // Amazon Web </w:t>
+      </w:r>
+      <w:proofErr w:type="gramStart"/>
+      <w:r>
+        <w:rPr>
+          <w:rFonts w:ascii="Times New Roman" w:hAnsi="Times New Roman" w:cs="Times New Roman"/>
+          <w:sz w:val="24"/>
+          <w:szCs w:val="24"/>
+        </w:rPr>
+        <w:t>Services :</w:t>
+      </w:r>
+      <w:proofErr w:type="gramEnd"/>
+      <w:r>
+        <w:rPr>
+          <w:rFonts w:ascii="Times New Roman" w:hAnsi="Times New Roman" w:cs="Times New Roman"/>
+          <w:sz w:val="24"/>
+          <w:szCs w:val="24"/>
+        </w:rPr>
+        <w:t xml:space="preserve"> [сайт]. – URL: https://aws.amazon.com/ru/what-is/xml/ (дата обращения: 13.0</w:t>
+      </w:r>
+      <w:r>
+        <w:rPr>
+          <w:rFonts w:ascii="Times New Roman" w:hAnsi="Times New Roman" w:cs="Times New Roman"/>
+          <w:sz w:val="24"/>
+          <w:szCs w:val="24"/>
+        </w:rPr>
+        <w:t>2</w:t>
+      </w:r>
+      <w:r>
+        <w:rPr>
+          <w:rFonts w:ascii="Times New Roman" w:hAnsi="Times New Roman" w:cs="Times New Roman"/>
+          <w:sz w:val="24"/>
+          <w:szCs w:val="24"/>
+        </w:rPr>
+        <w:t xml:space="preserve">.2026). – </w:t>
+      </w:r>
+      <w:proofErr w:type="gramStart"/>
+      <w:r>
+        <w:rPr>
+          <w:rFonts w:ascii="Times New Roman" w:hAnsi="Times New Roman" w:cs="Times New Roman"/>
+          <w:sz w:val="24"/>
+          <w:szCs w:val="24"/>
+        </w:rPr>
+        <w:t>Текст :</w:t>
+      </w:r>
+      <w:proofErr w:type="gramEnd"/>
+      <w:r>
+        <w:rPr>
+          <w:rFonts w:ascii="Times New Roman" w:hAnsi="Times New Roman" w:cs="Times New Roman"/>
+          <w:sz w:val="24"/>
+          <w:szCs w:val="24"/>
+        </w:rPr>
+        <w:t xml:space="preserve"> электронный.</w:t>
       </w:r>
     </w:p>
     <w:p>
@@ -5275,7 +5978,58 @@
           <w:sz w:val="24"/>
           <w:szCs w:val="24"/>
         </w:rPr>
-        <w:t xml:space="preserve">Что такое XML? – Описание расширяемого языка разметки (XML) – AWS // Amazon Web </w:t>
+        <w:t xml:space="preserve">Что такое база данных? – Объяснение баз данных — </w:t>
+      </w:r>
+      <w:r>
+        <w:rPr>
+          <w:rFonts w:ascii="Times New Roman" w:hAnsi="Times New Roman" w:cs="Times New Roman"/>
+          <w:sz w:val="24"/>
+          <w:szCs w:val="24"/>
+          <w:lang w:val="en-US"/>
+        </w:rPr>
+        <w:t>AWS</w:t>
+      </w:r>
+      <w:r>
+        <w:rPr>
+          <w:rFonts w:ascii="Times New Roman" w:hAnsi="Times New Roman" w:cs="Times New Roman"/>
+          <w:sz w:val="24"/>
+          <w:szCs w:val="24"/>
+        </w:rPr>
+        <w:t xml:space="preserve"> // </w:t>
+      </w:r>
+      <w:r>
+        <w:rPr>
+          <w:rFonts w:ascii="Times New Roman" w:hAnsi="Times New Roman" w:cs="Times New Roman"/>
+          <w:sz w:val="24"/>
+          <w:szCs w:val="24"/>
+          <w:lang w:val="en-US"/>
+        </w:rPr>
+        <w:t>Amazon</w:t>
+      </w:r>
+      <w:r>
+        <w:rPr>
+          <w:rFonts w:ascii="Times New Roman" w:hAnsi="Times New Roman" w:cs="Times New Roman"/>
+          <w:sz w:val="24"/>
+          <w:szCs w:val="24"/>
+        </w:rPr>
+        <w:t xml:space="preserve"> </w:t>
+      </w:r>
+      <w:r>
+        <w:rPr>
+          <w:rFonts w:ascii="Times New Roman" w:hAnsi="Times New Roman" w:cs="Times New Roman"/>
+          <w:sz w:val="24"/>
+          <w:szCs w:val="24"/>
+          <w:lang w:val="en-US"/>
+        </w:rPr>
+        <w:t>Web</w:t>
+      </w:r>
+      <w:r>
+        <w:rPr>
+          <w:rFonts w:ascii="Times New Roman" w:hAnsi="Times New Roman" w:cs="Times New Roman"/>
+          <w:sz w:val="24"/>
+          <w:szCs w:val="24"/>
+        </w:rPr>
+        <w:t xml:space="preserve"> </w:t>
       </w:r>
       <w:proofErr w:type="gramStart"/>
       <w:r>
@@ -5283,8 +6037,17 @@
           <w:rFonts w:ascii="Times New Roman" w:hAnsi="Times New Roman" w:cs="Times New Roman"/>
           <w:sz w:val="24"/>
           <w:szCs w:val="24"/>
-        </w:rPr>
-        <w:t>Services :</w:t>
+          <w:lang w:val="en-US"/>
+        </w:rPr>
+        <w:t>Services</w:t>
+      </w:r>
+      <w:r>
+        <w:rPr>
+          <w:rFonts w:ascii="Times New Roman" w:hAnsi="Times New Roman" w:cs="Times New Roman"/>
+          <w:sz w:val="24"/>
+          <w:szCs w:val="24"/>
+        </w:rPr>
+        <w:t xml:space="preserve"> :</w:t>
       </w:r>
       <w:proofErr w:type="gramEnd"/>
       <w:r>
@@ -5293,7 +6056,180 @@
           <w:sz w:val="24"/>
           <w:szCs w:val="24"/>
         </w:rPr>
-        <w:t xml:space="preserve"> [сайт]. – URL: https://aws.amazon.com/ru/what-is/xml/ (дата обращения: 13.05.2026). – </w:t>
+        <w:t xml:space="preserve"> [сайт]. – </w:t>
+      </w:r>
+      <w:r>
+        <w:rPr>
+          <w:rFonts w:ascii="Times New Roman" w:hAnsi="Times New Roman" w:cs="Times New Roman"/>
+          <w:sz w:val="24"/>
+          <w:szCs w:val="24"/>
+          <w:lang w:val="en-US"/>
+        </w:rPr>
+        <w:t>URL</w:t>
+      </w:r>
+      <w:r>
+        <w:rPr>
+          <w:rFonts w:ascii="Times New Roman" w:hAnsi="Times New Roman" w:cs="Times New Roman"/>
+          <w:sz w:val="24"/>
+          <w:szCs w:val="24"/>
+        </w:rPr>
+        <w:t xml:space="preserve">: </w:t>
+      </w:r>
+      <w:r>
+        <w:rPr>
+          <w:rFonts w:ascii="Times New Roman" w:hAnsi="Times New Roman" w:cs="Times New Roman"/>
+          <w:sz w:val="24"/>
+          <w:szCs w:val="24"/>
+          <w:lang w:val="en-US"/>
+        </w:rPr>
+        <w:t>https</w:t>
+      </w:r>
+      <w:r>
+        <w:rPr>
+          <w:rFonts w:ascii="Times New Roman" w:hAnsi="Times New Roman" w:cs="Times New Roman"/>
+          <w:sz w:val="24"/>
+          <w:szCs w:val="24"/>
+        </w:rPr>
+        <w:t>://</w:t>
+      </w:r>
+      <w:proofErr w:type="spellStart"/>
+      <w:r>
+        <w:rPr>
+          <w:rFonts w:ascii="Times New Roman" w:hAnsi="Times New Roman" w:cs="Times New Roman"/>
+          <w:sz w:val="24"/>
+          <w:szCs w:val="24"/>
+          <w:lang w:val="en-US"/>
+        </w:rPr>
+        <w:t>aws</w:t>
+      </w:r>
+      <w:proofErr w:type="spellEnd"/>
+      <w:r>
+        <w:rPr>
+          <w:rFonts w:ascii="Times New Roman" w:hAnsi="Times New Roman" w:cs="Times New Roman"/>
+          <w:sz w:val="24"/>
+          <w:szCs w:val="24"/>
+        </w:rPr>
+        <w:t>.</w:t>
+      </w:r>
+      <w:r>
+        <w:rPr>
+          <w:rFonts w:ascii="Times New Roman" w:hAnsi="Times New Roman" w:cs="Times New Roman"/>
+          <w:sz w:val="24"/>
+          <w:szCs w:val="24"/>
+          <w:lang w:val="en-US"/>
+        </w:rPr>
+        <w:t>amazon</w:t>
+      </w:r>
+      <w:r>
+        <w:rPr>
+          <w:rFonts w:ascii="Times New Roman" w:hAnsi="Times New Roman" w:cs="Times New Roman"/>
+          <w:sz w:val="24"/>
+          <w:szCs w:val="24"/>
+        </w:rPr>
+        <w:t>.</w:t>
+      </w:r>
+      <w:r>
+        <w:rPr>
+          <w:rFonts w:ascii="Times New Roman" w:hAnsi="Times New Roman" w:cs="Times New Roman"/>
+          <w:sz w:val="24"/>
+          <w:szCs w:val="24"/>
+          <w:lang w:val="en-US"/>
+        </w:rPr>
+        <w:t>com</w:t>
+      </w:r>
+      <w:r>
+        <w:rPr>
+          <w:rFonts w:ascii="Times New Roman" w:hAnsi="Times New Roman" w:cs="Times New Roman"/>
+          <w:sz w:val="24"/>
+          <w:szCs w:val="24"/>
+        </w:rPr>
+        <w:t>/</w:t>
+      </w:r>
+      <w:proofErr w:type="spellStart"/>
+      <w:r>
+        <w:rPr>
+          <w:rFonts w:ascii="Times New Roman" w:hAnsi="Times New Roman" w:cs="Times New Roman"/>
+          <w:sz w:val="24"/>
+          <w:szCs w:val="24"/>
+          <w:lang w:val="en-US"/>
+        </w:rPr>
+        <w:t>ru</w:t>
+      </w:r>
+      <w:proofErr w:type="spellEnd"/>
+      <w:r>
+        <w:rPr>
+          <w:rFonts w:ascii="Times New Roman" w:hAnsi="Times New Roman" w:cs="Times New Roman"/>
+          <w:sz w:val="24"/>
+          <w:szCs w:val="24"/>
+        </w:rPr>
+        <w:t>/</w:t>
+      </w:r>
+      <w:r>
+        <w:rPr>
+          <w:rFonts w:ascii="Times New Roman" w:hAnsi="Times New Roman" w:cs="Times New Roman"/>
+          <w:sz w:val="24"/>
+          <w:szCs w:val="24"/>
+          <w:lang w:val="en-US"/>
+        </w:rPr>
+        <w:t>what</w:t>
+      </w:r>
+      <w:r>
+        <w:rPr>
+          <w:rFonts w:ascii="Times New Roman" w:hAnsi="Times New Roman" w:cs="Times New Roman"/>
+          <w:sz w:val="24"/>
+          <w:szCs w:val="24"/>
+        </w:rPr>
+        <w:t>-</w:t>
+      </w:r>
+      <w:r>
+        <w:rPr>
+          <w:rFonts w:ascii="Times New Roman" w:hAnsi="Times New Roman" w:cs="Times New Roman"/>
+          <w:sz w:val="24"/>
+          <w:szCs w:val="24"/>
+          <w:lang w:val="en-US"/>
+        </w:rPr>
+        <w:t>is</w:t>
+      </w:r>
+      <w:r>
+        <w:rPr>
+          <w:rFonts w:ascii="Times New Roman" w:hAnsi="Times New Roman" w:cs="Times New Roman"/>
+          <w:sz w:val="24"/>
+          <w:szCs w:val="24"/>
+        </w:rPr>
+        <w:t>/</w:t>
+      </w:r>
+      <w:r>
+        <w:rPr>
+          <w:rFonts w:ascii="Times New Roman" w:hAnsi="Times New Roman" w:cs="Times New Roman"/>
+          <w:sz w:val="24"/>
+          <w:szCs w:val="24"/>
+          <w:lang w:val="en-US"/>
+        </w:rPr>
+        <w:t>database</w:t>
+      </w:r>
+      <w:r>
+        <w:rPr>
+          <w:rFonts w:ascii="Times New Roman" w:hAnsi="Times New Roman" w:cs="Times New Roman"/>
+          <w:sz w:val="24"/>
+          <w:szCs w:val="24"/>
+        </w:rPr>
+        <w:t>/ (дата обращения: 13.0</w:t>
+      </w:r>
+      <w:r>
+        <w:rPr>
+          <w:rFonts w:ascii="Times New Roman" w:hAnsi="Times New Roman" w:cs="Times New Roman"/>
+          <w:sz w:val="24"/>
+          <w:szCs w:val="24"/>
+        </w:rPr>
+        <w:t>2</w:t>
+      </w:r>
+      <w:r>
+        <w:rPr>
+          <w:rFonts w:ascii="Times New Roman" w:hAnsi="Times New Roman" w:cs="Times New Roman"/>
+          <w:sz w:val="24"/>
+          <w:szCs w:val="24"/>
+        </w:rPr>
+        <w:t xml:space="preserve">.2026). – </w:t>
       </w:r>
       <w:proofErr w:type="gramStart"/>
       <w:r>
@@ -5333,58 +6269,7 @@
           <w:sz w:val="24"/>
           <w:szCs w:val="24"/>
         </w:rPr>
-        <w:t xml:space="preserve">Что такое база данных? – Объяснение баз данных — </w:t>
-      </w:r>
-      <w:r>
-        <w:rPr>
-          <w:rFonts w:ascii="Times New Roman" w:hAnsi="Times New Roman" w:cs="Times New Roman"/>
-          <w:sz w:val="24"/>
-          <w:szCs w:val="24"/>
-          <w:lang w:val="en-US"/>
-        </w:rPr>
-        <w:t>AWS</w:t>
-      </w:r>
-      <w:r>
-        <w:rPr>
-          <w:rFonts w:ascii="Times New Roman" w:hAnsi="Times New Roman" w:cs="Times New Roman"/>
-          <w:sz w:val="24"/>
-          <w:szCs w:val="24"/>
-        </w:rPr>
-        <w:t xml:space="preserve"> // </w:t>
-      </w:r>
-      <w:r>
-        <w:rPr>
-          <w:rFonts w:ascii="Times New Roman" w:hAnsi="Times New Roman" w:cs="Times New Roman"/>
-          <w:sz w:val="24"/>
-          <w:szCs w:val="24"/>
-          <w:lang w:val="en-US"/>
-        </w:rPr>
-        <w:t>Amazon</w:t>
-      </w:r>
-      <w:r>
-        <w:rPr>
-          <w:rFonts w:ascii="Times New Roman" w:hAnsi="Times New Roman" w:cs="Times New Roman"/>
-          <w:sz w:val="24"/>
-          <w:szCs w:val="24"/>
-        </w:rPr>
-        <w:t xml:space="preserve"> </w:t>
-      </w:r>
-      <w:r>
-        <w:rPr>
-          <w:rFonts w:ascii="Times New Roman" w:hAnsi="Times New Roman" w:cs="Times New Roman"/>
-          <w:sz w:val="24"/>
-          <w:szCs w:val="24"/>
-          <w:lang w:val="en-US"/>
-        </w:rPr>
-        <w:t>Web</w:t>
-      </w:r>
-      <w:r>
-        <w:rPr>
-          <w:rFonts w:ascii="Times New Roman" w:hAnsi="Times New Roman" w:cs="Times New Roman"/>
-          <w:sz w:val="24"/>
-          <w:szCs w:val="24"/>
-        </w:rPr>
-        <w:t xml:space="preserve"> </w:t>
+        <w:t xml:space="preserve">Что такое кибербезопасность? // </w:t>
       </w:r>
       <w:proofErr w:type="gramStart"/>
       <w:r>
@@ -5392,17 +6277,8 @@
           <w:rFonts w:ascii="Times New Roman" w:hAnsi="Times New Roman" w:cs="Times New Roman"/>
           <w:sz w:val="24"/>
           <w:szCs w:val="24"/>
-          <w:lang w:val="en-US"/>
-        </w:rPr>
-        <w:t>Services</w:t>
-      </w:r>
-      <w:r>
-        <w:rPr>
-          <w:rFonts w:ascii="Times New Roman" w:hAnsi="Times New Roman" w:cs="Times New Roman"/>
-          <w:sz w:val="24"/>
-          <w:szCs w:val="24"/>
-        </w:rPr>
-        <w:t xml:space="preserve"> :</w:t>
+        </w:rPr>
+        <w:t>Kaspersky :</w:t>
       </w:r>
       <w:proofErr w:type="gramEnd"/>
       <w:r>
@@ -5411,53 +6287,16 @@
           <w:sz w:val="24"/>
           <w:szCs w:val="24"/>
         </w:rPr>
-        <w:t xml:space="preserve"> [сайт]. – </w:t>
-      </w:r>
-      <w:r>
-        <w:rPr>
-          <w:rFonts w:ascii="Times New Roman" w:hAnsi="Times New Roman" w:cs="Times New Roman"/>
-          <w:sz w:val="24"/>
-          <w:szCs w:val="24"/>
-          <w:lang w:val="en-US"/>
-        </w:rPr>
-        <w:t>URL</w:t>
-      </w:r>
-      <w:r>
-        <w:rPr>
-          <w:rFonts w:ascii="Times New Roman" w:hAnsi="Times New Roman" w:cs="Times New Roman"/>
-          <w:sz w:val="24"/>
-          <w:szCs w:val="24"/>
-        </w:rPr>
-        <w:t xml:space="preserve">: </w:t>
-      </w:r>
-      <w:r>
-        <w:rPr>
-          <w:rFonts w:ascii="Times New Roman" w:hAnsi="Times New Roman" w:cs="Times New Roman"/>
-          <w:sz w:val="24"/>
-          <w:szCs w:val="24"/>
-          <w:lang w:val="en-US"/>
-        </w:rPr>
-        <w:t>https</w:t>
-      </w:r>
-      <w:r>
-        <w:rPr>
-          <w:rFonts w:ascii="Times New Roman" w:hAnsi="Times New Roman" w:cs="Times New Roman"/>
-          <w:sz w:val="24"/>
-          <w:szCs w:val="24"/>
-        </w:rPr>
-        <w:t>://</w:t>
-      </w:r>
-      <w:proofErr w:type="spellStart"/>
-      <w:r>
-        <w:rPr>
-          <w:rFonts w:ascii="Times New Roman" w:hAnsi="Times New Roman" w:cs="Times New Roman"/>
-          <w:sz w:val="24"/>
-          <w:szCs w:val="24"/>
-          <w:lang w:val="en-US"/>
-        </w:rPr>
-        <w:t>aws</w:t>
-      </w:r>
-      <w:proofErr w:type="spellEnd"/>
+        <w:t xml:space="preserve"> Ресурсный центр : [сайт]. – URL: https://www.kaspersky.ru/resource-center/definitions/what-is-cyber-security (дата обращения: 1</w:t>
+      </w:r>
+      <w:r>
+        <w:rPr>
+          <w:rFonts w:ascii="Times New Roman" w:hAnsi="Times New Roman" w:cs="Times New Roman"/>
+          <w:sz w:val="24"/>
+          <w:szCs w:val="24"/>
+        </w:rPr>
+        <w:t>8</w:t>
+      </w:r>
       <w:r>
         <w:rPr>
           <w:rFonts w:ascii="Times New Roman" w:hAnsi="Times New Roman" w:cs="Times New Roman"/>
@@ -5471,104 +6310,32 @@
           <w:rFonts w:ascii="Times New Roman" w:hAnsi="Times New Roman" w:cs="Times New Roman"/>
           <w:sz w:val="24"/>
           <w:szCs w:val="24"/>
-          <w:lang w:val="en-US"/>
-        </w:rPr>
-        <w:t>amazon</w:t>
-      </w:r>
-      <w:r>
-        <w:rPr>
-          <w:rFonts w:ascii="Times New Roman" w:hAnsi="Times New Roman" w:cs="Times New Roman"/>
-          <w:sz w:val="24"/>
-          <w:szCs w:val="24"/>
-        </w:rPr>
-        <w:t>.</w:t>
-      </w:r>
-      <w:r>
-        <w:rPr>
-          <w:rFonts w:ascii="Times New Roman" w:hAnsi="Times New Roman" w:cs="Times New Roman"/>
-          <w:sz w:val="24"/>
-          <w:szCs w:val="24"/>
-          <w:lang w:val="en-US"/>
-        </w:rPr>
-        <w:t>com</w:t>
-      </w:r>
-      <w:r>
-        <w:rPr>
-          <w:rFonts w:ascii="Times New Roman" w:hAnsi="Times New Roman" w:cs="Times New Roman"/>
-          <w:sz w:val="24"/>
-          <w:szCs w:val="24"/>
-        </w:rPr>
-        <w:t>/</w:t>
-      </w:r>
-      <w:proofErr w:type="spellStart"/>
-      <w:r>
-        <w:rPr>
-          <w:rFonts w:ascii="Times New Roman" w:hAnsi="Times New Roman" w:cs="Times New Roman"/>
-          <w:sz w:val="24"/>
-          <w:szCs w:val="24"/>
-          <w:lang w:val="en-US"/>
-        </w:rPr>
-        <w:t>ru</w:t>
-      </w:r>
-      <w:proofErr w:type="spellEnd"/>
-      <w:r>
-        <w:rPr>
-          <w:rFonts w:ascii="Times New Roman" w:hAnsi="Times New Roman" w:cs="Times New Roman"/>
-          <w:sz w:val="24"/>
-          <w:szCs w:val="24"/>
-        </w:rPr>
-        <w:t>/</w:t>
-      </w:r>
-      <w:r>
-        <w:rPr>
-          <w:rFonts w:ascii="Times New Roman" w:hAnsi="Times New Roman" w:cs="Times New Roman"/>
-          <w:sz w:val="24"/>
-          <w:szCs w:val="24"/>
-          <w:lang w:val="en-US"/>
-        </w:rPr>
-        <w:t>what</w:t>
-      </w:r>
-      <w:r>
-        <w:rPr>
-          <w:rFonts w:ascii="Times New Roman" w:hAnsi="Times New Roman" w:cs="Times New Roman"/>
-          <w:sz w:val="24"/>
-          <w:szCs w:val="24"/>
-        </w:rPr>
-        <w:t>-</w:t>
-      </w:r>
-      <w:r>
-        <w:rPr>
-          <w:rFonts w:ascii="Times New Roman" w:hAnsi="Times New Roman" w:cs="Times New Roman"/>
-          <w:sz w:val="24"/>
-          <w:szCs w:val="24"/>
-          <w:lang w:val="en-US"/>
-        </w:rPr>
-        <w:t>is</w:t>
-      </w:r>
-      <w:r>
-        <w:rPr>
-          <w:rFonts w:ascii="Times New Roman" w:hAnsi="Times New Roman" w:cs="Times New Roman"/>
-          <w:sz w:val="24"/>
-          <w:szCs w:val="24"/>
-        </w:rPr>
-        <w:t>/</w:t>
-      </w:r>
-      <w:r>
-        <w:rPr>
-          <w:rFonts w:ascii="Times New Roman" w:hAnsi="Times New Roman" w:cs="Times New Roman"/>
-          <w:sz w:val="24"/>
-          <w:szCs w:val="24"/>
-          <w:lang w:val="en-US"/>
-        </w:rPr>
-        <w:t>database</w:t>
-      </w:r>
-      <w:r>
-        <w:rPr>
-          <w:rFonts w:ascii="Times New Roman" w:hAnsi="Times New Roman" w:cs="Times New Roman"/>
-          <w:sz w:val="24"/>
-          <w:szCs w:val="24"/>
-        </w:rPr>
-        <w:t xml:space="preserve">/ (дата обращения: 13.05.2026). – </w:t>
+        </w:rPr>
+        <w:t>12</w:t>
+      </w:r>
+      <w:r>
+        <w:rPr>
+          <w:rFonts w:ascii="Times New Roman" w:hAnsi="Times New Roman" w:cs="Times New Roman"/>
+          <w:sz w:val="24"/>
+          <w:szCs w:val="24"/>
+        </w:rPr>
+        <w:t>.202</w:t>
+      </w:r>
+      <w:r>
+        <w:rPr>
+          <w:rFonts w:ascii="Times New Roman" w:hAnsi="Times New Roman" w:cs="Times New Roman"/>
+          <w:sz w:val="24"/>
+          <w:szCs w:val="24"/>
+        </w:rPr>
+        <w:t>5</w:t>
+      </w:r>
+      <w:r>
+        <w:rPr>
+          <w:rFonts w:ascii="Times New Roman" w:hAnsi="Times New Roman" w:cs="Times New Roman"/>
+          <w:sz w:val="24"/>
+          <w:szCs w:val="24"/>
+        </w:rPr>
+        <w:t xml:space="preserve">). – </w:t>
       </w:r>
       <w:proofErr w:type="gramStart"/>
       <w:r>
@@ -5608,43 +6375,67 @@
           <w:sz w:val="24"/>
           <w:szCs w:val="24"/>
         </w:rPr>
-        <w:t xml:space="preserve">Что такое кибербезопасность? // </w:t>
-      </w:r>
-      <w:proofErr w:type="gramStart"/>
-      <w:r>
-        <w:rPr>
-          <w:rFonts w:ascii="Times New Roman" w:hAnsi="Times New Roman" w:cs="Times New Roman"/>
-          <w:sz w:val="24"/>
-          <w:szCs w:val="24"/>
-        </w:rPr>
-        <w:t>Kaspersky :</w:t>
-      </w:r>
-      <w:proofErr w:type="gramEnd"/>
-      <w:r>
-        <w:rPr>
-          <w:rFonts w:ascii="Times New Roman" w:hAnsi="Times New Roman" w:cs="Times New Roman"/>
-          <w:sz w:val="24"/>
-          <w:szCs w:val="24"/>
-        </w:rPr>
-        <w:t xml:space="preserve"> Ресурсный центр : [сайт]. – URL: https://www.kaspersky.ru/resource-center/definitions/what-is-cyber-security (дата обращения: 13.05.2026). – </w:t>
-      </w:r>
-      <w:proofErr w:type="gramStart"/>
-      <w:r>
-        <w:rPr>
-          <w:rFonts w:ascii="Times New Roman" w:hAnsi="Times New Roman" w:cs="Times New Roman"/>
-          <w:sz w:val="24"/>
-          <w:szCs w:val="24"/>
-        </w:rPr>
-        <w:t>Текст :</w:t>
-      </w:r>
-      <w:proofErr w:type="gramEnd"/>
-      <w:r>
-        <w:rPr>
-          <w:rFonts w:ascii="Times New Roman" w:hAnsi="Times New Roman" w:cs="Times New Roman"/>
-          <w:sz w:val="24"/>
-          <w:szCs w:val="24"/>
-        </w:rPr>
-        <w:t xml:space="preserve"> электронный.</w:t>
+        <w:t xml:space="preserve">Шахов, А. Э. Архитектурное проектирование веб-приложений / А. Э. Шахов // Актуальные проблемы науки и образования в условиях современных вызовов </w:t>
+      </w:r>
+      <w:r>
+        <w:rPr>
+          <w:rFonts w:ascii="Times New Roman" w:hAnsi="Times New Roman" w:cs="Times New Roman"/>
+          <w:sz w:val="24"/>
+          <w:szCs w:val="24"/>
+        </w:rPr>
+        <w:lastRenderedPageBreak/>
+        <w:t xml:space="preserve">(шифр –МКАП 24) : Сборник материалов </w:t>
+      </w:r>
+      <w:r>
+        <w:rPr>
+          <w:rFonts w:ascii="Times New Roman" w:hAnsi="Times New Roman" w:cs="Times New Roman"/>
+          <w:sz w:val="24"/>
+          <w:szCs w:val="24"/>
+          <w:lang w:val="en-US"/>
+        </w:rPr>
+        <w:t>XXIV</w:t>
+      </w:r>
+      <w:r>
+        <w:rPr>
+          <w:rFonts w:ascii="Times New Roman" w:hAnsi="Times New Roman" w:cs="Times New Roman"/>
+          <w:sz w:val="24"/>
+          <w:szCs w:val="24"/>
+        </w:rPr>
+        <w:t xml:space="preserve"> Международной научно-практической конференции, Москва, 18 октября 2023 года. – Москва: Печатный цех, 2023. – С. 27-29. – </w:t>
+      </w:r>
+      <w:r>
+        <w:rPr>
+          <w:rFonts w:ascii="Times New Roman" w:hAnsi="Times New Roman" w:cs="Times New Roman"/>
+          <w:sz w:val="24"/>
+          <w:szCs w:val="24"/>
+          <w:lang w:val="en-US"/>
+        </w:rPr>
+        <w:t>EDN</w:t>
+      </w:r>
+      <w:r>
+        <w:rPr>
+          <w:rFonts w:ascii="Times New Roman" w:hAnsi="Times New Roman" w:cs="Times New Roman"/>
+          <w:sz w:val="24"/>
+          <w:szCs w:val="24"/>
+        </w:rPr>
+        <w:t xml:space="preserve"> </w:t>
+      </w:r>
+      <w:r>
+        <w:rPr>
+          <w:rFonts w:ascii="Times New Roman" w:hAnsi="Times New Roman" w:cs="Times New Roman"/>
+          <w:sz w:val="24"/>
+          <w:szCs w:val="24"/>
+          <w:lang w:val="en-US"/>
+        </w:rPr>
+        <w:t>CYJORC</w:t>
+      </w:r>
+      <w:r>
+        <w:rPr>
+          <w:rFonts w:ascii="Times New Roman" w:hAnsi="Times New Roman" w:cs="Times New Roman"/>
+          <w:sz w:val="24"/>
+          <w:szCs w:val="24"/>
+        </w:rPr>
+        <w:t>.</w:t>
       </w:r>
     </w:p>
     <w:p>
@@ -5660,84 +6451,68 @@
           <w:szCs w:val="24"/>
         </w:rPr>
       </w:pPr>
-      <w:r>
-        <w:rPr>
-          <w:rFonts w:ascii="Times New Roman" w:hAnsi="Times New Roman" w:cs="Times New Roman"/>
-          <w:sz w:val="24"/>
-          <w:szCs w:val="24"/>
-        </w:rPr>
-        <w:lastRenderedPageBreak/>
-        <w:t>Шахов, А. Э. Архитектурное проектирование веб-приложений / А. Э. Шахов // Актуальные проблемы науки и образования в условиях современных вызовов (шифр –МКАП 24</w:t>
-      </w:r>
-      <w:proofErr w:type="gramStart"/>
-      <w:r>
-        <w:rPr>
-          <w:rFonts w:ascii="Times New Roman" w:hAnsi="Times New Roman" w:cs="Times New Roman"/>
-          <w:sz w:val="24"/>
-          <w:szCs w:val="24"/>
-        </w:rPr>
-        <w:t>) :</w:t>
-      </w:r>
-      <w:proofErr w:type="gramEnd"/>
-      <w:r>
-        <w:rPr>
-          <w:rFonts w:ascii="Times New Roman" w:hAnsi="Times New Roman" w:cs="Times New Roman"/>
-          <w:sz w:val="24"/>
-          <w:szCs w:val="24"/>
-        </w:rPr>
-        <w:t xml:space="preserve"> Сборник материалов </w:t>
-      </w:r>
-      <w:r>
-        <w:rPr>
-          <w:rFonts w:ascii="Times New Roman" w:hAnsi="Times New Roman" w:cs="Times New Roman"/>
-          <w:sz w:val="24"/>
-          <w:szCs w:val="24"/>
-          <w:lang w:val="en-US"/>
-        </w:rPr>
-        <w:t>XXIV</w:t>
-      </w:r>
-      <w:r>
-        <w:rPr>
-          <w:rFonts w:ascii="Times New Roman" w:hAnsi="Times New Roman" w:cs="Times New Roman"/>
-          <w:sz w:val="24"/>
-          <w:szCs w:val="24"/>
-        </w:rPr>
-        <w:t xml:space="preserve"> Международной научно-практической конференции, Москва, 18 октября 2023 года. – Москва: Печатный цех, 2023. – С. 27-29. – </w:t>
-      </w:r>
-      <w:r>
-        <w:rPr>
-          <w:rFonts w:ascii="Times New Roman" w:hAnsi="Times New Roman" w:cs="Times New Roman"/>
-          <w:sz w:val="24"/>
-          <w:szCs w:val="24"/>
-          <w:lang w:val="en-US"/>
-        </w:rPr>
-        <w:t>EDN</w:t>
-      </w:r>
-      <w:r>
-        <w:rPr>
-          <w:rFonts w:ascii="Times New Roman" w:hAnsi="Times New Roman" w:cs="Times New Roman"/>
-          <w:sz w:val="24"/>
-          <w:szCs w:val="24"/>
-        </w:rPr>
-        <w:t xml:space="preserve"> </w:t>
-      </w:r>
-      <w:r>
-        <w:rPr>
-          <w:rFonts w:ascii="Times New Roman" w:hAnsi="Times New Roman" w:cs="Times New Roman"/>
-          <w:sz w:val="24"/>
-          <w:szCs w:val="24"/>
-          <w:lang w:val="en-US"/>
-        </w:rPr>
-        <w:t>CYJORC</w:t>
-      </w:r>
-      <w:r>
-        <w:rPr>
-          <w:rFonts w:ascii="Times New Roman" w:hAnsi="Times New Roman" w:cs="Times New Roman"/>
-          <w:sz w:val="24"/>
-          <w:szCs w:val="24"/>
-        </w:rPr>
-        <w:t>.</w:t>
-      </w:r>
+      <w:proofErr w:type="spellStart"/>
+      <w:r>
+        <w:rPr>
+          <w:rFonts w:ascii="Times New Roman" w:hAnsi="Times New Roman" w:cs="Times New Roman"/>
+          <w:sz w:val="24"/>
+          <w:szCs w:val="24"/>
+        </w:rPr>
+        <w:t>Эрдынеев</w:t>
+      </w:r>
+      <w:proofErr w:type="spellEnd"/>
+      <w:r>
+        <w:rPr>
+          <w:rFonts w:ascii="Times New Roman" w:hAnsi="Times New Roman" w:cs="Times New Roman"/>
+          <w:sz w:val="24"/>
+          <w:szCs w:val="24"/>
+        </w:rPr>
+        <w:t xml:space="preserve"> М. Ц., Гвоздев А. В. </w:t>
+      </w:r>
+      <w:r>
+        <w:rPr>
+          <w:rFonts w:ascii="Times New Roman" w:hAnsi="Times New Roman" w:cs="Times New Roman"/>
+          <w:sz w:val="24"/>
+          <w:szCs w:val="24"/>
+          <w:lang w:val="en-US"/>
+        </w:rPr>
+        <w:t>Nginx</w:t>
+      </w:r>
+      <w:r>
+        <w:rPr>
+          <w:rFonts w:ascii="Times New Roman" w:hAnsi="Times New Roman" w:cs="Times New Roman"/>
+          <w:sz w:val="24"/>
+          <w:szCs w:val="24"/>
+        </w:rPr>
+        <w:t>-веб-сервер для высоконагруженных проектов //Аллея науки. – 2017. – Т. 1. – №. 10. – С. 763-769.</w:t>
+      </w:r>
+    </w:p>
+    <w:p>
+      <w:pPr>
+        <w:rPr>
+          <w:rFonts w:ascii="Times New Roman" w:hAnsi="Times New Roman" w:cs="Times New Roman"/>
+          <w:sz w:val="24"/>
+          <w:szCs w:val="24"/>
+        </w:rPr>
+      </w:pPr>
+    </w:p>
+    <w:p>
+      <w:pPr>
+        <w:rPr>
+          <w:rFonts w:ascii="Times New Roman" w:hAnsi="Times New Roman" w:cs="Times New Roman"/>
+          <w:sz w:val="24"/>
+          <w:szCs w:val="24"/>
+        </w:rPr>
+      </w:pPr>
+    </w:p>
+    <w:p>
+      <w:pPr>
+        <w:rPr>
+          <w:rFonts w:ascii="Times New Roman" w:hAnsi="Times New Roman" w:cs="Times New Roman"/>
+          <w:sz w:val="24"/>
+          <w:szCs w:val="24"/>
+        </w:rPr>
+      </w:pPr>
     </w:p>
     <w:p>
       <w:pPr>
@@ -5750,70 +6525,95 @@
           <w:rFonts w:ascii="Times New Roman" w:hAnsi="Times New Roman" w:cs="Times New Roman"/>
           <w:sz w:val="24"/>
           <w:szCs w:val="24"/>
-        </w:rPr>
-      </w:pPr>
-      <w:proofErr w:type="spellStart"/>
-      <w:r>
-        <w:rPr>
-          <w:rFonts w:ascii="Times New Roman" w:hAnsi="Times New Roman" w:cs="Times New Roman"/>
-          <w:sz w:val="24"/>
-          <w:szCs w:val="24"/>
-        </w:rPr>
-        <w:t>Эрдынеев</w:t>
-      </w:r>
-      <w:proofErr w:type="spellEnd"/>
-      <w:r>
-        <w:rPr>
-          <w:rFonts w:ascii="Times New Roman" w:hAnsi="Times New Roman" w:cs="Times New Roman"/>
-          <w:sz w:val="24"/>
-          <w:szCs w:val="24"/>
-        </w:rPr>
-        <w:t xml:space="preserve"> М. Ц., Гвоздев А. В. </w:t>
-      </w:r>
-      <w:r>
-        <w:rPr>
-          <w:rFonts w:ascii="Times New Roman" w:hAnsi="Times New Roman" w:cs="Times New Roman"/>
-          <w:sz w:val="24"/>
-          <w:szCs w:val="24"/>
-          <w:lang w:val="en-US"/>
-        </w:rPr>
-        <w:t>Nginx</w:t>
-      </w:r>
-      <w:r>
-        <w:rPr>
-          <w:rFonts w:ascii="Times New Roman" w:hAnsi="Times New Roman" w:cs="Times New Roman"/>
-          <w:sz w:val="24"/>
-          <w:szCs w:val="24"/>
-        </w:rPr>
-        <w:t>-веб-сервер для высоконагруженных проектов //Аллея науки. – 2017. – Т. 1. – №. 10. – С. 763-769.</w:t>
-      </w:r>
-    </w:p>
-    <w:p>
-      <w:pPr>
-        <w:rPr>
-          <w:rFonts w:ascii="Times New Roman" w:hAnsi="Times New Roman" w:cs="Times New Roman"/>
-          <w:sz w:val="24"/>
-          <w:szCs w:val="24"/>
-        </w:rPr>
-      </w:pPr>
-    </w:p>
-    <w:p>
-      <w:pPr>
-        <w:rPr>
-          <w:rFonts w:ascii="Times New Roman" w:hAnsi="Times New Roman" w:cs="Times New Roman"/>
-          <w:sz w:val="24"/>
-          <w:szCs w:val="24"/>
-        </w:rPr>
-      </w:pPr>
-    </w:p>
-    <w:p>
-      <w:pPr>
-        <w:rPr>
-          <w:rFonts w:ascii="Times New Roman" w:hAnsi="Times New Roman" w:cs="Times New Roman"/>
-          <w:sz w:val="24"/>
-          <w:szCs w:val="24"/>
-        </w:rPr>
-      </w:pPr>
+          <w:lang w:val="en-US"/>
+        </w:rPr>
+      </w:pPr>
+      <w:r>
+        <w:rPr>
+          <w:rFonts w:ascii="Times New Roman" w:hAnsi="Times New Roman" w:cs="Times New Roman"/>
+          <w:sz w:val="24"/>
+          <w:szCs w:val="24"/>
+          <w:lang w:val="en-US"/>
+        </w:rPr>
+        <w:t xml:space="preserve">EL </w:t>
+      </w:r>
+      <w:proofErr w:type="spellStart"/>
+      <w:r>
+        <w:rPr>
+          <w:rFonts w:ascii="Times New Roman" w:hAnsi="Times New Roman" w:cs="Times New Roman"/>
+          <w:sz w:val="24"/>
+          <w:szCs w:val="24"/>
+          <w:lang w:val="en-US"/>
+        </w:rPr>
+        <w:t>Ghachi</w:t>
+      </w:r>
+      <w:proofErr w:type="spellEnd"/>
+      <w:r>
+        <w:rPr>
+          <w:rFonts w:ascii="Times New Roman" w:hAnsi="Times New Roman" w:cs="Times New Roman"/>
+          <w:sz w:val="24"/>
+          <w:szCs w:val="24"/>
+          <w:lang w:val="en-US"/>
+        </w:rPr>
+        <w:t xml:space="preserve"> E. T., </w:t>
+      </w:r>
+      <w:proofErr w:type="spellStart"/>
+      <w:r>
+        <w:rPr>
+          <w:rFonts w:ascii="Times New Roman" w:hAnsi="Times New Roman" w:cs="Times New Roman"/>
+          <w:sz w:val="24"/>
+          <w:szCs w:val="24"/>
+          <w:lang w:val="en-US"/>
+        </w:rPr>
+        <w:t>Raouyane</w:t>
+      </w:r>
+      <w:proofErr w:type="spellEnd"/>
+      <w:r>
+        <w:rPr>
+          <w:rFonts w:ascii="Times New Roman" w:hAnsi="Times New Roman" w:cs="Times New Roman"/>
+          <w:sz w:val="24"/>
+          <w:szCs w:val="24"/>
+          <w:lang w:val="en-US"/>
+        </w:rPr>
+        <w:t xml:space="preserve"> B. Web application security: A review of broken access control in web applications //The International Conference of Advanced Computing and Informatics. – </w:t>
+      </w:r>
+      <w:proofErr w:type="gramStart"/>
+      <w:r>
+        <w:rPr>
+          <w:rFonts w:ascii="Times New Roman" w:hAnsi="Times New Roman" w:cs="Times New Roman"/>
+          <w:sz w:val="24"/>
+          <w:szCs w:val="24"/>
+          <w:lang w:val="en-US"/>
+        </w:rPr>
+        <w:t>Cham :</w:t>
+      </w:r>
+      <w:proofErr w:type="gramEnd"/>
+      <w:r>
+        <w:rPr>
+          <w:rFonts w:ascii="Times New Roman" w:hAnsi="Times New Roman" w:cs="Times New Roman"/>
+          <w:sz w:val="24"/>
+          <w:szCs w:val="24"/>
+          <w:lang w:val="en-US"/>
+        </w:rPr>
+        <w:t xml:space="preserve"> Springer Nature Switzerland, 2024. – </w:t>
+      </w:r>
+      <w:r>
+        <w:rPr>
+          <w:rFonts w:ascii="Times New Roman" w:hAnsi="Times New Roman" w:cs="Times New Roman"/>
+          <w:sz w:val="24"/>
+          <w:szCs w:val="24"/>
+        </w:rPr>
+        <w:t>С</w:t>
+      </w:r>
+      <w:r>
+        <w:rPr>
+          <w:rFonts w:ascii="Times New Roman" w:hAnsi="Times New Roman" w:cs="Times New Roman"/>
+          <w:sz w:val="24"/>
+          <w:szCs w:val="24"/>
+          <w:lang w:val="en-US"/>
+        </w:rPr>
+        <w:t>. 25-34.</w:t>
+      </w:r>
     </w:p>
     <w:p>
       <w:pPr>
@@ -5836,47 +6636,7 @@
           <w:szCs w:val="24"/>
           <w:lang w:val="en-US"/>
         </w:rPr>
-        <w:t xml:space="preserve">EL </w:t>
-      </w:r>
-      <w:proofErr w:type="spellStart"/>
-      <w:r>
-        <w:rPr>
-          <w:rFonts w:ascii="Times New Roman" w:hAnsi="Times New Roman" w:cs="Times New Roman"/>
-          <w:sz w:val="24"/>
-          <w:szCs w:val="24"/>
-          <w:lang w:val="en-US"/>
-        </w:rPr>
-        <w:t>Ghachi</w:t>
-      </w:r>
-      <w:proofErr w:type="spellEnd"/>
-      <w:r>
-        <w:rPr>
-          <w:rFonts w:ascii="Times New Roman" w:hAnsi="Times New Roman" w:cs="Times New Roman"/>
-          <w:sz w:val="24"/>
-          <w:szCs w:val="24"/>
-          <w:lang w:val="en-US"/>
-        </w:rPr>
-        <w:t xml:space="preserve"> E. T., </w:t>
-      </w:r>
-      <w:proofErr w:type="spellStart"/>
-      <w:r>
-        <w:rPr>
-          <w:rFonts w:ascii="Times New Roman" w:hAnsi="Times New Roman" w:cs="Times New Roman"/>
-          <w:sz w:val="24"/>
-          <w:szCs w:val="24"/>
-          <w:lang w:val="en-US"/>
-        </w:rPr>
-        <w:t>Raouyane</w:t>
-      </w:r>
-      <w:proofErr w:type="spellEnd"/>
-      <w:r>
-        <w:rPr>
-          <w:rFonts w:ascii="Times New Roman" w:hAnsi="Times New Roman" w:cs="Times New Roman"/>
-          <w:sz w:val="24"/>
-          <w:szCs w:val="24"/>
-          <w:lang w:val="en-US"/>
-        </w:rPr>
-        <w:t xml:space="preserve"> B. Web application security: A review of broken access control in web applications //The International Conference of Advanced Computing and Informatics. – </w:t>
+        <w:t xml:space="preserve">Hossain M. M. et al. Broken authentication and its significance in protecting online applications: An overview paper //International Conference on Cyber Intelligence and Information Retrieval. – </w:t>
       </w:r>
       <w:proofErr w:type="gramStart"/>
       <w:r>
@@ -5886,7 +6646,7 @@
           <w:szCs w:val="24"/>
           <w:lang w:val="en-US"/>
         </w:rPr>
-        <w:t>Cham :</w:t>
+        <w:t>Singapore :</w:t>
       </w:r>
       <w:proofErr w:type="gramEnd"/>
       <w:r>
@@ -5896,7 +6656,7 @@
           <w:szCs w:val="24"/>
           <w:lang w:val="en-US"/>
         </w:rPr>
-        <w:t xml:space="preserve"> Springer Nature Switzerland, 2024. – </w:t>
+        <w:t xml:space="preserve"> Springer Nature Singapore, 2023. – </w:t>
       </w:r>
       <w:r>
         <w:rPr>
@@ -5913,7 +6673,7 @@
           <w:szCs w:val="24"/>
           <w:lang w:val="en-US"/>
         </w:rPr>
-        <w:t>. 25-34.</w:t>
+        <w:t>. 57-65.</w:t>
       </w:r>
     </w:p>
     <w:p>
@@ -5937,27 +6697,438 @@
           <w:szCs w:val="24"/>
           <w:lang w:val="en-US"/>
         </w:rPr>
-        <w:t xml:space="preserve">Hossain M. M. et al. Broken authentication and its significance in protecting online applications: An overview paper //International Conference on Cyber Intelligence and Information Retrieval. – </w:t>
-      </w:r>
-      <w:proofErr w:type="gramStart"/>
-      <w:r>
-        <w:rPr>
-          <w:rFonts w:ascii="Times New Roman" w:hAnsi="Times New Roman" w:cs="Times New Roman"/>
-          <w:sz w:val="24"/>
-          <w:szCs w:val="24"/>
-          <w:lang w:val="en-US"/>
-        </w:rPr>
-        <w:t>Singapore :</w:t>
-      </w:r>
-      <w:proofErr w:type="gramEnd"/>
-      <w:r>
-        <w:rPr>
-          <w:rFonts w:ascii="Times New Roman" w:hAnsi="Times New Roman" w:cs="Times New Roman"/>
-          <w:sz w:val="24"/>
-          <w:szCs w:val="24"/>
-          <w:lang w:val="en-US"/>
-        </w:rPr>
-        <w:t xml:space="preserve"> Springer Nature Singapore, 2023. – </w:t>
+        <w:t>Hwang</w:t>
+      </w:r>
+      <w:r>
+        <w:rPr>
+          <w:rFonts w:ascii="Times New Roman" w:hAnsi="Times New Roman" w:cs="Times New Roman"/>
+          <w:sz w:val="24"/>
+          <w:szCs w:val="24"/>
+          <w:lang w:val="en-US"/>
+        </w:rPr>
+        <w:t xml:space="preserve"> </w:t>
+      </w:r>
+      <w:r>
+        <w:rPr>
+          <w:rFonts w:ascii="Times New Roman" w:hAnsi="Times New Roman" w:cs="Times New Roman"/>
+          <w:sz w:val="24"/>
+          <w:szCs w:val="24"/>
+          <w:lang w:val="en-US"/>
+        </w:rPr>
+        <w:t>W</w:t>
+      </w:r>
+      <w:r>
+        <w:rPr>
+          <w:rFonts w:ascii="Times New Roman" w:hAnsi="Times New Roman" w:cs="Times New Roman"/>
+          <w:sz w:val="24"/>
+          <w:szCs w:val="24"/>
+          <w:lang w:val="en-US"/>
+        </w:rPr>
+        <w:t xml:space="preserve">. </w:t>
+      </w:r>
+      <w:r>
+        <w:rPr>
+          <w:rFonts w:ascii="Times New Roman" w:hAnsi="Times New Roman" w:cs="Times New Roman"/>
+          <w:sz w:val="24"/>
+          <w:szCs w:val="24"/>
+          <w:lang w:val="en-US"/>
+        </w:rPr>
+        <w:t>S</w:t>
+      </w:r>
+      <w:r>
+        <w:rPr>
+          <w:rFonts w:ascii="Times New Roman" w:hAnsi="Times New Roman" w:cs="Times New Roman"/>
+          <w:sz w:val="24"/>
+          <w:szCs w:val="24"/>
+          <w:lang w:val="en-US"/>
+        </w:rPr>
+        <w:t xml:space="preserve">., </w:t>
+      </w:r>
+      <w:r>
+        <w:rPr>
+          <w:rFonts w:ascii="Times New Roman" w:hAnsi="Times New Roman" w:cs="Times New Roman"/>
+          <w:sz w:val="24"/>
+          <w:szCs w:val="24"/>
+          <w:lang w:val="en-US"/>
+        </w:rPr>
+        <w:t>Shon</w:t>
+      </w:r>
+      <w:r>
+        <w:rPr>
+          <w:rFonts w:ascii="Times New Roman" w:hAnsi="Times New Roman" w:cs="Times New Roman"/>
+          <w:sz w:val="24"/>
+          <w:szCs w:val="24"/>
+          <w:lang w:val="en-US"/>
+        </w:rPr>
+        <w:t xml:space="preserve"> </w:t>
+      </w:r>
+      <w:r>
+        <w:rPr>
+          <w:rFonts w:ascii="Times New Roman" w:hAnsi="Times New Roman" w:cs="Times New Roman"/>
+          <w:sz w:val="24"/>
+          <w:szCs w:val="24"/>
+          <w:lang w:val="en-US"/>
+        </w:rPr>
+        <w:t>J</w:t>
+      </w:r>
+      <w:r>
+        <w:rPr>
+          <w:rFonts w:ascii="Times New Roman" w:hAnsi="Times New Roman" w:cs="Times New Roman"/>
+          <w:sz w:val="24"/>
+          <w:szCs w:val="24"/>
+          <w:lang w:val="en-US"/>
+        </w:rPr>
+        <w:t xml:space="preserve">. </w:t>
+      </w:r>
+      <w:r>
+        <w:rPr>
+          <w:rFonts w:ascii="Times New Roman" w:hAnsi="Times New Roman" w:cs="Times New Roman"/>
+          <w:sz w:val="24"/>
+          <w:szCs w:val="24"/>
+          <w:lang w:val="en-US"/>
+        </w:rPr>
+        <w:t>G</w:t>
+      </w:r>
+      <w:r>
+        <w:rPr>
+          <w:rFonts w:ascii="Times New Roman" w:hAnsi="Times New Roman" w:cs="Times New Roman"/>
+          <w:sz w:val="24"/>
+          <w:szCs w:val="24"/>
+          <w:lang w:val="en-US"/>
+        </w:rPr>
+        <w:t xml:space="preserve">., </w:t>
+      </w:r>
+      <w:r>
+        <w:rPr>
+          <w:rFonts w:ascii="Times New Roman" w:hAnsi="Times New Roman" w:cs="Times New Roman"/>
+          <w:sz w:val="24"/>
+          <w:szCs w:val="24"/>
+          <w:lang w:val="en-US"/>
+        </w:rPr>
+        <w:t>Park</w:t>
+      </w:r>
+      <w:r>
+        <w:rPr>
+          <w:rFonts w:ascii="Times New Roman" w:hAnsi="Times New Roman" w:cs="Times New Roman"/>
+          <w:sz w:val="24"/>
+          <w:szCs w:val="24"/>
+          <w:lang w:val="en-US"/>
+        </w:rPr>
+        <w:t xml:space="preserve"> </w:t>
+      </w:r>
+      <w:r>
+        <w:rPr>
+          <w:rFonts w:ascii="Times New Roman" w:hAnsi="Times New Roman" w:cs="Times New Roman"/>
+          <w:sz w:val="24"/>
+          <w:szCs w:val="24"/>
+          <w:lang w:val="en-US"/>
+        </w:rPr>
+        <w:t>J</w:t>
+      </w:r>
+      <w:r>
+        <w:rPr>
+          <w:rFonts w:ascii="Times New Roman" w:hAnsi="Times New Roman" w:cs="Times New Roman"/>
+          <w:sz w:val="24"/>
+          <w:szCs w:val="24"/>
+          <w:lang w:val="en-US"/>
+        </w:rPr>
+        <w:t xml:space="preserve">. </w:t>
+      </w:r>
+      <w:r>
+        <w:rPr>
+          <w:rFonts w:ascii="Times New Roman" w:hAnsi="Times New Roman" w:cs="Times New Roman"/>
+          <w:sz w:val="24"/>
+          <w:szCs w:val="24"/>
+          <w:lang w:val="en-US"/>
+        </w:rPr>
+        <w:t>S</w:t>
+      </w:r>
+      <w:r>
+        <w:rPr>
+          <w:rFonts w:ascii="Times New Roman" w:hAnsi="Times New Roman" w:cs="Times New Roman"/>
+          <w:sz w:val="24"/>
+          <w:szCs w:val="24"/>
+          <w:lang w:val="en-US"/>
+        </w:rPr>
+        <w:t xml:space="preserve">. </w:t>
+      </w:r>
+      <w:r>
+        <w:rPr>
+          <w:rFonts w:ascii="Times New Roman" w:hAnsi="Times New Roman" w:cs="Times New Roman"/>
+          <w:sz w:val="24"/>
+          <w:szCs w:val="24"/>
+          <w:lang w:val="en-US"/>
+        </w:rPr>
+        <w:t>Web</w:t>
+      </w:r>
+      <w:r>
+        <w:rPr>
+          <w:rFonts w:ascii="Times New Roman" w:hAnsi="Times New Roman" w:cs="Times New Roman"/>
+          <w:sz w:val="24"/>
+          <w:szCs w:val="24"/>
+          <w:lang w:val="en-US"/>
+        </w:rPr>
+        <w:t xml:space="preserve"> </w:t>
+      </w:r>
+      <w:r>
+        <w:rPr>
+          <w:rFonts w:ascii="Times New Roman" w:hAnsi="Times New Roman" w:cs="Times New Roman"/>
+          <w:sz w:val="24"/>
+          <w:szCs w:val="24"/>
+          <w:lang w:val="en-US"/>
+        </w:rPr>
+        <w:t>session</w:t>
+      </w:r>
+      <w:r>
+        <w:rPr>
+          <w:rFonts w:ascii="Times New Roman" w:hAnsi="Times New Roman" w:cs="Times New Roman"/>
+          <w:sz w:val="24"/>
+          <w:szCs w:val="24"/>
+          <w:lang w:val="en-US"/>
+        </w:rPr>
+        <w:t xml:space="preserve"> </w:t>
+      </w:r>
+      <w:r>
+        <w:rPr>
+          <w:rFonts w:ascii="Times New Roman" w:hAnsi="Times New Roman" w:cs="Times New Roman"/>
+          <w:sz w:val="24"/>
+          <w:szCs w:val="24"/>
+          <w:lang w:val="en-US"/>
+        </w:rPr>
+        <w:t>hijacking</w:t>
+      </w:r>
+      <w:r>
+        <w:rPr>
+          <w:rFonts w:ascii="Times New Roman" w:hAnsi="Times New Roman" w:cs="Times New Roman"/>
+          <w:sz w:val="24"/>
+          <w:szCs w:val="24"/>
+          <w:lang w:val="en-US"/>
+        </w:rPr>
+        <w:t xml:space="preserve"> </w:t>
+      </w:r>
+      <w:r>
+        <w:rPr>
+          <w:rFonts w:ascii="Times New Roman" w:hAnsi="Times New Roman" w:cs="Times New Roman"/>
+          <w:sz w:val="24"/>
+          <w:szCs w:val="24"/>
+          <w:lang w:val="en-US"/>
+        </w:rPr>
+        <w:t>defense</w:t>
+      </w:r>
+      <w:r>
+        <w:rPr>
+          <w:rFonts w:ascii="Times New Roman" w:hAnsi="Times New Roman" w:cs="Times New Roman"/>
+          <w:sz w:val="24"/>
+          <w:szCs w:val="24"/>
+          <w:lang w:val="en-US"/>
+        </w:rPr>
+        <w:t xml:space="preserve"> </w:t>
+      </w:r>
+      <w:r>
+        <w:rPr>
+          <w:rFonts w:ascii="Times New Roman" w:hAnsi="Times New Roman" w:cs="Times New Roman"/>
+          <w:sz w:val="24"/>
+          <w:szCs w:val="24"/>
+          <w:lang w:val="en-US"/>
+        </w:rPr>
+        <w:t>technique</w:t>
+      </w:r>
+      <w:r>
+        <w:rPr>
+          <w:rFonts w:ascii="Times New Roman" w:hAnsi="Times New Roman" w:cs="Times New Roman"/>
+          <w:sz w:val="24"/>
+          <w:szCs w:val="24"/>
+          <w:lang w:val="en-US"/>
+        </w:rPr>
+        <w:t xml:space="preserve"> </w:t>
+      </w:r>
+      <w:r>
+        <w:rPr>
+          <w:rFonts w:ascii="Times New Roman" w:hAnsi="Times New Roman" w:cs="Times New Roman"/>
+          <w:sz w:val="24"/>
+          <w:szCs w:val="24"/>
+          <w:lang w:val="en-US"/>
+        </w:rPr>
+        <w:t>using</w:t>
+      </w:r>
+      <w:r>
+        <w:rPr>
+          <w:rFonts w:ascii="Times New Roman" w:hAnsi="Times New Roman" w:cs="Times New Roman"/>
+          <w:sz w:val="24"/>
+          <w:szCs w:val="24"/>
+          <w:lang w:val="en-US"/>
+        </w:rPr>
+        <w:t xml:space="preserve"> </w:t>
+      </w:r>
+      <w:r>
+        <w:rPr>
+          <w:rFonts w:ascii="Times New Roman" w:hAnsi="Times New Roman" w:cs="Times New Roman"/>
+          <w:sz w:val="24"/>
+          <w:szCs w:val="24"/>
+          <w:lang w:val="en-US"/>
+        </w:rPr>
+        <w:t>user</w:t>
+      </w:r>
+      <w:r>
+        <w:rPr>
+          <w:rFonts w:ascii="Times New Roman" w:hAnsi="Times New Roman" w:cs="Times New Roman"/>
+          <w:sz w:val="24"/>
+          <w:szCs w:val="24"/>
+          <w:lang w:val="en-US"/>
+        </w:rPr>
+        <w:t xml:space="preserve"> </w:t>
+      </w:r>
+      <w:r>
+        <w:rPr>
+          <w:rFonts w:ascii="Times New Roman" w:hAnsi="Times New Roman" w:cs="Times New Roman"/>
+          <w:sz w:val="24"/>
+          <w:szCs w:val="24"/>
+          <w:lang w:val="en-US"/>
+        </w:rPr>
+        <w:t>information</w:t>
+      </w:r>
+      <w:r>
+        <w:rPr>
+          <w:rFonts w:ascii="Times New Roman" w:hAnsi="Times New Roman" w:cs="Times New Roman"/>
+          <w:sz w:val="24"/>
+          <w:szCs w:val="24"/>
+          <w:lang w:val="en-US"/>
+        </w:rPr>
+        <w:t xml:space="preserve"> //</w:t>
+      </w:r>
+      <w:r>
+        <w:rPr>
+          <w:rFonts w:ascii="Times New Roman" w:hAnsi="Times New Roman" w:cs="Times New Roman"/>
+          <w:sz w:val="24"/>
+          <w:szCs w:val="24"/>
+          <w:lang w:val="en-US"/>
+        </w:rPr>
+        <w:t>Human</w:t>
+      </w:r>
+      <w:r>
+        <w:rPr>
+          <w:rFonts w:ascii="Times New Roman" w:hAnsi="Times New Roman" w:cs="Times New Roman"/>
+          <w:sz w:val="24"/>
+          <w:szCs w:val="24"/>
+          <w:lang w:val="en-US"/>
+        </w:rPr>
+        <w:t>-</w:t>
+      </w:r>
+      <w:r>
+        <w:rPr>
+          <w:rFonts w:ascii="Times New Roman" w:hAnsi="Times New Roman" w:cs="Times New Roman"/>
+          <w:sz w:val="24"/>
+          <w:szCs w:val="24"/>
+          <w:lang w:val="en-US"/>
+        </w:rPr>
+        <w:t>centric</w:t>
+      </w:r>
+      <w:r>
+        <w:rPr>
+          <w:rFonts w:ascii="Times New Roman" w:hAnsi="Times New Roman" w:cs="Times New Roman"/>
+          <w:sz w:val="24"/>
+          <w:szCs w:val="24"/>
+          <w:lang w:val="en-US"/>
+        </w:rPr>
+        <w:t xml:space="preserve"> </w:t>
+      </w:r>
+      <w:r>
+        <w:rPr>
+          <w:rFonts w:ascii="Times New Roman" w:hAnsi="Times New Roman" w:cs="Times New Roman"/>
+          <w:sz w:val="24"/>
+          <w:szCs w:val="24"/>
+          <w:lang w:val="en-US"/>
+        </w:rPr>
+        <w:t>Computing</w:t>
+      </w:r>
+      <w:r>
+        <w:rPr>
+          <w:rFonts w:ascii="Times New Roman" w:hAnsi="Times New Roman" w:cs="Times New Roman"/>
+          <w:sz w:val="24"/>
+          <w:szCs w:val="24"/>
+          <w:lang w:val="en-US"/>
+        </w:rPr>
+        <w:t xml:space="preserve"> </w:t>
+      </w:r>
+      <w:r>
+        <w:rPr>
+          <w:rFonts w:ascii="Times New Roman" w:hAnsi="Times New Roman" w:cs="Times New Roman"/>
+          <w:sz w:val="24"/>
+          <w:szCs w:val="24"/>
+          <w:lang w:val="en-US"/>
+        </w:rPr>
+        <w:t>and</w:t>
+      </w:r>
+      <w:r>
+        <w:rPr>
+          <w:rFonts w:ascii="Times New Roman" w:hAnsi="Times New Roman" w:cs="Times New Roman"/>
+          <w:sz w:val="24"/>
+          <w:szCs w:val="24"/>
+          <w:lang w:val="en-US"/>
+        </w:rPr>
+        <w:t xml:space="preserve"> </w:t>
+      </w:r>
+      <w:r>
+        <w:rPr>
+          <w:rFonts w:ascii="Times New Roman" w:hAnsi="Times New Roman" w:cs="Times New Roman"/>
+          <w:sz w:val="24"/>
+          <w:szCs w:val="24"/>
+          <w:lang w:val="en-US"/>
+        </w:rPr>
+        <w:t>Information</w:t>
+      </w:r>
+      <w:r>
+        <w:rPr>
+          <w:rFonts w:ascii="Times New Roman" w:hAnsi="Times New Roman" w:cs="Times New Roman"/>
+          <w:sz w:val="24"/>
+          <w:szCs w:val="24"/>
+          <w:lang w:val="en-US"/>
+        </w:rPr>
+        <w:t xml:space="preserve"> </w:t>
+      </w:r>
+      <w:r>
+        <w:rPr>
+          <w:rFonts w:ascii="Times New Roman" w:hAnsi="Times New Roman" w:cs="Times New Roman"/>
+          <w:sz w:val="24"/>
+          <w:szCs w:val="24"/>
+          <w:lang w:val="en-US"/>
+        </w:rPr>
+        <w:t>Sciences</w:t>
+      </w:r>
+      <w:r>
+        <w:rPr>
+          <w:rFonts w:ascii="Times New Roman" w:hAnsi="Times New Roman" w:cs="Times New Roman"/>
+          <w:sz w:val="24"/>
+          <w:szCs w:val="24"/>
+          <w:lang w:val="en-US"/>
+        </w:rPr>
+        <w:t xml:space="preserve">. – 2022. – </w:t>
+      </w:r>
+      <w:r>
+        <w:rPr>
+          <w:rFonts w:ascii="Times New Roman" w:hAnsi="Times New Roman" w:cs="Times New Roman"/>
+          <w:sz w:val="24"/>
+          <w:szCs w:val="24"/>
+        </w:rPr>
+        <w:t>Т</w:t>
+      </w:r>
+      <w:r>
+        <w:rPr>
+          <w:rFonts w:ascii="Times New Roman" w:hAnsi="Times New Roman" w:cs="Times New Roman"/>
+          <w:sz w:val="24"/>
+          <w:szCs w:val="24"/>
+          <w:lang w:val="en-US"/>
+        </w:rPr>
+        <w:t xml:space="preserve">. 12. – №. </w:t>
+      </w:r>
+      <w:r>
+        <w:rPr>
+          <w:rFonts w:ascii="Times New Roman" w:hAnsi="Times New Roman" w:cs="Times New Roman"/>
+          <w:sz w:val="24"/>
+          <w:szCs w:val="24"/>
+          <w:lang w:val="en-US"/>
+        </w:rPr>
+        <w:t xml:space="preserve">1. – </w:t>
       </w:r>
       <w:r>
         <w:rPr>
@@ -5974,7 +7145,7 @@
           <w:szCs w:val="24"/>
           <w:lang w:val="en-US"/>
         </w:rPr>
-        <w:t>. 57-65.</w:t>
+        <w:t>. p1-15.</w:t>
       </w:r>
     </w:p>
     <w:p>
@@ -5998,8 +7169,19 @@
           <w:szCs w:val="24"/>
           <w:lang w:val="en-US"/>
         </w:rPr>
-        <w:t>Hwang</w:t>
-      </w:r>
+        <w:t xml:space="preserve">Lubbers, P. Using the HTML5 Web Storage API / P. Lubbers, B. Albers, F. Salim // Pro HTML5 Programming / P. Lubbers, B. Albers, F. Salim. – New </w:t>
+      </w:r>
+      <w:proofErr w:type="gramStart"/>
+      <w:r>
+        <w:rPr>
+          <w:rFonts w:ascii="Times New Roman" w:hAnsi="Times New Roman" w:cs="Times New Roman"/>
+          <w:sz w:val="24"/>
+          <w:szCs w:val="24"/>
+          <w:lang w:val="en-US"/>
+        </w:rPr>
+        <w:t>York :</w:t>
+      </w:r>
+      <w:proofErr w:type="gramEnd"/>
       <w:r>
         <w:rPr>
           <w:rFonts w:ascii="Times New Roman" w:hAnsi="Times New Roman" w:cs="Times New Roman"/>
@@ -6009,50 +7191,33 @@
         </w:rPr>
         <w:t xml:space="preserve"> </w:t>
       </w:r>
-      <w:r>
-        <w:rPr>
-          <w:rFonts w:ascii="Times New Roman" w:hAnsi="Times New Roman" w:cs="Times New Roman"/>
-          <w:sz w:val="24"/>
-          <w:szCs w:val="24"/>
-          <w:lang w:val="en-US"/>
-        </w:rPr>
-        <w:t>W</w:t>
-      </w:r>
-      <w:r>
-        <w:rPr>
-          <w:rFonts w:ascii="Times New Roman" w:hAnsi="Times New Roman" w:cs="Times New Roman"/>
-          <w:sz w:val="24"/>
-          <w:szCs w:val="24"/>
-          <w:lang w:val="en-US"/>
-        </w:rPr>
-        <w:t xml:space="preserve">. </w:t>
-      </w:r>
-      <w:r>
-        <w:rPr>
-          <w:rFonts w:ascii="Times New Roman" w:hAnsi="Times New Roman" w:cs="Times New Roman"/>
-          <w:sz w:val="24"/>
-          <w:szCs w:val="24"/>
-          <w:lang w:val="en-US"/>
-        </w:rPr>
-        <w:t>S</w:t>
-      </w:r>
-      <w:r>
-        <w:rPr>
-          <w:rFonts w:ascii="Times New Roman" w:hAnsi="Times New Roman" w:cs="Times New Roman"/>
-          <w:sz w:val="24"/>
-          <w:szCs w:val="24"/>
-          <w:lang w:val="en-US"/>
-        </w:rPr>
-        <w:t xml:space="preserve">., </w:t>
-      </w:r>
-      <w:r>
-        <w:rPr>
-          <w:rFonts w:ascii="Times New Roman" w:hAnsi="Times New Roman" w:cs="Times New Roman"/>
-          <w:sz w:val="24"/>
-          <w:szCs w:val="24"/>
-          <w:lang w:val="en-US"/>
-        </w:rPr>
-        <w:t>Shon</w:t>
+      <w:proofErr w:type="spellStart"/>
+      <w:r>
+        <w:rPr>
+          <w:rFonts w:ascii="Times New Roman" w:hAnsi="Times New Roman" w:cs="Times New Roman"/>
+          <w:sz w:val="24"/>
+          <w:szCs w:val="24"/>
+          <w:lang w:val="en-US"/>
+        </w:rPr>
+        <w:t>Apress</w:t>
+      </w:r>
+      <w:proofErr w:type="spellEnd"/>
+      <w:r>
+        <w:rPr>
+          <w:rFonts w:ascii="Times New Roman" w:hAnsi="Times New Roman" w:cs="Times New Roman"/>
+          <w:sz w:val="24"/>
+          <w:szCs w:val="24"/>
+          <w:lang w:val="en-US"/>
+        </w:rPr>
+        <w:t>, 2010. – P. 235–254. – URL: https://link.springer.com/chapter/10.1007/978-1-4302-2791-5_9 (</w:t>
+      </w:r>
+      <w:r>
+        <w:rPr>
+          <w:rFonts w:ascii="Times New Roman" w:hAnsi="Times New Roman" w:cs="Times New Roman"/>
+          <w:sz w:val="24"/>
+          <w:szCs w:val="24"/>
+        </w:rPr>
+        <w:t>дата</w:t>
       </w:r>
       <w:r>
         <w:rPr>
@@ -6068,46 +7233,91 @@
           <w:rFonts w:ascii="Times New Roman" w:hAnsi="Times New Roman" w:cs="Times New Roman"/>
           <w:sz w:val="24"/>
           <w:szCs w:val="24"/>
-          <w:lang w:val="en-US"/>
-        </w:rPr>
-        <w:t>J</w:t>
-      </w:r>
-      <w:r>
-        <w:rPr>
-          <w:rFonts w:ascii="Times New Roman" w:hAnsi="Times New Roman" w:cs="Times New Roman"/>
-          <w:sz w:val="24"/>
-          <w:szCs w:val="24"/>
-          <w:lang w:val="en-US"/>
-        </w:rPr>
-        <w:t xml:space="preserve">. </w:t>
-      </w:r>
-      <w:r>
-        <w:rPr>
-          <w:rFonts w:ascii="Times New Roman" w:hAnsi="Times New Roman" w:cs="Times New Roman"/>
-          <w:sz w:val="24"/>
-          <w:szCs w:val="24"/>
-          <w:lang w:val="en-US"/>
-        </w:rPr>
-        <w:t>G</w:t>
-      </w:r>
-      <w:r>
-        <w:rPr>
-          <w:rFonts w:ascii="Times New Roman" w:hAnsi="Times New Roman" w:cs="Times New Roman"/>
-          <w:sz w:val="24"/>
-          <w:szCs w:val="24"/>
-          <w:lang w:val="en-US"/>
-        </w:rPr>
-        <w:t xml:space="preserve">., </w:t>
-      </w:r>
-      <w:r>
-        <w:rPr>
-          <w:rFonts w:ascii="Times New Roman" w:hAnsi="Times New Roman" w:cs="Times New Roman"/>
-          <w:sz w:val="24"/>
-          <w:szCs w:val="24"/>
-          <w:lang w:val="en-US"/>
-        </w:rPr>
-        <w:t>Park</w:t>
-      </w:r>
+        </w:rPr>
+        <w:t>обращения</w:t>
+      </w:r>
+      <w:r>
+        <w:rPr>
+          <w:rFonts w:ascii="Times New Roman" w:hAnsi="Times New Roman" w:cs="Times New Roman"/>
+          <w:sz w:val="24"/>
+          <w:szCs w:val="24"/>
+          <w:lang w:val="en-US"/>
+        </w:rPr>
+        <w:t>: 1</w:t>
+      </w:r>
+      <w:r>
+        <w:rPr>
+          <w:rFonts w:ascii="Times New Roman" w:hAnsi="Times New Roman" w:cs="Times New Roman"/>
+          <w:sz w:val="24"/>
+          <w:szCs w:val="24"/>
+          <w:lang w:val="en-US"/>
+        </w:rPr>
+        <w:t>0</w:t>
+      </w:r>
+      <w:r>
+        <w:rPr>
+          <w:rFonts w:ascii="Times New Roman" w:hAnsi="Times New Roman" w:cs="Times New Roman"/>
+          <w:sz w:val="24"/>
+          <w:szCs w:val="24"/>
+          <w:lang w:val="en-US"/>
+        </w:rPr>
+        <w:t>.</w:t>
+      </w:r>
+      <w:r>
+        <w:rPr>
+          <w:rFonts w:ascii="Times New Roman" w:hAnsi="Times New Roman" w:cs="Times New Roman"/>
+          <w:sz w:val="24"/>
+          <w:szCs w:val="24"/>
+          <w:lang w:val="en-US"/>
+        </w:rPr>
+        <w:t>10</w:t>
+      </w:r>
+      <w:r>
+        <w:rPr>
+          <w:rFonts w:ascii="Times New Roman" w:hAnsi="Times New Roman" w:cs="Times New Roman"/>
+          <w:sz w:val="24"/>
+          <w:szCs w:val="24"/>
+          <w:lang w:val="en-US"/>
+        </w:rPr>
+        <w:t>.202</w:t>
+      </w:r>
+      <w:r>
+        <w:rPr>
+          <w:rFonts w:ascii="Times New Roman" w:hAnsi="Times New Roman" w:cs="Times New Roman"/>
+          <w:sz w:val="24"/>
+          <w:szCs w:val="24"/>
+          <w:lang w:val="en-US"/>
+        </w:rPr>
+        <w:t>5</w:t>
+      </w:r>
+      <w:r>
+        <w:rPr>
+          <w:rFonts w:ascii="Times New Roman" w:hAnsi="Times New Roman" w:cs="Times New Roman"/>
+          <w:sz w:val="24"/>
+          <w:szCs w:val="24"/>
+          <w:lang w:val="en-US"/>
+        </w:rPr>
+        <w:t xml:space="preserve">). – </w:t>
+      </w:r>
+      <w:proofErr w:type="gramStart"/>
+      <w:r>
+        <w:rPr>
+          <w:rFonts w:ascii="Times New Roman" w:hAnsi="Times New Roman" w:cs="Times New Roman"/>
+          <w:sz w:val="24"/>
+          <w:szCs w:val="24"/>
+        </w:rPr>
+        <w:t>Текст</w:t>
+      </w:r>
+      <w:r>
+        <w:rPr>
+          <w:rFonts w:ascii="Times New Roman" w:hAnsi="Times New Roman" w:cs="Times New Roman"/>
+          <w:sz w:val="24"/>
+          <w:szCs w:val="24"/>
+          <w:lang w:val="en-US"/>
+        </w:rPr>
+        <w:t xml:space="preserve"> :</w:t>
+      </w:r>
+      <w:proofErr w:type="gramEnd"/>
       <w:r>
         <w:rPr>
           <w:rFonts w:ascii="Times New Roman" w:hAnsi="Times New Roman" w:cs="Times New Roman"/>
@@ -6122,331 +7332,17 @@
           <w:rFonts w:ascii="Times New Roman" w:hAnsi="Times New Roman" w:cs="Times New Roman"/>
           <w:sz w:val="24"/>
           <w:szCs w:val="24"/>
-          <w:lang w:val="en-US"/>
-        </w:rPr>
-        <w:t>J</w:t>
-      </w:r>
-      <w:r>
-        <w:rPr>
-          <w:rFonts w:ascii="Times New Roman" w:hAnsi="Times New Roman" w:cs="Times New Roman"/>
-          <w:sz w:val="24"/>
-          <w:szCs w:val="24"/>
-          <w:lang w:val="en-US"/>
-        </w:rPr>
-        <w:t xml:space="preserve">. </w:t>
-      </w:r>
-      <w:r>
-        <w:rPr>
-          <w:rFonts w:ascii="Times New Roman" w:hAnsi="Times New Roman" w:cs="Times New Roman"/>
-          <w:sz w:val="24"/>
-          <w:szCs w:val="24"/>
-          <w:lang w:val="en-US"/>
-        </w:rPr>
-        <w:t>S</w:t>
-      </w:r>
-      <w:r>
-        <w:rPr>
-          <w:rFonts w:ascii="Times New Roman" w:hAnsi="Times New Roman" w:cs="Times New Roman"/>
-          <w:sz w:val="24"/>
-          <w:szCs w:val="24"/>
-          <w:lang w:val="en-US"/>
-        </w:rPr>
-        <w:t xml:space="preserve">. </w:t>
-      </w:r>
-      <w:r>
-        <w:rPr>
-          <w:rFonts w:ascii="Times New Roman" w:hAnsi="Times New Roman" w:cs="Times New Roman"/>
-          <w:sz w:val="24"/>
-          <w:szCs w:val="24"/>
-          <w:lang w:val="en-US"/>
-        </w:rPr>
-        <w:t>Web</w:t>
-      </w:r>
-      <w:r>
-        <w:rPr>
-          <w:rFonts w:ascii="Times New Roman" w:hAnsi="Times New Roman" w:cs="Times New Roman"/>
-          <w:sz w:val="24"/>
-          <w:szCs w:val="24"/>
-          <w:lang w:val="en-US"/>
-        </w:rPr>
-        <w:t xml:space="preserve"> </w:t>
-      </w:r>
-      <w:r>
-        <w:rPr>
-          <w:rFonts w:ascii="Times New Roman" w:hAnsi="Times New Roman" w:cs="Times New Roman"/>
-          <w:sz w:val="24"/>
-          <w:szCs w:val="24"/>
-          <w:lang w:val="en-US"/>
-        </w:rPr>
-        <w:t>session</w:t>
-      </w:r>
-      <w:r>
-        <w:rPr>
-          <w:rFonts w:ascii="Times New Roman" w:hAnsi="Times New Roman" w:cs="Times New Roman"/>
-          <w:sz w:val="24"/>
-          <w:szCs w:val="24"/>
-          <w:lang w:val="en-US"/>
-        </w:rPr>
-        <w:t xml:space="preserve"> </w:t>
-      </w:r>
-      <w:r>
-        <w:rPr>
-          <w:rFonts w:ascii="Times New Roman" w:hAnsi="Times New Roman" w:cs="Times New Roman"/>
-          <w:sz w:val="24"/>
-          <w:szCs w:val="24"/>
-          <w:lang w:val="en-US"/>
-        </w:rPr>
-        <w:t>hijacking</w:t>
-      </w:r>
-      <w:r>
-        <w:rPr>
-          <w:rFonts w:ascii="Times New Roman" w:hAnsi="Times New Roman" w:cs="Times New Roman"/>
-          <w:sz w:val="24"/>
-          <w:szCs w:val="24"/>
-          <w:lang w:val="en-US"/>
-        </w:rPr>
-        <w:t xml:space="preserve"> </w:t>
-      </w:r>
-      <w:r>
-        <w:rPr>
-          <w:rFonts w:ascii="Times New Roman" w:hAnsi="Times New Roman" w:cs="Times New Roman"/>
-          <w:sz w:val="24"/>
-          <w:szCs w:val="24"/>
-          <w:lang w:val="en-US"/>
-        </w:rPr>
-        <w:t>defense</w:t>
-      </w:r>
-      <w:r>
-        <w:rPr>
-          <w:rFonts w:ascii="Times New Roman" w:hAnsi="Times New Roman" w:cs="Times New Roman"/>
-          <w:sz w:val="24"/>
-          <w:szCs w:val="24"/>
-          <w:lang w:val="en-US"/>
-        </w:rPr>
-        <w:t xml:space="preserve"> </w:t>
-      </w:r>
-      <w:r>
-        <w:rPr>
-          <w:rFonts w:ascii="Times New Roman" w:hAnsi="Times New Roman" w:cs="Times New Roman"/>
-          <w:sz w:val="24"/>
-          <w:szCs w:val="24"/>
-          <w:lang w:val="en-US"/>
-        </w:rPr>
-        <w:t>technique</w:t>
-      </w:r>
-      <w:r>
-        <w:rPr>
-          <w:rFonts w:ascii="Times New Roman" w:hAnsi="Times New Roman" w:cs="Times New Roman"/>
-          <w:sz w:val="24"/>
-          <w:szCs w:val="24"/>
-          <w:lang w:val="en-US"/>
-        </w:rPr>
-        <w:t xml:space="preserve"> </w:t>
-      </w:r>
-      <w:r>
-        <w:rPr>
-          <w:rFonts w:ascii="Times New Roman" w:hAnsi="Times New Roman" w:cs="Times New Roman"/>
-          <w:sz w:val="24"/>
-          <w:szCs w:val="24"/>
-          <w:lang w:val="en-US"/>
-        </w:rPr>
-        <w:t>using</w:t>
-      </w:r>
-      <w:r>
-        <w:rPr>
-          <w:rFonts w:ascii="Times New Roman" w:hAnsi="Times New Roman" w:cs="Times New Roman"/>
-          <w:sz w:val="24"/>
-          <w:szCs w:val="24"/>
-          <w:lang w:val="en-US"/>
-        </w:rPr>
-        <w:t xml:space="preserve"> </w:t>
-      </w:r>
-      <w:r>
-        <w:rPr>
-          <w:rFonts w:ascii="Times New Roman" w:hAnsi="Times New Roman" w:cs="Times New Roman"/>
-          <w:sz w:val="24"/>
-          <w:szCs w:val="24"/>
-          <w:lang w:val="en-US"/>
-        </w:rPr>
-        <w:t>user</w:t>
-      </w:r>
-      <w:r>
-        <w:rPr>
-          <w:rFonts w:ascii="Times New Roman" w:hAnsi="Times New Roman" w:cs="Times New Roman"/>
-          <w:sz w:val="24"/>
-          <w:szCs w:val="24"/>
-          <w:lang w:val="en-US"/>
-        </w:rPr>
-        <w:t xml:space="preserve"> </w:t>
-      </w:r>
-      <w:r>
-        <w:rPr>
-          <w:rFonts w:ascii="Times New Roman" w:hAnsi="Times New Roman" w:cs="Times New Roman"/>
-          <w:sz w:val="24"/>
-          <w:szCs w:val="24"/>
-          <w:lang w:val="en-US"/>
-        </w:rPr>
-        <w:t>information</w:t>
-      </w:r>
-      <w:r>
-        <w:rPr>
-          <w:rFonts w:ascii="Times New Roman" w:hAnsi="Times New Roman" w:cs="Times New Roman"/>
-          <w:sz w:val="24"/>
-          <w:szCs w:val="24"/>
-          <w:lang w:val="en-US"/>
-        </w:rPr>
-        <w:t xml:space="preserve"> //</w:t>
-      </w:r>
-      <w:r>
-        <w:rPr>
-          <w:rFonts w:ascii="Times New Roman" w:hAnsi="Times New Roman" w:cs="Times New Roman"/>
-          <w:sz w:val="24"/>
-          <w:szCs w:val="24"/>
-          <w:lang w:val="en-US"/>
-        </w:rPr>
-        <w:t>Human</w:t>
-      </w:r>
-      <w:r>
-        <w:rPr>
-          <w:rFonts w:ascii="Times New Roman" w:hAnsi="Times New Roman" w:cs="Times New Roman"/>
-          <w:sz w:val="24"/>
-          <w:szCs w:val="24"/>
-          <w:lang w:val="en-US"/>
-        </w:rPr>
-        <w:t>-</w:t>
-      </w:r>
-      <w:r>
-        <w:rPr>
-          <w:rFonts w:ascii="Times New Roman" w:hAnsi="Times New Roman" w:cs="Times New Roman"/>
-          <w:sz w:val="24"/>
-          <w:szCs w:val="24"/>
-          <w:lang w:val="en-US"/>
-        </w:rPr>
-        <w:t>centric</w:t>
-      </w:r>
-      <w:r>
-        <w:rPr>
-          <w:rFonts w:ascii="Times New Roman" w:hAnsi="Times New Roman" w:cs="Times New Roman"/>
-          <w:sz w:val="24"/>
-          <w:szCs w:val="24"/>
-          <w:lang w:val="en-US"/>
-        </w:rPr>
-        <w:t xml:space="preserve"> </w:t>
-      </w:r>
-      <w:r>
-        <w:rPr>
-          <w:rFonts w:ascii="Times New Roman" w:hAnsi="Times New Roman" w:cs="Times New Roman"/>
-          <w:sz w:val="24"/>
-          <w:szCs w:val="24"/>
-          <w:lang w:val="en-US"/>
-        </w:rPr>
-        <w:t>Computing</w:t>
-      </w:r>
-      <w:r>
-        <w:rPr>
-          <w:rFonts w:ascii="Times New Roman" w:hAnsi="Times New Roman" w:cs="Times New Roman"/>
-          <w:sz w:val="24"/>
-          <w:szCs w:val="24"/>
-          <w:lang w:val="en-US"/>
-        </w:rPr>
-        <w:t xml:space="preserve"> </w:t>
-      </w:r>
-      <w:r>
-        <w:rPr>
-          <w:rFonts w:ascii="Times New Roman" w:hAnsi="Times New Roman" w:cs="Times New Roman"/>
-          <w:sz w:val="24"/>
-          <w:szCs w:val="24"/>
-          <w:lang w:val="en-US"/>
-        </w:rPr>
-        <w:t>and</w:t>
-      </w:r>
-      <w:r>
-        <w:rPr>
-          <w:rFonts w:ascii="Times New Roman" w:hAnsi="Times New Roman" w:cs="Times New Roman"/>
-          <w:sz w:val="24"/>
-          <w:szCs w:val="24"/>
-          <w:lang w:val="en-US"/>
-        </w:rPr>
-        <w:t xml:space="preserve"> </w:t>
-      </w:r>
-      <w:r>
-        <w:rPr>
-          <w:rFonts w:ascii="Times New Roman" w:hAnsi="Times New Roman" w:cs="Times New Roman"/>
-          <w:sz w:val="24"/>
-          <w:szCs w:val="24"/>
-          <w:lang w:val="en-US"/>
-        </w:rPr>
-        <w:t>Information</w:t>
-      </w:r>
-      <w:r>
-        <w:rPr>
-          <w:rFonts w:ascii="Times New Roman" w:hAnsi="Times New Roman" w:cs="Times New Roman"/>
-          <w:sz w:val="24"/>
-          <w:szCs w:val="24"/>
-          <w:lang w:val="en-US"/>
-        </w:rPr>
-        <w:t xml:space="preserve"> </w:t>
-      </w:r>
-      <w:r>
-        <w:rPr>
-          <w:rFonts w:ascii="Times New Roman" w:hAnsi="Times New Roman" w:cs="Times New Roman"/>
-          <w:sz w:val="24"/>
-          <w:szCs w:val="24"/>
-          <w:lang w:val="en-US"/>
-        </w:rPr>
-        <w:t>Sciences</w:t>
-      </w:r>
-      <w:r>
-        <w:rPr>
-          <w:rFonts w:ascii="Times New Roman" w:hAnsi="Times New Roman" w:cs="Times New Roman"/>
-          <w:sz w:val="24"/>
-          <w:szCs w:val="24"/>
-          <w:lang w:val="en-US"/>
-        </w:rPr>
-        <w:t xml:space="preserve">. – 2022. – </w:t>
-      </w:r>
-      <w:r>
-        <w:rPr>
-          <w:rFonts w:ascii="Times New Roman" w:hAnsi="Times New Roman" w:cs="Times New Roman"/>
-          <w:sz w:val="24"/>
-          <w:szCs w:val="24"/>
-        </w:rPr>
-        <w:t>Т</w:t>
-      </w:r>
-      <w:r>
-        <w:rPr>
-          <w:rFonts w:ascii="Times New Roman" w:hAnsi="Times New Roman" w:cs="Times New Roman"/>
-          <w:sz w:val="24"/>
-          <w:szCs w:val="24"/>
-          <w:lang w:val="en-US"/>
-        </w:rPr>
-        <w:t xml:space="preserve">. 12. – №. </w:t>
-      </w:r>
-      <w:r>
-        <w:rPr>
-          <w:rFonts w:ascii="Times New Roman" w:hAnsi="Times New Roman" w:cs="Times New Roman"/>
-          <w:sz w:val="24"/>
-          <w:szCs w:val="24"/>
-          <w:lang w:val="en-US"/>
-        </w:rPr>
-        <w:t xml:space="preserve">1. – </w:t>
-      </w:r>
-      <w:r>
-        <w:rPr>
-          <w:rFonts w:ascii="Times New Roman" w:hAnsi="Times New Roman" w:cs="Times New Roman"/>
-          <w:sz w:val="24"/>
-          <w:szCs w:val="24"/>
-        </w:rPr>
-        <w:t>С</w:t>
-      </w:r>
-      <w:r>
-        <w:rPr>
-          <w:rFonts w:ascii="Times New Roman" w:hAnsi="Times New Roman" w:cs="Times New Roman"/>
-          <w:sz w:val="24"/>
-          <w:szCs w:val="24"/>
-          <w:lang w:val="en-US"/>
-        </w:rPr>
-        <w:t>. p1-15.</w:t>
+        </w:rPr>
+        <w:t>электронный</w:t>
+      </w:r>
+      <w:r>
+        <w:rPr>
+          <w:rFonts w:ascii="Times New Roman" w:hAnsi="Times New Roman" w:cs="Times New Roman"/>
+          <w:sz w:val="24"/>
+          <w:szCs w:val="24"/>
+          <w:lang w:val="en-US"/>
+        </w:rPr>
+        <w:t>.</w:t>
       </w:r>
     </w:p>
     <w:p>
@@ -6460,29 +7356,36 @@
           <w:rFonts w:ascii="Times New Roman" w:hAnsi="Times New Roman" w:cs="Times New Roman"/>
           <w:sz w:val="24"/>
           <w:szCs w:val="24"/>
-          <w:lang w:val="en-US"/>
-        </w:rPr>
-      </w:pPr>
-      <w:r>
-        <w:rPr>
-          <w:rFonts w:ascii="Times New Roman" w:hAnsi="Times New Roman" w:cs="Times New Roman"/>
-          <w:sz w:val="24"/>
-          <w:szCs w:val="24"/>
-          <w:lang w:val="en-US"/>
-        </w:rPr>
-        <w:t xml:space="preserve">Lubbers, P. Using the HTML5 Web Storage API / P. Lubbers, B. Albers, F. Salim // Pro HTML5 Programming / P. Lubbers, B. Albers, F. Salim. – New </w:t>
-      </w:r>
-      <w:proofErr w:type="gramStart"/>
-      <w:r>
-        <w:rPr>
-          <w:rFonts w:ascii="Times New Roman" w:hAnsi="Times New Roman" w:cs="Times New Roman"/>
-          <w:sz w:val="24"/>
-          <w:szCs w:val="24"/>
-          <w:lang w:val="en-US"/>
-        </w:rPr>
-        <w:t>York :</w:t>
-      </w:r>
-      <w:proofErr w:type="gramEnd"/>
+        </w:rPr>
+      </w:pPr>
+      <w:proofErr w:type="spellStart"/>
+      <w:r>
+        <w:rPr>
+          <w:rFonts w:ascii="Times New Roman" w:hAnsi="Times New Roman" w:cs="Times New Roman"/>
+          <w:sz w:val="24"/>
+          <w:szCs w:val="24"/>
+          <w:lang w:val="en-US"/>
+        </w:rPr>
+        <w:t>Raciti</w:t>
+      </w:r>
+      <w:proofErr w:type="spellEnd"/>
+      <w:r>
+        <w:rPr>
+          <w:rFonts w:ascii="Times New Roman" w:hAnsi="Times New Roman" w:cs="Times New Roman"/>
+          <w:sz w:val="24"/>
+          <w:szCs w:val="24"/>
+          <w:lang w:val="en-US"/>
+        </w:rPr>
+        <w:t xml:space="preserve"> M. et al. WebSocket Integration in Django [</w:t>
+      </w:r>
+      <w:r>
+        <w:rPr>
+          <w:rFonts w:ascii="Times New Roman" w:hAnsi="Times New Roman" w:cs="Times New Roman"/>
+          <w:sz w:val="24"/>
+          <w:szCs w:val="24"/>
+        </w:rPr>
+        <w:t>Электронный</w:t>
+      </w:r>
       <w:r>
         <w:rPr>
           <w:rFonts w:ascii="Times New Roman" w:hAnsi="Times New Roman" w:cs="Times New Roman"/>
@@ -6492,157 +7395,6 @@
         </w:rPr>
         <w:t xml:space="preserve"> </w:t>
       </w:r>
-      <w:proofErr w:type="spellStart"/>
-      <w:r>
-        <w:rPr>
-          <w:rFonts w:ascii="Times New Roman" w:hAnsi="Times New Roman" w:cs="Times New Roman"/>
-          <w:sz w:val="24"/>
-          <w:szCs w:val="24"/>
-          <w:lang w:val="en-US"/>
-        </w:rPr>
-        <w:t>Apress</w:t>
-      </w:r>
-      <w:proofErr w:type="spellEnd"/>
-      <w:r>
-        <w:rPr>
-          <w:rFonts w:ascii="Times New Roman" w:hAnsi="Times New Roman" w:cs="Times New Roman"/>
-          <w:sz w:val="24"/>
-          <w:szCs w:val="24"/>
-          <w:lang w:val="en-US"/>
-        </w:rPr>
-        <w:t>, 2010. – P. 235–254. – URL: https://link.springer.com/chapter/10.1007/978-1-4302-2791-5_9 (</w:t>
-      </w:r>
-      <w:r>
-        <w:rPr>
-          <w:rFonts w:ascii="Times New Roman" w:hAnsi="Times New Roman" w:cs="Times New Roman"/>
-          <w:sz w:val="24"/>
-          <w:szCs w:val="24"/>
-        </w:rPr>
-        <w:t>дата</w:t>
-      </w:r>
-      <w:r>
-        <w:rPr>
-          <w:rFonts w:ascii="Times New Roman" w:hAnsi="Times New Roman" w:cs="Times New Roman"/>
-          <w:sz w:val="24"/>
-          <w:szCs w:val="24"/>
-          <w:lang w:val="en-US"/>
-        </w:rPr>
-        <w:t xml:space="preserve"> </w:t>
-      </w:r>
-      <w:r>
-        <w:rPr>
-          <w:rFonts w:ascii="Times New Roman" w:hAnsi="Times New Roman" w:cs="Times New Roman"/>
-          <w:sz w:val="24"/>
-          <w:szCs w:val="24"/>
-        </w:rPr>
-        <w:t>обращения</w:t>
-      </w:r>
-      <w:r>
-        <w:rPr>
-          <w:rFonts w:ascii="Times New Roman" w:hAnsi="Times New Roman" w:cs="Times New Roman"/>
-          <w:sz w:val="24"/>
-          <w:szCs w:val="24"/>
-          <w:lang w:val="en-US"/>
-        </w:rPr>
-        <w:t xml:space="preserve">: 13.05.2026). – </w:t>
-      </w:r>
-      <w:proofErr w:type="gramStart"/>
-      <w:r>
-        <w:rPr>
-          <w:rFonts w:ascii="Times New Roman" w:hAnsi="Times New Roman" w:cs="Times New Roman"/>
-          <w:sz w:val="24"/>
-          <w:szCs w:val="24"/>
-        </w:rPr>
-        <w:t>Текст</w:t>
-      </w:r>
-      <w:r>
-        <w:rPr>
-          <w:rFonts w:ascii="Times New Roman" w:hAnsi="Times New Roman" w:cs="Times New Roman"/>
-          <w:sz w:val="24"/>
-          <w:szCs w:val="24"/>
-          <w:lang w:val="en-US"/>
-        </w:rPr>
-        <w:t xml:space="preserve"> :</w:t>
-      </w:r>
-      <w:proofErr w:type="gramEnd"/>
-      <w:r>
-        <w:rPr>
-          <w:rFonts w:ascii="Times New Roman" w:hAnsi="Times New Roman" w:cs="Times New Roman"/>
-          <w:sz w:val="24"/>
-          <w:szCs w:val="24"/>
-          <w:lang w:val="en-US"/>
-        </w:rPr>
-        <w:t xml:space="preserve"> </w:t>
-      </w:r>
-      <w:r>
-        <w:rPr>
-          <w:rFonts w:ascii="Times New Roman" w:hAnsi="Times New Roman" w:cs="Times New Roman"/>
-          <w:sz w:val="24"/>
-          <w:szCs w:val="24"/>
-        </w:rPr>
-        <w:t>электронный</w:t>
-      </w:r>
-      <w:r>
-        <w:rPr>
-          <w:rFonts w:ascii="Times New Roman" w:hAnsi="Times New Roman" w:cs="Times New Roman"/>
-          <w:sz w:val="24"/>
-          <w:szCs w:val="24"/>
-          <w:lang w:val="en-US"/>
-        </w:rPr>
-        <w:t>.</w:t>
-      </w:r>
-    </w:p>
-    <w:p>
-      <w:pPr>
-        <w:pStyle w:val="a8"/>
-        <w:numPr>
-          <w:ilvl w:val="0"/>
-          <w:numId w:val="2"/>
-        </w:numPr>
-        <w:rPr>
-          <w:rFonts w:ascii="Times New Roman" w:hAnsi="Times New Roman" w:cs="Times New Roman"/>
-          <w:sz w:val="24"/>
-          <w:szCs w:val="24"/>
-          <w:lang w:val="en-US"/>
-        </w:rPr>
-      </w:pPr>
-      <w:proofErr w:type="spellStart"/>
-      <w:r>
-        <w:rPr>
-          <w:rFonts w:ascii="Times New Roman" w:hAnsi="Times New Roman" w:cs="Times New Roman"/>
-          <w:sz w:val="24"/>
-          <w:szCs w:val="24"/>
-          <w:lang w:val="en-US"/>
-        </w:rPr>
-        <w:t>Raciti</w:t>
-      </w:r>
-      <w:proofErr w:type="spellEnd"/>
-      <w:r>
-        <w:rPr>
-          <w:rFonts w:ascii="Times New Roman" w:hAnsi="Times New Roman" w:cs="Times New Roman"/>
-          <w:sz w:val="24"/>
-          <w:szCs w:val="24"/>
-          <w:lang w:val="en-US"/>
-        </w:rPr>
-        <w:t xml:space="preserve"> M. et al. WebSocket Integration in Django [</w:t>
-      </w:r>
-      <w:r>
-        <w:rPr>
-          <w:rFonts w:ascii="Times New Roman" w:hAnsi="Times New Roman" w:cs="Times New Roman"/>
-          <w:sz w:val="24"/>
-          <w:szCs w:val="24"/>
-        </w:rPr>
-        <w:t>Электронный</w:t>
-      </w:r>
-      <w:r>
-        <w:rPr>
-          <w:rFonts w:ascii="Times New Roman" w:hAnsi="Times New Roman" w:cs="Times New Roman"/>
-          <w:sz w:val="24"/>
-          <w:szCs w:val="24"/>
-          <w:lang w:val="en-US"/>
-        </w:rPr>
-        <w:t xml:space="preserve"> </w:t>
-      </w:r>
       <w:r>
         <w:rPr>
           <w:rFonts w:ascii="Times New Roman" w:hAnsi="Times New Roman" w:cs="Times New Roman"/>
@@ -6660,7 +7412,7 @@
         </w:rPr>
         <w:t xml:space="preserve">]. </w:t>
       </w:r>
-      <w:hyperlink r:id="rId6" w:history="1">
+      <w:hyperlink r:id="rId7" w:history="1">
         <w:r>
           <w:rPr>
             <w:rStyle w:val="a6"/>
@@ -6670,7 +7422,311 @@
             <w:szCs w:val="24"/>
             <w:lang w:val="en-US"/>
           </w:rPr>
-          <w:t>https://openaccess.inaf.it/server/api/core/bitstreams/2aadcb8a-6b1a-405c-8336-9133301ec099/content</w:t>
+          <w:t>https</w:t>
+        </w:r>
+        <w:r>
+          <w:rPr>
+            <w:rStyle w:val="a6"/>
+            <w:rFonts w:ascii="Times New Roman" w:hAnsi="Times New Roman" w:cs="Times New Roman"/>
+            <w:color w:val="auto"/>
+            <w:sz w:val="24"/>
+            <w:szCs w:val="24"/>
+          </w:rPr>
+          <w:t>://</w:t>
+        </w:r>
+        <w:proofErr w:type="spellStart"/>
+        <w:r>
+          <w:rPr>
+            <w:rStyle w:val="a6"/>
+            <w:rFonts w:ascii="Times New Roman" w:hAnsi="Times New Roman" w:cs="Times New Roman"/>
+            <w:color w:val="auto"/>
+            <w:sz w:val="24"/>
+            <w:szCs w:val="24"/>
+            <w:lang w:val="en-US"/>
+          </w:rPr>
+          <w:t>openaccess</w:t>
+        </w:r>
+        <w:proofErr w:type="spellEnd"/>
+        <w:r>
+          <w:rPr>
+            <w:rStyle w:val="a6"/>
+            <w:rFonts w:ascii="Times New Roman" w:hAnsi="Times New Roman" w:cs="Times New Roman"/>
+            <w:color w:val="auto"/>
+            <w:sz w:val="24"/>
+            <w:szCs w:val="24"/>
+          </w:rPr>
+          <w:t>.</w:t>
+        </w:r>
+        <w:proofErr w:type="spellStart"/>
+        <w:r>
+          <w:rPr>
+            <w:rStyle w:val="a6"/>
+            <w:rFonts w:ascii="Times New Roman" w:hAnsi="Times New Roman" w:cs="Times New Roman"/>
+            <w:color w:val="auto"/>
+            <w:sz w:val="24"/>
+            <w:szCs w:val="24"/>
+            <w:lang w:val="en-US"/>
+          </w:rPr>
+          <w:t>inaf</w:t>
+        </w:r>
+        <w:proofErr w:type="spellEnd"/>
+        <w:r>
+          <w:rPr>
+            <w:rStyle w:val="a6"/>
+            <w:rFonts w:ascii="Times New Roman" w:hAnsi="Times New Roman" w:cs="Times New Roman"/>
+            <w:color w:val="auto"/>
+            <w:sz w:val="24"/>
+            <w:szCs w:val="24"/>
+          </w:rPr>
+          <w:t>.</w:t>
+        </w:r>
+        <w:r>
+          <w:rPr>
+            <w:rStyle w:val="a6"/>
+            <w:rFonts w:ascii="Times New Roman" w:hAnsi="Times New Roman" w:cs="Times New Roman"/>
+            <w:color w:val="auto"/>
+            <w:sz w:val="24"/>
+            <w:szCs w:val="24"/>
+            <w:lang w:val="en-US"/>
+          </w:rPr>
+          <w:t>it</w:t>
+        </w:r>
+        <w:r>
+          <w:rPr>
+            <w:rStyle w:val="a6"/>
+            <w:rFonts w:ascii="Times New Roman" w:hAnsi="Times New Roman" w:cs="Times New Roman"/>
+            <w:color w:val="auto"/>
+            <w:sz w:val="24"/>
+            <w:szCs w:val="24"/>
+          </w:rPr>
+          <w:t>/</w:t>
+        </w:r>
+        <w:r>
+          <w:rPr>
+            <w:rStyle w:val="a6"/>
+            <w:rFonts w:ascii="Times New Roman" w:hAnsi="Times New Roman" w:cs="Times New Roman"/>
+            <w:color w:val="auto"/>
+            <w:sz w:val="24"/>
+            <w:szCs w:val="24"/>
+            <w:lang w:val="en-US"/>
+          </w:rPr>
+          <w:t>server</w:t>
+        </w:r>
+        <w:r>
+          <w:rPr>
+            <w:rStyle w:val="a6"/>
+            <w:rFonts w:ascii="Times New Roman" w:hAnsi="Times New Roman" w:cs="Times New Roman"/>
+            <w:color w:val="auto"/>
+            <w:sz w:val="24"/>
+            <w:szCs w:val="24"/>
+          </w:rPr>
+          <w:t>/</w:t>
+        </w:r>
+        <w:proofErr w:type="spellStart"/>
+        <w:r>
+          <w:rPr>
+            <w:rStyle w:val="a6"/>
+            <w:rFonts w:ascii="Times New Roman" w:hAnsi="Times New Roman" w:cs="Times New Roman"/>
+            <w:color w:val="auto"/>
+            <w:sz w:val="24"/>
+            <w:szCs w:val="24"/>
+            <w:lang w:val="en-US"/>
+          </w:rPr>
+          <w:t>api</w:t>
+        </w:r>
+        <w:proofErr w:type="spellEnd"/>
+        <w:r>
+          <w:rPr>
+            <w:rStyle w:val="a6"/>
+            <w:rFonts w:ascii="Times New Roman" w:hAnsi="Times New Roman" w:cs="Times New Roman"/>
+            <w:color w:val="auto"/>
+            <w:sz w:val="24"/>
+            <w:szCs w:val="24"/>
+          </w:rPr>
+          <w:t>/</w:t>
+        </w:r>
+        <w:r>
+          <w:rPr>
+            <w:rStyle w:val="a6"/>
+            <w:rFonts w:ascii="Times New Roman" w:hAnsi="Times New Roman" w:cs="Times New Roman"/>
+            <w:color w:val="auto"/>
+            <w:sz w:val="24"/>
+            <w:szCs w:val="24"/>
+            <w:lang w:val="en-US"/>
+          </w:rPr>
+          <w:t>core</w:t>
+        </w:r>
+        <w:r>
+          <w:rPr>
+            <w:rStyle w:val="a6"/>
+            <w:rFonts w:ascii="Times New Roman" w:hAnsi="Times New Roman" w:cs="Times New Roman"/>
+            <w:color w:val="auto"/>
+            <w:sz w:val="24"/>
+            <w:szCs w:val="24"/>
+          </w:rPr>
+          <w:t>/</w:t>
+        </w:r>
+        <w:r>
+          <w:rPr>
+            <w:rStyle w:val="a6"/>
+            <w:rFonts w:ascii="Times New Roman" w:hAnsi="Times New Roman" w:cs="Times New Roman"/>
+            <w:color w:val="auto"/>
+            <w:sz w:val="24"/>
+            <w:szCs w:val="24"/>
+            <w:lang w:val="en-US"/>
+          </w:rPr>
+          <w:t>bitstreams</w:t>
+        </w:r>
+        <w:r>
+          <w:rPr>
+            <w:rStyle w:val="a6"/>
+            <w:rFonts w:ascii="Times New Roman" w:hAnsi="Times New Roman" w:cs="Times New Roman"/>
+            <w:color w:val="auto"/>
+            <w:sz w:val="24"/>
+            <w:szCs w:val="24"/>
+          </w:rPr>
+          <w:t>/2</w:t>
+        </w:r>
+        <w:proofErr w:type="spellStart"/>
+        <w:r>
+          <w:rPr>
+            <w:rStyle w:val="a6"/>
+            <w:rFonts w:ascii="Times New Roman" w:hAnsi="Times New Roman" w:cs="Times New Roman"/>
+            <w:color w:val="auto"/>
+            <w:sz w:val="24"/>
+            <w:szCs w:val="24"/>
+            <w:lang w:val="en-US"/>
+          </w:rPr>
+          <w:t>aadcb</w:t>
+        </w:r>
+        <w:proofErr w:type="spellEnd"/>
+        <w:r>
+          <w:rPr>
+            <w:rStyle w:val="a6"/>
+            <w:rFonts w:ascii="Times New Roman" w:hAnsi="Times New Roman" w:cs="Times New Roman"/>
+            <w:color w:val="auto"/>
+            <w:sz w:val="24"/>
+            <w:szCs w:val="24"/>
+          </w:rPr>
+          <w:t>8</w:t>
+        </w:r>
+        <w:r>
+          <w:rPr>
+            <w:rStyle w:val="a6"/>
+            <w:rFonts w:ascii="Times New Roman" w:hAnsi="Times New Roman" w:cs="Times New Roman"/>
+            <w:color w:val="auto"/>
+            <w:sz w:val="24"/>
+            <w:szCs w:val="24"/>
+            <w:lang w:val="en-US"/>
+          </w:rPr>
+          <w:t>a</w:t>
+        </w:r>
+        <w:r>
+          <w:rPr>
+            <w:rStyle w:val="a6"/>
+            <w:rFonts w:ascii="Times New Roman" w:hAnsi="Times New Roman" w:cs="Times New Roman"/>
+            <w:color w:val="auto"/>
+            <w:sz w:val="24"/>
+            <w:szCs w:val="24"/>
+          </w:rPr>
+          <w:t>-6</w:t>
+        </w:r>
+        <w:r>
+          <w:rPr>
+            <w:rStyle w:val="a6"/>
+            <w:rFonts w:ascii="Times New Roman" w:hAnsi="Times New Roman" w:cs="Times New Roman"/>
+            <w:color w:val="auto"/>
+            <w:sz w:val="24"/>
+            <w:szCs w:val="24"/>
+            <w:lang w:val="en-US"/>
+          </w:rPr>
+          <w:t>b</w:t>
+        </w:r>
+        <w:r>
+          <w:rPr>
+            <w:rStyle w:val="a6"/>
+            <w:rFonts w:ascii="Times New Roman" w:hAnsi="Times New Roman" w:cs="Times New Roman"/>
+            <w:color w:val="auto"/>
+            <w:sz w:val="24"/>
+            <w:szCs w:val="24"/>
+          </w:rPr>
+          <w:t>1</w:t>
+        </w:r>
+        <w:r>
+          <w:rPr>
+            <w:rStyle w:val="a6"/>
+            <w:rFonts w:ascii="Times New Roman" w:hAnsi="Times New Roman" w:cs="Times New Roman"/>
+            <w:color w:val="auto"/>
+            <w:sz w:val="24"/>
+            <w:szCs w:val="24"/>
+            <w:lang w:val="en-US"/>
+          </w:rPr>
+          <w:t>a</w:t>
+        </w:r>
+        <w:r>
+          <w:rPr>
+            <w:rStyle w:val="a6"/>
+            <w:rFonts w:ascii="Times New Roman" w:hAnsi="Times New Roman" w:cs="Times New Roman"/>
+            <w:color w:val="auto"/>
+            <w:sz w:val="24"/>
+            <w:szCs w:val="24"/>
+          </w:rPr>
+          <w:t>-405</w:t>
+        </w:r>
+        <w:r>
+          <w:rPr>
+            <w:rStyle w:val="a6"/>
+            <w:rFonts w:ascii="Times New Roman" w:hAnsi="Times New Roman" w:cs="Times New Roman"/>
+            <w:color w:val="auto"/>
+            <w:sz w:val="24"/>
+            <w:szCs w:val="24"/>
+            <w:lang w:val="en-US"/>
+          </w:rPr>
+          <w:t>c</w:t>
+        </w:r>
+        <w:r>
+          <w:rPr>
+            <w:rStyle w:val="a6"/>
+            <w:rFonts w:ascii="Times New Roman" w:hAnsi="Times New Roman" w:cs="Times New Roman"/>
+            <w:color w:val="auto"/>
+            <w:sz w:val="24"/>
+            <w:szCs w:val="24"/>
+          </w:rPr>
+          <w:t>-8336-9133301</w:t>
+        </w:r>
+        <w:proofErr w:type="spellStart"/>
+        <w:r>
+          <w:rPr>
+            <w:rStyle w:val="a6"/>
+            <w:rFonts w:ascii="Times New Roman" w:hAnsi="Times New Roman" w:cs="Times New Roman"/>
+            <w:color w:val="auto"/>
+            <w:sz w:val="24"/>
+            <w:szCs w:val="24"/>
+            <w:lang w:val="en-US"/>
+          </w:rPr>
+          <w:t>ec</w:t>
+        </w:r>
+        <w:proofErr w:type="spellEnd"/>
+        <w:r>
+          <w:rPr>
+            <w:rStyle w:val="a6"/>
+            <w:rFonts w:ascii="Times New Roman" w:hAnsi="Times New Roman" w:cs="Times New Roman"/>
+            <w:color w:val="auto"/>
+            <w:sz w:val="24"/>
+            <w:szCs w:val="24"/>
+          </w:rPr>
+          <w:t>099/</w:t>
+        </w:r>
+        <w:r>
+          <w:rPr>
+            <w:rStyle w:val="a6"/>
+            <w:rFonts w:ascii="Times New Roman" w:hAnsi="Times New Roman" w:cs="Times New Roman"/>
+            <w:color w:val="auto"/>
+            <w:sz w:val="24"/>
+            <w:szCs w:val="24"/>
+            <w:lang w:val="en-US"/>
+          </w:rPr>
+          <w:t>content</w:t>
         </w:r>
       </w:hyperlink>
     </w:p>
@@ -6844,6 +7900,206 @@
           <w:lang w:val="en-US"/>
         </w:rPr>
       </w:pPr>
+    </w:p>
+    <w:p>
+      <w:pPr>
+        <w:rPr>
+          <w:rFonts w:ascii="Times New Roman" w:hAnsi="Times New Roman" w:cs="Times New Roman"/>
+          <w:sz w:val="24"/>
+          <w:szCs w:val="24"/>
+          <w:lang w:val="en-US"/>
+        </w:rPr>
+      </w:pPr>
+    </w:p>
+    <w:p>
+      <w:pPr>
+        <w:rPr>
+          <w:rFonts w:ascii="Times New Roman" w:hAnsi="Times New Roman" w:cs="Times New Roman"/>
+          <w:sz w:val="24"/>
+          <w:szCs w:val="24"/>
+        </w:rPr>
+      </w:pPr>
+      <w:r>
+        <w:rPr>
+          <w:rFonts w:ascii="Times New Roman" w:hAnsi="Times New Roman" w:cs="Times New Roman"/>
+          <w:sz w:val="24"/>
+          <w:szCs w:val="24"/>
+        </w:rPr>
+        <w:t xml:space="preserve">Сушков, А. Параметры в SQL‑запросах: для чего нужны и как их использовать / А. Сушков // Яндекс </w:t>
+      </w:r>
+      <w:proofErr w:type="gramStart"/>
+      <w:r>
+        <w:rPr>
+          <w:rFonts w:ascii="Times New Roman" w:hAnsi="Times New Roman" w:cs="Times New Roman"/>
+          <w:sz w:val="24"/>
+          <w:szCs w:val="24"/>
+        </w:rPr>
+        <w:t>Практикум :</w:t>
+      </w:r>
+      <w:proofErr w:type="gramEnd"/>
+      <w:r>
+        <w:rPr>
+          <w:rFonts w:ascii="Times New Roman" w:hAnsi="Times New Roman" w:cs="Times New Roman"/>
+          <w:sz w:val="24"/>
+          <w:szCs w:val="24"/>
+        </w:rPr>
+        <w:t xml:space="preserve"> блог : [сайт]. – 2026. – 21 апр. – URL: https://practicum.yandex.ru/blog/parametry-sql-zaprosov/ (дата обращения: 1</w:t>
+      </w:r>
+      <w:r>
+        <w:rPr>
+          <w:rFonts w:ascii="Times New Roman" w:hAnsi="Times New Roman" w:cs="Times New Roman"/>
+          <w:sz w:val="24"/>
+          <w:szCs w:val="24"/>
+        </w:rPr>
+        <w:t>7</w:t>
+      </w:r>
+      <w:r>
+        <w:rPr>
+          <w:rFonts w:ascii="Times New Roman" w:hAnsi="Times New Roman" w:cs="Times New Roman"/>
+          <w:sz w:val="24"/>
+          <w:szCs w:val="24"/>
+        </w:rPr>
+        <w:t>.0</w:t>
+      </w:r>
+      <w:r>
+        <w:rPr>
+          <w:rFonts w:ascii="Times New Roman" w:hAnsi="Times New Roman" w:cs="Times New Roman"/>
+          <w:sz w:val="24"/>
+          <w:szCs w:val="24"/>
+        </w:rPr>
+        <w:t>2</w:t>
+      </w:r>
+      <w:r>
+        <w:rPr>
+          <w:rFonts w:ascii="Times New Roman" w:hAnsi="Times New Roman" w:cs="Times New Roman"/>
+          <w:sz w:val="24"/>
+          <w:szCs w:val="24"/>
+        </w:rPr>
+        <w:t xml:space="preserve">.2026). – </w:t>
+      </w:r>
+      <w:proofErr w:type="gramStart"/>
+      <w:r>
+        <w:rPr>
+          <w:rFonts w:ascii="Times New Roman" w:hAnsi="Times New Roman" w:cs="Times New Roman"/>
+          <w:sz w:val="24"/>
+          <w:szCs w:val="24"/>
+        </w:rPr>
+        <w:t>Текст :</w:t>
+      </w:r>
+      <w:proofErr w:type="gramEnd"/>
+      <w:r>
+        <w:rPr>
+          <w:rFonts w:ascii="Times New Roman" w:hAnsi="Times New Roman" w:cs="Times New Roman"/>
+          <w:sz w:val="24"/>
+          <w:szCs w:val="24"/>
+        </w:rPr>
+        <w:t xml:space="preserve"> электронный.</w:t>
+      </w:r>
+    </w:p>
+    <w:p>
+      <w:pPr>
+        <w:rPr>
+          <w:rFonts w:ascii="Times New Roman" w:hAnsi="Times New Roman" w:cs="Times New Roman"/>
+          <w:sz w:val="24"/>
+          <w:szCs w:val="24"/>
+        </w:rPr>
+      </w:pPr>
+      <w:proofErr w:type="spellStart"/>
+      <w:r>
+        <w:rPr>
+          <w:rFonts w:ascii="Times New Roman" w:hAnsi="Times New Roman" w:cs="Times New Roman"/>
+          <w:sz w:val="24"/>
+          <w:szCs w:val="24"/>
+        </w:rPr>
+        <w:t>Брутфорс</w:t>
+      </w:r>
+      <w:proofErr w:type="spellEnd"/>
+      <w:r>
+        <w:rPr>
+          <w:rFonts w:ascii="Times New Roman" w:hAnsi="Times New Roman" w:cs="Times New Roman"/>
+          <w:sz w:val="24"/>
+          <w:szCs w:val="24"/>
+        </w:rPr>
+        <w:t xml:space="preserve">-атака: определение, примеры, защита // </w:t>
+      </w:r>
+      <w:proofErr w:type="spellStart"/>
+      <w:proofErr w:type="gramStart"/>
+      <w:r>
+        <w:rPr>
+          <w:rFonts w:ascii="Times New Roman" w:hAnsi="Times New Roman" w:cs="Times New Roman"/>
+          <w:sz w:val="24"/>
+          <w:szCs w:val="24"/>
+        </w:rPr>
+        <w:t>Kaspersky</w:t>
+      </w:r>
+      <w:proofErr w:type="spellEnd"/>
+      <w:r>
+        <w:rPr>
+          <w:rFonts w:ascii="Times New Roman" w:hAnsi="Times New Roman" w:cs="Times New Roman"/>
+          <w:sz w:val="24"/>
+          <w:szCs w:val="24"/>
+        </w:rPr>
+        <w:t xml:space="preserve"> :</w:t>
+      </w:r>
+      <w:proofErr w:type="gramEnd"/>
+      <w:r>
+        <w:rPr>
+          <w:rFonts w:ascii="Times New Roman" w:hAnsi="Times New Roman" w:cs="Times New Roman"/>
+          <w:sz w:val="24"/>
+          <w:szCs w:val="24"/>
+        </w:rPr>
+        <w:t xml:space="preserve"> Ресурсный центр : [сайт]. – URL: https://www.kaspersky.ru/resource-center/definitions/brute-force-attack (дата обращения: 1</w:t>
+      </w:r>
+      <w:r>
+        <w:rPr>
+          <w:rFonts w:ascii="Times New Roman" w:hAnsi="Times New Roman" w:cs="Times New Roman"/>
+          <w:sz w:val="24"/>
+          <w:szCs w:val="24"/>
+        </w:rPr>
+        <w:t>7</w:t>
+      </w:r>
+      <w:r>
+        <w:rPr>
+          <w:rFonts w:ascii="Times New Roman" w:hAnsi="Times New Roman" w:cs="Times New Roman"/>
+          <w:sz w:val="24"/>
+          <w:szCs w:val="24"/>
+        </w:rPr>
+        <w:t>.0</w:t>
+      </w:r>
+      <w:r>
+        <w:rPr>
+          <w:rFonts w:ascii="Times New Roman" w:hAnsi="Times New Roman" w:cs="Times New Roman"/>
+          <w:sz w:val="24"/>
+          <w:szCs w:val="24"/>
+        </w:rPr>
+        <w:t>2</w:t>
+      </w:r>
+      <w:r>
+        <w:rPr>
+          <w:rFonts w:ascii="Times New Roman" w:hAnsi="Times New Roman" w:cs="Times New Roman"/>
+          <w:sz w:val="24"/>
+          <w:szCs w:val="24"/>
+        </w:rPr>
+        <w:t xml:space="preserve">.2026). – </w:t>
+      </w:r>
+      <w:proofErr w:type="gramStart"/>
+      <w:r>
+        <w:rPr>
+          <w:rFonts w:ascii="Times New Roman" w:hAnsi="Times New Roman" w:cs="Times New Roman"/>
+          <w:sz w:val="24"/>
+          <w:szCs w:val="24"/>
+        </w:rPr>
+        <w:t>Текст :</w:t>
+      </w:r>
+      <w:proofErr w:type="gramEnd"/>
+      <w:r>
+        <w:rPr>
+          <w:rFonts w:ascii="Times New Roman" w:hAnsi="Times New Roman" w:cs="Times New Roman"/>
+          <w:sz w:val="24"/>
+          <w:szCs w:val="24"/>
+        </w:rPr>
+        <w:t xml:space="preserve"> электронный.</w:t>
+      </w:r>
     </w:p>
     <w:sectPr>
       <w:pgSz w:w="11906" w:h="16838"/>
@@ -6856,7 +8112,7 @@
 </file>
 
 <file path=word/numbering.xml><?xml version="1.0" encoding="utf-8"?>
-<w:numbering xmlns:wpc="http://schemas.microsoft.com/office/word/2010/wordprocessingCanvas" xmlns:cx="http://schemas.microsoft.com/office/drawing/2014/chartex" xmlns:cx1="http://schemas.microsoft.com/office/drawing/2015/9/8/chartex" xmlns:cx2="http://schemas.microsoft.com/office/drawing/2015/10/21/chartex" xmlns:cx3="http://schemas.microsoft.com/office/drawing/2016/5/9/chartex" xmlns:cx4="http://schemas.microsoft.com/office/drawing/2016/5/10/chartex" xmlns:cx5="http://schemas.microsoft.com/office/drawing/2016/5/11/chartex" xmlns:cx6="http://schemas.microsoft.com/office/drawing/2016/5/12/chartex" xmlns:cx7="http://schemas.microsoft.com/office/drawing/2016/5/13/chartex" xmlns:cx8="http://schemas.microsoft.com/office/drawing/2016/5/14/chartex" xmlns:mc="http://schemas.openxmlformats.org/markup-compatibility/2006" xmlns:aink="http://schemas.microsoft.com/office/drawing/2016/ink" xmlns:am3d="http://schemas.microsoft.com/office/drawing/2017/model3d" xmlns:o="urn:schemas-microsoft-com:office:office" xmlns:r="http://schemas.openxmlformats.org/officeDocument/2006/relationships" xmlns:m="http://schemas.openxmlformats.org/officeDocument/2006/math" xmlns:v="urn:schemas-microsoft-com:vml" xmlns:wp14="http://schemas.microsoft.com/office/word/2010/wordprocessingDrawing" xmlns:wp="http://schemas.openxmlformats.org/drawingml/2006/wordprocessingDrawing" xmlns:w10="urn:schemas-microsoft-com:office:word" xmlns:w="http://schemas.openxmlformats.org/wordprocessingml/2006/main" xmlns:w14="http://schemas.microsoft.com/office/word/2010/wordml" xmlns:w15="http://schemas.microsoft.com/office/word/2012/wordml" xmlns:w16cex="http://schemas.microsoft.com/office/word/2018/wordml/cex" xmlns:w16cid="http://schemas.microsoft.com/office/word/2016/wordml/cid" xmlns:w16="http://schemas.microsoft.com/office/word/2018/wordml" xmlns:w16sdtdh="http://schemas.microsoft.com/office/word/2020/wordml/sdtdatahash" xmlns:w16se="http://schemas.microsoft.com/office/word/2015/wordml/symex" xmlns:wpg="http://schemas.microsoft.com/office/word/2010/wordprocessingGroup" xmlns:wpi="http://schemas.microsoft.com/office/word/2010/wordprocessingInk" xmlns:wne="http://schemas.microsoft.com/office/word/2006/wordml" xmlns:wps="http://schemas.microsoft.com/office/word/2010/wordprocessingShape" mc:Ignorable="w14 w15 w16se w16cid w16 w16cex w16sdtdh wp14">
+<w:numbering xmlns:wpc="http://schemas.microsoft.com/office/word/2010/wordprocessingCanvas" xmlns:cx="http://schemas.microsoft.com/office/drawing/2014/chartex" xmlns:cx1="http://schemas.microsoft.com/office/drawing/2015/9/8/chartex" xmlns:cx2="http://schemas.microsoft.com/office/drawing/2015/10/21/chartex" xmlns:cx3="http://schemas.microsoft.com/office/drawing/2016/5/9/chartex" xmlns:cx4="http://schemas.microsoft.com/office/drawing/2016/5/10/chartex" xmlns:cx5="http://schemas.microsoft.com/office/drawing/2016/5/11/chartex" xmlns:cx6="http://schemas.microsoft.com/office/drawing/2016/5/12/chartex" xmlns:cx7="http://schemas.microsoft.com/office/drawing/2016/5/13/chartex" xmlns:cx8="http://schemas.microsoft.com/office/drawing/2016/5/14/chartex" xmlns:mc="http://schemas.openxmlformats.org/markup-compatibility/2006" xmlns:aink="http://schemas.microsoft.com/office/drawing/2016/ink" xmlns:am3d="http://schemas.microsoft.com/office/drawing/2017/model3d" xmlns:o="urn:schemas-microsoft-com:office:office" xmlns:r="http://schemas.openxmlformats.org/officeDocument/2006/relationships" xmlns:m="http://schemas.openxmlformats.org/officeDocument/2006/math" xmlns:v="urn:schemas-microsoft-com:vml" xmlns:wp14="http://schemas.microsoft.com/office/word/2010/wordprocessingDrawing" xmlns:wp="http://schemas.openxmlformats.org/drawingml/2006/wordprocessingDrawing" xmlns:w10="urn:schemas-microsoft-com:office:word" xmlns:w="http://schemas.openxmlformats.org/wordprocessingml/2006/main" xmlns:w14="http://schemas.microsoft.com/office/word/2010/wordml" xmlns:w15="http://schemas.microsoft.com/office/word/2012/wordml" xmlns:w16cex="http://schemas.microsoft.com/office/word/2018/wordml/cex" xmlns:w16cid="http://schemas.microsoft.com/office/word/2016/wordml/cid" xmlns:w16="http://schemas.microsoft.com/office/word/2018/wordml" xmlns:w16se="http://schemas.microsoft.com/office/word/2015/wordml/symex" xmlns:wpg="http://schemas.microsoft.com/office/word/2010/wordprocessingGroup" xmlns:wpi="http://schemas.microsoft.com/office/word/2010/wordprocessingInk" xmlns:wne="http://schemas.microsoft.com/office/word/2006/wordml" xmlns:wps="http://schemas.microsoft.com/office/word/2010/wordprocessingShape" mc:Ignorable="w14 w15 w16se w16cid w16 w16cex wp14">
   <w:abstractNum w:abstractNumId="0" w15:restartNumberingAfterBreak="0">
     <w:nsid w:val="4EFB3D94"/>
     <w:multiLevelType w:val="hybridMultilevel"/>
@@ -7066,7 +8322,7 @@
 </file>
 
 <file path=word/styles.xml><?xml version="1.0" encoding="utf-8"?>
-<w:styles xmlns:mc="http://schemas.openxmlformats.org/markup-compatibility/2006" xmlns:r="http://schemas.openxmlformats.org/officeDocument/2006/relationships" xmlns:w="http://schemas.openxmlformats.org/wordprocessingml/2006/main" xmlns:w14="http://schemas.microsoft.com/office/word/2010/wordml" xmlns:w15="http://schemas.microsoft.com/office/word/2012/wordml" xmlns:w16cex="http://schemas.microsoft.com/office/word/2018/wordml/cex" xmlns:w16cid="http://schemas.microsoft.com/office/word/2016/wordml/cid" xmlns:w16="http://schemas.microsoft.com/office/word/2018/wordml" xmlns:w16sdtdh="http://schemas.microsoft.com/office/word/2020/wordml/sdtdatahash" xmlns:w16se="http://schemas.microsoft.com/office/word/2015/wordml/symex" mc:Ignorable="w14 w15 w16se w16cid w16 w16cex w16sdtdh">
+<w:styles xmlns:mc="http://schemas.openxmlformats.org/markup-compatibility/2006" xmlns:r="http://schemas.openxmlformats.org/officeDocument/2006/relationships" xmlns:w="http://schemas.openxmlformats.org/wordprocessingml/2006/main" xmlns:w14="http://schemas.microsoft.com/office/word/2010/wordml" xmlns:w15="http://schemas.microsoft.com/office/word/2012/wordml" xmlns:w16cex="http://schemas.microsoft.com/office/word/2018/wordml/cex" xmlns:w16cid="http://schemas.microsoft.com/office/word/2016/wordml/cid" xmlns:w16="http://schemas.microsoft.com/office/word/2018/wordml" xmlns:w16se="http://schemas.microsoft.com/office/word/2015/wordml/symex" mc:Ignorable="w14 w15 w16se w16cid w16 w16cex">
   <w:docDefaults>
     <w:rPrDefault>
       <w:rPr>
@@ -7497,7 +8753,6 @@
     <w:basedOn w:val="a"/>
     <w:link w:val="a4"/>
     <w:uiPriority w:val="99"/>
-    <w:semiHidden/>
     <w:unhideWhenUsed/>
     <w:rsid w:val="008074D7"/>
     <w:pPr>
@@ -7513,7 +8768,6 @@
     <w:basedOn w:val="a0"/>
     <w:link w:val="a3"/>
     <w:uiPriority w:val="99"/>
-    <w:semiHidden/>
     <w:rsid w:val="008074D7"/>
     <w:rPr>
       <w:sz w:val="20"/>
